--- a/AI+通信调研汇报.docx
+++ b/AI+通信调研汇报.docx
@@ -171,6 +171,33 @@
     </w:p>
     <w:p>
       <w:pPr>
+        <w:numPr>
+          <w:ilvl w:val="0"/>
+          <w:numId w:val="0"/>
+        </w:numPr>
+        <w:spacing w:line="360" w:lineRule="auto"/>
+        <w:rPr>
+          <w:rFonts w:ascii="宋体" w:hAnsi="宋体" w:eastAsia="宋体" w:cs="宋体"/>
+          <w:sz w:val="24"/>
+          <w:szCs w:val="24"/>
+          <w:woUserID w:val="1"/>
+        </w:rPr>
+      </w:pPr>
+      <w:r>
+        <w:rPr>
+          <w:rFonts w:hint="eastAsia" w:ascii="宋体" w:hAnsi="宋体" w:eastAsia="宋体" w:cs="宋体"/>
+          <w:b/>
+          <w:bCs/>
+          <w:sz w:val="24"/>
+          <w:szCs w:val="24"/>
+          <w:lang w:val="en-US" w:eastAsia="zh"/>
+          <w:woUserID w:val="1"/>
+        </w:rPr>
+        <w:t>2、衔接段落</w:t>
+      </w:r>
+    </w:p>
+    <w:p>
+      <w:pPr>
         <w:spacing w:line="360" w:lineRule="auto"/>
         <w:ind w:firstLine="480" w:firstLineChars="200"/>
         <w:rPr>
@@ -331,35 +358,7 @@
     <w:p>
       <w:pPr>
         <w:numPr>
-          <w:numId w:val="0"/>
-        </w:numPr>
-        <w:spacing w:line="360" w:lineRule="auto"/>
-        <w:rPr>
-          <w:rFonts w:hint="eastAsia" w:ascii="宋体" w:hAnsi="宋体" w:eastAsia="宋体" w:cs="宋体"/>
-          <w:b/>
-          <w:bCs/>
-          <w:sz w:val="24"/>
-          <w:szCs w:val="24"/>
-          <w:lang w:val="en-US" w:eastAsia="zh"/>
-          <w:woUserID w:val="1"/>
-        </w:rPr>
-      </w:pPr>
-      <w:r>
-        <w:rPr>
-          <w:rFonts w:hint="eastAsia" w:ascii="宋体" w:hAnsi="宋体" w:eastAsia="宋体" w:cs="宋体"/>
-          <w:b/>
-          <w:bCs/>
-          <w:sz w:val="24"/>
-          <w:szCs w:val="24"/>
-          <w:lang w:val="en-US" w:eastAsia="zh"/>
-          <w:woUserID w:val="1"/>
-        </w:rPr>
-        <w:t>2、衔接段落</w:t>
-      </w:r>
-    </w:p>
-    <w:p>
-      <w:pPr>
-        <w:numPr>
+          <w:ilvl w:val="0"/>
           <w:numId w:val="0"/>
         </w:numPr>
         <w:spacing w:line="360" w:lineRule="auto"/>
@@ -378,7 +377,7 @@
           <w:szCs w:val="24"/>
           <w:woUserID w:val="1"/>
         </w:rPr>
-        <w:t>基于这三个趋势，我进一步把学术研究整理为四个方向：第一，AI 如何改进测试方法；第二，AI 如何分析测试结果并判断结果是否可信；第三，测试结果如何进一步驱动网络优化；第四，进一步关注空间智能与无线环境建模，研究如何结合环境信息与无线测量提升无线场景建模和预测能力。</w:t>
+        <w:t>基于这些产业进展，我又进一步看了相关学术研究。我把后续调研整理成四个方向：第一，AI 如何改进测试方法；第二，AI 如何分析测试结果并判断结果是否可信；第三，测试结果如何进一步驱动网络优化；第四，进一步关注空间智能与无线环境建模，研究如何结合环境信息与无线测量提升无线场景建模和预测能力。</w:t>
       </w:r>
     </w:p>
     <w:p>
@@ -418,6 +417,7 @@
         <w:keepLines w:val="0"/>
         <w:widowControl/>
         <w:numPr>
+          <w:ilvl w:val="0"/>
           <w:numId w:val="0"/>
         </w:numPr>
         <w:suppressLineNumbers w:val="0"/>
@@ -448,6 +448,7 @@
     <w:p>
       <w:pPr>
         <w:numPr>
+          <w:ilvl w:val="0"/>
           <w:numId w:val="0"/>
         </w:numPr>
         <w:spacing w:line="360" w:lineRule="auto"/>
@@ -472,20 +473,6618 @@
     <w:p>
       <w:pPr>
         <w:numPr>
+          <w:ilvl w:val="0"/>
           <w:numId w:val="0"/>
         </w:numPr>
         <w:spacing w:line="360" w:lineRule="auto"/>
         <w:ind w:leftChars="0" w:firstLine="420" w:firstLineChars="0"/>
         <w:rPr>
-          <w:rFonts w:hint="eastAsia" w:ascii="宋体" w:hAnsi="宋体" w:eastAsia="宋体" w:cs="宋体"/>
-          <w:sz w:val="24"/>
-          <w:szCs w:val="24"/>
-          <w:lang w:val="en-US" w:eastAsia="zh"/>
-          <w:woUserID w:val="1"/>
-        </w:rPr>
-      </w:pPr>
+          <w:rFonts w:ascii="宋体" w:hAnsi="宋体" w:eastAsia="宋体" w:cs="宋体"/>
+          <w:sz w:val="24"/>
+          <w:szCs w:val="24"/>
+          <w:woUserID w:val="1"/>
+        </w:rPr>
+      </w:pPr>
+      <w:r>
+        <w:rPr>
+          <w:rFonts w:ascii="宋体" w:hAnsi="宋体" w:eastAsia="宋体" w:cs="宋体"/>
+          <w:sz w:val="24"/>
+          <w:szCs w:val="24"/>
+          <w:woUserID w:val="1"/>
+        </w:rPr>
+        <w:t>我在这个方向里看到的核心问题其实就是：</w:t>
+      </w:r>
+      <w:r>
+        <w:rPr>
+          <w:rFonts w:ascii="宋体" w:hAnsi="宋体" w:eastAsia="宋体" w:cs="宋体"/>
+          <w:b/>
+          <w:bCs/>
+          <w:sz w:val="24"/>
+          <w:szCs w:val="24"/>
+          <w:woUserID w:val="1"/>
+        </w:rPr>
+        <w:t>AI 能不能不只是分析已经采集到的数据，而是进一步参与测试过程本身，动态决定什么时候测、测什么、测多少，以及哪些真实测试可以被减少或替代。</w:t>
+      </w:r>
+    </w:p>
+    <w:p>
+      <w:pPr>
+        <w:numPr>
+          <w:ilvl w:val="0"/>
+          <w:numId w:val="0"/>
+        </w:numPr>
+        <w:spacing w:line="360" w:lineRule="auto"/>
+        <w:ind w:leftChars="0" w:firstLine="420" w:firstLineChars="0"/>
+        <w:rPr>
+          <w:rFonts w:hint="eastAsia" w:ascii="宋体" w:hAnsi="宋体" w:eastAsia="宋体" w:cs="宋体"/>
+          <w:b w:val="0"/>
+          <w:bCs w:val="0"/>
+          <w:color w:val="000000"/>
+          <w:sz w:val="24"/>
+          <w:szCs w:val="24"/>
+          <w:lang w:val="en-US" w:eastAsia="zh"/>
+          <w:woUserID w:val="1"/>
+        </w:rPr>
+      </w:pPr>
+      <w:r>
+        <w:rPr>
+          <w:rFonts w:hint="eastAsia" w:ascii="宋体" w:hAnsi="宋体" w:eastAsia="宋体" w:cs="宋体"/>
+          <w:b w:val="0"/>
+          <w:bCs w:val="0"/>
+          <w:color w:val="000000"/>
+          <w:sz w:val="24"/>
+          <w:szCs w:val="24"/>
+          <w:lang w:val="en-US" w:eastAsia="zh"/>
+          <w:woUserID w:val="1"/>
+        </w:rPr>
+        <w:t>首先看到的是</w:t>
+      </w:r>
+      <w:r>
+        <w:rPr>
+          <w:rFonts w:hint="eastAsia" w:ascii="宋体" w:hAnsi="宋体" w:eastAsia="宋体" w:cs="宋体"/>
+          <w:b/>
+          <w:bCs/>
+          <w:color w:val="000000"/>
+          <w:sz w:val="24"/>
+          <w:szCs w:val="24"/>
+          <w:lang w:val="en-US" w:eastAsia="zh"/>
+          <w:woUserID w:val="1"/>
+        </w:rPr>
+        <w:t>华为面向网络数字孪生的数据采集专利</w:t>
+      </w:r>
+      <w:r>
+        <w:rPr>
+          <w:rFonts w:hint="eastAsia" w:ascii="宋体" w:hAnsi="宋体" w:eastAsia="宋体" w:cs="宋体"/>
+          <w:b w:val="0"/>
+          <w:bCs w:val="0"/>
+          <w:color w:val="000000"/>
+          <w:sz w:val="24"/>
+          <w:szCs w:val="24"/>
+          <w:lang w:val="en-US" w:eastAsia="zh"/>
+          <w:woUserID w:val="1"/>
+        </w:rPr>
+        <w:t>。它关注的问题比较基础：如果后面要建立网络数字孪生，到底应该采什么数据，以及多久采一次。</w:t>
+      </w:r>
+    </w:p>
+    <w:p>
+      <w:pPr>
+        <w:numPr>
+          <w:ilvl w:val="0"/>
+          <w:numId w:val="0"/>
+        </w:numPr>
+        <w:spacing w:line="360" w:lineRule="auto"/>
+        <w:ind w:leftChars="0" w:firstLine="420" w:firstLineChars="0"/>
+        <w:rPr>
+          <w:rFonts w:hint="eastAsia" w:ascii="宋体" w:hAnsi="宋体" w:eastAsia="宋体" w:cs="宋体"/>
+          <w:b w:val="0"/>
+          <w:bCs w:val="0"/>
+          <w:color w:val="000000"/>
+          <w:sz w:val="24"/>
+          <w:szCs w:val="24"/>
+          <w:lang w:val="en-US" w:eastAsia="zh"/>
+          <w:woUserID w:val="1"/>
+        </w:rPr>
+      </w:pPr>
+      <w:r>
+        <w:rPr>
+          <w:rFonts w:hint="eastAsia" w:ascii="宋体" w:hAnsi="宋体" w:eastAsia="宋体" w:cs="宋体"/>
+          <w:b w:val="0"/>
+          <w:bCs w:val="0"/>
+          <w:color w:val="000000"/>
+          <w:sz w:val="24"/>
+          <w:szCs w:val="24"/>
+          <w:lang w:val="en-US" w:eastAsia="zh"/>
+          <w:woUserID w:val="1"/>
+        </w:rPr>
+        <w:t>它和传统固定周期采集不同的地方在于，除了设备级 KPI，还强调业务流特征数据；同时支持静态和动态两种采集方式。当数据变化比较快时，可以增加采集，变化比较慢时则减少采集。</w:t>
+      </w:r>
+    </w:p>
+    <w:p>
+      <w:pPr>
+        <w:numPr>
+          <w:ilvl w:val="0"/>
+          <w:numId w:val="0"/>
+        </w:numPr>
+        <w:spacing w:line="360" w:lineRule="auto"/>
+        <w:ind w:leftChars="0" w:firstLine="420" w:firstLineChars="0"/>
+        <w:rPr>
+          <w:rStyle w:val="7"/>
+          <w:rFonts w:ascii="宋体" w:hAnsi="宋体" w:eastAsia="宋体" w:cs="宋体"/>
+          <w:sz w:val="24"/>
+          <w:szCs w:val="24"/>
+          <w:woUserID w:val="1"/>
+        </w:rPr>
+      </w:pPr>
+      <w:r>
+        <w:rPr>
+          <w:rFonts w:ascii="宋体" w:hAnsi="宋体" w:eastAsia="宋体" w:cs="宋体"/>
+          <w:sz w:val="24"/>
+          <w:szCs w:val="24"/>
+          <w:woUserID w:val="1"/>
+        </w:rPr>
+        <w:t>这项工作体现了一种比较明确的趋势：</w:t>
+      </w:r>
+      <w:r>
+        <w:rPr>
+          <w:rStyle w:val="7"/>
+          <w:rFonts w:ascii="宋体" w:hAnsi="宋体" w:eastAsia="宋体" w:cs="宋体"/>
+          <w:sz w:val="24"/>
+          <w:szCs w:val="24"/>
+          <w:woUserID w:val="1"/>
+        </w:rPr>
+        <w:t>测试频率和测试内容不一定提前固定，可以根据网络状态变化进行自适应调整。</w:t>
+      </w:r>
+    </w:p>
+    <w:p>
+      <w:pPr>
+        <w:numPr>
+          <w:ilvl w:val="0"/>
+          <w:numId w:val="0"/>
+        </w:numPr>
+        <w:spacing w:line="360" w:lineRule="auto"/>
+        <w:ind w:leftChars="0" w:firstLine="420" w:firstLineChars="0"/>
+        <w:rPr>
+          <w:rStyle w:val="7"/>
+          <w:rFonts w:hint="eastAsia" w:ascii="宋体" w:hAnsi="宋体" w:eastAsia="宋体" w:cs="宋体"/>
+          <w:b w:val="0"/>
+          <w:bCs w:val="0"/>
+          <w:sz w:val="24"/>
+          <w:szCs w:val="24"/>
+          <w:lang w:val="en-US" w:eastAsia="zh"/>
+          <w:woUserID w:val="1"/>
+        </w:rPr>
+      </w:pPr>
+      <w:r>
+        <w:rPr>
+          <w:rStyle w:val="7"/>
+          <w:rFonts w:hint="eastAsia" w:ascii="宋体" w:hAnsi="宋体" w:eastAsia="宋体" w:cs="宋体"/>
+          <w:b w:val="0"/>
+          <w:bCs w:val="0"/>
+          <w:sz w:val="24"/>
+          <w:szCs w:val="24"/>
+          <w:lang w:val="en-US" w:eastAsia="zh"/>
+          <w:woUserID w:val="1"/>
+        </w:rPr>
+        <w:t>但这个思路还比较宽泛，它解决的是“网络变化快就多采、变化慢就少采”。进一步的问题是：如何更明确地判断哪些时刻的数据最有价值？</w:t>
+      </w:r>
+    </w:p>
+    <w:p>
+      <w:pPr>
+        <w:numPr>
+          <w:ilvl w:val="0"/>
+          <w:numId w:val="0"/>
+        </w:numPr>
+        <w:spacing w:line="360" w:lineRule="auto"/>
+        <w:ind w:leftChars="0" w:firstLine="420" w:firstLineChars="0"/>
+        <w:rPr>
+          <w:rStyle w:val="7"/>
+          <w:rFonts w:hint="eastAsia" w:ascii="宋体" w:hAnsi="宋体" w:eastAsia="宋体" w:cs="宋体"/>
+          <w:b w:val="0"/>
+          <w:bCs w:val="0"/>
+          <w:sz w:val="24"/>
+          <w:szCs w:val="24"/>
+          <w:lang w:val="en-US" w:eastAsia="zh"/>
+          <w:woUserID w:val="1"/>
+        </w:rPr>
+      </w:pPr>
+      <w:r>
+        <w:rPr>
+          <w:rStyle w:val="7"/>
+          <w:rFonts w:hint="eastAsia" w:ascii="宋体" w:hAnsi="宋体" w:eastAsia="宋体" w:cs="宋体"/>
+          <w:b/>
+          <w:bCs/>
+          <w:sz w:val="24"/>
+          <w:szCs w:val="24"/>
+          <w:lang w:val="en-US" w:eastAsia="zh"/>
+          <w:woUserID w:val="1"/>
+        </w:rPr>
+        <w:t>高通的事件驱动数据采集</w:t>
+      </w:r>
+      <w:r>
+        <w:rPr>
+          <w:rStyle w:val="7"/>
+          <w:rFonts w:hint="eastAsia" w:ascii="宋体" w:hAnsi="宋体" w:eastAsia="宋体" w:cs="宋体"/>
+          <w:b w:val="0"/>
+          <w:bCs w:val="0"/>
+          <w:sz w:val="24"/>
+          <w:szCs w:val="24"/>
+          <w:lang w:val="en-US" w:eastAsia="zh"/>
+          <w:woUserID w:val="1"/>
+        </w:rPr>
+        <w:t>就是沿着这个思路继续往前走。UE 平时依旧会持续进行 RSRP、SINR 等物理层测量，并把最近一段数据保存在本地缓冲区；但只有发生信号骤降、切换、RLF、波束失败等关键事件时，才把事件前后的数据一起上报。</w:t>
+      </w:r>
+    </w:p>
+    <w:p>
+      <w:pPr>
+        <w:numPr>
+          <w:ilvl w:val="0"/>
+          <w:numId w:val="0"/>
+        </w:numPr>
+        <w:spacing w:line="360" w:lineRule="auto"/>
+        <w:ind w:leftChars="0" w:firstLine="420" w:firstLineChars="0"/>
+        <w:rPr>
+          <w:rStyle w:val="7"/>
+          <w:rFonts w:hint="eastAsia" w:ascii="宋体" w:hAnsi="宋体" w:eastAsia="宋体" w:cs="宋体"/>
+          <w:b w:val="0"/>
+          <w:bCs w:val="0"/>
+          <w:sz w:val="24"/>
+          <w:szCs w:val="24"/>
+          <w:lang w:val="en-US" w:eastAsia="zh"/>
+          <w:woUserID w:val="1"/>
+        </w:rPr>
+      </w:pPr>
+      <w:r>
+        <w:rPr>
+          <w:rStyle w:val="7"/>
+          <w:rFonts w:hint="eastAsia" w:ascii="宋体" w:hAnsi="宋体" w:eastAsia="宋体" w:cs="宋体"/>
+          <w:b/>
+          <w:bCs/>
+          <w:sz w:val="24"/>
+          <w:szCs w:val="24"/>
+          <w:lang w:val="en-US" w:eastAsia="zh"/>
+          <w:woUserID w:val="1"/>
+        </w:rPr>
+        <w:t>高通的事件驱动数据采集</w:t>
+      </w:r>
+      <w:r>
+        <w:rPr>
+          <w:rStyle w:val="7"/>
+          <w:rFonts w:hint="eastAsia" w:ascii="宋体" w:hAnsi="宋体" w:eastAsia="宋体" w:cs="宋体"/>
+          <w:b w:val="0"/>
+          <w:bCs w:val="0"/>
+          <w:sz w:val="24"/>
+          <w:szCs w:val="24"/>
+          <w:lang w:val="en-US" w:eastAsia="zh"/>
+          <w:woUserID w:val="1"/>
+        </w:rPr>
+        <w:t>就是沿着这个思路继续往前走。</w:t>
+      </w:r>
+      <w:r>
+        <w:rPr>
+          <w:rFonts w:ascii="宋体" w:hAnsi="宋体" w:eastAsia="宋体" w:cs="宋体"/>
+          <w:sz w:val="24"/>
+          <w:szCs w:val="24"/>
+          <w:woUserID w:val="1"/>
+        </w:rPr>
+        <w:t>这项专利关注的是，如何更有针对性地为网络侧 AI 模型采集训练数据。传统周期性上报会产生大量与关键网络事件无关的冗余样本，因此它把“持续测量”和“数据上报”分开：UE 平时持续保留近期测量数据，只有在切换、RLF、波束失败、信号突变等关键事件发生时，才提取事件前后的测量窗口并集中上报。这样做的重点不是简单减少测量，而是把上报资源集中到网络状态发生明显变化的关键阶段，同时保留事件发生前后的完整上下文，为 AI 模型训练提供更有价值的数据。</w:t>
+      </w:r>
+    </w:p>
+    <w:p>
+      <w:pPr>
+        <w:numPr>
+          <w:ilvl w:val="0"/>
+          <w:numId w:val="0"/>
+        </w:numPr>
+        <w:spacing w:line="360" w:lineRule="auto"/>
+        <w:ind w:leftChars="0" w:firstLine="420" w:firstLineChars="0"/>
+        <w:rPr>
+          <w:rStyle w:val="7"/>
+          <w:rFonts w:hint="eastAsia" w:ascii="宋体" w:hAnsi="宋体" w:eastAsia="宋体" w:cs="宋体"/>
+          <w:b w:val="0"/>
+          <w:bCs w:val="0"/>
+          <w:sz w:val="24"/>
+          <w:szCs w:val="24"/>
+          <w:lang w:val="en-US" w:eastAsia="zh"/>
+          <w:woUserID w:val="1"/>
+        </w:rPr>
+      </w:pPr>
+      <w:r>
+        <w:rPr>
+          <w:rStyle w:val="7"/>
+          <w:rFonts w:hint="eastAsia" w:ascii="宋体" w:hAnsi="宋体" w:eastAsia="宋体" w:cs="宋体"/>
+          <w:b w:val="0"/>
+          <w:bCs w:val="0"/>
+          <w:sz w:val="24"/>
+          <w:szCs w:val="24"/>
+          <w:lang w:val="en-US" w:eastAsia="zh"/>
+          <w:woUserID w:val="1"/>
+        </w:rPr>
+        <w:t>所以它给我的启示是：测试不一定围绕“时间周期”组织，也可以围绕“网络事件”组织。相比固定每隔一段时间上传一次数据，关键事件前后的数据往往更有训练和分析价值。</w:t>
+      </w:r>
+    </w:p>
+    <w:p>
+      <w:pPr>
+        <w:numPr>
+          <w:ilvl w:val="0"/>
+          <w:numId w:val="0"/>
+        </w:numPr>
+        <w:spacing w:line="360" w:lineRule="auto"/>
+        <w:ind w:leftChars="0" w:firstLine="420" w:firstLineChars="0"/>
+        <w:rPr>
+          <w:rStyle w:val="7"/>
+          <w:rFonts w:hint="eastAsia" w:ascii="宋体" w:hAnsi="宋体" w:eastAsia="宋体" w:cs="宋体"/>
+          <w:b w:val="0"/>
+          <w:bCs w:val="0"/>
+          <w:sz w:val="24"/>
+          <w:szCs w:val="24"/>
+          <w:lang w:val="en-US" w:eastAsia="zh"/>
+          <w:woUserID w:val="1"/>
+        </w:rPr>
+      </w:pPr>
+      <w:r>
+        <w:rPr>
+          <w:rStyle w:val="7"/>
+          <w:rFonts w:hint="eastAsia" w:ascii="宋体" w:hAnsi="宋体" w:eastAsia="宋体" w:cs="宋体"/>
+          <w:b w:val="0"/>
+          <w:bCs w:val="0"/>
+          <w:sz w:val="24"/>
+          <w:szCs w:val="24"/>
+          <w:lang w:val="en-US" w:eastAsia="zh"/>
+          <w:woUserID w:val="1"/>
+        </w:rPr>
+        <w:t>前面华为和高通更多还是从网络状态和网络事件出发，但实际终端还有很多网络侧并不完全掌握的信息，例如电量、移动速度、隐私设置以及历史 QoE。</w:t>
+      </w:r>
+    </w:p>
+    <w:p>
+      <w:pPr>
+        <w:numPr>
+          <w:ilvl w:val="0"/>
+          <w:numId w:val="0"/>
+        </w:numPr>
+        <w:spacing w:line="360" w:lineRule="auto"/>
+        <w:ind w:leftChars="0" w:firstLine="420" w:firstLineChars="0"/>
+        <w:rPr>
+          <w:rStyle w:val="7"/>
+          <w:rFonts w:hint="eastAsia" w:ascii="宋体" w:hAnsi="宋体" w:eastAsia="宋体" w:cs="宋体"/>
+          <w:b w:val="0"/>
+          <w:bCs w:val="0"/>
+          <w:sz w:val="24"/>
+          <w:szCs w:val="24"/>
+          <w:lang w:val="en-US" w:eastAsia="zh"/>
+          <w:woUserID w:val="1"/>
+        </w:rPr>
+      </w:pPr>
+      <w:r>
+        <w:rPr>
+          <w:rStyle w:val="7"/>
+          <w:rFonts w:hint="eastAsia" w:ascii="宋体" w:hAnsi="宋体" w:eastAsia="宋体" w:cs="宋体"/>
+          <w:b w:val="0"/>
+          <w:bCs w:val="0"/>
+          <w:sz w:val="24"/>
+          <w:szCs w:val="24"/>
+          <w:lang w:val="en-US" w:eastAsia="zh"/>
+          <w:woUserID w:val="1"/>
+        </w:rPr>
+        <w:t>所以我又看了</w:t>
+      </w:r>
+      <w:r>
+        <w:rPr>
+          <w:rStyle w:val="7"/>
+          <w:rFonts w:hint="eastAsia" w:ascii="宋体" w:hAnsi="宋体" w:eastAsia="宋体" w:cs="宋体"/>
+          <w:b/>
+          <w:bCs/>
+          <w:sz w:val="24"/>
+          <w:szCs w:val="24"/>
+          <w:lang w:val="en-US" w:eastAsia="zh"/>
+          <w:woUserID w:val="1"/>
+        </w:rPr>
+        <w:t>苹果关于 UE 主动触发 QoE 测量上报重配置的专利</w:t>
+      </w:r>
+      <w:r>
+        <w:rPr>
+          <w:rStyle w:val="7"/>
+          <w:rFonts w:hint="eastAsia" w:ascii="宋体" w:hAnsi="宋体" w:eastAsia="宋体" w:cs="宋体"/>
+          <w:b w:val="0"/>
+          <w:bCs w:val="0"/>
+          <w:sz w:val="24"/>
+          <w:szCs w:val="24"/>
+          <w:lang w:val="en-US" w:eastAsia="zh"/>
+          <w:woUserID w:val="1"/>
+        </w:rPr>
+        <w:t>。它比较有意思的一点是，UE 不再只是被动执行网络下发的测量配置，而是可以根据自身状态主动请求暂停、恢复或者调整 QoE 上报策略。</w:t>
+      </w:r>
+    </w:p>
+    <w:p>
+      <w:pPr>
+        <w:numPr>
+          <w:ilvl w:val="0"/>
+          <w:numId w:val="0"/>
+        </w:numPr>
+        <w:spacing w:line="360" w:lineRule="auto"/>
+        <w:ind w:leftChars="0" w:firstLine="420" w:firstLineChars="0"/>
+        <w:rPr>
+          <w:rStyle w:val="7"/>
+          <w:rFonts w:hint="eastAsia" w:ascii="宋体" w:hAnsi="宋体" w:eastAsia="宋体" w:cs="宋体"/>
+          <w:b w:val="0"/>
+          <w:bCs w:val="0"/>
+          <w:sz w:val="24"/>
+          <w:szCs w:val="24"/>
+          <w:lang w:val="en-US" w:eastAsia="zh"/>
+          <w:woUserID w:val="1"/>
+        </w:rPr>
+      </w:pPr>
+      <w:r>
+        <w:rPr>
+          <w:rStyle w:val="7"/>
+          <w:rFonts w:hint="eastAsia" w:ascii="宋体" w:hAnsi="宋体" w:eastAsia="宋体" w:cs="宋体"/>
+          <w:b w:val="0"/>
+          <w:bCs w:val="0"/>
+          <w:sz w:val="24"/>
+          <w:szCs w:val="24"/>
+          <w:lang w:val="en-US" w:eastAsia="zh"/>
+          <w:woUserID w:val="1"/>
+        </w:rPr>
+        <w:t>这就把自适应测量又扩展了一层：以后决定“要不要测、多久报一次”时，不一定只看网络状态，也可以把终端自己的状态和业务体验一起考虑进去。</w:t>
+      </w:r>
+    </w:p>
+    <w:p>
+      <w:pPr>
+        <w:numPr>
+          <w:ilvl w:val="0"/>
+          <w:numId w:val="0"/>
+        </w:numPr>
+        <w:spacing w:line="360" w:lineRule="auto"/>
+        <w:ind w:leftChars="0" w:firstLine="420" w:firstLineChars="0"/>
+        <w:rPr>
+          <w:rStyle w:val="7"/>
+          <w:rFonts w:hint="eastAsia" w:ascii="宋体" w:hAnsi="宋体" w:eastAsia="宋体" w:cs="宋体"/>
+          <w:b w:val="0"/>
+          <w:bCs w:val="0"/>
+          <w:sz w:val="24"/>
+          <w:szCs w:val="24"/>
+          <w:lang w:val="en-US" w:eastAsia="zh"/>
+          <w:woUserID w:val="1"/>
+        </w:rPr>
+      </w:pPr>
+      <w:r>
+        <w:rPr>
+          <w:rStyle w:val="7"/>
+          <w:rFonts w:hint="eastAsia" w:ascii="宋体" w:hAnsi="宋体" w:eastAsia="宋体" w:cs="宋体"/>
+          <w:b w:val="0"/>
+          <w:bCs w:val="0"/>
+          <w:sz w:val="24"/>
+          <w:szCs w:val="24"/>
+          <w:lang w:val="en-US" w:eastAsia="zh"/>
+          <w:woUserID w:val="1"/>
+        </w:rPr>
+        <w:t>到这里，前三项工作主要解决的是测试策略和触发机制：什么时候应该多测、什么时候可以少测，以及网络和终端如何共同决定测量节奏。</w:t>
+      </w:r>
+    </w:p>
+    <w:p>
+      <w:pPr>
+        <w:numPr>
+          <w:ilvl w:val="0"/>
+          <w:numId w:val="0"/>
+        </w:numPr>
+        <w:spacing w:line="360" w:lineRule="auto"/>
+        <w:ind w:leftChars="0" w:firstLine="420" w:firstLineChars="0"/>
+        <w:rPr>
+          <w:rStyle w:val="7"/>
+          <w:rFonts w:hint="eastAsia" w:ascii="宋体" w:hAnsi="宋体" w:eastAsia="宋体" w:cs="宋体"/>
+          <w:b w:val="0"/>
+          <w:bCs w:val="0"/>
+          <w:sz w:val="24"/>
+          <w:szCs w:val="24"/>
+          <w:lang w:val="en-US" w:eastAsia="zh"/>
+          <w:woUserID w:val="1"/>
+        </w:rPr>
+      </w:pPr>
+      <w:r>
+        <w:rPr>
+          <w:rStyle w:val="7"/>
+          <w:rFonts w:hint="eastAsia" w:ascii="宋体" w:hAnsi="宋体" w:eastAsia="宋体" w:cs="宋体"/>
+          <w:b w:val="0"/>
+          <w:bCs w:val="0"/>
+          <w:sz w:val="24"/>
+          <w:szCs w:val="24"/>
+          <w:lang w:val="en-US" w:eastAsia="zh"/>
+          <w:woUserID w:val="1"/>
+        </w:rPr>
+        <w:t>但即使确定了某个时刻确实需要测试，还有第二个问题：每次测试是不是一定要把所有信息完整测一遍？</w:t>
+      </w:r>
+    </w:p>
+    <w:p>
+      <w:pPr>
+        <w:numPr>
+          <w:ilvl w:val="0"/>
+          <w:numId w:val="0"/>
+        </w:numPr>
+        <w:spacing w:line="360" w:lineRule="auto"/>
+        <w:ind w:leftChars="0" w:firstLine="420" w:firstLineChars="0"/>
+        <w:rPr>
+          <w:rStyle w:val="7"/>
+          <w:rFonts w:hint="eastAsia" w:ascii="宋体" w:hAnsi="宋体" w:eastAsia="宋体" w:cs="宋体"/>
+          <w:b w:val="0"/>
+          <w:bCs w:val="0"/>
+          <w:sz w:val="24"/>
+          <w:szCs w:val="24"/>
+          <w:lang w:val="en-US" w:eastAsia="zh"/>
+          <w:woUserID w:val="1"/>
+        </w:rPr>
+      </w:pPr>
+      <w:r>
+        <w:rPr>
+          <w:rStyle w:val="7"/>
+          <w:rFonts w:hint="eastAsia" w:ascii="宋体" w:hAnsi="宋体" w:eastAsia="宋体" w:cs="宋体"/>
+          <w:b w:val="0"/>
+          <w:bCs w:val="0"/>
+          <w:sz w:val="24"/>
+          <w:szCs w:val="24"/>
+          <w:lang w:val="en-US" w:eastAsia="zh"/>
+          <w:woUserID w:val="1"/>
+        </w:rPr>
+        <w:t>高铁这篇工作就比较典型。高速移动场景中，如果把所有候选波束都完整扫描，测量开销会很大；同时，如果仍然等到传统 A3 条件真正满足以后才做切换，高速场景又可能来不及。</w:t>
+      </w:r>
+    </w:p>
+    <w:p>
+      <w:pPr>
+        <w:numPr>
+          <w:ilvl w:val="0"/>
+          <w:numId w:val="0"/>
+        </w:numPr>
+        <w:spacing w:line="360" w:lineRule="auto"/>
+        <w:ind w:leftChars="0" w:firstLine="420" w:firstLineChars="0"/>
+        <w:rPr>
+          <w:rStyle w:val="7"/>
+          <w:rFonts w:hint="eastAsia" w:ascii="宋体" w:hAnsi="宋体" w:eastAsia="宋体" w:cs="宋体"/>
+          <w:b w:val="0"/>
+          <w:bCs w:val="0"/>
+          <w:sz w:val="24"/>
+          <w:szCs w:val="24"/>
+          <w:lang w:val="en-US" w:eastAsia="zh"/>
+          <w:woUserID w:val="1"/>
+        </w:rPr>
+      </w:pPr>
+      <w:r>
+        <w:rPr>
+          <w:rStyle w:val="7"/>
+          <w:rFonts w:hint="eastAsia" w:ascii="宋体" w:hAnsi="宋体" w:eastAsia="宋体" w:cs="宋体"/>
+          <w:b w:val="0"/>
+          <w:bCs w:val="0"/>
+          <w:sz w:val="24"/>
+          <w:szCs w:val="24"/>
+          <w:lang w:val="en-US" w:eastAsia="zh"/>
+          <w:woUserID w:val="1"/>
+        </w:rPr>
+        <w:t>所以论文其实做了两件互补的事情。</w:t>
+      </w:r>
+    </w:p>
+    <w:p>
+      <w:pPr>
+        <w:numPr>
+          <w:ilvl w:val="0"/>
+          <w:numId w:val="0"/>
+        </w:numPr>
+        <w:spacing w:line="360" w:lineRule="auto"/>
+        <w:ind w:leftChars="0" w:firstLine="420" w:firstLineChars="0"/>
+        <w:rPr>
+          <w:rStyle w:val="7"/>
+          <w:rFonts w:hint="eastAsia" w:ascii="宋体" w:hAnsi="宋体" w:eastAsia="宋体" w:cs="宋体"/>
+          <w:b w:val="0"/>
+          <w:bCs w:val="0"/>
+          <w:sz w:val="24"/>
+          <w:szCs w:val="24"/>
+          <w:lang w:val="en-US" w:eastAsia="zh"/>
+          <w:woUserID w:val="1"/>
+        </w:rPr>
+      </w:pPr>
+      <w:r>
+        <w:rPr>
+          <w:rStyle w:val="7"/>
+          <w:rFonts w:hint="eastAsia" w:ascii="宋体" w:hAnsi="宋体" w:eastAsia="宋体" w:cs="宋体"/>
+          <w:b w:val="0"/>
+          <w:bCs w:val="0"/>
+          <w:sz w:val="24"/>
+          <w:szCs w:val="24"/>
+          <w:lang w:val="en-US" w:eastAsia="zh"/>
+          <w:woUserID w:val="1"/>
+        </w:rPr>
+        <w:t>第一，在波束级，用压缩测量减少需要直接获取的波束信息，再利用 AI 恢复或预测更完整的波束状态；第二，在小区级，根据历史部分波束测量预测未来 L3-RSRP，从“发生以后再响应”变成“根据未来风险提前做判断”。</w:t>
+      </w:r>
+    </w:p>
+    <w:p>
+      <w:pPr>
+        <w:numPr>
+          <w:ilvl w:val="0"/>
+          <w:numId w:val="0"/>
+        </w:numPr>
+        <w:spacing w:line="360" w:lineRule="auto"/>
+        <w:ind w:leftChars="0" w:firstLine="420" w:firstLineChars="0"/>
+        <w:rPr>
+          <w:rStyle w:val="7"/>
+          <w:rFonts w:hint="eastAsia" w:ascii="宋体" w:hAnsi="宋体" w:eastAsia="宋体" w:cs="宋体"/>
+          <w:b w:val="0"/>
+          <w:bCs w:val="0"/>
+          <w:sz w:val="24"/>
+          <w:szCs w:val="24"/>
+          <w:lang w:val="en-US" w:eastAsia="zh"/>
+          <w:woUserID w:val="1"/>
+        </w:rPr>
+      </w:pPr>
+      <w:r>
+        <w:rPr>
+          <w:rStyle w:val="7"/>
+          <w:rFonts w:hint="eastAsia" w:ascii="宋体" w:hAnsi="宋体" w:eastAsia="宋体" w:cs="宋体"/>
+          <w:b w:val="0"/>
+          <w:bCs w:val="0"/>
+          <w:sz w:val="24"/>
+          <w:szCs w:val="24"/>
+          <w:lang w:val="en-US" w:eastAsia="zh"/>
+          <w:woUserID w:val="1"/>
+        </w:rPr>
+        <w:t>我觉得这篇对方向一特别有启发，因为它把两个问题放到了一起：不仅要决定什么时候值得重点测，还要研究每次测量怎样用更少的观测获得足够的信息。</w:t>
+      </w:r>
+    </w:p>
+    <w:p>
+      <w:pPr>
+        <w:numPr>
+          <w:ilvl w:val="0"/>
+          <w:numId w:val="0"/>
+        </w:numPr>
+        <w:spacing w:line="360" w:lineRule="auto"/>
+        <w:ind w:leftChars="0" w:firstLine="420" w:firstLineChars="0"/>
+        <w:rPr>
+          <w:rStyle w:val="7"/>
+          <w:rFonts w:ascii="宋体" w:hAnsi="宋体" w:eastAsia="宋体" w:cs="宋体"/>
+          <w:sz w:val="24"/>
+          <w:szCs w:val="24"/>
+          <w:woUserID w:val="1"/>
+        </w:rPr>
+      </w:pPr>
+      <w:r>
+        <w:rPr>
+          <w:rFonts w:ascii="宋体" w:hAnsi="宋体" w:eastAsia="宋体" w:cs="宋体"/>
+          <w:sz w:val="24"/>
+          <w:szCs w:val="24"/>
+          <w:woUserID w:val="1"/>
+        </w:rPr>
+        <w:t>前面高铁论文减少的是“测量本身的数量”，但数据一旦已经采集出来，还存在传输和存储成本。所以我又进一步看了一个问题：</w:t>
+      </w:r>
+      <w:r>
+        <w:rPr>
+          <w:rStyle w:val="7"/>
+          <w:rFonts w:ascii="宋体" w:hAnsi="宋体" w:eastAsia="宋体" w:cs="宋体"/>
+          <w:sz w:val="24"/>
+          <w:szCs w:val="24"/>
+          <w:woUserID w:val="1"/>
+        </w:rPr>
+        <w:t>是不是所有 KPI 都必须用原始精度保存？</w:t>
+      </w:r>
+    </w:p>
+    <w:p>
+      <w:pPr>
+        <w:numPr>
+          <w:ilvl w:val="0"/>
+          <w:numId w:val="0"/>
+        </w:numPr>
+        <w:spacing w:line="360" w:lineRule="auto"/>
+        <w:ind w:leftChars="0" w:firstLine="420" w:firstLineChars="0"/>
+        <w:rPr>
+          <w:rStyle w:val="7"/>
+          <w:rFonts w:hint="eastAsia" w:ascii="宋体" w:hAnsi="宋体" w:eastAsia="宋体" w:cs="宋体"/>
+          <w:b w:val="0"/>
+          <w:bCs w:val="0"/>
+          <w:sz w:val="24"/>
+          <w:szCs w:val="24"/>
+          <w:lang w:val="en-US" w:eastAsia="zh"/>
+          <w:woUserID w:val="1"/>
+        </w:rPr>
+      </w:pPr>
+      <w:r>
+        <w:rPr>
+          <w:rStyle w:val="7"/>
+          <w:rFonts w:hint="eastAsia" w:ascii="宋体" w:hAnsi="宋体" w:eastAsia="宋体" w:cs="宋体"/>
+          <w:b w:val="0"/>
+          <w:bCs w:val="0"/>
+          <w:sz w:val="24"/>
+          <w:szCs w:val="24"/>
+          <w:lang w:val="en-US" w:eastAsia="zh"/>
+          <w:woUserID w:val="1"/>
+        </w:rPr>
+        <w:t>KPI Compression 这篇工作对我最有启发的地方，不是某一种压缩算法本身，而是它提出了一种“以最终任务效果决定数据精度”的思路。</w:t>
+      </w:r>
+    </w:p>
+    <w:p>
+      <w:pPr>
+        <w:numPr>
+          <w:ilvl w:val="0"/>
+          <w:numId w:val="0"/>
+        </w:numPr>
+        <w:spacing w:line="360" w:lineRule="auto"/>
+        <w:ind w:leftChars="0" w:firstLine="420" w:firstLineChars="0"/>
+        <w:rPr>
+          <w:rStyle w:val="7"/>
+          <w:rFonts w:hint="eastAsia" w:ascii="宋体" w:hAnsi="宋体" w:eastAsia="宋体" w:cs="宋体"/>
+          <w:b w:val="0"/>
+          <w:bCs w:val="0"/>
+          <w:sz w:val="24"/>
+          <w:szCs w:val="24"/>
+          <w:lang w:val="en-US" w:eastAsia="zh"/>
+          <w:woUserID w:val="1"/>
+        </w:rPr>
+      </w:pPr>
+      <w:r>
+        <w:rPr>
+          <w:rStyle w:val="7"/>
+          <w:rFonts w:hint="eastAsia" w:ascii="宋体" w:hAnsi="宋体" w:eastAsia="宋体" w:cs="宋体"/>
+          <w:b w:val="0"/>
+          <w:bCs w:val="0"/>
+          <w:sz w:val="24"/>
+          <w:szCs w:val="24"/>
+          <w:lang w:val="en-US" w:eastAsia="zh"/>
+          <w:woUserID w:val="1"/>
+        </w:rPr>
+        <w:t>也就是说，压缩不能只看压缩率，还要看压缩以后流量预测、聚合分析这些下游任务是否受到影响。如果网络状态比较稳定、下游任务对精度不敏感，就可以压得更狠；如果处于异常区间或者这些数据对后续判断很重要，就保留更高精度。</w:t>
+      </w:r>
+    </w:p>
+    <w:p>
+      <w:pPr>
+        <w:numPr>
+          <w:ilvl w:val="0"/>
+          <w:numId w:val="0"/>
+        </w:numPr>
+        <w:spacing w:line="360" w:lineRule="auto"/>
+        <w:ind w:leftChars="0" w:firstLine="420" w:firstLineChars="0"/>
+        <w:rPr>
+          <w:rStyle w:val="7"/>
+          <w:rFonts w:hint="eastAsia" w:ascii="宋体" w:hAnsi="宋体" w:eastAsia="宋体" w:cs="宋体"/>
+          <w:sz w:val="24"/>
+          <w:szCs w:val="24"/>
+          <w:lang w:val="en-US" w:eastAsia="zh"/>
+          <w:woUserID w:val="1"/>
+        </w:rPr>
+      </w:pPr>
+      <w:r>
+        <w:rPr>
+          <w:rStyle w:val="7"/>
+          <w:rFonts w:hint="eastAsia" w:ascii="宋体" w:hAnsi="宋体" w:eastAsia="宋体" w:cs="宋体"/>
+          <w:b w:val="0"/>
+          <w:bCs w:val="0"/>
+          <w:sz w:val="24"/>
+          <w:szCs w:val="24"/>
+          <w:lang w:val="en-US" w:eastAsia="zh"/>
+          <w:woUserID w:val="1"/>
+        </w:rPr>
+        <w:t>因此它实际上又给自适应测试增加了一个新的决策变量：</w:t>
+      </w:r>
+      <w:r>
+        <w:rPr>
+          <w:rStyle w:val="7"/>
+          <w:rFonts w:hint="eastAsia" w:ascii="宋体" w:hAnsi="宋体" w:eastAsia="宋体" w:cs="宋体"/>
+          <w:sz w:val="24"/>
+          <w:szCs w:val="24"/>
+          <w:lang w:val="en-US" w:eastAsia="zh"/>
+          <w:woUserID w:val="1"/>
+        </w:rPr>
+        <w:t>不仅决定测不测、测多少，还可以决定数据保存到什么精度。</w:t>
+      </w:r>
+    </w:p>
+    <w:p>
+      <w:pPr>
+        <w:numPr>
+          <w:ilvl w:val="0"/>
+          <w:numId w:val="0"/>
+        </w:numPr>
+        <w:spacing w:line="360" w:lineRule="auto"/>
+        <w:ind w:leftChars="0" w:firstLine="420" w:firstLineChars="0"/>
+        <w:rPr>
+          <w:rStyle w:val="7"/>
+          <w:rFonts w:hint="eastAsia" w:ascii="宋体" w:hAnsi="宋体" w:eastAsia="宋体" w:cs="宋体"/>
+          <w:b w:val="0"/>
+          <w:bCs w:val="0"/>
+          <w:sz w:val="24"/>
+          <w:szCs w:val="24"/>
+          <w:lang w:val="en-US" w:eastAsia="zh"/>
+          <w:woUserID w:val="1"/>
+        </w:rPr>
+      </w:pPr>
+      <w:r>
+        <w:rPr>
+          <w:rStyle w:val="7"/>
+          <w:rFonts w:hint="eastAsia" w:ascii="宋体" w:hAnsi="宋体" w:eastAsia="宋体" w:cs="宋体"/>
+          <w:b w:val="0"/>
+          <w:bCs w:val="0"/>
+          <w:sz w:val="24"/>
+          <w:szCs w:val="24"/>
+          <w:lang w:val="en-US" w:eastAsia="zh"/>
+          <w:woUserID w:val="1"/>
+        </w:rPr>
+        <w:t>前面的工作，无论是动态采集、事件触发、压缩测量还是 KPI 压缩，本质上还是在想办法降低真实测试本身的成本。</w:t>
+      </w:r>
+    </w:p>
+    <w:p>
+      <w:pPr>
+        <w:numPr>
+          <w:ilvl w:val="0"/>
+          <w:numId w:val="0"/>
+        </w:numPr>
+        <w:spacing w:line="360" w:lineRule="auto"/>
+        <w:ind w:leftChars="0" w:firstLine="420" w:firstLineChars="0"/>
+        <w:rPr>
+          <w:rStyle w:val="7"/>
+          <w:rFonts w:hint="eastAsia" w:ascii="宋体" w:hAnsi="宋体" w:eastAsia="宋体" w:cs="宋体"/>
+          <w:sz w:val="24"/>
+          <w:szCs w:val="24"/>
+          <w:lang w:val="en-US" w:eastAsia="zh"/>
+          <w:woUserID w:val="1"/>
+        </w:rPr>
+      </w:pPr>
+      <w:r>
+        <w:rPr>
+          <w:rStyle w:val="7"/>
+          <w:rFonts w:hint="eastAsia" w:ascii="宋体" w:hAnsi="宋体" w:eastAsia="宋体" w:cs="宋体"/>
+          <w:b w:val="0"/>
+          <w:bCs w:val="0"/>
+          <w:sz w:val="24"/>
+          <w:szCs w:val="24"/>
+          <w:lang w:val="en-US" w:eastAsia="zh"/>
+          <w:woUserID w:val="1"/>
+        </w:rPr>
+        <w:t>那再进一步，有没有可能</w:t>
+      </w:r>
+      <w:r>
+        <w:rPr>
+          <w:rStyle w:val="7"/>
+          <w:rFonts w:hint="eastAsia" w:ascii="宋体" w:hAnsi="宋体" w:eastAsia="宋体" w:cs="宋体"/>
+          <w:b/>
+          <w:bCs/>
+          <w:sz w:val="24"/>
+          <w:szCs w:val="24"/>
+          <w:lang w:val="en-US" w:eastAsia="zh"/>
+          <w:woUserID w:val="1"/>
+        </w:rPr>
+        <w:t>真实测试只做很少一部分，剩下大量测试直接交给模型去完成</w:t>
+      </w:r>
+      <w:r>
+        <w:rPr>
+          <w:rStyle w:val="7"/>
+          <w:rFonts w:hint="eastAsia" w:ascii="宋体" w:hAnsi="宋体" w:eastAsia="宋体" w:cs="宋体"/>
+          <w:b w:val="0"/>
+          <w:bCs w:val="0"/>
+          <w:sz w:val="24"/>
+          <w:szCs w:val="24"/>
+          <w:lang w:val="en-US" w:eastAsia="zh"/>
+          <w:woUserID w:val="1"/>
+        </w:rPr>
+        <w:t>？</w:t>
+      </w:r>
+    </w:p>
+    <w:p>
+      <w:pPr>
+        <w:numPr>
+          <w:ilvl w:val="0"/>
+          <w:numId w:val="0"/>
+        </w:numPr>
+        <w:spacing w:line="360" w:lineRule="auto"/>
+        <w:ind w:leftChars="0" w:firstLine="420" w:firstLineChars="0"/>
+        <w:rPr>
+          <w:rStyle w:val="7"/>
+          <w:rFonts w:hint="eastAsia" w:ascii="宋体" w:hAnsi="宋体" w:eastAsia="宋体" w:cs="宋体"/>
+          <w:b w:val="0"/>
+          <w:bCs w:val="0"/>
+          <w:sz w:val="24"/>
+          <w:szCs w:val="24"/>
+          <w:lang w:val="en-US" w:eastAsia="zh"/>
+          <w:woUserID w:val="1"/>
+        </w:rPr>
+      </w:pPr>
+      <w:r>
+        <w:rPr>
+          <w:rStyle w:val="7"/>
+          <w:rFonts w:hint="eastAsia" w:ascii="宋体" w:hAnsi="宋体" w:eastAsia="宋体" w:cs="宋体"/>
+          <w:b w:val="0"/>
+          <w:bCs w:val="0"/>
+          <w:sz w:val="24"/>
+          <w:szCs w:val="24"/>
+          <w:lang w:val="en-US" w:eastAsia="zh"/>
+          <w:woUserID w:val="1"/>
+        </w:rPr>
+        <w:t>Auto Digital Twin 这两篇工作就是这个思路。作者不是对几十万种网络配置逐个运行仿真，而是先从配置空间里抽取少量样本，用 AutoML 自动训练一个轻量级 Unit Twin，再让这个数字孪生快速预测大量尚未执行的配置。</w:t>
+      </w:r>
+    </w:p>
+    <w:p>
+      <w:pPr>
+        <w:numPr>
+          <w:ilvl w:val="0"/>
+          <w:numId w:val="0"/>
+        </w:numPr>
+        <w:spacing w:line="360" w:lineRule="auto"/>
+        <w:ind w:leftChars="0" w:firstLine="420" w:firstLineChars="0"/>
+        <w:rPr>
+          <w:rStyle w:val="7"/>
+          <w:rFonts w:hint="eastAsia" w:ascii="宋体" w:hAnsi="宋体" w:eastAsia="宋体" w:cs="宋体"/>
+          <w:b w:val="0"/>
+          <w:bCs w:val="0"/>
+          <w:sz w:val="24"/>
+          <w:szCs w:val="24"/>
+          <w:lang w:val="en-US" w:eastAsia="zh"/>
+          <w:woUserID w:val="1"/>
+        </w:rPr>
+      </w:pPr>
+      <w:r>
+        <w:rPr>
+          <w:rStyle w:val="7"/>
+          <w:rFonts w:hint="eastAsia" w:ascii="宋体" w:hAnsi="宋体" w:eastAsia="宋体" w:cs="宋体"/>
+          <w:b w:val="0"/>
+          <w:bCs w:val="0"/>
+          <w:sz w:val="24"/>
+          <w:szCs w:val="24"/>
+          <w:lang w:val="en-US" w:eastAsia="zh"/>
+          <w:woUserID w:val="1"/>
+        </w:rPr>
+        <w:t>这对网络测试的启示是，可以把传统“每一个配置都真实测试”的方式，转成“少量真实或仿真测试 + 大量虚拟测试 + 对不确定配置定向补测”。</w:t>
+      </w:r>
+    </w:p>
+    <w:p>
+      <w:pPr>
+        <w:numPr>
+          <w:ilvl w:val="0"/>
+          <w:numId w:val="0"/>
+        </w:numPr>
+        <w:spacing w:line="360" w:lineRule="auto"/>
+        <w:ind w:leftChars="0" w:firstLine="420" w:firstLineChars="0"/>
+        <w:rPr>
+          <w:rStyle w:val="7"/>
+          <w:rFonts w:hint="eastAsia" w:ascii="宋体" w:hAnsi="宋体" w:eastAsia="宋体" w:cs="宋体"/>
+          <w:b w:val="0"/>
+          <w:bCs w:val="0"/>
+          <w:sz w:val="24"/>
+          <w:szCs w:val="24"/>
+          <w:lang w:val="en-US" w:eastAsia="zh"/>
+          <w:woUserID w:val="1"/>
+        </w:rPr>
+      </w:pPr>
+      <w:r>
+        <w:rPr>
+          <w:rStyle w:val="7"/>
+          <w:rFonts w:hint="eastAsia" w:ascii="宋体" w:hAnsi="宋体" w:eastAsia="宋体" w:cs="宋体"/>
+          <w:b w:val="0"/>
+          <w:bCs w:val="0"/>
+          <w:sz w:val="24"/>
+          <w:szCs w:val="24"/>
+          <w:lang w:val="en-US" w:eastAsia="zh"/>
+          <w:woUserID w:val="1"/>
+        </w:rPr>
+        <w:t>所以如果把前面的工作理解成“怎么让每一次真实测试更划算”，Auto DT 就进一步在问：哪些测试根本不需要真正执行。</w:t>
+      </w:r>
+    </w:p>
+    <w:p>
+      <w:pPr>
+        <w:numPr>
+          <w:ilvl w:val="0"/>
+          <w:numId w:val="0"/>
+        </w:numPr>
+        <w:spacing w:line="360" w:lineRule="auto"/>
+        <w:ind w:leftChars="0" w:firstLine="420" w:firstLineChars="0"/>
+        <w:rPr>
+          <w:rStyle w:val="7"/>
+          <w:rFonts w:hint="eastAsia" w:ascii="宋体" w:hAnsi="宋体" w:eastAsia="宋体" w:cs="宋体"/>
+          <w:b w:val="0"/>
+          <w:bCs w:val="0"/>
+          <w:sz w:val="24"/>
+          <w:szCs w:val="24"/>
+          <w:lang w:val="en-US" w:eastAsia="zh"/>
+          <w:woUserID w:val="1"/>
+        </w:rPr>
+      </w:pPr>
+    </w:p>
+    <w:p>
+      <w:pPr>
+        <w:numPr>
+          <w:ilvl w:val="0"/>
+          <w:numId w:val="0"/>
+        </w:numPr>
+        <w:spacing w:line="360" w:lineRule="auto"/>
+        <w:ind w:leftChars="0" w:firstLine="420" w:firstLineChars="0"/>
+        <w:rPr>
+          <w:rStyle w:val="7"/>
+          <w:rFonts w:hint="eastAsia" w:ascii="宋体" w:hAnsi="宋体" w:eastAsia="宋体" w:cs="宋体"/>
+          <w:sz w:val="24"/>
+          <w:szCs w:val="24"/>
+          <w:lang w:val="en-US" w:eastAsia="zh"/>
+          <w:woUserID w:val="1"/>
+        </w:rPr>
+      </w:pPr>
+    </w:p>
+    <w:p>
+      <w:pPr>
+        <w:numPr>
+          <w:ilvl w:val="0"/>
+          <w:numId w:val="0"/>
+        </w:numPr>
+        <w:spacing w:line="360" w:lineRule="auto"/>
+        <w:ind w:leftChars="0" w:firstLine="420" w:firstLineChars="0"/>
+        <w:rPr>
+          <w:rFonts w:hint="eastAsia" w:ascii="宋体" w:hAnsi="宋体" w:eastAsia="宋体" w:cs="宋体"/>
+          <w:b/>
+          <w:bCs/>
+          <w:color w:val="417FF9"/>
+          <w:sz w:val="24"/>
+          <w:szCs w:val="24"/>
+          <w:lang w:val="en-US" w:eastAsia="zh"/>
+          <w:woUserID w:val="1"/>
+        </w:rPr>
+      </w:pPr>
+    </w:p>
+    <w:p>
+      <w:pPr>
+        <w:numPr>
+          <w:ilvl w:val="0"/>
+          <w:numId w:val="0"/>
+        </w:numPr>
+        <w:spacing w:line="360" w:lineRule="auto"/>
+        <w:ind w:leftChars="0" w:firstLine="420" w:firstLineChars="0"/>
+        <w:rPr>
+          <w:rFonts w:hint="eastAsia" w:ascii="宋体" w:hAnsi="宋体" w:eastAsia="宋体" w:cs="宋体"/>
+          <w:b/>
+          <w:bCs/>
+          <w:color w:val="000000"/>
+          <w:sz w:val="24"/>
+          <w:szCs w:val="24"/>
+          <w:lang w:val="en-US" w:eastAsia="zh"/>
+          <w:woUserID w:val="1"/>
+        </w:rPr>
+      </w:pPr>
+      <w:r>
+        <w:rPr>
+          <w:rFonts w:hint="eastAsia" w:ascii="宋体" w:hAnsi="宋体" w:eastAsia="宋体" w:cs="宋体"/>
+          <w:b/>
+          <w:bCs/>
+          <w:color w:val="000000"/>
+          <w:sz w:val="24"/>
+          <w:szCs w:val="24"/>
+          <w:lang w:val="en-US" w:eastAsia="zh"/>
+          <w:woUserID w:val="1"/>
+        </w:rPr>
+        <w:t>方向二：AI分析测试结果</w:t>
+      </w:r>
+    </w:p>
+    <w:p>
+      <w:pPr>
+        <w:numPr>
+          <w:ilvl w:val="0"/>
+          <w:numId w:val="0"/>
+        </w:numPr>
+        <w:spacing w:line="360" w:lineRule="auto"/>
+        <w:ind w:leftChars="0" w:firstLine="420" w:firstLineChars="0"/>
+        <w:rPr>
+          <w:rFonts w:hint="eastAsia" w:ascii="宋体" w:hAnsi="宋体" w:eastAsia="宋体" w:cs="宋体"/>
+          <w:b w:val="0"/>
+          <w:bCs w:val="0"/>
+          <w:sz w:val="24"/>
+          <w:szCs w:val="24"/>
+          <w:lang w:eastAsia="zh"/>
+          <w:woUserID w:val="1"/>
+        </w:rPr>
+      </w:pPr>
+      <w:r>
+        <w:rPr>
+          <w:rFonts w:ascii="宋体" w:hAnsi="宋体" w:eastAsia="宋体" w:cs="宋体"/>
+          <w:sz w:val="24"/>
+          <w:szCs w:val="24"/>
+          <w:woUserID w:val="1"/>
+        </w:rPr>
+        <w:t>第一部分解决的是“怎么把数据采得更有效”，但数据采回来之后还需要回答第二个问题：</w:t>
+      </w:r>
+      <w:r>
+        <w:rPr>
+          <w:rStyle w:val="7"/>
+          <w:rFonts w:ascii="宋体" w:hAnsi="宋体" w:eastAsia="宋体" w:cs="宋体"/>
+          <w:sz w:val="24"/>
+          <w:szCs w:val="24"/>
+          <w:woUserID w:val="1"/>
+        </w:rPr>
+        <w:t>这些数据说明了什么，以及 AI 给出的判断能不能相信。</w:t>
+      </w:r>
+      <w:r>
+        <w:rPr>
+          <w:rStyle w:val="7"/>
+          <w:rFonts w:hint="eastAsia" w:ascii="宋体" w:hAnsi="宋体" w:eastAsia="宋体" w:cs="宋体"/>
+          <w:b w:val="0"/>
+          <w:bCs w:val="0"/>
+          <w:sz w:val="24"/>
+          <w:szCs w:val="24"/>
+          <w:lang w:eastAsia="zh"/>
+          <w:woUserID w:val="1"/>
+        </w:rPr>
+        <w:t>这个方向可以压缩成四个层次：</w:t>
+      </w:r>
+      <w:r>
+        <w:rPr>
+          <w:rFonts w:ascii="宋体" w:hAnsi="宋体" w:eastAsia="宋体" w:cs="宋体"/>
+          <w:b/>
+          <w:bCs/>
+          <w:sz w:val="24"/>
+          <w:szCs w:val="24"/>
+          <w:woUserID w:val="1"/>
+        </w:rPr>
+        <w:t>预测 → 异常 → 可信度 → 根因</w:t>
+      </w:r>
+      <w:r>
+        <w:rPr>
+          <w:rFonts w:hint="eastAsia" w:ascii="宋体" w:hAnsi="宋体" w:eastAsia="宋体" w:cs="宋体"/>
+          <w:b w:val="0"/>
+          <w:bCs w:val="0"/>
+          <w:sz w:val="24"/>
+          <w:szCs w:val="24"/>
+          <w:lang w:eastAsia="zh"/>
+          <w:woUserID w:val="1"/>
+        </w:rPr>
+        <w:t>。</w:t>
+      </w:r>
+    </w:p>
+    <w:p>
+      <w:pPr>
+        <w:numPr>
+          <w:ilvl w:val="0"/>
+          <w:numId w:val="0"/>
+        </w:numPr>
+        <w:spacing w:line="360" w:lineRule="auto"/>
+        <w:ind w:leftChars="0" w:firstLine="420" w:firstLineChars="0"/>
+        <w:rPr>
+          <w:rFonts w:hint="eastAsia" w:ascii="宋体" w:hAnsi="宋体" w:eastAsia="宋体" w:cs="宋体"/>
+          <w:b w:val="0"/>
+          <w:bCs w:val="0"/>
+          <w:sz w:val="24"/>
+          <w:szCs w:val="24"/>
+          <w:lang w:val="en-US" w:eastAsia="zh"/>
+          <w:woUserID w:val="1"/>
+        </w:rPr>
+      </w:pPr>
+      <w:r>
+        <w:rPr>
+          <w:rFonts w:hint="eastAsia" w:ascii="宋体" w:hAnsi="宋体" w:eastAsia="宋体" w:cs="宋体"/>
+          <w:b/>
+          <w:bCs/>
+          <w:sz w:val="24"/>
+          <w:szCs w:val="24"/>
+          <w:lang w:val="en-US" w:eastAsia="zh"/>
+          <w:woUserID w:val="1"/>
+        </w:rPr>
+        <w:t>QoE Transformer</w:t>
+      </w:r>
+      <w:r>
+        <w:rPr>
+          <w:rFonts w:hint="eastAsia" w:ascii="宋体" w:hAnsi="宋体" w:eastAsia="宋体" w:cs="宋体"/>
+          <w:b w:val="0"/>
+          <w:bCs w:val="0"/>
+          <w:sz w:val="24"/>
+          <w:szCs w:val="24"/>
+          <w:lang w:val="en-US" w:eastAsia="zh"/>
+          <w:woUserID w:val="1"/>
+        </w:rPr>
+        <w:t xml:space="preserve"> 代表：从网络 KPI 进一步预测用户实际体验。</w:t>
+      </w:r>
+    </w:p>
+    <w:p>
+      <w:pPr>
+        <w:numPr>
+          <w:ilvl w:val="0"/>
+          <w:numId w:val="0"/>
+        </w:numPr>
+        <w:spacing w:line="360" w:lineRule="auto"/>
+        <w:ind w:leftChars="0" w:firstLine="420" w:firstLineChars="0"/>
+        <w:rPr>
+          <w:rFonts w:hint="eastAsia" w:ascii="宋体" w:hAnsi="宋体" w:eastAsia="宋体" w:cs="宋体"/>
+          <w:b w:val="0"/>
+          <w:bCs w:val="0"/>
+          <w:sz w:val="24"/>
+          <w:szCs w:val="24"/>
+          <w:lang w:val="en-US" w:eastAsia="zh"/>
+          <w:woUserID w:val="1"/>
+        </w:rPr>
+      </w:pPr>
+      <w:r>
+        <w:rPr>
+          <w:rFonts w:hint="eastAsia" w:ascii="宋体" w:hAnsi="宋体" w:eastAsia="宋体" w:cs="宋体"/>
+          <w:b/>
+          <w:bCs/>
+          <w:sz w:val="24"/>
+          <w:szCs w:val="24"/>
+          <w:lang w:val="en-US" w:eastAsia="zh"/>
+          <w:woUserID w:val="1"/>
+        </w:rPr>
+        <w:t>RANGAN</w:t>
+      </w:r>
+      <w:r>
+        <w:rPr>
+          <w:rFonts w:hint="eastAsia" w:ascii="宋体" w:hAnsi="宋体" w:eastAsia="宋体" w:cs="宋体"/>
+          <w:b w:val="0"/>
+          <w:bCs w:val="0"/>
+          <w:sz w:val="24"/>
+          <w:szCs w:val="24"/>
+          <w:lang w:val="en-US" w:eastAsia="zh"/>
+          <w:woUserID w:val="1"/>
+        </w:rPr>
+        <w:t xml:space="preserve"> 代表：不只看固定阈值，而是根据一段 KPI 时序判断当前变化是不是异常。</w:t>
+      </w:r>
+    </w:p>
+    <w:p>
+      <w:pPr>
+        <w:numPr>
+          <w:ilvl w:val="0"/>
+          <w:numId w:val="0"/>
+        </w:numPr>
+        <w:spacing w:line="360" w:lineRule="auto"/>
+        <w:ind w:leftChars="0" w:firstLine="420" w:firstLineChars="0"/>
+        <w:rPr>
+          <w:rFonts w:hint="eastAsia" w:ascii="宋体" w:hAnsi="宋体" w:eastAsia="宋体" w:cs="宋体"/>
+          <w:b w:val="0"/>
+          <w:bCs w:val="0"/>
+          <w:sz w:val="24"/>
+          <w:szCs w:val="24"/>
+          <w:lang w:val="en-US" w:eastAsia="zh"/>
+          <w:woUserID w:val="1"/>
+        </w:rPr>
+      </w:pPr>
+      <w:r>
+        <w:rPr>
+          <w:rFonts w:hint="eastAsia" w:ascii="宋体" w:hAnsi="宋体" w:eastAsia="宋体" w:cs="宋体"/>
+          <w:b/>
+          <w:bCs/>
+          <w:sz w:val="24"/>
+          <w:szCs w:val="24"/>
+          <w:lang w:val="en-US" w:eastAsia="zh"/>
+          <w:woUserID w:val="1"/>
+        </w:rPr>
+        <w:t>华为、高通、爱立信</w:t>
+      </w:r>
+      <w:r>
+        <w:rPr>
+          <w:rFonts w:hint="eastAsia" w:ascii="宋体" w:hAnsi="宋体" w:eastAsia="宋体" w:cs="宋体"/>
+          <w:b w:val="0"/>
+          <w:bCs w:val="0"/>
+          <w:sz w:val="24"/>
+          <w:szCs w:val="24"/>
+          <w:lang w:val="en-US" w:eastAsia="zh"/>
+          <w:woUserID w:val="1"/>
+        </w:rPr>
+        <w:t>代表：输入数据是否可靠、模型输出是否可靠、模型部署时间长了以后是否还可靠。</w:t>
+      </w:r>
+    </w:p>
+    <w:p>
+      <w:pPr>
+        <w:numPr>
+          <w:ilvl w:val="0"/>
+          <w:numId w:val="0"/>
+        </w:numPr>
+        <w:spacing w:line="360" w:lineRule="auto"/>
+        <w:ind w:leftChars="0" w:firstLine="420" w:firstLineChars="0"/>
+        <w:rPr>
+          <w:rFonts w:hint="eastAsia" w:ascii="宋体" w:hAnsi="宋体" w:eastAsia="宋体" w:cs="宋体"/>
+          <w:b w:val="0"/>
+          <w:bCs w:val="0"/>
+          <w:sz w:val="24"/>
+          <w:szCs w:val="24"/>
+          <w:lang w:val="en-US" w:eastAsia="zh"/>
+          <w:woUserID w:val="1"/>
+        </w:rPr>
+      </w:pPr>
+      <w:r>
+        <w:rPr>
+          <w:rFonts w:hint="eastAsia" w:ascii="宋体" w:hAnsi="宋体" w:eastAsia="宋体" w:cs="宋体"/>
+          <w:b/>
+          <w:bCs/>
+          <w:sz w:val="24"/>
+          <w:szCs w:val="24"/>
+          <w:lang w:val="en-US" w:eastAsia="zh"/>
+          <w:woUserID w:val="1"/>
+        </w:rPr>
+        <w:t>AT&amp;T</w:t>
+      </w:r>
+      <w:r>
+        <w:rPr>
+          <w:rFonts w:hint="eastAsia" w:ascii="宋体" w:hAnsi="宋体" w:eastAsia="宋体" w:cs="宋体"/>
+          <w:b w:val="0"/>
+          <w:bCs w:val="0"/>
+          <w:sz w:val="24"/>
+          <w:szCs w:val="24"/>
+          <w:lang w:val="en-US" w:eastAsia="zh"/>
+          <w:woUserID w:val="1"/>
+        </w:rPr>
+        <w:t xml:space="preserve"> 则再往后一步：检测到问题以后，尝试判断到底是网络侧、终端侧还是账户侧根因。</w:t>
+      </w:r>
+    </w:p>
+    <w:p>
+      <w:pPr>
+        <w:numPr>
+          <w:ilvl w:val="0"/>
+          <w:numId w:val="0"/>
+        </w:numPr>
+        <w:spacing w:line="360" w:lineRule="auto"/>
+        <w:ind w:leftChars="0" w:firstLine="420" w:firstLineChars="0"/>
+        <w:rPr>
+          <w:rFonts w:hint="eastAsia" w:ascii="宋体" w:hAnsi="宋体" w:eastAsia="宋体" w:cs="宋体"/>
+          <w:b/>
+          <w:bCs/>
+          <w:sz w:val="24"/>
+          <w:szCs w:val="24"/>
+          <w:lang w:val="en-US" w:eastAsia="zh"/>
+          <w:woUserID w:val="1"/>
+        </w:rPr>
+      </w:pPr>
+      <w:r>
+        <w:rPr>
+          <w:rFonts w:hint="eastAsia" w:ascii="宋体" w:hAnsi="宋体" w:eastAsia="宋体" w:cs="宋体"/>
+          <w:b w:val="0"/>
+          <w:bCs w:val="0"/>
+          <w:sz w:val="24"/>
+          <w:szCs w:val="24"/>
+          <w:lang w:val="en-US" w:eastAsia="zh"/>
+          <w:woUserID w:val="1"/>
+        </w:rPr>
+        <w:t>所以最终可以形成：</w:t>
+      </w:r>
+      <w:r>
+        <w:rPr>
+          <w:rFonts w:hint="eastAsia" w:ascii="宋体" w:hAnsi="宋体" w:eastAsia="宋体" w:cs="宋体"/>
+          <w:b/>
+          <w:bCs/>
+          <w:sz w:val="24"/>
+          <w:szCs w:val="24"/>
+          <w:lang w:val="en-US" w:eastAsia="zh"/>
+          <w:woUserID w:val="1"/>
+        </w:rPr>
+        <w:t>状态预测 → 异常识别 → 结果可信度 → 根因判断</w:t>
+      </w:r>
+    </w:p>
+    <w:p>
+      <w:pPr>
+        <w:numPr>
+          <w:ilvl w:val="0"/>
+          <w:numId w:val="0"/>
+        </w:numPr>
+        <w:spacing w:line="360" w:lineRule="auto"/>
+        <w:ind w:leftChars="0" w:firstLine="420" w:firstLineChars="0"/>
+        <w:rPr>
+          <w:rFonts w:hint="eastAsia" w:ascii="宋体" w:hAnsi="宋体" w:eastAsia="宋体" w:cs="宋体"/>
+          <w:b/>
+          <w:bCs/>
+          <w:sz w:val="24"/>
+          <w:szCs w:val="24"/>
+          <w:lang w:val="en-US" w:eastAsia="zh"/>
+          <w:woUserID w:val="1"/>
+        </w:rPr>
+      </w:pPr>
+      <w:r>
+        <w:rPr>
+          <w:rFonts w:hint="eastAsia" w:ascii="宋体" w:hAnsi="宋体" w:eastAsia="宋体" w:cs="宋体"/>
+          <w:b/>
+          <w:bCs/>
+          <w:sz w:val="24"/>
+          <w:szCs w:val="24"/>
+          <w:lang w:val="en-US" w:eastAsia="zh"/>
+          <w:woUserID w:val="1"/>
+        </w:rPr>
+        <w:t>方向三：测试结果驱动网络优化</w:t>
+      </w:r>
+    </w:p>
+    <w:p>
+      <w:pPr>
+        <w:numPr>
+          <w:ilvl w:val="0"/>
+          <w:numId w:val="0"/>
+        </w:numPr>
+        <w:spacing w:line="360" w:lineRule="auto"/>
+        <w:ind w:leftChars="0" w:firstLine="420" w:firstLineChars="0"/>
+        <w:rPr>
+          <w:rStyle w:val="7"/>
+          <w:rFonts w:ascii="宋体" w:hAnsi="宋体" w:eastAsia="宋体" w:cs="宋体"/>
+          <w:sz w:val="24"/>
+          <w:szCs w:val="24"/>
+          <w:woUserID w:val="1"/>
+        </w:rPr>
+      </w:pPr>
+      <w:r>
+        <w:rPr>
+          <w:rFonts w:ascii="宋体" w:hAnsi="宋体" w:eastAsia="宋体" w:cs="宋体"/>
+          <w:sz w:val="24"/>
+          <w:szCs w:val="24"/>
+          <w:woUserID w:val="1"/>
+        </w:rPr>
+        <w:t>即使 AI 已经能够预测 QoE、发现异常甚至定位根因，如果结果最后只停留在报表和告警上，测试价值还是没有完全发挥出来。所以第三个方向进一步关注：</w:t>
+      </w:r>
+      <w:r>
+        <w:rPr>
+          <w:rStyle w:val="7"/>
+          <w:rFonts w:ascii="宋体" w:hAnsi="宋体" w:eastAsia="宋体" w:cs="宋体"/>
+          <w:sz w:val="24"/>
+          <w:szCs w:val="24"/>
+          <w:woUserID w:val="1"/>
+        </w:rPr>
+        <w:t>测试结果能不能直接驱动网络采取动作。</w:t>
+      </w:r>
+    </w:p>
+    <w:p>
+      <w:pPr>
+        <w:numPr>
+          <w:ilvl w:val="0"/>
+          <w:numId w:val="0"/>
+        </w:numPr>
+        <w:spacing w:line="360" w:lineRule="auto"/>
+        <w:ind w:leftChars="0" w:firstLine="420" w:firstLineChars="0"/>
+        <w:rPr>
+          <w:rFonts w:hint="eastAsia" w:ascii="宋体" w:hAnsi="宋体" w:eastAsia="宋体" w:cs="宋体"/>
+          <w:sz w:val="24"/>
+          <w:szCs w:val="24"/>
+          <w:lang w:eastAsia="zh"/>
+          <w:woUserID w:val="1"/>
+        </w:rPr>
+      </w:pPr>
+      <w:r>
+        <w:rPr>
+          <w:rFonts w:ascii="宋体" w:hAnsi="宋体" w:eastAsia="宋体" w:cs="宋体"/>
+          <w:sz w:val="24"/>
+          <w:szCs w:val="24"/>
+          <w:woUserID w:val="1"/>
+        </w:rPr>
+        <w:t>网络不是马上执行动作，而是先预测“如果这样调会怎样”</w:t>
+      </w:r>
+      <w:r>
+        <w:rPr>
+          <w:rFonts w:hint="eastAsia" w:ascii="宋体" w:hAnsi="宋体" w:eastAsia="宋体" w:cs="宋体"/>
+          <w:sz w:val="24"/>
+          <w:szCs w:val="24"/>
+          <w:lang w:eastAsia="zh"/>
+          <w:woUserID w:val="1"/>
+        </w:rPr>
+        <w:t>（</w:t>
+      </w:r>
+      <w:r>
+        <w:rPr>
+          <w:rFonts w:ascii="宋体" w:hAnsi="宋体" w:eastAsia="宋体" w:cs="宋体"/>
+          <w:sz w:val="24"/>
+          <w:szCs w:val="24"/>
+          <w:woUserID w:val="1"/>
+        </w:rPr>
+        <w:t>华为 What-If DT</w:t>
+      </w:r>
+      <w:r>
+        <w:rPr>
+          <w:rFonts w:hint="eastAsia" w:ascii="宋体" w:hAnsi="宋体" w:eastAsia="宋体" w:cs="宋体"/>
+          <w:sz w:val="24"/>
+          <w:szCs w:val="24"/>
+          <w:lang w:eastAsia="zh"/>
+          <w:woUserID w:val="1"/>
+        </w:rPr>
+        <w:t>）</w:t>
+      </w:r>
+    </w:p>
+    <w:p>
+      <w:pPr>
+        <w:numPr>
+          <w:ilvl w:val="0"/>
+          <w:numId w:val="0"/>
+        </w:numPr>
+        <w:spacing w:line="360" w:lineRule="auto"/>
+        <w:ind w:leftChars="0" w:firstLine="420" w:firstLineChars="0"/>
+        <w:rPr>
+          <w:rFonts w:hint="eastAsia" w:ascii="宋体" w:hAnsi="宋体" w:eastAsia="宋体" w:cs="宋体"/>
+          <w:sz w:val="24"/>
+          <w:szCs w:val="24"/>
+          <w:lang w:val="en-US" w:eastAsia="zh"/>
+          <w:woUserID w:val="1"/>
+        </w:rPr>
+      </w:pPr>
+      <w:r>
+        <w:rPr>
+          <w:rFonts w:hint="eastAsia" w:ascii="宋体" w:hAnsi="宋体" w:eastAsia="宋体" w:cs="宋体"/>
+          <w:sz w:val="24"/>
+          <w:szCs w:val="24"/>
+          <w:lang w:val="en-US" w:eastAsia="zh"/>
+          <w:woUserID w:val="1"/>
+        </w:rPr>
+        <w:t>然后进入三篇论文：</w:t>
+      </w:r>
+    </w:p>
+    <w:p>
+      <w:pPr>
+        <w:numPr>
+          <w:ilvl w:val="0"/>
+          <w:numId w:val="0"/>
+        </w:numPr>
+        <w:spacing w:line="360" w:lineRule="auto"/>
+        <w:ind w:leftChars="0" w:firstLine="420" w:firstLineChars="0"/>
+        <w:rPr>
+          <w:rFonts w:hint="eastAsia" w:ascii="宋体" w:hAnsi="宋体" w:eastAsia="宋体" w:cs="宋体"/>
+          <w:sz w:val="24"/>
+          <w:szCs w:val="24"/>
+          <w:lang w:val="en-US" w:eastAsia="zh"/>
+          <w:woUserID w:val="1"/>
+        </w:rPr>
+      </w:pPr>
+      <w:r>
+        <w:rPr>
+          <w:rFonts w:hint="eastAsia" w:ascii="宋体" w:hAnsi="宋体" w:eastAsia="宋体" w:cs="宋体"/>
+          <w:b/>
+          <w:bCs/>
+          <w:sz w:val="24"/>
+          <w:szCs w:val="24"/>
+          <w:lang w:val="en-US" w:eastAsia="zh"/>
+          <w:woUserID w:val="1"/>
+        </w:rPr>
+        <w:t>xSlice：怎么产生动作</w:t>
+      </w:r>
+      <w:r>
+        <w:rPr>
+          <w:rFonts w:hint="eastAsia" w:ascii="宋体" w:hAnsi="宋体" w:eastAsia="宋体" w:cs="宋体"/>
+          <w:sz w:val="24"/>
+          <w:szCs w:val="24"/>
+          <w:lang w:val="en-US" w:eastAsia="zh"/>
+          <w:woUserID w:val="1"/>
+        </w:rPr>
+        <w:t>（实时 KPI + QoS → 动态 PRB 分配）</w:t>
+      </w:r>
+    </w:p>
+    <w:p>
+      <w:pPr>
+        <w:numPr>
+          <w:ilvl w:val="0"/>
+          <w:numId w:val="0"/>
+        </w:numPr>
+        <w:spacing w:line="360" w:lineRule="auto"/>
+        <w:ind w:leftChars="0" w:firstLine="420" w:firstLineChars="0"/>
+        <w:rPr>
+          <w:rFonts w:hint="eastAsia" w:ascii="宋体" w:hAnsi="宋体" w:eastAsia="宋体" w:cs="宋体"/>
+          <w:sz w:val="24"/>
+          <w:szCs w:val="24"/>
+          <w:lang w:val="en-US" w:eastAsia="zh"/>
+          <w:woUserID w:val="1"/>
+        </w:rPr>
+      </w:pPr>
+      <w:r>
+        <w:rPr>
+          <w:rFonts w:hint="eastAsia" w:ascii="宋体" w:hAnsi="宋体" w:eastAsia="宋体" w:cs="宋体"/>
+          <w:b/>
+          <w:bCs/>
+          <w:sz w:val="24"/>
+          <w:szCs w:val="24"/>
+          <w:lang w:val="en-US" w:eastAsia="zh"/>
+          <w:woUserID w:val="1"/>
+        </w:rPr>
+        <w:t>SafeSlice：动作产生以后怎么保证安全</w:t>
+      </w:r>
+      <w:r>
+        <w:rPr>
+          <w:rFonts w:hint="eastAsia" w:ascii="宋体" w:hAnsi="宋体" w:eastAsia="宋体" w:cs="宋体"/>
+          <w:b w:val="0"/>
+          <w:bCs w:val="0"/>
+          <w:sz w:val="24"/>
+          <w:szCs w:val="24"/>
+          <w:lang w:val="en-US" w:eastAsia="zh"/>
+          <w:woUserID w:val="1"/>
+        </w:rPr>
+        <w:t>（</w:t>
+      </w:r>
+      <w:r>
+        <w:rPr>
+          <w:rFonts w:hint="eastAsia" w:ascii="宋体" w:hAnsi="宋体" w:eastAsia="宋体" w:cs="宋体"/>
+          <w:sz w:val="24"/>
+          <w:szCs w:val="24"/>
+          <w:lang w:val="en-US" w:eastAsia="zh"/>
+          <w:woUserID w:val="1"/>
+        </w:rPr>
+        <w:t>不是 AI 说什么就执行什么，要先判断是否违反 SLA</w:t>
+      </w:r>
+      <w:r>
+        <w:rPr>
+          <w:rFonts w:hint="eastAsia" w:ascii="宋体" w:hAnsi="宋体" w:eastAsia="宋体" w:cs="宋体"/>
+          <w:b w:val="0"/>
+          <w:bCs w:val="0"/>
+          <w:sz w:val="24"/>
+          <w:szCs w:val="24"/>
+          <w:lang w:val="en-US" w:eastAsia="zh"/>
+          <w:woUserID w:val="1"/>
+        </w:rPr>
+        <w:t>）</w:t>
+      </w:r>
+    </w:p>
+    <w:p>
+      <w:pPr>
+        <w:numPr>
+          <w:ilvl w:val="0"/>
+          <w:numId w:val="0"/>
+        </w:numPr>
+        <w:spacing w:line="360" w:lineRule="auto"/>
+        <w:ind w:leftChars="0" w:firstLine="420" w:firstLineChars="0"/>
+        <w:rPr>
+          <w:rFonts w:hint="eastAsia" w:ascii="宋体" w:hAnsi="宋体" w:eastAsia="宋体" w:cs="宋体"/>
+          <w:sz w:val="24"/>
+          <w:szCs w:val="24"/>
+          <w:lang w:val="en-US" w:eastAsia="zh"/>
+          <w:woUserID w:val="1"/>
+        </w:rPr>
+      </w:pPr>
+      <w:r>
+        <w:rPr>
+          <w:rFonts w:hint="eastAsia" w:ascii="宋体" w:hAnsi="宋体" w:eastAsia="宋体" w:cs="宋体"/>
+          <w:b/>
+          <w:bCs/>
+          <w:sz w:val="24"/>
+          <w:szCs w:val="24"/>
+          <w:lang w:val="en-US" w:eastAsia="zh"/>
+          <w:woUserID w:val="1"/>
+        </w:rPr>
+        <w:t>CONTRA：不同策略之间怎么动态选择</w:t>
+      </w:r>
+      <w:r>
+        <w:rPr>
+          <w:rFonts w:hint="eastAsia" w:ascii="宋体" w:hAnsi="宋体" w:eastAsia="宋体" w:cs="宋体"/>
+          <w:b w:val="0"/>
+          <w:bCs w:val="0"/>
+          <w:sz w:val="24"/>
+          <w:szCs w:val="24"/>
+          <w:lang w:val="en-US" w:eastAsia="zh"/>
+          <w:woUserID w:val="1"/>
+        </w:rPr>
+        <w:t>（</w:t>
+      </w:r>
+      <w:r>
+        <w:rPr>
+          <w:rFonts w:hint="eastAsia" w:ascii="宋体" w:hAnsi="宋体" w:eastAsia="宋体" w:cs="宋体"/>
+          <w:sz w:val="24"/>
+          <w:szCs w:val="24"/>
+          <w:lang w:val="en-US" w:eastAsia="zh"/>
+          <w:woUserID w:val="1"/>
+        </w:rPr>
+        <w:t>THO、CHO 各有成本，没有一种永远最好</w:t>
+      </w:r>
+      <w:r>
+        <w:rPr>
+          <w:rFonts w:hint="eastAsia" w:ascii="宋体" w:hAnsi="宋体" w:eastAsia="宋体" w:cs="宋体"/>
+          <w:b w:val="0"/>
+          <w:bCs w:val="0"/>
+          <w:sz w:val="24"/>
+          <w:szCs w:val="24"/>
+          <w:lang w:val="en-US" w:eastAsia="zh"/>
+          <w:woUserID w:val="1"/>
+        </w:rPr>
+        <w:t>）</w:t>
+      </w:r>
+    </w:p>
+    <w:p>
+      <w:pPr>
+        <w:numPr>
+          <w:ilvl w:val="0"/>
+          <w:numId w:val="0"/>
+        </w:numPr>
+        <w:spacing w:line="360" w:lineRule="auto"/>
+        <w:ind w:leftChars="0" w:firstLine="420" w:firstLineChars="0"/>
+        <w:rPr>
+          <w:rFonts w:hint="eastAsia" w:ascii="宋体" w:hAnsi="宋体" w:eastAsia="宋体" w:cs="宋体"/>
+          <w:sz w:val="24"/>
+          <w:szCs w:val="24"/>
+          <w:lang w:val="en-US" w:eastAsia="zh"/>
+          <w:woUserID w:val="1"/>
+        </w:rPr>
+      </w:pPr>
+      <w:r>
+        <w:rPr>
+          <w:rFonts w:hint="eastAsia" w:ascii="宋体" w:hAnsi="宋体" w:eastAsia="宋体" w:cs="宋体"/>
+          <w:sz w:val="24"/>
+          <w:szCs w:val="24"/>
+          <w:lang w:val="en-US" w:eastAsia="zh"/>
+          <w:woUserID w:val="1"/>
+        </w:rPr>
+        <w:t>这三个工作可以组织成：</w:t>
+      </w:r>
+      <w:r>
+        <w:rPr>
+          <w:rFonts w:hint="eastAsia" w:ascii="宋体" w:hAnsi="宋体" w:eastAsia="宋体" w:cs="宋体"/>
+          <w:b/>
+          <w:bCs/>
+          <w:sz w:val="24"/>
+          <w:szCs w:val="24"/>
+          <w:lang w:val="en-US" w:eastAsia="zh"/>
+          <w:woUserID w:val="1"/>
+        </w:rPr>
+        <w:t>动作生成 → 动作安全评估 → 动态策略选择</w:t>
+      </w:r>
+    </w:p>
+    <w:p>
+      <w:pPr>
+        <w:numPr>
+          <w:ilvl w:val="0"/>
+          <w:numId w:val="0"/>
+        </w:numPr>
+        <w:spacing w:line="360" w:lineRule="auto"/>
+        <w:ind w:leftChars="0" w:firstLine="420" w:firstLineChars="0"/>
+        <w:rPr>
+          <w:rFonts w:hint="eastAsia" w:ascii="宋体" w:hAnsi="宋体" w:eastAsia="宋体" w:cs="宋体"/>
+          <w:b/>
+          <w:bCs/>
+          <w:sz w:val="24"/>
+          <w:szCs w:val="24"/>
+          <w:lang w:eastAsia="zh"/>
+          <w:woUserID w:val="1"/>
+        </w:rPr>
+      </w:pPr>
+      <w:r>
+        <w:rPr>
+          <w:rFonts w:hint="eastAsia" w:ascii="宋体" w:hAnsi="宋体" w:eastAsia="宋体" w:cs="宋体"/>
+          <w:b/>
+          <w:bCs/>
+          <w:sz w:val="24"/>
+          <w:szCs w:val="24"/>
+          <w:lang w:eastAsia="zh"/>
+          <w:woUserID w:val="1"/>
+        </w:rPr>
+        <w:t>方向四：空间智能与无线环境建模</w:t>
+      </w:r>
+    </w:p>
+    <w:p>
+      <w:pPr>
+        <w:numPr>
+          <w:ilvl w:val="0"/>
+          <w:numId w:val="0"/>
+        </w:numPr>
+        <w:spacing w:line="360" w:lineRule="auto"/>
+        <w:ind w:leftChars="0" w:firstLine="420" w:firstLineChars="0"/>
+        <w:rPr>
+          <w:rFonts w:hint="eastAsia" w:ascii="宋体" w:hAnsi="宋体" w:eastAsia="宋体" w:cs="宋体"/>
+          <w:sz w:val="24"/>
+          <w:szCs w:val="24"/>
+          <w:lang w:val="en-US" w:eastAsia="zh"/>
+          <w:woUserID w:val="1"/>
+        </w:rPr>
+      </w:pPr>
+      <w:r>
+        <w:rPr>
+          <w:rFonts w:ascii="宋体" w:hAnsi="宋体" w:eastAsia="宋体" w:cs="宋体"/>
+          <w:sz w:val="24"/>
+          <w:szCs w:val="24"/>
+          <w:woUserID w:val="1"/>
+        </w:rPr>
+        <w:t>前三个方向基本都是围绕已有网络测量数据做文章，但无线传播本身其实受到空间环境很强的影响，所以</w:t>
+      </w:r>
+      <w:r>
+        <w:rPr>
+          <w:rFonts w:hint="eastAsia" w:ascii="宋体" w:hAnsi="宋体" w:eastAsia="宋体" w:cs="宋体"/>
+          <w:sz w:val="24"/>
+          <w:szCs w:val="24"/>
+          <w:lang w:eastAsia="zh"/>
+          <w:woUserID w:val="1"/>
+        </w:rPr>
+        <w:t>这里</w:t>
+      </w:r>
+      <w:r>
+        <w:rPr>
+          <w:rFonts w:ascii="宋体" w:hAnsi="宋体" w:eastAsia="宋体" w:cs="宋体"/>
+          <w:sz w:val="24"/>
+          <w:szCs w:val="24"/>
+          <w:woUserID w:val="1"/>
+        </w:rPr>
+        <w:t>又延伸</w:t>
+      </w:r>
+      <w:r>
+        <w:rPr>
+          <w:rFonts w:hint="eastAsia" w:ascii="宋体" w:hAnsi="宋体" w:eastAsia="宋体" w:cs="宋体"/>
+          <w:sz w:val="24"/>
+          <w:szCs w:val="24"/>
+          <w:lang w:eastAsia="zh"/>
+          <w:woUserID w:val="1"/>
+        </w:rPr>
+        <w:t>到了</w:t>
+      </w:r>
+      <w:r>
+        <w:rPr>
+          <w:rFonts w:ascii="宋体" w:hAnsi="宋体" w:eastAsia="宋体" w:cs="宋体"/>
+          <w:sz w:val="24"/>
+          <w:szCs w:val="24"/>
+          <w:woUserID w:val="1"/>
+        </w:rPr>
+        <w:t>一个空间智能方向：</w:t>
+      </w:r>
+      <w:r>
+        <w:rPr>
+          <w:rFonts w:hint="eastAsia" w:ascii="宋体" w:hAnsi="宋体" w:eastAsia="宋体" w:cs="宋体"/>
+          <w:b/>
+          <w:bCs/>
+          <w:sz w:val="24"/>
+          <w:szCs w:val="24"/>
+          <w:lang w:eastAsia="zh"/>
+          <w:woUserID w:val="1"/>
+        </w:rPr>
+        <w:t>将</w:t>
+      </w:r>
+      <w:r>
+        <w:rPr>
+          <w:rStyle w:val="7"/>
+          <w:rFonts w:ascii="宋体" w:hAnsi="宋体" w:eastAsia="宋体" w:cs="宋体"/>
+          <w:sz w:val="24"/>
+          <w:szCs w:val="24"/>
+          <w:woUserID w:val="1"/>
+        </w:rPr>
+        <w:t>图像、点云、材料和三维结构引入无线建模，用更少的 RF 测量推断整个空间的无线状态。</w:t>
+      </w:r>
+    </w:p>
+    <w:p>
+      <w:pPr>
+        <w:numPr>
+          <w:ilvl w:val="0"/>
+          <w:numId w:val="0"/>
+        </w:numPr>
+        <w:spacing w:line="360" w:lineRule="auto"/>
+        <w:ind w:leftChars="0" w:firstLine="420" w:firstLineChars="0"/>
+        <w:rPr>
+          <w:rFonts w:hint="eastAsia" w:ascii="宋体" w:hAnsi="宋体" w:eastAsia="宋体" w:cs="宋体"/>
+          <w:b w:val="0"/>
+          <w:bCs w:val="0"/>
+          <w:sz w:val="24"/>
+          <w:szCs w:val="24"/>
+          <w:lang w:val="en-US" w:eastAsia="zh"/>
+          <w:woUserID w:val="1"/>
+        </w:rPr>
+      </w:pPr>
+      <w:r>
+        <w:rPr>
+          <w:rFonts w:hint="eastAsia" w:ascii="宋体" w:hAnsi="宋体" w:eastAsia="宋体" w:cs="宋体"/>
+          <w:b/>
+          <w:bCs/>
+          <w:sz w:val="24"/>
+          <w:szCs w:val="24"/>
+          <w:lang w:val="en-US" w:eastAsia="zh"/>
+          <w:woUserID w:val="1"/>
+        </w:rPr>
+        <w:t>RFCanvas：</w:t>
+      </w:r>
+      <w:r>
+        <w:rPr>
+          <w:rFonts w:hint="eastAsia" w:ascii="宋体" w:hAnsi="宋体" w:eastAsia="宋体" w:cs="宋体"/>
+          <w:b w:val="0"/>
+          <w:bCs w:val="0"/>
+          <w:sz w:val="24"/>
+          <w:szCs w:val="24"/>
+          <w:lang w:val="en-US" w:eastAsia="zh"/>
+          <w:woUserID w:val="1"/>
+        </w:rPr>
+        <w:t>有视觉信息时，能不能减少 RF 测量？</w:t>
+      </w:r>
+    </w:p>
+    <w:p>
+      <w:pPr>
+        <w:numPr>
+          <w:ilvl w:val="0"/>
+          <w:numId w:val="0"/>
+        </w:numPr>
+        <w:spacing w:line="360" w:lineRule="auto"/>
+        <w:ind w:leftChars="0" w:firstLine="420" w:firstLineChars="0"/>
+        <w:rPr>
+          <w:rFonts w:hint="eastAsia" w:ascii="宋体" w:hAnsi="宋体" w:eastAsia="宋体" w:cs="宋体"/>
+          <w:b w:val="0"/>
+          <w:bCs w:val="0"/>
+          <w:sz w:val="24"/>
+          <w:szCs w:val="24"/>
+          <w:lang w:val="en-US" w:eastAsia="zh"/>
+          <w:woUserID w:val="1"/>
+        </w:rPr>
+      </w:pPr>
+      <w:r>
+        <w:rPr>
+          <w:rFonts w:hint="eastAsia" w:ascii="宋体" w:hAnsi="宋体" w:eastAsia="宋体" w:cs="宋体"/>
+          <w:b w:val="0"/>
+          <w:bCs w:val="0"/>
+          <w:sz w:val="24"/>
+          <w:szCs w:val="24"/>
+          <w:lang w:val="en-US" w:eastAsia="zh"/>
+          <w:woUserID w:val="1"/>
+        </w:rPr>
+        <w:t>视觉 + 少量 RF。</w:t>
+      </w:r>
+    </w:p>
+    <w:p>
+      <w:pPr>
+        <w:numPr>
+          <w:ilvl w:val="0"/>
+          <w:numId w:val="0"/>
+        </w:numPr>
+        <w:spacing w:line="360" w:lineRule="auto"/>
+        <w:ind w:leftChars="0" w:firstLine="420" w:firstLineChars="0"/>
+        <w:rPr>
+          <w:rFonts w:hint="eastAsia" w:ascii="宋体" w:hAnsi="宋体" w:eastAsia="宋体" w:cs="宋体"/>
+          <w:b w:val="0"/>
+          <w:bCs w:val="0"/>
+          <w:sz w:val="24"/>
+          <w:szCs w:val="24"/>
+          <w:lang w:val="en-US" w:eastAsia="zh"/>
+          <w:woUserID w:val="1"/>
+        </w:rPr>
+      </w:pPr>
+      <w:r>
+        <w:rPr>
+          <w:rFonts w:hint="eastAsia" w:ascii="宋体" w:hAnsi="宋体" w:eastAsia="宋体" w:cs="宋体"/>
+          <w:b/>
+          <w:bCs/>
+          <w:sz w:val="24"/>
+          <w:szCs w:val="24"/>
+          <w:lang w:val="en-US" w:eastAsia="zh"/>
+          <w:woUserID w:val="1"/>
+        </w:rPr>
+        <w:t>PropSplat：</w:t>
+      </w:r>
+      <w:r>
+        <w:rPr>
+          <w:rFonts w:hint="eastAsia" w:ascii="宋体" w:hAnsi="宋体" w:eastAsia="宋体" w:cs="宋体"/>
+          <w:b w:val="0"/>
+          <w:bCs w:val="0"/>
+          <w:sz w:val="24"/>
+          <w:szCs w:val="24"/>
+          <w:lang w:val="en-US" w:eastAsia="zh"/>
+          <w:woUserID w:val="1"/>
+        </w:rPr>
+        <w:t>如果连地图和视觉都没有，只剩少量 RF 呢？</w:t>
+      </w:r>
+    </w:p>
+    <w:p>
+      <w:pPr>
+        <w:numPr>
+          <w:ilvl w:val="0"/>
+          <w:numId w:val="0"/>
+        </w:numPr>
+        <w:spacing w:line="360" w:lineRule="auto"/>
+        <w:ind w:leftChars="0" w:firstLine="420" w:firstLineChars="0"/>
+        <w:rPr>
+          <w:rFonts w:hint="eastAsia" w:ascii="宋体" w:hAnsi="宋体" w:eastAsia="宋体" w:cs="宋体"/>
+          <w:b w:val="0"/>
+          <w:bCs w:val="0"/>
+          <w:sz w:val="24"/>
+          <w:szCs w:val="24"/>
+          <w:lang w:val="en-US" w:eastAsia="zh"/>
+          <w:woUserID w:val="1"/>
+        </w:rPr>
+      </w:pPr>
+      <w:r>
+        <w:rPr>
+          <w:rFonts w:hint="eastAsia" w:ascii="宋体" w:hAnsi="宋体" w:eastAsia="宋体" w:cs="宋体"/>
+          <w:b w:val="0"/>
+          <w:bCs w:val="0"/>
+          <w:sz w:val="24"/>
+          <w:szCs w:val="24"/>
+          <w:lang w:val="en-US" w:eastAsia="zh"/>
+          <w:woUserID w:val="1"/>
+        </w:rPr>
+        <w:t>纯 RF 的无地图重建。</w:t>
+      </w:r>
+    </w:p>
+    <w:p>
+      <w:pPr>
+        <w:numPr>
+          <w:ilvl w:val="0"/>
+          <w:numId w:val="0"/>
+        </w:numPr>
+        <w:spacing w:line="360" w:lineRule="auto"/>
+        <w:ind w:leftChars="0" w:firstLine="420" w:firstLineChars="0"/>
+        <w:rPr>
+          <w:rFonts w:hint="eastAsia" w:ascii="宋体" w:hAnsi="宋体" w:eastAsia="宋体" w:cs="宋体"/>
+          <w:b w:val="0"/>
+          <w:bCs w:val="0"/>
+          <w:sz w:val="24"/>
+          <w:szCs w:val="24"/>
+          <w:lang w:val="en-US" w:eastAsia="zh"/>
+          <w:woUserID w:val="1"/>
+        </w:rPr>
+      </w:pPr>
+      <w:r>
+        <w:rPr>
+          <w:rFonts w:hint="eastAsia" w:ascii="宋体" w:hAnsi="宋体" w:eastAsia="宋体" w:cs="宋体"/>
+          <w:b/>
+          <w:bCs/>
+          <w:sz w:val="24"/>
+          <w:szCs w:val="24"/>
+          <w:lang w:val="en-US" w:eastAsia="zh"/>
+          <w:woUserID w:val="1"/>
+        </w:rPr>
+        <w:t>Point2Radio：</w:t>
+      </w:r>
+      <w:r>
+        <w:rPr>
+          <w:rFonts w:hint="eastAsia" w:ascii="宋体" w:hAnsi="宋体" w:eastAsia="宋体" w:cs="宋体"/>
+          <w:b w:val="0"/>
+          <w:bCs w:val="0"/>
+          <w:sz w:val="24"/>
+          <w:szCs w:val="24"/>
+          <w:lang w:val="en-US" w:eastAsia="zh"/>
+          <w:woUserID w:val="1"/>
+        </w:rPr>
+        <w:t>如果换了一个新环境，以前场景学到的知识能不能复用？</w:t>
+      </w:r>
+    </w:p>
+    <w:p>
+      <w:pPr>
+        <w:numPr>
+          <w:ilvl w:val="0"/>
+          <w:numId w:val="0"/>
+        </w:numPr>
+        <w:spacing w:line="360" w:lineRule="auto"/>
+        <w:ind w:leftChars="0" w:firstLine="420" w:firstLineChars="0"/>
+        <w:rPr>
+          <w:rFonts w:hint="eastAsia" w:ascii="宋体" w:hAnsi="宋体" w:eastAsia="宋体" w:cs="宋体"/>
+          <w:b w:val="0"/>
+          <w:bCs w:val="0"/>
+          <w:sz w:val="24"/>
+          <w:szCs w:val="24"/>
+          <w:lang w:val="en-US" w:eastAsia="zh"/>
+          <w:woUserID w:val="1"/>
+        </w:rPr>
+      </w:pPr>
+      <w:r>
+        <w:rPr>
+          <w:rFonts w:hint="eastAsia" w:ascii="宋体" w:hAnsi="宋体" w:eastAsia="宋体" w:cs="宋体"/>
+          <w:b w:val="0"/>
+          <w:bCs w:val="0"/>
+          <w:sz w:val="24"/>
+          <w:szCs w:val="24"/>
+          <w:lang w:val="en-US" w:eastAsia="zh"/>
+          <w:woUserID w:val="1"/>
+        </w:rPr>
+        <w:t>跨场景预训练和快速适配。</w:t>
+      </w:r>
+    </w:p>
+    <w:p>
+      <w:pPr>
+        <w:numPr>
+          <w:ilvl w:val="0"/>
+          <w:numId w:val="1"/>
+        </w:numPr>
+        <w:spacing w:line="360" w:lineRule="auto"/>
+        <w:ind w:left="0" w:leftChars="0" w:firstLine="0" w:firstLineChars="0"/>
+        <w:rPr>
+          <w:rFonts w:hint="eastAsia" w:ascii="宋体" w:hAnsi="宋体" w:eastAsia="宋体" w:cs="宋体"/>
+          <w:b/>
+          <w:bCs/>
+          <w:sz w:val="24"/>
+          <w:szCs w:val="24"/>
+          <w:lang w:val="en-US" w:eastAsia="zh"/>
+          <w:woUserID w:val="1"/>
+        </w:rPr>
+      </w:pPr>
+      <w:r>
+        <w:rPr>
+          <w:rFonts w:hint="eastAsia" w:ascii="宋体" w:hAnsi="宋体" w:eastAsia="宋体" w:cs="宋体"/>
+          <w:b/>
+          <w:bCs/>
+          <w:sz w:val="24"/>
+          <w:szCs w:val="24"/>
+          <w:lang w:val="en-US" w:eastAsia="zh"/>
+          <w:woUserID w:val="1"/>
+        </w:rPr>
+        <w:t>总结</w:t>
+      </w:r>
+    </w:p>
+    <w:p>
+      <w:pPr>
+        <w:numPr>
+          <w:ilvl w:val="0"/>
+          <w:numId w:val="0"/>
+        </w:numPr>
+        <w:spacing w:line="360" w:lineRule="auto"/>
+        <w:ind w:leftChars="0"/>
+        <w:rPr>
+          <w:rFonts w:hint="eastAsia" w:ascii="宋体" w:hAnsi="宋体" w:eastAsia="宋体" w:cs="宋体"/>
+          <w:b w:val="0"/>
+          <w:bCs w:val="0"/>
+          <w:sz w:val="24"/>
+          <w:szCs w:val="24"/>
+          <w:lang w:val="en-US" w:eastAsia="zh"/>
+          <w:woUserID w:val="1"/>
+        </w:rPr>
+      </w:pPr>
+      <w:r>
+        <w:rPr>
+          <w:rFonts w:hint="eastAsia" w:ascii="宋体" w:hAnsi="宋体" w:eastAsia="宋体" w:cs="宋体"/>
+          <w:b w:val="0"/>
+          <w:bCs w:val="0"/>
+          <w:sz w:val="24"/>
+          <w:szCs w:val="24"/>
+          <w:lang w:val="en-US" w:eastAsia="zh"/>
+          <w:woUserID w:val="1"/>
+        </w:rPr>
+        <w:t>第一，AI+通信的一个明显趋势是从“分析网络”走向“改变测试和控制过程本身”。过去 AI 更多是拿已有 KPI 做预测，现在开始决定什么时候采、采什么、是否要进一步测，以及下一步采取什么网络动作。</w:t>
+      </w:r>
+    </w:p>
+    <w:p>
+      <w:pPr>
+        <w:numPr>
+          <w:ilvl w:val="0"/>
+          <w:numId w:val="0"/>
+        </w:numPr>
+        <w:spacing w:line="360" w:lineRule="auto"/>
+        <w:ind w:leftChars="0"/>
+        <w:rPr>
+          <w:rFonts w:hint="eastAsia" w:ascii="宋体" w:hAnsi="宋体" w:eastAsia="宋体" w:cs="宋体"/>
+          <w:b w:val="0"/>
+          <w:bCs w:val="0"/>
+          <w:sz w:val="24"/>
+          <w:szCs w:val="24"/>
+          <w:lang w:val="en-US" w:eastAsia="zh"/>
+          <w:woUserID w:val="1"/>
+        </w:rPr>
+      </w:pPr>
+      <w:r>
+        <w:rPr>
+          <w:rFonts w:hint="eastAsia" w:ascii="宋体" w:hAnsi="宋体" w:eastAsia="宋体" w:cs="宋体"/>
+          <w:b w:val="0"/>
+          <w:bCs w:val="0"/>
+          <w:sz w:val="24"/>
+          <w:szCs w:val="24"/>
+          <w:lang w:val="en-US" w:eastAsia="zh"/>
+          <w:woUserID w:val="1"/>
+        </w:rPr>
+        <w:t>第二，真正进入网络闭环以后，可信度和安全性会越来越重要。因为预测错误还只是一个数字错了，但如果这个错误进一步驱动切换、资源分配或测量策略，就可能直接影响用户体验，所以输入质量、输出置信度、模型监控和安全动作校验会成为一个完整问题。</w:t>
+      </w:r>
+    </w:p>
+    <w:p>
+      <w:pPr>
+        <w:numPr>
+          <w:ilvl w:val="0"/>
+          <w:numId w:val="0"/>
+        </w:numPr>
+        <w:spacing w:line="360" w:lineRule="auto"/>
+        <w:ind w:leftChars="0"/>
+        <w:rPr>
+          <w:rFonts w:hint="eastAsia" w:ascii="宋体" w:hAnsi="宋体" w:eastAsia="宋体" w:cs="宋体"/>
+          <w:b w:val="0"/>
+          <w:bCs w:val="0"/>
+          <w:sz w:val="24"/>
+          <w:szCs w:val="24"/>
+          <w:lang w:val="en-US" w:eastAsia="zh"/>
+          <w:woUserID w:val="1"/>
+        </w:rPr>
+      </w:pPr>
+      <w:r>
+        <w:rPr>
+          <w:rFonts w:hint="eastAsia" w:ascii="宋体" w:hAnsi="宋体" w:eastAsia="宋体" w:cs="宋体"/>
+          <w:b w:val="0"/>
+          <w:bCs w:val="0"/>
+          <w:sz w:val="24"/>
+          <w:szCs w:val="24"/>
+          <w:lang w:val="en-US" w:eastAsia="zh"/>
+          <w:woUserID w:val="1"/>
+        </w:rPr>
+        <w:t>第三，减少无线测试成本可能有两条不同路径。一条是从测试策略本身入手，例如事件驱动、压缩测量、数字孪生虚拟测试；另一条是引入空间环境信息，用视觉、点云和已有场景知识辅助推断没有实测的位置。</w:t>
+      </w:r>
+    </w:p>
+    <w:p>
+      <w:pPr>
+        <w:numPr>
+          <w:ilvl w:val="0"/>
+          <w:numId w:val="0"/>
+        </w:numPr>
+        <w:spacing w:line="360" w:lineRule="auto"/>
+        <w:ind w:leftChars="0"/>
+        <w:rPr>
+          <w:rFonts w:hint="eastAsia" w:ascii="宋体" w:hAnsi="宋体" w:eastAsia="宋体" w:cs="宋体"/>
+          <w:b w:val="0"/>
+          <w:bCs w:val="0"/>
+          <w:sz w:val="24"/>
+          <w:szCs w:val="24"/>
+          <w:lang w:val="en-US" w:eastAsia="zh"/>
+          <w:woUserID w:val="1"/>
+        </w:rPr>
+      </w:pPr>
+    </w:p>
+    <w:p>
+      <w:pPr>
+        <w:numPr>
+          <w:ilvl w:val="0"/>
+          <w:numId w:val="0"/>
+        </w:numPr>
+        <w:spacing w:line="360" w:lineRule="auto"/>
+        <w:ind w:leftChars="0"/>
+        <w:rPr>
+          <w:rFonts w:hint="eastAsia" w:ascii="宋体" w:hAnsi="宋体" w:eastAsia="宋体" w:cs="宋体"/>
+          <w:b w:val="0"/>
+          <w:bCs w:val="0"/>
+          <w:sz w:val="24"/>
+          <w:szCs w:val="24"/>
+          <w:lang w:val="en-US" w:eastAsia="zh"/>
+          <w:woUserID w:val="1"/>
+        </w:rPr>
+      </w:pPr>
+    </w:p>
+    <w:p>
+      <w:pPr>
+        <w:numPr>
+          <w:ilvl w:val="0"/>
+          <w:numId w:val="0"/>
+        </w:numPr>
+        <w:spacing w:line="360" w:lineRule="auto"/>
+        <w:ind w:leftChars="0"/>
+        <w:rPr>
+          <w:rFonts w:hint="eastAsia" w:ascii="宋体" w:hAnsi="宋体" w:eastAsia="宋体" w:cs="宋体"/>
+          <w:b w:val="0"/>
+          <w:bCs w:val="0"/>
+          <w:sz w:val="24"/>
+          <w:szCs w:val="24"/>
+          <w:lang w:val="en-US" w:eastAsia="zh"/>
+          <w:woUserID w:val="1"/>
+        </w:rPr>
+      </w:pPr>
+    </w:p>
+    <w:p>
+      <w:pPr>
+        <w:numPr>
+          <w:ilvl w:val="0"/>
+          <w:numId w:val="0"/>
+        </w:numPr>
+        <w:spacing w:line="360" w:lineRule="auto"/>
+        <w:ind w:leftChars="0"/>
+        <w:rPr>
+          <w:rFonts w:hint="eastAsia" w:ascii="宋体" w:hAnsi="宋体" w:eastAsia="宋体" w:cs="宋体"/>
+          <w:b w:val="0"/>
+          <w:bCs w:val="0"/>
+          <w:sz w:val="24"/>
+          <w:szCs w:val="24"/>
+          <w:lang w:val="en-US" w:eastAsia="zh"/>
+          <w:woUserID w:val="1"/>
+        </w:rPr>
+      </w:pPr>
+    </w:p>
+    <w:p>
+      <w:pPr>
+        <w:numPr>
+          <w:ilvl w:val="0"/>
+          <w:numId w:val="0"/>
+        </w:numPr>
+        <w:spacing w:line="360" w:lineRule="auto"/>
+        <w:ind w:leftChars="0"/>
+        <w:rPr>
+          <w:rFonts w:hint="eastAsia" w:ascii="宋体" w:hAnsi="宋体" w:eastAsia="宋体" w:cs="宋体"/>
+          <w:b w:val="0"/>
+          <w:bCs w:val="0"/>
+          <w:sz w:val="24"/>
+          <w:szCs w:val="24"/>
+          <w:lang w:val="en-US" w:eastAsia="zh"/>
+          <w:woUserID w:val="1"/>
+        </w:rPr>
+      </w:pPr>
+    </w:p>
+    <w:p>
+      <w:pPr>
+        <w:numPr>
+          <w:ilvl w:val="0"/>
+          <w:numId w:val="0"/>
+        </w:numPr>
+        <w:spacing w:line="360" w:lineRule="auto"/>
+        <w:ind w:leftChars="0"/>
+        <w:rPr>
+          <w:rFonts w:hint="eastAsia" w:ascii="宋体" w:hAnsi="宋体" w:eastAsia="宋体" w:cs="宋体"/>
+          <w:b w:val="0"/>
+          <w:bCs w:val="0"/>
+          <w:sz w:val="24"/>
+          <w:szCs w:val="24"/>
+          <w:lang w:val="en-US" w:eastAsia="zh"/>
+          <w:woUserID w:val="1"/>
+        </w:rPr>
+      </w:pPr>
+    </w:p>
+    <w:p>
+      <w:pPr>
+        <w:numPr>
+          <w:ilvl w:val="0"/>
+          <w:numId w:val="0"/>
+        </w:numPr>
+        <w:spacing w:line="360" w:lineRule="auto"/>
+        <w:ind w:leftChars="0"/>
+        <w:rPr>
+          <w:rFonts w:hint="eastAsia" w:ascii="宋体" w:hAnsi="宋体" w:eastAsia="宋体" w:cs="宋体"/>
+          <w:b w:val="0"/>
+          <w:bCs w:val="0"/>
+          <w:sz w:val="24"/>
+          <w:szCs w:val="24"/>
+          <w:lang w:val="en-US" w:eastAsia="zh"/>
+          <w:woUserID w:val="1"/>
+        </w:rPr>
+      </w:pPr>
+    </w:p>
+    <w:p>
+      <w:pPr>
+        <w:numPr>
+          <w:ilvl w:val="0"/>
+          <w:numId w:val="0"/>
+        </w:numPr>
+        <w:spacing w:line="360" w:lineRule="auto"/>
+        <w:ind w:leftChars="0"/>
+        <w:rPr>
+          <w:rFonts w:hint="eastAsia" w:ascii="宋体" w:hAnsi="宋体" w:eastAsia="宋体" w:cs="宋体"/>
+          <w:b w:val="0"/>
+          <w:bCs w:val="0"/>
+          <w:sz w:val="24"/>
+          <w:szCs w:val="24"/>
+          <w:lang w:val="en-US" w:eastAsia="zh"/>
+          <w:woUserID w:val="1"/>
+        </w:rPr>
+      </w:pPr>
+    </w:p>
+    <w:p>
+      <w:pPr>
+        <w:numPr>
+          <w:ilvl w:val="0"/>
+          <w:numId w:val="0"/>
+        </w:numPr>
+        <w:spacing w:line="360" w:lineRule="auto"/>
+        <w:ind w:leftChars="0"/>
+        <w:rPr>
+          <w:rFonts w:hint="eastAsia" w:ascii="宋体" w:hAnsi="宋体" w:eastAsia="宋体" w:cs="宋体"/>
+          <w:b w:val="0"/>
+          <w:bCs w:val="0"/>
+          <w:sz w:val="24"/>
+          <w:szCs w:val="24"/>
+          <w:lang w:val="en-US" w:eastAsia="zh"/>
+          <w:woUserID w:val="1"/>
+        </w:rPr>
+      </w:pPr>
+    </w:p>
+    <w:p>
+      <w:pPr>
+        <w:numPr>
+          <w:ilvl w:val="0"/>
+          <w:numId w:val="0"/>
+        </w:numPr>
+        <w:spacing w:line="360" w:lineRule="auto"/>
+        <w:ind w:leftChars="0"/>
+        <w:rPr>
+          <w:rFonts w:hint="eastAsia" w:ascii="宋体" w:hAnsi="宋体" w:eastAsia="宋体" w:cs="宋体"/>
+          <w:b w:val="0"/>
+          <w:bCs w:val="0"/>
+          <w:sz w:val="24"/>
+          <w:szCs w:val="24"/>
+          <w:lang w:val="en-US" w:eastAsia="zh"/>
+          <w:woUserID w:val="1"/>
+        </w:rPr>
+      </w:pPr>
+    </w:p>
+    <w:p>
+      <w:pPr>
+        <w:numPr>
+          <w:ilvl w:val="0"/>
+          <w:numId w:val="0"/>
+        </w:numPr>
+        <w:spacing w:line="360" w:lineRule="auto"/>
+        <w:ind w:leftChars="0"/>
+        <w:rPr>
+          <w:rFonts w:hint="eastAsia" w:ascii="宋体" w:hAnsi="宋体" w:eastAsia="宋体" w:cs="宋体"/>
+          <w:b w:val="0"/>
+          <w:bCs w:val="0"/>
+          <w:sz w:val="24"/>
+          <w:szCs w:val="24"/>
+          <w:lang w:val="en-US" w:eastAsia="zh"/>
+          <w:woUserID w:val="1"/>
+        </w:rPr>
+      </w:pPr>
+    </w:p>
+    <w:p>
+      <w:pPr>
+        <w:numPr>
+          <w:ilvl w:val="0"/>
+          <w:numId w:val="0"/>
+        </w:numPr>
+        <w:spacing w:line="360" w:lineRule="auto"/>
+        <w:ind w:leftChars="0"/>
+        <w:rPr>
+          <w:rFonts w:hint="eastAsia" w:ascii="宋体" w:hAnsi="宋体" w:eastAsia="宋体" w:cs="宋体"/>
+          <w:b w:val="0"/>
+          <w:bCs w:val="0"/>
+          <w:sz w:val="24"/>
+          <w:szCs w:val="24"/>
+          <w:lang w:val="en-US" w:eastAsia="zh"/>
+          <w:woUserID w:val="1"/>
+        </w:rPr>
+      </w:pPr>
+    </w:p>
+    <w:p>
+      <w:pPr>
+        <w:numPr>
+          <w:ilvl w:val="0"/>
+          <w:numId w:val="0"/>
+        </w:numPr>
+        <w:spacing w:line="360" w:lineRule="auto"/>
+        <w:ind w:leftChars="0"/>
+        <w:rPr>
+          <w:rFonts w:hint="eastAsia" w:ascii="宋体" w:hAnsi="宋体" w:eastAsia="宋体" w:cs="宋体"/>
+          <w:b w:val="0"/>
+          <w:bCs w:val="0"/>
+          <w:sz w:val="24"/>
+          <w:szCs w:val="24"/>
+          <w:lang w:val="en-US" w:eastAsia="zh"/>
+          <w:woUserID w:val="1"/>
+        </w:rPr>
+      </w:pPr>
+    </w:p>
+    <w:p>
+      <w:pPr>
+        <w:numPr>
+          <w:ilvl w:val="0"/>
+          <w:numId w:val="0"/>
+        </w:numPr>
+        <w:spacing w:line="360" w:lineRule="auto"/>
+        <w:ind w:leftChars="0"/>
+        <w:rPr>
+          <w:rFonts w:hint="eastAsia" w:ascii="宋体" w:hAnsi="宋体" w:eastAsia="宋体" w:cs="宋体"/>
+          <w:b w:val="0"/>
+          <w:bCs w:val="0"/>
+          <w:sz w:val="24"/>
+          <w:szCs w:val="24"/>
+          <w:lang w:val="en-US" w:eastAsia="zh"/>
+          <w:woUserID w:val="1"/>
+        </w:rPr>
+      </w:pPr>
+    </w:p>
+    <w:p>
+      <w:pPr>
+        <w:numPr>
+          <w:ilvl w:val="0"/>
+          <w:numId w:val="0"/>
+        </w:numPr>
+        <w:spacing w:line="360" w:lineRule="auto"/>
+        <w:ind w:leftChars="0"/>
+        <w:rPr>
+          <w:rFonts w:hint="eastAsia" w:ascii="宋体" w:hAnsi="宋体" w:eastAsia="宋体" w:cs="宋体"/>
+          <w:b/>
+          <w:bCs/>
+          <w:sz w:val="24"/>
+          <w:szCs w:val="24"/>
+          <w:lang w:val="en-US" w:eastAsia="zh"/>
+          <w:woUserID w:val="1"/>
+        </w:rPr>
+      </w:pPr>
+      <w:r>
+        <w:rPr>
+          <w:rFonts w:hint="eastAsia" w:ascii="宋体" w:hAnsi="宋体" w:eastAsia="宋体" w:cs="宋体"/>
+          <w:b/>
+          <w:bCs/>
+          <w:sz w:val="24"/>
+          <w:szCs w:val="24"/>
+          <w:lang w:val="en-US" w:eastAsia="zh"/>
+          <w:woUserID w:val="1"/>
+        </w:rPr>
+        <w:t>华为专利：面向网络数字孪生的数据采集</w:t>
+      </w:r>
+    </w:p>
+    <w:p>
+      <w:pPr>
+        <w:numPr>
+          <w:ilvl w:val="0"/>
+          <w:numId w:val="0"/>
+        </w:numPr>
+        <w:spacing w:line="360" w:lineRule="auto"/>
+        <w:ind w:leftChars="0"/>
+        <w:rPr>
+          <w:rFonts w:hint="eastAsia" w:ascii="宋体" w:hAnsi="宋体" w:eastAsia="宋体" w:cs="宋体"/>
+          <w:b w:val="0"/>
+          <w:bCs w:val="0"/>
+          <w:sz w:val="24"/>
+          <w:szCs w:val="24"/>
+          <w:lang w:val="en-US" w:eastAsia="zh"/>
+          <w:woUserID w:val="1"/>
+        </w:rPr>
+      </w:pPr>
+      <w:r>
+        <w:rPr>
+          <w:rFonts w:hint="eastAsia" w:ascii="宋体" w:hAnsi="宋体" w:eastAsia="宋体" w:cs="宋体"/>
+          <w:b w:val="0"/>
+          <w:bCs w:val="0"/>
+          <w:sz w:val="24"/>
+          <w:szCs w:val="24"/>
+          <w:lang w:val="en-US" w:eastAsia="zh"/>
+          <w:woUserID w:val="1"/>
+        </w:rPr>
+        <w:t>第一层是</w:t>
+      </w:r>
+      <w:r>
+        <w:rPr>
+          <w:rFonts w:hint="eastAsia" w:ascii="宋体" w:hAnsi="宋体" w:eastAsia="宋体" w:cs="宋体"/>
+          <w:b/>
+          <w:bCs/>
+          <w:sz w:val="24"/>
+          <w:szCs w:val="24"/>
+          <w:lang w:val="en-US" w:eastAsia="zh"/>
+          <w:woUserID w:val="1"/>
+        </w:rPr>
+        <w:t>采什么数据发生了变化</w:t>
+      </w:r>
+      <w:r>
+        <w:rPr>
+          <w:rFonts w:hint="eastAsia" w:ascii="宋体" w:hAnsi="宋体" w:eastAsia="宋体" w:cs="宋体"/>
+          <w:b w:val="0"/>
+          <w:bCs w:val="0"/>
+          <w:sz w:val="24"/>
+          <w:szCs w:val="24"/>
+          <w:lang w:val="en-US" w:eastAsia="zh"/>
+          <w:woUserID w:val="1"/>
+        </w:rPr>
+        <w:t>。</w:t>
+      </w:r>
+    </w:p>
+    <w:p>
+      <w:pPr>
+        <w:numPr>
+          <w:ilvl w:val="0"/>
+          <w:numId w:val="0"/>
+        </w:numPr>
+        <w:spacing w:line="360" w:lineRule="auto"/>
+        <w:ind w:leftChars="0"/>
+        <w:rPr>
+          <w:rFonts w:hint="eastAsia" w:ascii="宋体" w:hAnsi="宋体" w:eastAsia="宋体" w:cs="宋体"/>
+          <w:b w:val="0"/>
+          <w:bCs w:val="0"/>
+          <w:sz w:val="24"/>
+          <w:szCs w:val="24"/>
+          <w:lang w:val="en-US" w:eastAsia="zh"/>
+          <w:woUserID w:val="1"/>
+        </w:rPr>
+      </w:pPr>
+      <w:r>
+        <w:rPr>
+          <w:rFonts w:hint="eastAsia" w:ascii="宋体" w:hAnsi="宋体" w:eastAsia="宋体" w:cs="宋体"/>
+          <w:b w:val="0"/>
+          <w:bCs w:val="0"/>
+          <w:sz w:val="24"/>
+          <w:szCs w:val="24"/>
+          <w:lang w:val="en-US" w:eastAsia="zh"/>
+          <w:woUserID w:val="1"/>
+        </w:rPr>
+        <w:t>传统网络管理更多看到：网元级聚合统计。</w:t>
+      </w:r>
+    </w:p>
+    <w:p>
+      <w:pPr>
+        <w:numPr>
+          <w:ilvl w:val="0"/>
+          <w:numId w:val="0"/>
+        </w:numPr>
+        <w:spacing w:line="360" w:lineRule="auto"/>
+        <w:ind w:leftChars="0"/>
+        <w:rPr>
+          <w:rFonts w:hint="eastAsia" w:ascii="宋体" w:hAnsi="宋体" w:eastAsia="宋体" w:cs="宋体"/>
+          <w:b w:val="0"/>
+          <w:bCs w:val="0"/>
+          <w:sz w:val="24"/>
+          <w:szCs w:val="24"/>
+          <w:lang w:val="en-US" w:eastAsia="zh"/>
+          <w:woUserID w:val="1"/>
+        </w:rPr>
+      </w:pPr>
+      <w:r>
+        <w:rPr>
+          <w:rFonts w:hint="eastAsia" w:ascii="宋体" w:hAnsi="宋体" w:eastAsia="宋体" w:cs="宋体"/>
+          <w:b w:val="0"/>
+          <w:bCs w:val="0"/>
+          <w:sz w:val="24"/>
+          <w:szCs w:val="24"/>
+          <w:lang w:val="en-US" w:eastAsia="zh"/>
+          <w:woUserID w:val="1"/>
+        </w:rPr>
+        <w:t>这项工作进一步想得到：</w:t>
+      </w:r>
+      <w:r>
+        <w:rPr>
+          <w:rFonts w:hint="eastAsia" w:ascii="宋体" w:hAnsi="宋体" w:eastAsia="宋体" w:cs="宋体"/>
+          <w:b w:val="0"/>
+          <w:bCs w:val="0"/>
+          <w:sz w:val="24"/>
+          <w:szCs w:val="24"/>
+          <w:highlight w:val="yellow"/>
+          <w:lang w:val="en-US" w:eastAsia="zh"/>
+          <w:woUserID w:val="1"/>
+        </w:rPr>
+        <w:t>具体通信业务的数据流传输特征</w:t>
+      </w:r>
+      <w:r>
+        <w:rPr>
+          <w:rFonts w:hint="eastAsia" w:ascii="宋体" w:hAnsi="宋体" w:eastAsia="宋体" w:cs="宋体"/>
+          <w:b w:val="0"/>
+          <w:bCs w:val="0"/>
+          <w:sz w:val="24"/>
+          <w:szCs w:val="24"/>
+          <w:lang w:val="en-US" w:eastAsia="zh"/>
+          <w:woUserID w:val="1"/>
+        </w:rPr>
+        <w:t>。</w:t>
+      </w:r>
+    </w:p>
+    <w:p>
+      <w:pPr>
+        <w:numPr>
+          <w:ilvl w:val="0"/>
+          <w:numId w:val="0"/>
+        </w:numPr>
+        <w:spacing w:line="360" w:lineRule="auto"/>
+        <w:ind w:leftChars="0"/>
+        <w:rPr>
+          <w:rFonts w:hint="eastAsia" w:ascii="宋体" w:hAnsi="宋体" w:eastAsia="宋体" w:cs="宋体"/>
+          <w:b w:val="0"/>
+          <w:bCs w:val="0"/>
+          <w:sz w:val="24"/>
+          <w:szCs w:val="24"/>
+          <w:lang w:val="en-US" w:eastAsia="zh"/>
+          <w:woUserID w:val="1"/>
+        </w:rPr>
+      </w:pPr>
+      <w:r>
+        <w:rPr>
+          <w:rFonts w:hint="eastAsia" w:ascii="宋体" w:hAnsi="宋体" w:eastAsia="宋体" w:cs="宋体"/>
+          <w:b w:val="0"/>
+          <w:bCs w:val="0"/>
+          <w:sz w:val="24"/>
+          <w:szCs w:val="24"/>
+          <w:lang w:val="en-US" w:eastAsia="zh"/>
+          <w:woUserID w:val="1"/>
+        </w:rPr>
+        <w:t>目的就是</w:t>
+      </w:r>
+      <w:r>
+        <w:rPr>
+          <w:rFonts w:hint="eastAsia" w:ascii="宋体" w:hAnsi="宋体" w:eastAsia="宋体" w:cs="宋体"/>
+          <w:b/>
+          <w:bCs/>
+          <w:sz w:val="24"/>
+          <w:szCs w:val="24"/>
+          <w:lang w:val="en-US" w:eastAsia="zh"/>
+          <w:woUserID w:val="1"/>
+        </w:rPr>
+        <w:t>让数字孪生能够建立：业务模型</w:t>
+      </w:r>
+      <w:r>
+        <w:rPr>
+          <w:rFonts w:hint="eastAsia" w:ascii="宋体" w:hAnsi="宋体" w:eastAsia="宋体" w:cs="宋体"/>
+          <w:b w:val="0"/>
+          <w:bCs w:val="0"/>
+          <w:sz w:val="24"/>
+          <w:szCs w:val="24"/>
+          <w:lang w:val="en-US" w:eastAsia="zh"/>
+          <w:woUserID w:val="1"/>
+        </w:rPr>
+        <w:t>。</w:t>
+      </w:r>
+    </w:p>
+    <w:p>
+      <w:pPr>
+        <w:numPr>
+          <w:ilvl w:val="0"/>
+          <w:numId w:val="0"/>
+        </w:numPr>
+        <w:spacing w:line="360" w:lineRule="auto"/>
+        <w:ind w:leftChars="0"/>
+        <w:rPr>
+          <w:rFonts w:hint="eastAsia" w:ascii="宋体" w:hAnsi="宋体" w:eastAsia="宋体" w:cs="宋体"/>
+          <w:b w:val="0"/>
+          <w:bCs w:val="0"/>
+          <w:sz w:val="24"/>
+          <w:szCs w:val="24"/>
+          <w:lang w:val="en-US" w:eastAsia="zh"/>
+          <w:woUserID w:val="1"/>
+        </w:rPr>
+      </w:pPr>
+      <w:r>
+        <w:rPr>
+          <w:rFonts w:hint="eastAsia" w:ascii="宋体" w:hAnsi="宋体" w:eastAsia="宋体" w:cs="宋体"/>
+          <w:b w:val="0"/>
+          <w:bCs w:val="0"/>
+          <w:sz w:val="24"/>
+          <w:szCs w:val="24"/>
+          <w:lang w:val="en-US" w:eastAsia="zh"/>
+          <w:woUserID w:val="1"/>
+        </w:rPr>
+        <w:t>第二层是</w:t>
+      </w:r>
+      <w:r>
+        <w:rPr>
+          <w:rFonts w:hint="eastAsia" w:ascii="宋体" w:hAnsi="宋体" w:eastAsia="宋体" w:cs="宋体"/>
+          <w:b/>
+          <w:bCs/>
+          <w:color w:val="000000"/>
+          <w:sz w:val="24"/>
+          <w:szCs w:val="24"/>
+          <w:lang w:val="en-US" w:eastAsia="zh"/>
+          <w:woUserID w:val="1"/>
+        </w:rPr>
+        <w:t>谁决定采什么</w:t>
+      </w:r>
+      <w:r>
+        <w:rPr>
+          <w:rFonts w:hint="eastAsia" w:ascii="宋体" w:hAnsi="宋体" w:eastAsia="宋体" w:cs="宋体"/>
+          <w:b w:val="0"/>
+          <w:bCs w:val="0"/>
+          <w:sz w:val="24"/>
+          <w:szCs w:val="24"/>
+          <w:lang w:val="en-US" w:eastAsia="zh"/>
+          <w:woUserID w:val="1"/>
+        </w:rPr>
+        <w:t>。</w:t>
+      </w:r>
+    </w:p>
+    <w:p>
+      <w:pPr>
+        <w:numPr>
+          <w:ilvl w:val="0"/>
+          <w:numId w:val="0"/>
+        </w:numPr>
+        <w:spacing w:line="360" w:lineRule="auto"/>
+        <w:ind w:leftChars="0"/>
+        <w:rPr>
+          <w:rFonts w:hint="eastAsia" w:ascii="宋体" w:hAnsi="宋体" w:eastAsia="宋体" w:cs="宋体"/>
+          <w:b w:val="0"/>
+          <w:bCs w:val="0"/>
+          <w:sz w:val="24"/>
+          <w:szCs w:val="24"/>
+          <w:lang w:val="en-US" w:eastAsia="zh"/>
+          <w:woUserID w:val="1"/>
+        </w:rPr>
+      </w:pPr>
+      <w:r>
+        <w:rPr>
+          <w:rFonts w:hint="eastAsia" w:ascii="宋体" w:hAnsi="宋体" w:eastAsia="宋体" w:cs="宋体"/>
+          <w:b w:val="0"/>
+          <w:bCs w:val="0"/>
+          <w:sz w:val="24"/>
+          <w:szCs w:val="24"/>
+          <w:lang w:val="en-US" w:eastAsia="zh"/>
+          <w:woUserID w:val="1"/>
+        </w:rPr>
+        <w:t>不是简单：“网络有哪些 KPI 就全部拿回来。”</w:t>
+      </w:r>
+    </w:p>
+    <w:p>
+      <w:pPr>
+        <w:numPr>
+          <w:ilvl w:val="0"/>
+          <w:numId w:val="0"/>
+        </w:numPr>
+        <w:spacing w:line="360" w:lineRule="auto"/>
+        <w:ind w:leftChars="0"/>
+        <w:rPr>
+          <w:rFonts w:hint="eastAsia" w:ascii="宋体" w:hAnsi="宋体" w:eastAsia="宋体" w:cs="宋体"/>
+          <w:b w:val="0"/>
+          <w:bCs w:val="0"/>
+          <w:sz w:val="24"/>
+          <w:szCs w:val="24"/>
+          <w:lang w:val="en-US" w:eastAsia="zh"/>
+          <w:woUserID w:val="1"/>
+        </w:rPr>
+      </w:pPr>
+      <w:r>
+        <w:rPr>
+          <w:rFonts w:hint="eastAsia" w:ascii="宋体" w:hAnsi="宋体" w:eastAsia="宋体" w:cs="宋体"/>
+          <w:b w:val="0"/>
+          <w:bCs w:val="0"/>
+          <w:sz w:val="24"/>
+          <w:szCs w:val="24"/>
+          <w:lang w:val="en-US" w:eastAsia="zh"/>
+          <w:woUserID w:val="1"/>
+        </w:rPr>
+        <w:t>而是：上层提出业务体验评估需求</w:t>
+      </w:r>
+      <w:r>
+        <w:rPr>
+          <w:rFonts w:hint="eastAsia" w:ascii="宋体" w:hAnsi="宋体" w:eastAsia="宋体" w:cs="宋体"/>
+          <w:b w:val="0"/>
+          <w:bCs w:val="0"/>
+          <w:sz w:val="24"/>
+          <w:szCs w:val="24"/>
+          <w:lang w:val="en-US" w:eastAsia="zh"/>
+          <w:woUserID w:val="1"/>
+        </w:rPr>
+        <w:br w:type="textWrapping"/>
+      </w:r>
+      <w:r>
+        <w:rPr>
+          <w:rFonts w:hint="eastAsia" w:ascii="宋体" w:hAnsi="宋体" w:eastAsia="宋体" w:cs="宋体"/>
+          <w:b w:val="0"/>
+          <w:bCs w:val="0"/>
+          <w:sz w:val="24"/>
+          <w:szCs w:val="24"/>
+          <w:lang w:val="en-US" w:eastAsia="zh"/>
+          <w:woUserID w:val="1"/>
+        </w:rPr>
+        <w:t>→ NTME根据业务类型/评估目标</w:t>
+      </w:r>
+      <w:r>
+        <w:rPr>
+          <w:rFonts w:hint="eastAsia" w:ascii="宋体" w:hAnsi="宋体" w:eastAsia="宋体" w:cs="宋体"/>
+          <w:b w:val="0"/>
+          <w:bCs w:val="0"/>
+          <w:sz w:val="24"/>
+          <w:szCs w:val="24"/>
+          <w:lang w:val="en-US" w:eastAsia="zh"/>
+          <w:woUserID w:val="1"/>
+        </w:rPr>
+        <w:br w:type="textWrapping"/>
+      </w:r>
+      <w:r>
+        <w:rPr>
+          <w:rFonts w:hint="eastAsia" w:ascii="宋体" w:hAnsi="宋体" w:eastAsia="宋体" w:cs="宋体"/>
+          <w:b w:val="0"/>
+          <w:bCs w:val="0"/>
+          <w:sz w:val="24"/>
+          <w:szCs w:val="24"/>
+          <w:lang w:val="en-US" w:eastAsia="zh"/>
+          <w:woUserID w:val="1"/>
+        </w:rPr>
+        <w:t>→ 确定需要的模型和数据</w:t>
+      </w:r>
+      <w:r>
+        <w:rPr>
+          <w:rFonts w:hint="eastAsia" w:ascii="宋体" w:hAnsi="宋体" w:eastAsia="宋体" w:cs="宋体"/>
+          <w:b w:val="0"/>
+          <w:bCs w:val="0"/>
+          <w:sz w:val="24"/>
+          <w:szCs w:val="24"/>
+          <w:lang w:val="en-US" w:eastAsia="zh"/>
+          <w:woUserID w:val="1"/>
+        </w:rPr>
+        <w:br w:type="textWrapping"/>
+      </w:r>
+      <w:r>
+        <w:rPr>
+          <w:rFonts w:hint="eastAsia" w:ascii="宋体" w:hAnsi="宋体" w:eastAsia="宋体" w:cs="宋体"/>
+          <w:b w:val="0"/>
+          <w:bCs w:val="0"/>
+          <w:sz w:val="24"/>
+          <w:szCs w:val="24"/>
+          <w:lang w:val="en-US" w:eastAsia="zh"/>
+          <w:woUserID w:val="1"/>
+        </w:rPr>
+        <w:t>→ 再向真实网络下发采集任务。</w:t>
+      </w:r>
+    </w:p>
+    <w:p>
+      <w:pPr>
+        <w:numPr>
+          <w:ilvl w:val="0"/>
+          <w:numId w:val="0"/>
+        </w:numPr>
+        <w:spacing w:line="360" w:lineRule="auto"/>
+        <w:ind w:leftChars="0"/>
+        <w:rPr>
+          <w:rFonts w:hint="eastAsia" w:ascii="宋体" w:hAnsi="宋体" w:eastAsia="宋体" w:cs="宋体"/>
+          <w:b w:val="0"/>
+          <w:bCs w:val="0"/>
+          <w:sz w:val="24"/>
+          <w:szCs w:val="24"/>
+          <w:lang w:val="en-US" w:eastAsia="zh"/>
+          <w:woUserID w:val="1"/>
+        </w:rPr>
+      </w:pPr>
+      <w:r>
+        <w:rPr>
+          <w:rFonts w:hint="eastAsia" w:ascii="宋体" w:hAnsi="宋体" w:eastAsia="宋体" w:cs="宋体"/>
+          <w:b w:val="0"/>
+          <w:bCs w:val="0"/>
+          <w:sz w:val="24"/>
+          <w:szCs w:val="24"/>
+          <w:lang w:val="en-US" w:eastAsia="zh"/>
+          <w:woUserID w:val="1"/>
+        </w:rPr>
+        <w:t>这是：</w:t>
+      </w:r>
+      <w:r>
+        <w:rPr>
+          <w:rFonts w:hint="eastAsia" w:ascii="宋体" w:hAnsi="宋体" w:eastAsia="宋体" w:cs="宋体"/>
+          <w:b/>
+          <w:bCs/>
+          <w:sz w:val="24"/>
+          <w:szCs w:val="24"/>
+          <w:lang w:val="en-US" w:eastAsia="zh"/>
+          <w:woUserID w:val="1"/>
+        </w:rPr>
+        <w:t>面向业务需求的数据采集</w:t>
+      </w:r>
+      <w:r>
+        <w:rPr>
+          <w:rFonts w:hint="eastAsia" w:ascii="宋体" w:hAnsi="宋体" w:eastAsia="宋体" w:cs="宋体"/>
+          <w:b w:val="0"/>
+          <w:bCs w:val="0"/>
+          <w:sz w:val="24"/>
+          <w:szCs w:val="24"/>
+          <w:lang w:val="en-US" w:eastAsia="zh"/>
+          <w:woUserID w:val="1"/>
+        </w:rPr>
+        <w:t>。</w:t>
+      </w:r>
+    </w:p>
+    <w:p>
+      <w:pPr>
+        <w:numPr>
+          <w:ilvl w:val="0"/>
+          <w:numId w:val="0"/>
+        </w:numPr>
+        <w:spacing w:line="360" w:lineRule="auto"/>
+        <w:ind w:leftChars="0"/>
+        <w:rPr>
+          <w:rFonts w:hint="eastAsia" w:ascii="宋体" w:hAnsi="宋体" w:eastAsia="宋体" w:cs="宋体"/>
+          <w:b w:val="0"/>
+          <w:bCs w:val="0"/>
+          <w:sz w:val="24"/>
+          <w:szCs w:val="24"/>
+          <w:lang w:val="en-US" w:eastAsia="zh"/>
+          <w:woUserID w:val="1"/>
+        </w:rPr>
+      </w:pPr>
+      <w:r>
+        <w:rPr>
+          <w:rFonts w:hint="eastAsia" w:ascii="宋体" w:hAnsi="宋体" w:eastAsia="宋体" w:cs="宋体"/>
+          <w:b w:val="0"/>
+          <w:bCs w:val="0"/>
+          <w:sz w:val="24"/>
+          <w:szCs w:val="24"/>
+          <w:lang w:val="en-US" w:eastAsia="zh"/>
+          <w:woUserID w:val="1"/>
+        </w:rPr>
+        <w:t>第三层是</w:t>
+      </w:r>
+      <w:r>
+        <w:rPr>
+          <w:rFonts w:hint="eastAsia" w:ascii="宋体" w:hAnsi="宋体" w:eastAsia="宋体" w:cs="宋体"/>
+          <w:b/>
+          <w:bCs/>
+          <w:sz w:val="24"/>
+          <w:szCs w:val="24"/>
+          <w:lang w:val="en-US" w:eastAsia="zh"/>
+          <w:woUserID w:val="1"/>
+        </w:rPr>
+        <w:t>怎么降低后续数据采集开销</w:t>
+      </w:r>
+      <w:r>
+        <w:rPr>
+          <w:rFonts w:hint="eastAsia" w:ascii="宋体" w:hAnsi="宋体" w:eastAsia="宋体" w:cs="宋体"/>
+          <w:b w:val="0"/>
+          <w:bCs w:val="0"/>
+          <w:sz w:val="24"/>
+          <w:szCs w:val="24"/>
+          <w:lang w:val="en-US" w:eastAsia="zh"/>
+          <w:woUserID w:val="1"/>
+        </w:rPr>
+        <w:t>。</w:t>
+      </w:r>
+    </w:p>
+    <w:p>
+      <w:pPr>
+        <w:numPr>
+          <w:ilvl w:val="0"/>
+          <w:numId w:val="0"/>
+        </w:numPr>
+        <w:spacing w:line="360" w:lineRule="auto"/>
+        <w:ind w:leftChars="0"/>
+        <w:rPr>
+          <w:rFonts w:hint="eastAsia" w:ascii="宋体" w:hAnsi="宋体" w:eastAsia="宋体" w:cs="宋体"/>
+          <w:b w:val="0"/>
+          <w:bCs w:val="0"/>
+          <w:sz w:val="24"/>
+          <w:szCs w:val="24"/>
+          <w:lang w:val="en-US" w:eastAsia="zh"/>
+          <w:woUserID w:val="1"/>
+        </w:rPr>
+      </w:pPr>
+      <w:r>
+        <w:rPr>
+          <w:rFonts w:hint="eastAsia" w:ascii="宋体" w:hAnsi="宋体" w:eastAsia="宋体" w:cs="宋体"/>
+          <w:b/>
+          <w:bCs/>
+          <w:sz w:val="24"/>
+          <w:szCs w:val="24"/>
+          <w:lang w:val="en-US" w:eastAsia="zh"/>
+          <w:woUserID w:val="1"/>
+        </w:rPr>
+        <w:t>先采到历史数据之后（先采一轮 → 获得历史变化数据 → 认识这种数据是怎么变化的）</w:t>
+      </w:r>
+    </w:p>
+    <w:p>
+      <w:pPr>
+        <w:numPr>
+          <w:ilvl w:val="0"/>
+          <w:numId w:val="0"/>
+        </w:numPr>
+        <w:spacing w:line="360" w:lineRule="auto"/>
+        <w:ind w:leftChars="0"/>
+        <w:rPr>
+          <w:rFonts w:hint="eastAsia" w:ascii="宋体" w:hAnsi="宋体" w:eastAsia="宋体" w:cs="宋体"/>
+          <w:b w:val="0"/>
+          <w:bCs w:val="0"/>
+          <w:sz w:val="24"/>
+          <w:szCs w:val="24"/>
+          <w:lang w:val="en-US" w:eastAsia="zh"/>
+          <w:woUserID w:val="1"/>
+        </w:rPr>
+      </w:pPr>
+      <w:r>
+        <w:rPr>
+          <w:rFonts w:hint="eastAsia" w:ascii="宋体" w:hAnsi="宋体" w:eastAsia="宋体" w:cs="宋体"/>
+          <w:b w:val="0"/>
+          <w:bCs w:val="0"/>
+          <w:sz w:val="24"/>
+          <w:szCs w:val="24"/>
+          <w:lang w:val="en-US" w:eastAsia="zh"/>
+          <w:woUserID w:val="1"/>
+        </w:rPr>
+        <w:t>再根据：静态 / 动态属性、变化周期、变化频度、阈值</w:t>
+      </w:r>
+    </w:p>
+    <w:p>
+      <w:pPr>
+        <w:numPr>
+          <w:ilvl w:val="0"/>
+          <w:numId w:val="0"/>
+        </w:numPr>
+        <w:spacing w:line="360" w:lineRule="auto"/>
+        <w:ind w:leftChars="0"/>
+        <w:rPr>
+          <w:rFonts w:hint="eastAsia" w:ascii="宋体" w:hAnsi="宋体" w:eastAsia="宋体" w:cs="宋体"/>
+          <w:b w:val="0"/>
+          <w:bCs w:val="0"/>
+          <w:sz w:val="24"/>
+          <w:szCs w:val="24"/>
+          <w:lang w:val="en-US" w:eastAsia="zh"/>
+          <w:woUserID w:val="1"/>
+        </w:rPr>
+      </w:pPr>
+      <w:r>
+        <w:rPr>
+          <w:rFonts w:hint="eastAsia" w:ascii="宋体" w:hAnsi="宋体" w:eastAsia="宋体" w:cs="宋体"/>
+          <w:b w:val="0"/>
+          <w:bCs w:val="0"/>
+          <w:sz w:val="24"/>
+          <w:szCs w:val="24"/>
+          <w:lang w:val="en-US" w:eastAsia="zh"/>
+          <w:woUserID w:val="1"/>
+        </w:rPr>
+        <w:t>调整：测量周期和上报条件。</w:t>
+      </w:r>
+    </w:p>
+    <w:p>
+      <w:pPr>
+        <w:numPr>
+          <w:ilvl w:val="0"/>
+          <w:numId w:val="0"/>
+        </w:numPr>
+        <w:spacing w:line="360" w:lineRule="auto"/>
+        <w:ind w:leftChars="0"/>
+        <w:rPr>
+          <w:rFonts w:hint="eastAsia" w:ascii="宋体" w:hAnsi="宋体" w:eastAsia="宋体" w:cs="宋体"/>
+          <w:b w:val="0"/>
+          <w:bCs w:val="0"/>
+          <w:sz w:val="24"/>
+          <w:szCs w:val="24"/>
+          <w:lang w:val="en-US" w:eastAsia="zh"/>
+          <w:woUserID w:val="1"/>
+        </w:rPr>
+      </w:pPr>
+      <w:r>
+        <w:rPr>
+          <w:rFonts w:hint="eastAsia" w:ascii="宋体" w:hAnsi="宋体" w:eastAsia="宋体" w:cs="宋体"/>
+          <w:b w:val="0"/>
+          <w:bCs w:val="0"/>
+          <w:sz w:val="24"/>
+          <w:szCs w:val="24"/>
+          <w:lang w:val="en-US" w:eastAsia="zh"/>
+          <w:woUserID w:val="1"/>
+        </w:rPr>
+        <w:t>这是：</w:t>
+      </w:r>
+      <w:r>
+        <w:rPr>
+          <w:rFonts w:hint="eastAsia" w:ascii="宋体" w:hAnsi="宋体" w:eastAsia="宋体" w:cs="宋体"/>
+          <w:b/>
+          <w:bCs/>
+          <w:sz w:val="24"/>
+          <w:szCs w:val="24"/>
+          <w:lang w:val="en-US" w:eastAsia="zh"/>
+          <w:woUserID w:val="1"/>
+        </w:rPr>
+        <w:t>自适应采集和上报</w:t>
+      </w:r>
+      <w:r>
+        <w:rPr>
+          <w:rFonts w:hint="eastAsia" w:ascii="宋体" w:hAnsi="宋体" w:eastAsia="宋体" w:cs="宋体"/>
+          <w:b w:val="0"/>
+          <w:bCs w:val="0"/>
+          <w:sz w:val="24"/>
+          <w:szCs w:val="24"/>
+          <w:lang w:val="en-US" w:eastAsia="zh"/>
+          <w:woUserID w:val="1"/>
+        </w:rPr>
+        <w:t>。</w:t>
+      </w:r>
+    </w:p>
+    <w:p>
+      <w:pPr>
+        <w:numPr>
+          <w:ilvl w:val="0"/>
+          <w:numId w:val="0"/>
+        </w:numPr>
+        <w:spacing w:line="360" w:lineRule="auto"/>
+        <w:ind w:leftChars="0"/>
+        <w:rPr>
+          <w:rFonts w:ascii="宋体" w:hAnsi="宋体" w:eastAsia="宋体" w:cs="宋体"/>
+          <w:sz w:val="24"/>
+          <w:szCs w:val="24"/>
+          <w:woUserID w:val="1"/>
+        </w:rPr>
+      </w:pPr>
+      <w:r>
+        <w:rPr>
+          <w:rFonts w:ascii="宋体" w:hAnsi="宋体" w:eastAsia="宋体" w:cs="宋体"/>
+          <w:sz w:val="24"/>
+          <w:szCs w:val="24"/>
+          <w:woUserID w:val="1"/>
+        </w:rPr>
+        <w:t>华为提出了</w:t>
+      </w:r>
+      <w:r>
+        <w:rPr>
+          <w:rFonts w:ascii="宋体" w:hAnsi="宋体" w:eastAsia="宋体" w:cs="宋体"/>
+          <w:b/>
+          <w:bCs/>
+          <w:sz w:val="24"/>
+          <w:szCs w:val="24"/>
+          <w:woUserID w:val="1"/>
+        </w:rPr>
+        <w:t>面向网络数字孪生的业务级、自适应数据采集机制</w:t>
+      </w:r>
+      <w:r>
+        <w:rPr>
+          <w:rFonts w:ascii="宋体" w:hAnsi="宋体" w:eastAsia="宋体" w:cs="宋体"/>
+          <w:sz w:val="24"/>
+          <w:szCs w:val="24"/>
+          <w:woUserID w:val="1"/>
+        </w:rPr>
+        <w:t>，为后续网络数字孪生建模、QoE评估、预测和网络管理提供数据基础。</w:t>
+      </w:r>
+    </w:p>
+    <w:p>
+      <w:pPr>
+        <w:numPr>
+          <w:ilvl w:val="0"/>
+          <w:numId w:val="0"/>
+        </w:numPr>
+        <w:spacing w:line="360" w:lineRule="auto"/>
+        <w:ind w:leftChars="0"/>
+        <w:rPr>
+          <w:rFonts w:hint="eastAsia" w:ascii="宋体" w:hAnsi="宋体" w:eastAsia="宋体" w:cs="宋体"/>
+          <w:sz w:val="24"/>
+          <w:szCs w:val="24"/>
+          <w:lang w:val="en-US" w:eastAsia="zh"/>
+          <w:woUserID w:val="1"/>
+        </w:rPr>
+      </w:pPr>
+      <w:r>
+        <w:rPr>
+          <w:rFonts w:hint="eastAsia" w:ascii="宋体" w:hAnsi="宋体" w:eastAsia="宋体" w:cs="宋体"/>
+          <w:sz w:val="24"/>
+          <w:szCs w:val="24"/>
+          <w:lang w:val="en-US" w:eastAsia="zh"/>
+          <w:woUserID w:val="1"/>
+        </w:rPr>
+        <w:t>实际链路：</w:t>
+      </w:r>
+    </w:p>
+    <w:p>
+      <w:pPr>
+        <w:numPr>
+          <w:ilvl w:val="0"/>
+          <w:numId w:val="0"/>
+        </w:numPr>
+        <w:spacing w:line="360" w:lineRule="auto"/>
+        <w:ind w:leftChars="0"/>
+        <w:rPr>
+          <w:rFonts w:hint="eastAsia" w:ascii="宋体" w:hAnsi="宋体" w:eastAsia="宋体" w:cs="宋体"/>
+          <w:b/>
+          <w:bCs/>
+          <w:sz w:val="24"/>
+          <w:szCs w:val="24"/>
+          <w:lang w:val="en-US" w:eastAsia="zh"/>
+          <w:woUserID w:val="1"/>
+        </w:rPr>
+      </w:pPr>
+      <w:r>
+        <w:rPr>
+          <w:rFonts w:hint="eastAsia" w:ascii="宋体" w:hAnsi="宋体" w:eastAsia="宋体" w:cs="宋体"/>
+          <w:b/>
+          <w:bCs/>
+          <w:sz w:val="24"/>
+          <w:szCs w:val="24"/>
+          <w:lang w:val="en-US" w:eastAsia="zh"/>
+          <w:woUserID w:val="1"/>
+        </w:rPr>
+        <w:t>上层要求评估 KQI / QoE / 某个指标</w:t>
+      </w:r>
+      <w:r>
+        <w:rPr>
+          <w:rFonts w:hint="eastAsia" w:ascii="宋体" w:hAnsi="宋体" w:eastAsia="宋体" w:cs="宋体"/>
+          <w:b/>
+          <w:bCs/>
+          <w:sz w:val="24"/>
+          <w:szCs w:val="24"/>
+          <w:lang w:val="en-US" w:eastAsia="zh"/>
+          <w:woUserID w:val="1"/>
+        </w:rPr>
+        <w:br w:type="textWrapping"/>
+      </w:r>
+      <w:r>
+        <w:rPr>
+          <w:rFonts w:hint="eastAsia" w:ascii="宋体" w:hAnsi="宋体" w:eastAsia="宋体" w:cs="宋体"/>
+          <w:b/>
+          <w:bCs/>
+          <w:sz w:val="24"/>
+          <w:szCs w:val="24"/>
+          <w:lang w:val="en-US" w:eastAsia="zh"/>
+          <w:woUserID w:val="1"/>
+        </w:rPr>
+        <w:t>↓</w:t>
+      </w:r>
+      <w:r>
+        <w:rPr>
+          <w:rFonts w:hint="eastAsia" w:ascii="宋体" w:hAnsi="宋体" w:eastAsia="宋体" w:cs="宋体"/>
+          <w:b/>
+          <w:bCs/>
+          <w:color w:val="415FFF"/>
+          <w:sz w:val="21"/>
+          <w:szCs w:val="21"/>
+          <w:lang w:val="en-US" w:eastAsia="zh"/>
+          <w:woUserID w:val="1"/>
+        </w:rPr>
+        <w:t>（</w:t>
+      </w:r>
+      <w:r>
+        <w:rPr>
+          <w:rFonts w:ascii="宋体" w:hAnsi="宋体" w:eastAsia="宋体" w:cs="宋体"/>
+          <w:b/>
+          <w:bCs/>
+          <w:color w:val="415FFF"/>
+          <w:sz w:val="20"/>
+          <w:szCs w:val="20"/>
+          <w:woUserID w:val="1"/>
+        </w:rPr>
+        <w:t>业务类型/KQI/QoE 到 KPI 的映射可以由 NTME 中预配置的内部算法或指示完成</w:t>
+      </w:r>
+      <w:r>
+        <w:rPr>
+          <w:rFonts w:hint="eastAsia" w:ascii="宋体" w:hAnsi="宋体" w:eastAsia="宋体" w:cs="宋体"/>
+          <w:b/>
+          <w:bCs/>
+          <w:color w:val="415FFF"/>
+          <w:sz w:val="21"/>
+          <w:szCs w:val="21"/>
+          <w:lang w:val="en-US" w:eastAsia="zh"/>
+          <w:woUserID w:val="1"/>
+        </w:rPr>
+        <w:t>）</w:t>
+      </w:r>
+      <w:r>
+        <w:rPr>
+          <w:rFonts w:hint="eastAsia" w:ascii="宋体" w:hAnsi="宋体" w:eastAsia="宋体" w:cs="宋体"/>
+          <w:b/>
+          <w:bCs/>
+          <w:color w:val="415FFF"/>
+          <w:sz w:val="24"/>
+          <w:szCs w:val="24"/>
+          <w:lang w:val="en-US" w:eastAsia="zh"/>
+          <w:woUserID w:val="1"/>
+        </w:rPr>
+        <w:br w:type="textWrapping"/>
+      </w:r>
+      <w:r>
+        <w:rPr>
+          <w:rFonts w:hint="eastAsia" w:ascii="宋体" w:hAnsi="宋体" w:eastAsia="宋体" w:cs="宋体"/>
+          <w:b/>
+          <w:bCs/>
+          <w:sz w:val="24"/>
+          <w:szCs w:val="24"/>
+          <w:lang w:val="en-US" w:eastAsia="zh"/>
+          <w:woUserID w:val="1"/>
+        </w:rPr>
+        <w:t>NTME映射到相关网络 KPI</w:t>
+      </w:r>
+      <w:r>
+        <w:rPr>
+          <w:rFonts w:hint="eastAsia" w:ascii="宋体" w:hAnsi="宋体" w:eastAsia="宋体" w:cs="宋体"/>
+          <w:b/>
+          <w:bCs/>
+          <w:sz w:val="24"/>
+          <w:szCs w:val="24"/>
+          <w:lang w:val="en-US" w:eastAsia="zh"/>
+          <w:woUserID w:val="1"/>
+        </w:rPr>
+        <w:br w:type="textWrapping"/>
+      </w:r>
+      <w:r>
+        <w:rPr>
+          <w:rFonts w:hint="eastAsia" w:ascii="宋体" w:hAnsi="宋体" w:eastAsia="宋体" w:cs="宋体"/>
+          <w:b/>
+          <w:bCs/>
+          <w:sz w:val="24"/>
+          <w:szCs w:val="24"/>
+          <w:lang w:val="en-US" w:eastAsia="zh"/>
+          <w:woUserID w:val="1"/>
+        </w:rPr>
+        <w:t>↓</w:t>
+      </w:r>
+      <w:r>
+        <w:rPr>
+          <w:rFonts w:hint="eastAsia" w:ascii="宋体" w:hAnsi="宋体" w:eastAsia="宋体" w:cs="宋体"/>
+          <w:b/>
+          <w:bCs/>
+          <w:sz w:val="24"/>
+          <w:szCs w:val="24"/>
+          <w:lang w:val="en-US" w:eastAsia="zh"/>
+          <w:woUserID w:val="1"/>
+        </w:rPr>
+        <w:br w:type="textWrapping"/>
+      </w:r>
+      <w:r>
+        <w:rPr>
+          <w:rFonts w:hint="eastAsia" w:ascii="宋体" w:hAnsi="宋体" w:eastAsia="宋体" w:cs="宋体"/>
+          <w:b/>
+          <w:bCs/>
+          <w:sz w:val="24"/>
+          <w:szCs w:val="24"/>
+          <w:lang w:val="en-US" w:eastAsia="zh"/>
+          <w:woUserID w:val="1"/>
+        </w:rPr>
+        <w:t>为了评估这些 KPI，确定需要采哪些业务流量特征数据</w:t>
+      </w:r>
+      <w:r>
+        <w:rPr>
+          <w:rFonts w:hint="eastAsia" w:ascii="宋体" w:hAnsi="宋体" w:eastAsia="宋体" w:cs="宋体"/>
+          <w:b/>
+          <w:bCs/>
+          <w:sz w:val="24"/>
+          <w:szCs w:val="24"/>
+          <w:lang w:val="en-US" w:eastAsia="zh"/>
+          <w:woUserID w:val="1"/>
+        </w:rPr>
+        <w:br w:type="textWrapping"/>
+      </w:r>
+      <w:r>
+        <w:rPr>
+          <w:rFonts w:hint="eastAsia" w:ascii="宋体" w:hAnsi="宋体" w:eastAsia="宋体" w:cs="宋体"/>
+          <w:b/>
+          <w:bCs/>
+          <w:sz w:val="24"/>
+          <w:szCs w:val="24"/>
+          <w:lang w:val="en-US" w:eastAsia="zh"/>
+          <w:woUserID w:val="1"/>
+        </w:rPr>
+        <w:t>↓</w:t>
+      </w:r>
+      <w:r>
+        <w:rPr>
+          <w:rFonts w:hint="eastAsia" w:ascii="宋体" w:hAnsi="宋体" w:eastAsia="宋体" w:cs="宋体"/>
+          <w:b/>
+          <w:bCs/>
+          <w:sz w:val="24"/>
+          <w:szCs w:val="24"/>
+          <w:lang w:val="en-US" w:eastAsia="zh"/>
+          <w:woUserID w:val="1"/>
+        </w:rPr>
+        <w:br w:type="textWrapping"/>
+      </w:r>
+      <w:r>
+        <w:rPr>
+          <w:rFonts w:hint="eastAsia" w:ascii="宋体" w:hAnsi="宋体" w:eastAsia="宋体" w:cs="宋体"/>
+          <w:b/>
+          <w:bCs/>
+          <w:sz w:val="24"/>
+          <w:szCs w:val="24"/>
+          <w:lang w:val="en-US" w:eastAsia="zh"/>
+          <w:woUserID w:val="1"/>
+        </w:rPr>
+        <w:t>用这些数据构建 Service Model</w:t>
+      </w:r>
+      <w:r>
+        <w:rPr>
+          <w:rFonts w:hint="eastAsia" w:ascii="宋体" w:hAnsi="宋体" w:eastAsia="宋体" w:cs="宋体"/>
+          <w:b/>
+          <w:bCs/>
+          <w:sz w:val="24"/>
+          <w:szCs w:val="24"/>
+          <w:lang w:val="en-US" w:eastAsia="zh"/>
+          <w:woUserID w:val="1"/>
+        </w:rPr>
+        <w:br w:type="textWrapping"/>
+      </w:r>
+      <w:r>
+        <w:rPr>
+          <w:rFonts w:hint="eastAsia" w:ascii="宋体" w:hAnsi="宋体" w:eastAsia="宋体" w:cs="宋体"/>
+          <w:b/>
+          <w:bCs/>
+          <w:sz w:val="24"/>
+          <w:szCs w:val="24"/>
+          <w:lang w:val="en-US" w:eastAsia="zh"/>
+          <w:woUserID w:val="1"/>
+        </w:rPr>
+        <w:t>↓</w:t>
+      </w:r>
+      <w:r>
+        <w:rPr>
+          <w:rFonts w:hint="eastAsia" w:ascii="宋体" w:hAnsi="宋体" w:eastAsia="宋体" w:cs="宋体"/>
+          <w:b/>
+          <w:bCs/>
+          <w:sz w:val="24"/>
+          <w:szCs w:val="24"/>
+          <w:lang w:val="en-US" w:eastAsia="zh"/>
+          <w:woUserID w:val="1"/>
+        </w:rPr>
+        <w:br w:type="textWrapping"/>
+      </w:r>
+      <w:r>
+        <w:rPr>
+          <w:rFonts w:hint="eastAsia" w:ascii="宋体" w:hAnsi="宋体" w:eastAsia="宋体" w:cs="宋体"/>
+          <w:b/>
+          <w:bCs/>
+          <w:sz w:val="24"/>
+          <w:szCs w:val="24"/>
+          <w:lang w:val="en-US" w:eastAsia="zh"/>
+          <w:woUserID w:val="1"/>
+        </w:rPr>
+        <w:t>Twin模拟业务传输</w:t>
+      </w:r>
+      <w:r>
+        <w:rPr>
+          <w:rFonts w:hint="eastAsia" w:ascii="宋体" w:hAnsi="宋体" w:eastAsia="宋体" w:cs="宋体"/>
+          <w:b/>
+          <w:bCs/>
+          <w:sz w:val="24"/>
+          <w:szCs w:val="24"/>
+          <w:lang w:val="en-US" w:eastAsia="zh"/>
+          <w:woUserID w:val="1"/>
+        </w:rPr>
+        <w:br w:type="textWrapping"/>
+      </w:r>
+      <w:r>
+        <w:rPr>
+          <w:rFonts w:hint="eastAsia" w:ascii="宋体" w:hAnsi="宋体" w:eastAsia="宋体" w:cs="宋体"/>
+          <w:b/>
+          <w:bCs/>
+          <w:sz w:val="24"/>
+          <w:szCs w:val="24"/>
+          <w:lang w:val="en-US" w:eastAsia="zh"/>
+          <w:woUserID w:val="1"/>
+        </w:rPr>
+        <w:t>↓</w:t>
+      </w:r>
+      <w:r>
+        <w:rPr>
+          <w:rFonts w:hint="eastAsia" w:ascii="宋体" w:hAnsi="宋体" w:eastAsia="宋体" w:cs="宋体"/>
+          <w:b/>
+          <w:bCs/>
+          <w:sz w:val="24"/>
+          <w:szCs w:val="24"/>
+          <w:lang w:val="en-US" w:eastAsia="zh"/>
+          <w:woUserID w:val="1"/>
+        </w:rPr>
+        <w:br w:type="textWrapping"/>
+      </w:r>
+      <w:r>
+        <w:rPr>
+          <w:rFonts w:hint="eastAsia" w:ascii="宋体" w:hAnsi="宋体" w:eastAsia="宋体" w:cs="宋体"/>
+          <w:b/>
+          <w:bCs/>
+          <w:sz w:val="24"/>
+          <w:szCs w:val="24"/>
+          <w:lang w:val="en-US" w:eastAsia="zh"/>
+          <w:woUserID w:val="1"/>
+        </w:rPr>
+        <w:t>得到 KPI / 业务体验评估结果</w:t>
+      </w:r>
+    </w:p>
+    <w:tbl>
+      <w:tblPr>
+        <w:tblStyle w:val="5"/>
+        <w:tblW w:w="0" w:type="auto"/>
+        <w:tblInd w:w="108" w:type="dxa"/>
+        <w:tblBorders>
+          <w:top w:val="single" w:color="auto" w:sz="4" w:space="0"/>
+          <w:left w:val="single" w:color="auto" w:sz="4" w:space="0"/>
+          <w:bottom w:val="single" w:color="auto" w:sz="4" w:space="0"/>
+          <w:right w:val="single" w:color="auto" w:sz="4" w:space="0"/>
+          <w:insideH w:val="single" w:color="auto" w:sz="4" w:space="0"/>
+          <w:insideV w:val="single" w:color="auto" w:sz="4" w:space="0"/>
+        </w:tblBorders>
+        <w:tblLayout w:type="fixed"/>
+        <w:tblCellMar>
+          <w:left w:w="108" w:type="dxa"/>
+          <w:right w:w="108" w:type="dxa"/>
+        </w:tblCellMar>
+      </w:tblPr>
+      <w:tblGrid>
+        <w:gridCol w:w="2171"/>
+        <w:gridCol w:w="2878"/>
+        <w:gridCol w:w="3257"/>
+      </w:tblGrid>
+      <w:tr>
+        <w:tblPrEx>
+          <w:tblBorders>
+            <w:top w:val="single" w:color="auto" w:sz="4" w:space="0"/>
+            <w:left w:val="single" w:color="auto" w:sz="4" w:space="0"/>
+            <w:bottom w:val="single" w:color="auto" w:sz="4" w:space="0"/>
+            <w:right w:val="single" w:color="auto" w:sz="4" w:space="0"/>
+            <w:insideH w:val="single" w:color="auto" w:sz="4" w:space="0"/>
+            <w:insideV w:val="single" w:color="auto" w:sz="4" w:space="0"/>
+          </w:tblBorders>
+          <w:tblCellMar>
+            <w:left w:w="108" w:type="dxa"/>
+            <w:right w:w="108" w:type="dxa"/>
+          </w:tblCellMar>
+        </w:tblPrEx>
+        <w:tc>
+          <w:tcPr>
+            <w:tcW w:w="2171" w:type="dxa"/>
+            <w:vAlign w:val="top"/>
+          </w:tcPr>
+          <w:p>
+            <w:pPr>
+              <w:spacing w:line="360" w:lineRule="auto"/>
+              <w:jc w:val="left"/>
+              <w:rPr>
+                <w:rFonts w:hint="eastAsia" w:ascii="宋体" w:hAnsi="宋体" w:eastAsia="宋体" w:cs="宋体"/>
+                <w:b w:val="0"/>
+                <w:bCs w:val="0"/>
+                <w:sz w:val="24"/>
+                <w:szCs w:val="24"/>
+                <w:vertAlign w:val="baseline"/>
+                <w:lang w:val="en-US" w:eastAsia="zh"/>
+                <w:woUserID w:val="1"/>
+              </w:rPr>
+            </w:pPr>
+            <w:r>
+              <w:rPr>
+                <w:rFonts w:hint="eastAsia" w:ascii="宋体" w:hAnsi="宋体" w:eastAsia="宋体" w:cs="宋体"/>
+                <w:b w:val="0"/>
+                <w:bCs w:val="0"/>
+                <w:sz w:val="24"/>
+                <w:szCs w:val="24"/>
+                <w:vertAlign w:val="baseline"/>
+                <w:lang w:val="en-US" w:eastAsia="zh"/>
+                <w:woUserID w:val="1"/>
+              </w:rPr>
+              <w:t>层级</w:t>
+            </w:r>
+          </w:p>
+        </w:tc>
+        <w:tc>
+          <w:tcPr>
+            <w:tcW w:w="2878" w:type="dxa"/>
+            <w:vAlign w:val="top"/>
+          </w:tcPr>
+          <w:p>
+            <w:pPr>
+              <w:spacing w:line="360" w:lineRule="auto"/>
+              <w:jc w:val="left"/>
+              <w:rPr>
+                <w:rFonts w:hint="eastAsia" w:ascii="宋体" w:hAnsi="宋体" w:eastAsia="宋体" w:cs="宋体"/>
+                <w:b w:val="0"/>
+                <w:bCs w:val="0"/>
+                <w:sz w:val="24"/>
+                <w:szCs w:val="24"/>
+                <w:vertAlign w:val="baseline"/>
+                <w:lang w:val="en-US" w:eastAsia="zh"/>
+                <w:woUserID w:val="1"/>
+              </w:rPr>
+            </w:pPr>
+            <w:r>
+              <w:rPr>
+                <w:rFonts w:hint="eastAsia" w:ascii="宋体" w:hAnsi="宋体" w:eastAsia="宋体" w:cs="宋体"/>
+                <w:b w:val="0"/>
+                <w:bCs w:val="0"/>
+                <w:sz w:val="24"/>
+                <w:szCs w:val="24"/>
+                <w:vertAlign w:val="baseline"/>
+                <w:lang w:val="en-US" w:eastAsia="zh"/>
+                <w:woUserID w:val="1"/>
+              </w:rPr>
+              <w:t>含义</w:t>
+            </w:r>
+          </w:p>
+        </w:tc>
+        <w:tc>
+          <w:tcPr>
+            <w:tcW w:w="3257" w:type="dxa"/>
+            <w:vAlign w:val="top"/>
+          </w:tcPr>
+          <w:p>
+            <w:pPr>
+              <w:spacing w:line="360" w:lineRule="auto"/>
+              <w:jc w:val="left"/>
+              <w:rPr>
+                <w:rFonts w:hint="eastAsia" w:ascii="宋体" w:hAnsi="宋体" w:eastAsia="宋体" w:cs="宋体"/>
+                <w:b w:val="0"/>
+                <w:bCs w:val="0"/>
+                <w:sz w:val="24"/>
+                <w:szCs w:val="24"/>
+                <w:vertAlign w:val="baseline"/>
+                <w:lang w:val="en-US" w:eastAsia="zh"/>
+                <w:woUserID w:val="1"/>
+              </w:rPr>
+            </w:pPr>
+            <w:r>
+              <w:rPr>
+                <w:rFonts w:hint="eastAsia" w:ascii="宋体" w:hAnsi="宋体" w:eastAsia="宋体" w:cs="宋体"/>
+                <w:b w:val="0"/>
+                <w:bCs w:val="0"/>
+                <w:sz w:val="24"/>
+                <w:szCs w:val="24"/>
+                <w:vertAlign w:val="baseline"/>
+                <w:lang w:val="en-US" w:eastAsia="zh"/>
+                <w:woUserID w:val="1"/>
+              </w:rPr>
+              <w:t>视频例子</w:t>
+            </w:r>
+          </w:p>
+        </w:tc>
+      </w:tr>
+      <w:tr>
+        <w:tblPrEx>
+          <w:tblBorders>
+            <w:top w:val="single" w:color="auto" w:sz="4" w:space="0"/>
+            <w:left w:val="single" w:color="auto" w:sz="4" w:space="0"/>
+            <w:bottom w:val="single" w:color="auto" w:sz="4" w:space="0"/>
+            <w:right w:val="single" w:color="auto" w:sz="4" w:space="0"/>
+            <w:insideH w:val="single" w:color="auto" w:sz="4" w:space="0"/>
+            <w:insideV w:val="single" w:color="auto" w:sz="4" w:space="0"/>
+          </w:tblBorders>
+        </w:tblPrEx>
+        <w:tc>
+          <w:tcPr>
+            <w:tcW w:w="2171" w:type="dxa"/>
+            <w:vAlign w:val="top"/>
+          </w:tcPr>
+          <w:p>
+            <w:pPr>
+              <w:spacing w:line="360" w:lineRule="auto"/>
+              <w:jc w:val="left"/>
+              <w:rPr>
+                <w:rFonts w:hint="eastAsia" w:ascii="宋体" w:hAnsi="宋体" w:eastAsia="宋体" w:cs="宋体"/>
+                <w:b w:val="0"/>
+                <w:bCs w:val="0"/>
+                <w:sz w:val="24"/>
+                <w:szCs w:val="24"/>
+                <w:vertAlign w:val="baseline"/>
+                <w:lang w:val="en-US" w:eastAsia="zh"/>
+                <w:woUserID w:val="1"/>
+              </w:rPr>
+            </w:pPr>
+            <w:r>
+              <w:rPr>
+                <w:rFonts w:hint="eastAsia" w:ascii="宋体" w:hAnsi="宋体" w:eastAsia="宋体" w:cs="宋体"/>
+                <w:b w:val="0"/>
+                <w:bCs w:val="0"/>
+                <w:sz w:val="24"/>
+                <w:szCs w:val="24"/>
+                <w:vertAlign w:val="baseline"/>
+                <w:lang w:val="en-US" w:eastAsia="zh"/>
+                <w:woUserID w:val="1"/>
+              </w:rPr>
+              <w:t>业务流量特征数据</w:t>
+            </w:r>
+          </w:p>
+        </w:tc>
+        <w:tc>
+          <w:tcPr>
+            <w:tcW w:w="2878" w:type="dxa"/>
+            <w:vAlign w:val="top"/>
+          </w:tcPr>
+          <w:p>
+            <w:pPr>
+              <w:spacing w:line="360" w:lineRule="auto"/>
+              <w:jc w:val="left"/>
+              <w:rPr>
+                <w:rFonts w:hint="eastAsia" w:ascii="宋体" w:hAnsi="宋体" w:eastAsia="宋体" w:cs="宋体"/>
+                <w:b w:val="0"/>
+                <w:bCs w:val="0"/>
+                <w:sz w:val="24"/>
+                <w:szCs w:val="24"/>
+                <w:vertAlign w:val="baseline"/>
+                <w:lang w:val="en-US" w:eastAsia="zh"/>
+                <w:woUserID w:val="1"/>
+              </w:rPr>
+            </w:pPr>
+            <w:r>
+              <w:rPr>
+                <w:rFonts w:hint="eastAsia" w:ascii="宋体" w:hAnsi="宋体" w:eastAsia="宋体" w:cs="宋体"/>
+                <w:b w:val="0"/>
+                <w:bCs w:val="0"/>
+                <w:sz w:val="24"/>
+                <w:szCs w:val="24"/>
+                <w:vertAlign w:val="baseline"/>
+                <w:lang w:val="en-US" w:eastAsia="zh"/>
+                <w:woUserID w:val="1"/>
+              </w:rPr>
+              <w:t>业务的数据流本身有什么特点</w:t>
+            </w:r>
+          </w:p>
+        </w:tc>
+        <w:tc>
+          <w:tcPr>
+            <w:tcW w:w="3257" w:type="dxa"/>
+            <w:vAlign w:val="top"/>
+          </w:tcPr>
+          <w:p>
+            <w:pPr>
+              <w:spacing w:line="360" w:lineRule="auto"/>
+              <w:jc w:val="left"/>
+              <w:rPr>
+                <w:rFonts w:hint="eastAsia" w:ascii="宋体" w:hAnsi="宋体" w:eastAsia="宋体" w:cs="宋体"/>
+                <w:b w:val="0"/>
+                <w:bCs w:val="0"/>
+                <w:sz w:val="24"/>
+                <w:szCs w:val="24"/>
+                <w:vertAlign w:val="baseline"/>
+                <w:lang w:val="en-US" w:eastAsia="zh"/>
+                <w:woUserID w:val="1"/>
+              </w:rPr>
+            </w:pPr>
+            <w:r>
+              <w:rPr>
+                <w:rFonts w:hint="eastAsia" w:ascii="宋体" w:hAnsi="宋体" w:eastAsia="宋体" w:cs="宋体"/>
+                <w:b w:val="0"/>
+                <w:bCs w:val="0"/>
+                <w:sz w:val="24"/>
+                <w:szCs w:val="24"/>
+                <w:vertAlign w:val="baseline"/>
+                <w:lang w:val="en-US" w:eastAsia="zh"/>
+                <w:woUserID w:val="1"/>
+              </w:rPr>
+              <w:t>发包间隔、包大小、帧率、码率</w:t>
+            </w:r>
+          </w:p>
+        </w:tc>
+      </w:tr>
+      <w:tr>
+        <w:tblPrEx>
+          <w:tblBorders>
+            <w:top w:val="single" w:color="auto" w:sz="4" w:space="0"/>
+            <w:left w:val="single" w:color="auto" w:sz="4" w:space="0"/>
+            <w:bottom w:val="single" w:color="auto" w:sz="4" w:space="0"/>
+            <w:right w:val="single" w:color="auto" w:sz="4" w:space="0"/>
+            <w:insideH w:val="single" w:color="auto" w:sz="4" w:space="0"/>
+            <w:insideV w:val="single" w:color="auto" w:sz="4" w:space="0"/>
+          </w:tblBorders>
+          <w:tblCellMar>
+            <w:left w:w="108" w:type="dxa"/>
+            <w:right w:w="108" w:type="dxa"/>
+          </w:tblCellMar>
+        </w:tblPrEx>
+        <w:tc>
+          <w:tcPr>
+            <w:tcW w:w="2171" w:type="dxa"/>
+            <w:vAlign w:val="top"/>
+          </w:tcPr>
+          <w:p>
+            <w:pPr>
+              <w:spacing w:line="360" w:lineRule="auto"/>
+              <w:jc w:val="left"/>
+              <w:rPr>
+                <w:rFonts w:hint="eastAsia" w:ascii="宋体" w:hAnsi="宋体" w:eastAsia="宋体" w:cs="宋体"/>
+                <w:b w:val="0"/>
+                <w:bCs w:val="0"/>
+                <w:sz w:val="24"/>
+                <w:szCs w:val="24"/>
+                <w:vertAlign w:val="baseline"/>
+                <w:lang w:val="en-US" w:eastAsia="zh"/>
+                <w:woUserID w:val="1"/>
+              </w:rPr>
+            </w:pPr>
+            <w:r>
+              <w:rPr>
+                <w:rFonts w:hint="eastAsia" w:ascii="宋体" w:hAnsi="宋体" w:eastAsia="宋体" w:cs="宋体"/>
+                <w:b w:val="0"/>
+                <w:bCs w:val="0"/>
+                <w:sz w:val="24"/>
+                <w:szCs w:val="24"/>
+                <w:vertAlign w:val="baseline"/>
+                <w:lang w:val="en-US" w:eastAsia="zh"/>
+                <w:woUserID w:val="1"/>
+              </w:rPr>
+              <w:t>KPI</w:t>
+            </w:r>
+          </w:p>
+        </w:tc>
+        <w:tc>
+          <w:tcPr>
+            <w:tcW w:w="2878" w:type="dxa"/>
+            <w:vAlign w:val="top"/>
+          </w:tcPr>
+          <w:p>
+            <w:pPr>
+              <w:spacing w:line="360" w:lineRule="auto"/>
+              <w:jc w:val="left"/>
+              <w:rPr>
+                <w:rFonts w:hint="eastAsia" w:ascii="宋体" w:hAnsi="宋体" w:eastAsia="宋体" w:cs="宋体"/>
+                <w:b w:val="0"/>
+                <w:bCs w:val="0"/>
+                <w:sz w:val="24"/>
+                <w:szCs w:val="24"/>
+                <w:vertAlign w:val="baseline"/>
+                <w:lang w:val="en-US" w:eastAsia="zh"/>
+                <w:woUserID w:val="1"/>
+              </w:rPr>
+            </w:pPr>
+            <w:r>
+              <w:rPr>
+                <w:rFonts w:hint="eastAsia" w:ascii="宋体" w:hAnsi="宋体" w:eastAsia="宋体" w:cs="宋体"/>
+                <w:b w:val="0"/>
+                <w:bCs w:val="0"/>
+                <w:sz w:val="24"/>
+                <w:szCs w:val="24"/>
+                <w:vertAlign w:val="baseline"/>
+                <w:lang w:val="en-US" w:eastAsia="zh"/>
+                <w:woUserID w:val="1"/>
+              </w:rPr>
+              <w:t>网络承载性能怎么样</w:t>
+            </w:r>
+          </w:p>
+        </w:tc>
+        <w:tc>
+          <w:tcPr>
+            <w:tcW w:w="3257" w:type="dxa"/>
+            <w:vAlign w:val="top"/>
+          </w:tcPr>
+          <w:p>
+            <w:pPr>
+              <w:spacing w:line="360" w:lineRule="auto"/>
+              <w:jc w:val="left"/>
+              <w:rPr>
+                <w:rFonts w:hint="eastAsia" w:ascii="宋体" w:hAnsi="宋体" w:eastAsia="宋体" w:cs="宋体"/>
+                <w:b w:val="0"/>
+                <w:bCs w:val="0"/>
+                <w:sz w:val="24"/>
+                <w:szCs w:val="24"/>
+                <w:vertAlign w:val="baseline"/>
+                <w:lang w:val="en-US" w:eastAsia="zh"/>
+                <w:woUserID w:val="1"/>
+              </w:rPr>
+            </w:pPr>
+            <w:r>
+              <w:rPr>
+                <w:rFonts w:hint="eastAsia" w:ascii="宋体" w:hAnsi="宋体" w:eastAsia="宋体" w:cs="宋体"/>
+                <w:b w:val="0"/>
+                <w:bCs w:val="0"/>
+                <w:sz w:val="24"/>
+                <w:szCs w:val="24"/>
+                <w:vertAlign w:val="baseline"/>
+                <w:lang w:val="en-US" w:eastAsia="zh"/>
+                <w:woUserID w:val="1"/>
+              </w:rPr>
+              <w:t>吞吐量、实验、抖动、丢包率</w:t>
+            </w:r>
+          </w:p>
+        </w:tc>
+      </w:tr>
+      <w:tr>
+        <w:tblPrEx>
+          <w:tblBorders>
+            <w:top w:val="single" w:color="auto" w:sz="4" w:space="0"/>
+            <w:left w:val="single" w:color="auto" w:sz="4" w:space="0"/>
+            <w:bottom w:val="single" w:color="auto" w:sz="4" w:space="0"/>
+            <w:right w:val="single" w:color="auto" w:sz="4" w:space="0"/>
+            <w:insideH w:val="single" w:color="auto" w:sz="4" w:space="0"/>
+            <w:insideV w:val="single" w:color="auto" w:sz="4" w:space="0"/>
+          </w:tblBorders>
+          <w:tblCellMar>
+            <w:left w:w="108" w:type="dxa"/>
+            <w:right w:w="108" w:type="dxa"/>
+          </w:tblCellMar>
+        </w:tblPrEx>
+        <w:tc>
+          <w:tcPr>
+            <w:tcW w:w="2171" w:type="dxa"/>
+            <w:vAlign w:val="top"/>
+          </w:tcPr>
+          <w:p>
+            <w:pPr>
+              <w:spacing w:line="360" w:lineRule="auto"/>
+              <w:jc w:val="left"/>
+              <w:rPr>
+                <w:rFonts w:hint="eastAsia" w:ascii="宋体" w:hAnsi="宋体" w:eastAsia="宋体" w:cs="宋体"/>
+                <w:b w:val="0"/>
+                <w:bCs w:val="0"/>
+                <w:sz w:val="24"/>
+                <w:szCs w:val="24"/>
+                <w:vertAlign w:val="baseline"/>
+                <w:lang w:val="en-US" w:eastAsia="zh"/>
+                <w:woUserID w:val="1"/>
+              </w:rPr>
+            </w:pPr>
+            <w:r>
+              <w:rPr>
+                <w:rFonts w:hint="eastAsia" w:ascii="宋体" w:hAnsi="宋体" w:eastAsia="宋体" w:cs="宋体"/>
+                <w:b w:val="0"/>
+                <w:bCs w:val="0"/>
+                <w:sz w:val="24"/>
+                <w:szCs w:val="24"/>
+                <w:vertAlign w:val="baseline"/>
+                <w:lang w:val="en-US" w:eastAsia="zh"/>
+                <w:woUserID w:val="1"/>
+              </w:rPr>
+              <w:t>KQI</w:t>
+            </w:r>
+          </w:p>
+        </w:tc>
+        <w:tc>
+          <w:tcPr>
+            <w:tcW w:w="2878" w:type="dxa"/>
+            <w:vAlign w:val="top"/>
+          </w:tcPr>
+          <w:p>
+            <w:pPr>
+              <w:spacing w:line="360" w:lineRule="auto"/>
+              <w:jc w:val="left"/>
+              <w:rPr>
+                <w:rFonts w:hint="eastAsia" w:ascii="宋体" w:hAnsi="宋体" w:eastAsia="宋体" w:cs="宋体"/>
+                <w:b w:val="0"/>
+                <w:bCs w:val="0"/>
+                <w:sz w:val="24"/>
+                <w:szCs w:val="24"/>
+                <w:vertAlign w:val="baseline"/>
+                <w:lang w:val="en-US" w:eastAsia="zh"/>
+                <w:woUserID w:val="1"/>
+              </w:rPr>
+            </w:pPr>
+            <w:r>
+              <w:rPr>
+                <w:rFonts w:hint="eastAsia" w:ascii="宋体" w:hAnsi="宋体" w:eastAsia="宋体" w:cs="宋体"/>
+                <w:b w:val="0"/>
+                <w:bCs w:val="0"/>
+                <w:sz w:val="24"/>
+                <w:szCs w:val="24"/>
+                <w:vertAlign w:val="baseline"/>
+                <w:lang w:val="en-US" w:eastAsia="zh"/>
+                <w:woUserID w:val="1"/>
+              </w:rPr>
+              <w:t>具体业务运行质量怎么样</w:t>
+            </w:r>
+          </w:p>
+        </w:tc>
+        <w:tc>
+          <w:tcPr>
+            <w:tcW w:w="3257" w:type="dxa"/>
+            <w:vAlign w:val="top"/>
+          </w:tcPr>
+          <w:p>
+            <w:pPr>
+              <w:spacing w:line="360" w:lineRule="auto"/>
+              <w:jc w:val="left"/>
+              <w:rPr>
+                <w:rFonts w:hint="eastAsia" w:ascii="宋体" w:hAnsi="宋体" w:eastAsia="宋体" w:cs="宋体"/>
+                <w:b w:val="0"/>
+                <w:bCs w:val="0"/>
+                <w:sz w:val="24"/>
+                <w:szCs w:val="24"/>
+                <w:vertAlign w:val="baseline"/>
+                <w:lang w:val="en-US" w:eastAsia="zh"/>
+                <w:woUserID w:val="1"/>
+              </w:rPr>
+            </w:pPr>
+            <w:r>
+              <w:rPr>
+                <w:rFonts w:hint="eastAsia" w:ascii="宋体" w:hAnsi="宋体" w:eastAsia="宋体" w:cs="宋体"/>
+                <w:b w:val="0"/>
+                <w:bCs w:val="0"/>
+                <w:sz w:val="24"/>
+                <w:szCs w:val="24"/>
+                <w:vertAlign w:val="baseline"/>
+                <w:lang w:val="en-US" w:eastAsia="zh"/>
+                <w:woUserID w:val="1"/>
+              </w:rPr>
+              <w:t>启动时间、卡顿率、视频质量</w:t>
+            </w:r>
+          </w:p>
+        </w:tc>
+      </w:tr>
+      <w:tr>
+        <w:tblPrEx>
+          <w:tblBorders>
+            <w:top w:val="single" w:color="auto" w:sz="4" w:space="0"/>
+            <w:left w:val="single" w:color="auto" w:sz="4" w:space="0"/>
+            <w:bottom w:val="single" w:color="auto" w:sz="4" w:space="0"/>
+            <w:right w:val="single" w:color="auto" w:sz="4" w:space="0"/>
+            <w:insideH w:val="single" w:color="auto" w:sz="4" w:space="0"/>
+            <w:insideV w:val="single" w:color="auto" w:sz="4" w:space="0"/>
+          </w:tblBorders>
+          <w:tblCellMar>
+            <w:left w:w="108" w:type="dxa"/>
+            <w:right w:w="108" w:type="dxa"/>
+          </w:tblCellMar>
+        </w:tblPrEx>
+        <w:tc>
+          <w:tcPr>
+            <w:tcW w:w="2171" w:type="dxa"/>
+            <w:vAlign w:val="top"/>
+          </w:tcPr>
+          <w:p>
+            <w:pPr>
+              <w:spacing w:line="360" w:lineRule="auto"/>
+              <w:jc w:val="left"/>
+              <w:rPr>
+                <w:rFonts w:hint="eastAsia" w:ascii="宋体" w:hAnsi="宋体" w:eastAsia="宋体" w:cs="宋体"/>
+                <w:b w:val="0"/>
+                <w:bCs w:val="0"/>
+                <w:sz w:val="24"/>
+                <w:szCs w:val="24"/>
+                <w:vertAlign w:val="baseline"/>
+                <w:lang w:val="en-US" w:eastAsia="zh"/>
+                <w:woUserID w:val="1"/>
+              </w:rPr>
+            </w:pPr>
+            <w:r>
+              <w:rPr>
+                <w:rFonts w:hint="eastAsia" w:ascii="宋体" w:hAnsi="宋体" w:eastAsia="宋体" w:cs="宋体"/>
+                <w:b w:val="0"/>
+                <w:bCs w:val="0"/>
+                <w:sz w:val="24"/>
+                <w:szCs w:val="24"/>
+                <w:vertAlign w:val="baseline"/>
+                <w:lang w:val="en-US" w:eastAsia="zh"/>
+                <w:woUserID w:val="1"/>
+              </w:rPr>
+              <w:t>QoE</w:t>
+            </w:r>
+          </w:p>
+        </w:tc>
+        <w:tc>
+          <w:tcPr>
+            <w:tcW w:w="2878" w:type="dxa"/>
+            <w:vAlign w:val="top"/>
+          </w:tcPr>
+          <w:p>
+            <w:pPr>
+              <w:spacing w:line="360" w:lineRule="auto"/>
+              <w:jc w:val="left"/>
+              <w:rPr>
+                <w:rFonts w:hint="eastAsia" w:ascii="宋体" w:hAnsi="宋体" w:eastAsia="宋体" w:cs="宋体"/>
+                <w:b w:val="0"/>
+                <w:bCs w:val="0"/>
+                <w:sz w:val="24"/>
+                <w:szCs w:val="24"/>
+                <w:vertAlign w:val="baseline"/>
+                <w:lang w:val="en-US" w:eastAsia="zh"/>
+                <w:woUserID w:val="1"/>
+              </w:rPr>
+            </w:pPr>
+            <w:r>
+              <w:rPr>
+                <w:rFonts w:hint="eastAsia" w:ascii="宋体" w:hAnsi="宋体" w:eastAsia="宋体" w:cs="宋体"/>
+                <w:b w:val="0"/>
+                <w:bCs w:val="0"/>
+                <w:sz w:val="24"/>
+                <w:szCs w:val="24"/>
+                <w:vertAlign w:val="baseline"/>
+                <w:lang w:val="en-US" w:eastAsia="zh"/>
+                <w:woUserID w:val="1"/>
+              </w:rPr>
+              <w:t>用户最终体验怎么样</w:t>
+            </w:r>
+          </w:p>
+        </w:tc>
+        <w:tc>
+          <w:tcPr>
+            <w:tcW w:w="3257" w:type="dxa"/>
+            <w:vAlign w:val="top"/>
+          </w:tcPr>
+          <w:p>
+            <w:pPr>
+              <w:spacing w:line="360" w:lineRule="auto"/>
+              <w:jc w:val="left"/>
+              <w:rPr>
+                <w:rFonts w:hint="eastAsia" w:ascii="宋体" w:hAnsi="宋体" w:eastAsia="宋体" w:cs="宋体"/>
+                <w:b w:val="0"/>
+                <w:bCs w:val="0"/>
+                <w:sz w:val="24"/>
+                <w:szCs w:val="24"/>
+                <w:vertAlign w:val="baseline"/>
+                <w:lang w:val="en-US" w:eastAsia="zh"/>
+                <w:woUserID w:val="1"/>
+              </w:rPr>
+            </w:pPr>
+            <w:r>
+              <w:rPr>
+                <w:rFonts w:hint="eastAsia" w:ascii="宋体" w:hAnsi="宋体" w:eastAsia="宋体" w:cs="宋体"/>
+                <w:b w:val="0"/>
+                <w:bCs w:val="0"/>
+                <w:sz w:val="24"/>
+                <w:szCs w:val="24"/>
+                <w:vertAlign w:val="baseline"/>
+                <w:lang w:val="en-US" w:eastAsia="zh"/>
+                <w:woUserID w:val="1"/>
+              </w:rPr>
+              <w:t>流畅/卡顿、MOS、体验评分</w:t>
+            </w:r>
+          </w:p>
+        </w:tc>
+      </w:tr>
+    </w:tbl>
+    <w:p>
+      <w:pPr>
+        <w:numPr>
+          <w:ilvl w:val="0"/>
+          <w:numId w:val="0"/>
+        </w:numPr>
+        <w:spacing w:line="360" w:lineRule="auto"/>
+        <w:ind w:leftChars="0"/>
+        <w:rPr>
+          <w:rFonts w:hint="eastAsia" w:ascii="宋体" w:hAnsi="宋体" w:eastAsia="宋体" w:cs="宋体"/>
+          <w:b/>
+          <w:bCs/>
+          <w:sz w:val="24"/>
+          <w:szCs w:val="24"/>
+          <w:lang w:val="en-US" w:eastAsia="zh"/>
+          <w:woUserID w:val="1"/>
+        </w:rPr>
+      </w:pPr>
+    </w:p>
+    <w:p>
+      <w:pPr>
+        <w:numPr>
+          <w:ilvl w:val="0"/>
+          <w:numId w:val="0"/>
+        </w:numPr>
+        <w:spacing w:line="360" w:lineRule="auto"/>
+        <w:ind w:leftChars="0"/>
+        <w:rPr>
+          <w:rFonts w:hint="eastAsia" w:ascii="宋体" w:hAnsi="宋体" w:eastAsia="宋体" w:cs="宋体"/>
+          <w:sz w:val="24"/>
+          <w:szCs w:val="24"/>
+          <w:lang w:val="en-US" w:eastAsia="zh"/>
+          <w:woUserID w:val="1"/>
+        </w:rPr>
+      </w:pPr>
+      <w:r>
+        <w:rPr>
+          <w:rFonts w:hint="eastAsia" w:ascii="宋体" w:hAnsi="宋体" w:eastAsia="宋体" w:cs="宋体"/>
+          <w:sz w:val="24"/>
+          <w:szCs w:val="24"/>
+          <w:lang w:val="en-US" w:eastAsia="zh"/>
+          <w:woUserID w:val="1"/>
+        </w:rPr>
+        <w:t>华为：基于注意力机制的无线数字孪生模型</w:t>
+      </w:r>
+    </w:p>
+    <w:p>
+      <w:pPr>
+        <w:numPr>
+          <w:ilvl w:val="0"/>
+          <w:numId w:val="0"/>
+        </w:numPr>
+        <w:spacing w:line="360" w:lineRule="auto"/>
+        <w:ind w:leftChars="0"/>
+        <w:rPr>
+          <w:rFonts w:ascii="宋体" w:hAnsi="宋体" w:eastAsia="宋体" w:cs="宋体"/>
+          <w:b w:val="0"/>
+          <w:bCs w:val="0"/>
+          <w:sz w:val="24"/>
+          <w:szCs w:val="24"/>
+          <w:woUserID w:val="1"/>
+        </w:rPr>
+      </w:pPr>
+      <w:r>
+        <w:rPr>
+          <w:rFonts w:hint="eastAsia" w:ascii="宋体" w:hAnsi="宋体" w:eastAsia="宋体" w:cs="宋体"/>
+          <w:b/>
+          <w:bCs/>
+          <w:sz w:val="24"/>
+          <w:szCs w:val="24"/>
+          <w:woUserID w:val="1"/>
+        </w:rPr>
+        <w:t>多时间尺度 + 动作敏感</w:t>
+      </w:r>
+    </w:p>
+    <w:p>
+      <w:pPr>
+        <w:numPr>
+          <w:ilvl w:val="0"/>
+          <w:numId w:val="0"/>
+        </w:numPr>
+        <w:spacing w:line="360" w:lineRule="auto"/>
+        <w:ind w:leftChars="0"/>
+        <w:rPr>
+          <w:rFonts w:ascii="宋体" w:hAnsi="宋体" w:eastAsia="宋体" w:cs="宋体"/>
+          <w:b w:val="0"/>
+          <w:bCs w:val="0"/>
+          <w:sz w:val="24"/>
+          <w:szCs w:val="24"/>
+          <w:woUserID w:val="1"/>
+        </w:rPr>
+      </w:pPr>
+      <w:r>
+        <w:rPr>
+          <w:rFonts w:ascii="宋体" w:hAnsi="宋体" w:eastAsia="宋体" w:cs="宋体"/>
+          <w:b w:val="0"/>
+          <w:bCs w:val="0"/>
+          <w:sz w:val="24"/>
+          <w:szCs w:val="24"/>
+          <w:woUserID w:val="1"/>
+        </w:rPr>
+        <w:t>第一：多时间尺度</w:t>
+      </w:r>
+    </w:p>
+    <w:p>
+      <w:pPr>
+        <w:numPr>
+          <w:ilvl w:val="0"/>
+          <w:numId w:val="0"/>
+        </w:numPr>
+        <w:spacing w:line="360" w:lineRule="auto"/>
+        <w:ind w:left="240" w:leftChars="0" w:hanging="240" w:hangingChars="100"/>
+        <w:rPr>
+          <w:rFonts w:ascii="宋体" w:hAnsi="宋体" w:eastAsia="宋体" w:cs="宋体"/>
+          <w:b w:val="0"/>
+          <w:bCs w:val="0"/>
+          <w:sz w:val="24"/>
+          <w:szCs w:val="24"/>
+          <w:woUserID w:val="1"/>
+        </w:rPr>
+      </w:pPr>
+      <w:r>
+        <w:rPr>
+          <w:rFonts w:ascii="宋体" w:hAnsi="宋体" w:eastAsia="宋体" w:cs="宋体"/>
+          <w:b w:val="0"/>
+          <w:bCs w:val="0"/>
+          <w:sz w:val="24"/>
+          <w:szCs w:val="24"/>
+          <w:woUserID w:val="1"/>
+        </w:rPr>
+        <w:t>同时学习：</w:t>
+      </w:r>
+      <w:r>
+        <w:rPr>
+          <w:rFonts w:hint="eastAsia" w:ascii="宋体" w:hAnsi="宋体" w:eastAsia="宋体" w:cs="宋体"/>
+          <w:b/>
+          <w:bCs/>
+          <w:sz w:val="24"/>
+          <w:szCs w:val="24"/>
+          <w:woUserID w:val="1"/>
+        </w:rPr>
+        <w:t>小时级短期波动</w:t>
+      </w:r>
+      <w:r>
+        <w:rPr>
+          <w:rFonts w:hint="eastAsia" w:ascii="宋体" w:hAnsi="宋体" w:eastAsia="宋体" w:cs="宋体"/>
+          <w:b/>
+          <w:bCs/>
+          <w:sz w:val="24"/>
+          <w:szCs w:val="24"/>
+          <w:lang w:eastAsia="zh"/>
+          <w:woUserID w:val="1"/>
+        </w:rPr>
+        <w:t xml:space="preserve"> </w:t>
+      </w:r>
+      <w:r>
+        <w:rPr>
+          <w:rFonts w:hint="eastAsia" w:ascii="宋体" w:hAnsi="宋体" w:eastAsia="宋体" w:cs="宋体"/>
+          <w:b/>
+          <w:bCs/>
+          <w:sz w:val="24"/>
+          <w:szCs w:val="24"/>
+          <w:woUserID w:val="1"/>
+        </w:rPr>
+        <w:t>+</w:t>
+      </w:r>
+      <w:r>
+        <w:rPr>
+          <w:rFonts w:hint="eastAsia" w:ascii="宋体" w:hAnsi="宋体" w:eastAsia="宋体" w:cs="宋体"/>
+          <w:b/>
+          <w:bCs/>
+          <w:sz w:val="24"/>
+          <w:szCs w:val="24"/>
+          <w:lang w:eastAsia="zh"/>
+          <w:woUserID w:val="1"/>
+        </w:rPr>
+        <w:t xml:space="preserve"> </w:t>
+      </w:r>
+      <w:r>
+        <w:rPr>
+          <w:rFonts w:hint="eastAsia" w:ascii="宋体" w:hAnsi="宋体" w:eastAsia="宋体" w:cs="宋体"/>
+          <w:b/>
+          <w:bCs/>
+          <w:sz w:val="24"/>
+          <w:szCs w:val="24"/>
+          <w:woUserID w:val="1"/>
+        </w:rPr>
+        <w:t>日级长期趋势</w:t>
+      </w:r>
+      <w:r>
+        <w:rPr>
+          <w:rFonts w:hint="eastAsia" w:ascii="宋体" w:hAnsi="宋体" w:eastAsia="宋体" w:cs="宋体"/>
+          <w:b w:val="0"/>
+          <w:bCs w:val="0"/>
+          <w:sz w:val="24"/>
+          <w:szCs w:val="24"/>
+          <w:woUserID w:val="1"/>
+        </w:rPr>
+        <w:t>。</w:t>
+      </w:r>
+    </w:p>
+    <w:p>
+      <w:pPr>
+        <w:numPr>
+          <w:ilvl w:val="0"/>
+          <w:numId w:val="0"/>
+        </w:numPr>
+        <w:spacing w:line="360" w:lineRule="auto"/>
+        <w:ind w:leftChars="0"/>
+        <w:rPr>
+          <w:rFonts w:ascii="宋体" w:hAnsi="宋体" w:eastAsia="宋体" w:cs="宋体"/>
+          <w:b w:val="0"/>
+          <w:bCs w:val="0"/>
+          <w:sz w:val="24"/>
+          <w:szCs w:val="24"/>
+          <w:woUserID w:val="1"/>
+        </w:rPr>
+      </w:pPr>
+      <w:r>
+        <w:rPr>
+          <w:rFonts w:ascii="宋体" w:hAnsi="宋体" w:eastAsia="宋体" w:cs="宋体"/>
+          <w:b w:val="0"/>
+          <w:bCs w:val="0"/>
+          <w:sz w:val="24"/>
+          <w:szCs w:val="24"/>
+          <w:woUserID w:val="1"/>
+        </w:rPr>
+        <w:t>第二：动作敏感</w:t>
+      </w:r>
+    </w:p>
+    <w:p>
+      <w:pPr>
+        <w:numPr>
+          <w:ilvl w:val="0"/>
+          <w:numId w:val="0"/>
+        </w:numPr>
+        <w:spacing w:line="360" w:lineRule="auto"/>
+        <w:ind w:leftChars="0"/>
+        <w:rPr>
+          <w:rFonts w:ascii="宋体" w:hAnsi="宋体" w:eastAsia="宋体" w:cs="宋体"/>
+          <w:b w:val="0"/>
+          <w:bCs w:val="0"/>
+          <w:sz w:val="24"/>
+          <w:szCs w:val="24"/>
+          <w:woUserID w:val="1"/>
+        </w:rPr>
+      </w:pPr>
+      <w:r>
+        <w:rPr>
+          <w:rFonts w:ascii="宋体" w:hAnsi="宋体" w:eastAsia="宋体" w:cs="宋体"/>
+          <w:b w:val="0"/>
+          <w:bCs w:val="0"/>
+          <w:sz w:val="24"/>
+          <w:szCs w:val="24"/>
+          <w:woUserID w:val="1"/>
+        </w:rPr>
+        <w:t>不是只看：</w:t>
+      </w:r>
+      <w:r>
+        <w:rPr>
+          <w:rFonts w:hint="eastAsia" w:ascii="宋体" w:hAnsi="宋体" w:eastAsia="宋体" w:cs="宋体"/>
+          <w:b w:val="0"/>
+          <w:bCs w:val="0"/>
+          <w:sz w:val="24"/>
+          <w:szCs w:val="24"/>
+          <w:woUserID w:val="1"/>
+        </w:rPr>
+        <w:t>过去网络怎么样。</w:t>
+      </w:r>
+    </w:p>
+    <w:p>
+      <w:pPr>
+        <w:numPr>
+          <w:ilvl w:val="0"/>
+          <w:numId w:val="0"/>
+        </w:numPr>
+        <w:spacing w:line="360" w:lineRule="auto"/>
+        <w:ind w:leftChars="0"/>
+        <w:rPr>
+          <w:rFonts w:ascii="宋体" w:hAnsi="宋体" w:eastAsia="宋体" w:cs="宋体"/>
+          <w:b w:val="0"/>
+          <w:bCs w:val="0"/>
+          <w:sz w:val="24"/>
+          <w:szCs w:val="24"/>
+          <w:woUserID w:val="1"/>
+        </w:rPr>
+      </w:pPr>
+      <w:r>
+        <w:rPr>
+          <w:rFonts w:ascii="宋体" w:hAnsi="宋体" w:eastAsia="宋体" w:cs="宋体"/>
+          <w:b w:val="0"/>
+          <w:bCs w:val="0"/>
+          <w:sz w:val="24"/>
+          <w:szCs w:val="24"/>
+          <w:woUserID w:val="1"/>
+        </w:rPr>
+        <w:t>还看：</w:t>
+      </w:r>
+      <w:r>
+        <w:rPr>
+          <w:rFonts w:hint="eastAsia" w:ascii="宋体" w:hAnsi="宋体" w:eastAsia="宋体" w:cs="宋体"/>
+          <w:b w:val="0"/>
+          <w:bCs w:val="0"/>
+          <w:sz w:val="24"/>
+          <w:szCs w:val="24"/>
+          <w:woUserID w:val="1"/>
+        </w:rPr>
+        <w:t>过去采取了什么 Action，以及未来要考虑什么 Action。</w:t>
+      </w:r>
+    </w:p>
+    <w:p>
+      <w:pPr>
+        <w:numPr>
+          <w:ilvl w:val="0"/>
+          <w:numId w:val="0"/>
+        </w:numPr>
+        <w:spacing w:line="360" w:lineRule="auto"/>
+        <w:ind w:leftChars="0"/>
+        <w:rPr>
+          <w:rFonts w:ascii="宋体" w:hAnsi="宋体" w:eastAsia="宋体" w:cs="宋体"/>
+          <w:b w:val="0"/>
+          <w:bCs w:val="0"/>
+          <w:sz w:val="24"/>
+          <w:szCs w:val="24"/>
+          <w:woUserID w:val="1"/>
+        </w:rPr>
+      </w:pPr>
+      <w:r>
+        <w:rPr>
+          <w:rFonts w:ascii="宋体" w:hAnsi="宋体" w:eastAsia="宋体" w:cs="宋体"/>
+          <w:b w:val="0"/>
+          <w:bCs w:val="0"/>
+          <w:sz w:val="24"/>
+          <w:szCs w:val="24"/>
+          <w:woUserID w:val="1"/>
+        </w:rPr>
+        <w:t>因此模型可以用于：</w:t>
+      </w:r>
+      <w:r>
+        <w:rPr>
+          <w:rFonts w:hint="eastAsia" w:ascii="宋体" w:hAnsi="宋体" w:eastAsia="宋体" w:cs="宋体"/>
+          <w:b/>
+          <w:bCs/>
+          <w:sz w:val="24"/>
+          <w:szCs w:val="24"/>
+          <w:woUserID w:val="1"/>
+        </w:rPr>
+        <w:t>网络配置变化后的性能预测</w:t>
+      </w:r>
+      <w:r>
+        <w:rPr>
+          <w:rFonts w:hint="eastAsia" w:ascii="宋体" w:hAnsi="宋体" w:eastAsia="宋体" w:cs="宋体"/>
+          <w:b w:val="0"/>
+          <w:bCs w:val="0"/>
+          <w:sz w:val="24"/>
+          <w:szCs w:val="24"/>
+          <w:woUserID w:val="1"/>
+        </w:rPr>
+        <w:t>。</w:t>
+      </w:r>
+    </w:p>
+    <w:p>
+      <w:pPr>
+        <w:numPr>
+          <w:ilvl w:val="0"/>
+          <w:numId w:val="0"/>
+        </w:numPr>
+        <w:spacing w:line="360" w:lineRule="auto"/>
+        <w:ind w:leftChars="0"/>
+        <w:rPr>
+          <w:rFonts w:ascii="宋体" w:hAnsi="宋体" w:eastAsia="宋体" w:cs="宋体"/>
+          <w:b/>
+          <w:bCs/>
+          <w:sz w:val="24"/>
+          <w:szCs w:val="24"/>
+          <w:woUserID w:val="1"/>
+        </w:rPr>
+      </w:pPr>
+      <w:r>
+        <w:rPr>
+          <w:rFonts w:ascii="宋体" w:hAnsi="宋体" w:eastAsia="宋体" w:cs="宋体"/>
+          <w:b w:val="0"/>
+          <w:bCs w:val="0"/>
+          <w:sz w:val="24"/>
+          <w:szCs w:val="24"/>
+          <w:woUserID w:val="1"/>
+        </w:rPr>
+        <w:t xml:space="preserve">专利最后也明确总结，它把 </w:t>
+      </w:r>
+      <w:r>
+        <w:rPr>
+          <w:rFonts w:ascii="宋体" w:hAnsi="宋体" w:eastAsia="宋体" w:cs="宋体"/>
+          <w:b/>
+          <w:bCs/>
+          <w:sz w:val="24"/>
+          <w:szCs w:val="24"/>
+          <w:woUserID w:val="1"/>
+        </w:rPr>
+        <w:t>attention、多时间尺度建模和参数敏感性</w:t>
+      </w:r>
+      <w:r>
+        <w:rPr>
+          <w:rFonts w:ascii="宋体" w:hAnsi="宋体" w:eastAsia="宋体" w:cs="宋体"/>
+          <w:b w:val="0"/>
+          <w:bCs w:val="0"/>
+          <w:sz w:val="24"/>
+          <w:szCs w:val="24"/>
+          <w:woUserID w:val="1"/>
+        </w:rPr>
+        <w:t>结合起来，使模型更适合网络参数优化等下游任务</w:t>
+      </w:r>
+    </w:p>
+    <w:p>
+      <w:pPr>
+        <w:numPr>
+          <w:ilvl w:val="0"/>
+          <w:numId w:val="0"/>
+        </w:numPr>
+        <w:spacing w:line="360" w:lineRule="auto"/>
+        <w:ind w:leftChars="0"/>
+        <w:rPr>
+          <w:rFonts w:ascii="宋体" w:hAnsi="宋体" w:eastAsia="宋体" w:cs="宋体"/>
+          <w:b/>
+          <w:bCs/>
+          <w:sz w:val="24"/>
+          <w:szCs w:val="24"/>
+          <w:woUserID w:val="1"/>
+        </w:rPr>
+      </w:pPr>
+      <w:r>
+        <w:rPr>
+          <w:rFonts w:ascii="宋体" w:hAnsi="宋体" w:eastAsia="宋体" w:cs="宋体"/>
+          <w:b/>
+          <w:bCs/>
+          <w:sz w:val="24"/>
+          <w:szCs w:val="24"/>
+          <w:woUserID w:val="1"/>
+        </w:rPr>
+        <w:t>这里的参数敏感性，是指数字孪生模型能够对网络参数或 Action 的变化做出正确响应。当采用不同网络配置时，模型预测的未来吞吐量、流量等 KPI 也应反映出相应差异。这样数字孪生才有能力用于比较不同网络配置并辅助网络优化。</w:t>
+      </w:r>
+    </w:p>
+    <w:p>
+      <w:pPr>
+        <w:numPr>
+          <w:ilvl w:val="0"/>
+          <w:numId w:val="0"/>
+        </w:numPr>
+        <w:spacing w:line="360" w:lineRule="auto"/>
+        <w:ind w:leftChars="0"/>
+        <w:rPr>
+          <w:rFonts w:hint="eastAsia" w:ascii="宋体" w:hAnsi="宋体" w:eastAsia="宋体" w:cs="宋体"/>
+          <w:b w:val="0"/>
+          <w:bCs w:val="0"/>
+          <w:sz w:val="24"/>
+          <w:szCs w:val="24"/>
+          <w:lang w:val="en-US" w:eastAsia="zh"/>
+          <w:woUserID w:val="1"/>
+        </w:rPr>
+      </w:pPr>
+      <w:r>
+        <w:rPr>
+          <w:rFonts w:hint="eastAsia" w:ascii="宋体" w:hAnsi="宋体" w:eastAsia="宋体" w:cs="宋体"/>
+          <w:b/>
+          <w:bCs/>
+          <w:sz w:val="24"/>
+          <w:szCs w:val="24"/>
+          <w:lang w:val="en-US" w:eastAsia="zh"/>
+          <w:woUserID w:val="1"/>
+        </w:rPr>
+        <w:t>普通时间序列预测主要根据历史 KPI 推测未来 KPI</w:t>
+      </w:r>
+      <w:r>
+        <w:rPr>
+          <w:rFonts w:hint="eastAsia" w:ascii="宋体" w:hAnsi="宋体" w:eastAsia="宋体" w:cs="宋体"/>
+          <w:b w:val="0"/>
+          <w:bCs w:val="0"/>
+          <w:sz w:val="24"/>
+          <w:szCs w:val="24"/>
+          <w:lang w:val="en-US" w:eastAsia="zh"/>
+          <w:woUserID w:val="1"/>
+        </w:rPr>
+        <w:t>，而华为这个数字孪生模型除了历史网络状态，还把网络参数 Action 纳入建模，并通过 Attention 强化预测结果对 Action 的敏感性。同时，它联合建模小时级和日级模式，因此不仅希望预测长期趋势，还希望预测不同网络参数配置下未来性能可能发生的变化。</w:t>
+      </w:r>
+    </w:p>
+    <w:p>
+      <w:pPr>
+        <w:numPr>
+          <w:ilvl w:val="0"/>
+          <w:numId w:val="0"/>
+        </w:numPr>
+        <w:spacing w:line="360" w:lineRule="auto"/>
+        <w:ind w:leftChars="0"/>
+        <w:rPr>
+          <w:rFonts w:ascii="宋体" w:hAnsi="宋体" w:eastAsia="宋体" w:cs="宋体"/>
+          <w:sz w:val="24"/>
+          <w:szCs w:val="24"/>
+          <w:woUserID w:val="1"/>
+        </w:rPr>
+      </w:pPr>
+      <w:r>
+        <w:rPr>
+          <w:rFonts w:ascii="宋体" w:hAnsi="宋体" w:eastAsia="宋体" w:cs="宋体"/>
+          <w:sz w:val="24"/>
+          <w:szCs w:val="24"/>
+          <w:woUserID w:val="1"/>
+        </w:rPr>
+        <w:t>数字孪生如果只根据历史 KPI 预测，只能告诉我们网络按照过去趋势可能怎么发展；但</w:t>
+      </w:r>
+      <w:r>
+        <w:rPr>
+          <w:rFonts w:ascii="宋体" w:hAnsi="宋体" w:eastAsia="宋体" w:cs="宋体"/>
+          <w:b/>
+          <w:bCs/>
+          <w:sz w:val="24"/>
+          <w:szCs w:val="24"/>
+          <w:woUserID w:val="1"/>
+        </w:rPr>
+        <w:t>网络优化真正关心的是参数改变以后性能会怎样</w:t>
+      </w:r>
+      <w:r>
+        <w:rPr>
+          <w:rFonts w:ascii="宋体" w:hAnsi="宋体" w:eastAsia="宋体" w:cs="宋体"/>
+          <w:sz w:val="24"/>
+          <w:szCs w:val="24"/>
+          <w:woUserID w:val="1"/>
+        </w:rPr>
+        <w:t>。把 Action 纳入模型以后，预测结果可以对网络参数变化产生响应，这样数字孪生才更适合用于配置评估和优化。</w:t>
+      </w:r>
+    </w:p>
+    <w:p>
+      <w:pPr>
+        <w:numPr>
+          <w:ilvl w:val="0"/>
+          <w:numId w:val="0"/>
+        </w:numPr>
+        <w:spacing w:line="360" w:lineRule="auto"/>
+        <w:ind w:leftChars="0"/>
+        <w:rPr>
+          <w:rFonts w:hint="eastAsia" w:ascii="宋体" w:hAnsi="宋体" w:eastAsia="宋体" w:cs="宋体"/>
+          <w:b/>
+          <w:bCs/>
+          <w:sz w:val="24"/>
+          <w:szCs w:val="24"/>
+          <w:lang w:eastAsia="zh"/>
+          <w:woUserID w:val="1"/>
+        </w:rPr>
+      </w:pPr>
+      <w:r>
+        <w:rPr>
+          <w:rFonts w:hint="eastAsia" w:ascii="宋体" w:hAnsi="宋体" w:eastAsia="宋体" w:cs="宋体"/>
+          <w:b/>
+          <w:bCs/>
+          <w:sz w:val="24"/>
+          <w:szCs w:val="24"/>
+          <w:lang w:eastAsia="zh"/>
+          <w:woUserID w:val="1"/>
+        </w:rPr>
+        <w:t>AttenInAtten结构</w:t>
+      </w:r>
+    </w:p>
+    <w:p>
+      <w:pPr>
+        <w:numPr>
+          <w:ilvl w:val="0"/>
+          <w:numId w:val="0"/>
+        </w:numPr>
+        <w:spacing w:line="360" w:lineRule="auto"/>
+        <w:ind w:leftChars="0"/>
+        <w:rPr>
+          <w:rFonts w:hint="eastAsia" w:ascii="宋体" w:hAnsi="宋体" w:eastAsia="宋体" w:cs="宋体"/>
+          <w:sz w:val="24"/>
+          <w:szCs w:val="24"/>
+          <w:lang w:val="en-US" w:eastAsia="zh"/>
+          <w:woUserID w:val="1"/>
+        </w:rPr>
+      </w:pPr>
+      <w:r>
+        <w:rPr>
+          <w:rFonts w:hint="eastAsia" w:ascii="宋体" w:hAnsi="宋体" w:eastAsia="宋体" w:cs="宋体"/>
+          <w:sz w:val="24"/>
+          <w:szCs w:val="24"/>
+          <w:lang w:val="en-US" w:eastAsia="zh"/>
+          <w:woUserID w:val="1"/>
+        </w:rPr>
+        <w:drawing>
+          <wp:inline distT="0" distB="0" distL="114300" distR="114300">
+            <wp:extent cx="2752725" cy="5838825"/>
+            <wp:effectExtent l="0" t="0" r="9525" b="9525"/>
+            <wp:docPr id="1" name="图片 1"/>
+            <wp:cNvGraphicFramePr>
+              <a:graphicFrameLocks xmlns:a="http://schemas.openxmlformats.org/drawingml/2006/main" noChangeAspect="1"/>
+            </wp:cNvGraphicFramePr>
+            <a:graphic xmlns:a="http://schemas.openxmlformats.org/drawingml/2006/main">
+              <a:graphicData uri="http://schemas.openxmlformats.org/drawingml/2006/picture">
+                <pic:pic xmlns:pic="http://schemas.openxmlformats.org/drawingml/2006/picture">
+                  <pic:nvPicPr>
+                    <pic:cNvPr id="1" name="图片 1"/>
+                    <pic:cNvPicPr>
+                      <a:picLocks noChangeAspect="1"/>
+                    </pic:cNvPicPr>
+                  </pic:nvPicPr>
+                  <pic:blipFill>
+                    <a:blip r:embed="rId6"/>
+                    <a:stretch>
+                      <a:fillRect/>
+                    </a:stretch>
+                  </pic:blipFill>
+                  <pic:spPr>
+                    <a:xfrm>
+                      <a:off x="0" y="0"/>
+                      <a:ext cx="2752725" cy="5838825"/>
+                    </a:xfrm>
+                    <a:prstGeom prst="rect">
+                      <a:avLst/>
+                    </a:prstGeom>
+                  </pic:spPr>
+                </pic:pic>
+              </a:graphicData>
+            </a:graphic>
+          </wp:inline>
+        </w:drawing>
+      </w:r>
+    </w:p>
+    <w:p>
+      <w:pPr>
+        <w:numPr>
+          <w:ilvl w:val="0"/>
+          <w:numId w:val="0"/>
+        </w:numPr>
+        <w:spacing w:line="360" w:lineRule="auto"/>
+        <w:ind w:leftChars="0"/>
+        <w:rPr>
+          <w:rFonts w:hint="eastAsia" w:ascii="宋体" w:hAnsi="宋体" w:eastAsia="宋体" w:cs="宋体"/>
+          <w:sz w:val="24"/>
+          <w:szCs w:val="24"/>
+          <w:lang w:val="en-US" w:eastAsia="zh"/>
+          <w:woUserID w:val="1"/>
+        </w:rPr>
+      </w:pPr>
+      <w:r>
+        <w:rPr>
+          <w:rFonts w:hint="eastAsia" w:ascii="宋体" w:hAnsi="宋体" w:eastAsia="宋体" w:cs="宋体"/>
+          <w:b/>
+          <w:bCs/>
+          <w:sz w:val="24"/>
+          <w:szCs w:val="24"/>
+          <w:lang w:val="en-US" w:eastAsia="zh"/>
+          <w:woUserID w:val="1"/>
+        </w:rPr>
+        <w:t>AttenInAtten 是一个两层 Attention 结构</w:t>
+      </w:r>
+      <w:r>
+        <w:rPr>
+          <w:rFonts w:hint="eastAsia" w:ascii="宋体" w:hAnsi="宋体" w:eastAsia="宋体" w:cs="宋体"/>
+          <w:sz w:val="24"/>
+          <w:szCs w:val="24"/>
+          <w:lang w:val="en-US" w:eastAsia="zh"/>
+          <w:woUserID w:val="1"/>
+        </w:rPr>
+        <w:t xml:space="preserve">。第一层把长期预测拆成多个较短期的子预测任务，并为每个子任务提取表示；第二层再根据最终待评估的网络 Action，对这些子预测任务进行加权组合，从中选择对当前长期预测最有价值的信息，最终预测未来网络状态。通过把 Action 引入 Attention，模型能够更好地反映不同网络参数配置对未来性能的影响。 </w:t>
+      </w:r>
+    </w:p>
+    <w:p>
+      <w:pPr>
+        <w:numPr>
+          <w:ilvl w:val="0"/>
+          <w:numId w:val="0"/>
+        </w:numPr>
+        <w:spacing w:line="360" w:lineRule="auto"/>
+        <w:ind w:leftChars="0"/>
+        <w:rPr>
+          <w:rFonts w:hint="eastAsia" w:ascii="宋体" w:hAnsi="宋体" w:eastAsia="宋体" w:cs="宋体"/>
+          <w:sz w:val="24"/>
+          <w:szCs w:val="24"/>
+          <w:lang w:val="en-US" w:eastAsia="zh"/>
+          <w:woUserID w:val="1"/>
+        </w:rPr>
+      </w:pPr>
+      <w:r>
+        <w:rPr>
+          <w:rFonts w:hint="eastAsia" w:ascii="宋体" w:hAnsi="宋体" w:eastAsia="宋体" w:cs="宋体"/>
+          <w:sz w:val="24"/>
+          <w:szCs w:val="24"/>
+          <w:lang w:val="en-US" w:eastAsia="zh"/>
+          <w:woUserID w:val="1"/>
+        </w:rPr>
+        <w:t>第一层：总结“以前怎么预测”。</w:t>
+      </w:r>
+      <w:r>
+        <w:rPr>
+          <w:rFonts w:hint="eastAsia" w:ascii="宋体" w:hAnsi="宋体" w:eastAsia="宋体" w:cs="宋体"/>
+          <w:sz w:val="24"/>
+          <w:szCs w:val="24"/>
+          <w:lang w:val="en-US" w:eastAsia="zh"/>
+          <w:woUserID w:val="1"/>
+        </w:rPr>
+        <w:br w:type="textWrapping"/>
+      </w:r>
+      <w:r>
+        <w:rPr>
+          <w:rFonts w:hint="eastAsia" w:ascii="宋体" w:hAnsi="宋体" w:eastAsia="宋体" w:cs="宋体"/>
+          <w:sz w:val="24"/>
+          <w:szCs w:val="24"/>
+          <w:lang w:val="en-US" w:eastAsia="zh"/>
+          <w:woUserID w:val="1"/>
+        </w:rPr>
+        <w:t>第二层：根据当前 Action 决定“以前哪些预测经验最值得参考”。</w:t>
+      </w:r>
+    </w:p>
+    <w:p>
+      <w:pPr>
+        <w:numPr>
+          <w:ilvl w:val="0"/>
+          <w:numId w:val="0"/>
+        </w:numPr>
+        <w:spacing w:line="360" w:lineRule="auto"/>
+        <w:ind w:leftChars="0"/>
+        <w:rPr>
+          <w:rFonts w:hint="eastAsia" w:ascii="宋体" w:hAnsi="宋体" w:eastAsia="宋体" w:cs="宋体"/>
+          <w:sz w:val="24"/>
+          <w:szCs w:val="24"/>
+          <w:lang w:val="en-US" w:eastAsia="zh"/>
+          <w:woUserID w:val="1"/>
+        </w:rPr>
+      </w:pPr>
+      <w:r>
+        <w:rPr>
+          <w:rFonts w:hint="eastAsia" w:ascii="宋体" w:hAnsi="宋体" w:eastAsia="宋体" w:cs="宋体"/>
+          <w:b/>
+          <w:bCs/>
+          <w:sz w:val="24"/>
+          <w:szCs w:val="24"/>
+          <w:lang w:val="en-US" w:eastAsia="zh"/>
+          <w:woUserID w:val="1"/>
+        </w:rPr>
+        <w:t>专利路线：</w:t>
+      </w:r>
+    </w:p>
+    <w:p>
+      <w:pPr>
+        <w:numPr>
+          <w:ilvl w:val="0"/>
+          <w:numId w:val="0"/>
+        </w:numPr>
+        <w:spacing w:line="360" w:lineRule="auto"/>
+        <w:ind w:leftChars="0"/>
+        <w:rPr>
+          <w:rFonts w:hint="eastAsia" w:ascii="宋体" w:hAnsi="宋体" w:eastAsia="宋体" w:cs="宋体"/>
+          <w:sz w:val="24"/>
+          <w:szCs w:val="24"/>
+          <w:lang w:val="en-US" w:eastAsia="zh"/>
+          <w:woUserID w:val="1"/>
+        </w:rPr>
+      </w:pPr>
+      <w:r>
+        <w:rPr>
+          <w:rFonts w:hint="eastAsia" w:ascii="宋体" w:hAnsi="宋体" w:eastAsia="宋体" w:cs="宋体"/>
+          <w:sz w:val="24"/>
+          <w:szCs w:val="24"/>
+          <w:lang w:val="en-US" w:eastAsia="zh"/>
+          <w:woUserID w:val="1"/>
+        </w:rPr>
+        <w:t>为什么做？</w:t>
+      </w:r>
+      <w:r>
+        <w:rPr>
+          <w:rFonts w:hint="eastAsia" w:ascii="宋体" w:hAnsi="宋体" w:eastAsia="宋体" w:cs="宋体"/>
+          <w:sz w:val="24"/>
+          <w:szCs w:val="24"/>
+          <w:lang w:val="en-US" w:eastAsia="zh"/>
+          <w:woUserID w:val="1"/>
+        </w:rPr>
+        <w:br w:type="textWrapping"/>
+      </w:r>
+      <w:r>
+        <w:rPr>
+          <w:rFonts w:hint="eastAsia" w:ascii="宋体" w:hAnsi="宋体" w:eastAsia="宋体" w:cs="宋体"/>
+          <w:sz w:val="24"/>
+          <w:szCs w:val="24"/>
+          <w:lang w:val="en-US" w:eastAsia="zh"/>
+          <w:woUserID w:val="1"/>
+        </w:rPr>
+        <w:t>——数字孪生需要预测未来网络性能，而且希望预测得更远。</w:t>
+      </w:r>
+    </w:p>
+    <w:p>
+      <w:pPr>
+        <w:numPr>
+          <w:ilvl w:val="0"/>
+          <w:numId w:val="0"/>
+        </w:numPr>
+        <w:spacing w:line="360" w:lineRule="auto"/>
+        <w:ind w:leftChars="0"/>
+        <w:rPr>
+          <w:rFonts w:hint="eastAsia" w:ascii="宋体" w:hAnsi="宋体" w:eastAsia="宋体" w:cs="宋体"/>
+          <w:sz w:val="24"/>
+          <w:szCs w:val="24"/>
+          <w:lang w:val="en-US" w:eastAsia="zh"/>
+          <w:woUserID w:val="1"/>
+        </w:rPr>
+      </w:pPr>
+      <w:r>
+        <w:rPr>
+          <w:rFonts w:hint="eastAsia" w:ascii="宋体" w:hAnsi="宋体" w:eastAsia="宋体" w:cs="宋体"/>
+          <w:sz w:val="24"/>
+          <w:szCs w:val="24"/>
+          <w:lang w:val="en-US" w:eastAsia="zh"/>
+          <w:woUserID w:val="1"/>
+        </w:rPr>
+        <w:t>传统方法哪里不够？</w:t>
+      </w:r>
+      <w:r>
+        <w:rPr>
+          <w:rFonts w:hint="eastAsia" w:ascii="宋体" w:hAnsi="宋体" w:eastAsia="宋体" w:cs="宋体"/>
+          <w:sz w:val="24"/>
+          <w:szCs w:val="24"/>
+          <w:lang w:val="en-US" w:eastAsia="zh"/>
+          <w:woUserID w:val="1"/>
+        </w:rPr>
+        <w:br w:type="textWrapping"/>
+      </w:r>
+      <w:r>
+        <w:rPr>
+          <w:rFonts w:hint="eastAsia" w:ascii="宋体" w:hAnsi="宋体" w:eastAsia="宋体" w:cs="宋体"/>
+          <w:sz w:val="24"/>
+          <w:szCs w:val="24"/>
+          <w:lang w:val="en-US" w:eastAsia="zh"/>
+          <w:woUserID w:val="1"/>
+        </w:rPr>
+        <w:t>——偏短期，而且没有充分考虑网络参数 Action 对未来性能的影响。</w:t>
+      </w:r>
+    </w:p>
+    <w:p>
+      <w:pPr>
+        <w:numPr>
+          <w:ilvl w:val="0"/>
+          <w:numId w:val="0"/>
+        </w:numPr>
+        <w:spacing w:line="360" w:lineRule="auto"/>
+        <w:ind w:leftChars="0"/>
+        <w:rPr>
+          <w:rFonts w:hint="eastAsia" w:ascii="宋体" w:hAnsi="宋体" w:eastAsia="宋体" w:cs="宋体"/>
+          <w:b/>
+          <w:bCs/>
+          <w:sz w:val="24"/>
+          <w:szCs w:val="24"/>
+          <w:lang w:val="en-US" w:eastAsia="zh"/>
+          <w:woUserID w:val="1"/>
+        </w:rPr>
+      </w:pPr>
+      <w:r>
+        <w:rPr>
+          <w:rFonts w:hint="eastAsia" w:ascii="宋体" w:hAnsi="宋体" w:eastAsia="宋体" w:cs="宋体"/>
+          <w:b/>
+          <w:bCs/>
+          <w:sz w:val="24"/>
+          <w:szCs w:val="24"/>
+          <w:lang w:val="en-US" w:eastAsia="zh"/>
+          <w:woUserID w:val="1"/>
+        </w:rPr>
+        <w:t>输入是什么？</w:t>
+      </w:r>
+      <w:r>
+        <w:rPr>
+          <w:rFonts w:hint="eastAsia" w:ascii="宋体" w:hAnsi="宋体" w:eastAsia="宋体" w:cs="宋体"/>
+          <w:b/>
+          <w:bCs/>
+          <w:sz w:val="24"/>
+          <w:szCs w:val="24"/>
+          <w:lang w:val="en-US" w:eastAsia="zh"/>
+          <w:woUserID w:val="1"/>
+        </w:rPr>
+        <w:br w:type="textWrapping"/>
+      </w:r>
+      <w:r>
+        <w:rPr>
+          <w:rFonts w:hint="eastAsia" w:ascii="宋体" w:hAnsi="宋体" w:eastAsia="宋体" w:cs="宋体"/>
+          <w:b/>
+          <w:bCs/>
+          <w:sz w:val="24"/>
+          <w:szCs w:val="24"/>
+          <w:lang w:val="en-US" w:eastAsia="zh"/>
+          <w:woUserID w:val="1"/>
+        </w:rPr>
+        <w:t>——历史网络 State + 历史 Action + 要考虑的未来 Action。</w:t>
+      </w:r>
+    </w:p>
+    <w:p>
+      <w:pPr>
+        <w:numPr>
+          <w:ilvl w:val="0"/>
+          <w:numId w:val="0"/>
+        </w:numPr>
+        <w:spacing w:line="360" w:lineRule="auto"/>
+        <w:ind w:leftChars="0"/>
+        <w:rPr>
+          <w:rFonts w:hint="eastAsia" w:ascii="宋体" w:hAnsi="宋体" w:eastAsia="宋体" w:cs="宋体"/>
+          <w:b/>
+          <w:bCs/>
+          <w:sz w:val="24"/>
+          <w:szCs w:val="24"/>
+          <w:lang w:val="en-US" w:eastAsia="zh"/>
+          <w:woUserID w:val="1"/>
+        </w:rPr>
+      </w:pPr>
+      <w:r>
+        <w:rPr>
+          <w:rFonts w:hint="eastAsia" w:ascii="宋体" w:hAnsi="宋体" w:eastAsia="宋体" w:cs="宋体"/>
+          <w:b/>
+          <w:bCs/>
+          <w:sz w:val="24"/>
+          <w:szCs w:val="24"/>
+          <w:lang w:val="en-US" w:eastAsia="zh"/>
+          <w:woUserID w:val="1"/>
+        </w:rPr>
+        <w:t>预测什么？</w:t>
+      </w:r>
+      <w:r>
+        <w:rPr>
+          <w:rFonts w:hint="eastAsia" w:ascii="宋体" w:hAnsi="宋体" w:eastAsia="宋体" w:cs="宋体"/>
+          <w:b/>
+          <w:bCs/>
+          <w:sz w:val="24"/>
+          <w:szCs w:val="24"/>
+          <w:lang w:val="en-US" w:eastAsia="zh"/>
+          <w:woUserID w:val="1"/>
+        </w:rPr>
+        <w:br w:type="textWrapping"/>
+      </w:r>
+      <w:r>
+        <w:rPr>
+          <w:rFonts w:hint="eastAsia" w:ascii="宋体" w:hAnsi="宋体" w:eastAsia="宋体" w:cs="宋体"/>
+          <w:b/>
+          <w:bCs/>
+          <w:sz w:val="24"/>
+          <w:szCs w:val="24"/>
+          <w:lang w:val="en-US" w:eastAsia="zh"/>
+          <w:woUserID w:val="1"/>
+        </w:rPr>
+        <w:t>——Future State，例如未来 traffic / throughput。</w:t>
+      </w:r>
+    </w:p>
+    <w:p>
+      <w:pPr>
+        <w:numPr>
+          <w:ilvl w:val="0"/>
+          <w:numId w:val="0"/>
+        </w:numPr>
+        <w:spacing w:line="360" w:lineRule="auto"/>
+        <w:ind w:leftChars="0"/>
+        <w:rPr>
+          <w:rFonts w:hint="eastAsia" w:ascii="宋体" w:hAnsi="宋体" w:eastAsia="宋体" w:cs="宋体"/>
+          <w:sz w:val="24"/>
+          <w:szCs w:val="24"/>
+          <w:lang w:val="en-US" w:eastAsia="zh"/>
+          <w:woUserID w:val="1"/>
+        </w:rPr>
+      </w:pPr>
+      <w:r>
+        <w:rPr>
+          <w:rFonts w:hint="eastAsia" w:ascii="宋体" w:hAnsi="宋体" w:eastAsia="宋体" w:cs="宋体"/>
+          <w:sz w:val="24"/>
+          <w:szCs w:val="24"/>
+          <w:lang w:val="en-US" w:eastAsia="zh"/>
+          <w:woUserID w:val="1"/>
+        </w:rPr>
+        <w:t>方法一是什么？</w:t>
+      </w:r>
+      <w:r>
+        <w:rPr>
+          <w:rFonts w:hint="eastAsia" w:ascii="宋体" w:hAnsi="宋体" w:eastAsia="宋体" w:cs="宋体"/>
+          <w:sz w:val="24"/>
+          <w:szCs w:val="24"/>
+          <w:lang w:val="en-US" w:eastAsia="zh"/>
+          <w:woUserID w:val="1"/>
+        </w:rPr>
+        <w:br w:type="textWrapping"/>
+      </w:r>
+      <w:r>
+        <w:rPr>
+          <w:rFonts w:hint="eastAsia" w:ascii="宋体" w:hAnsi="宋体" w:eastAsia="宋体" w:cs="宋体"/>
+          <w:sz w:val="24"/>
+          <w:szCs w:val="24"/>
+          <w:lang w:val="en-US" w:eastAsia="zh"/>
+          <w:woUserID w:val="1"/>
+        </w:rPr>
+        <w:t>——多时间尺度建模，同时学习小时级和日级模式。</w:t>
+      </w:r>
+    </w:p>
+    <w:p>
+      <w:pPr>
+        <w:numPr>
+          <w:ilvl w:val="0"/>
+          <w:numId w:val="0"/>
+        </w:numPr>
+        <w:spacing w:line="360" w:lineRule="auto"/>
+        <w:ind w:leftChars="0"/>
+        <w:rPr>
+          <w:rFonts w:hint="eastAsia" w:ascii="宋体" w:hAnsi="宋体" w:eastAsia="宋体" w:cs="宋体"/>
+          <w:sz w:val="24"/>
+          <w:szCs w:val="24"/>
+          <w:lang w:val="en-US" w:eastAsia="zh"/>
+          <w:woUserID w:val="1"/>
+        </w:rPr>
+      </w:pPr>
+      <w:r>
+        <w:rPr>
+          <w:rFonts w:hint="eastAsia" w:ascii="宋体" w:hAnsi="宋体" w:eastAsia="宋体" w:cs="宋体"/>
+          <w:sz w:val="24"/>
+          <w:szCs w:val="24"/>
+          <w:lang w:val="en-US" w:eastAsia="zh"/>
+          <w:woUserID w:val="1"/>
+        </w:rPr>
+        <w:t>方法二是什么？</w:t>
+      </w:r>
+      <w:r>
+        <w:rPr>
+          <w:rFonts w:hint="eastAsia" w:ascii="宋体" w:hAnsi="宋体" w:eastAsia="宋体" w:cs="宋体"/>
+          <w:sz w:val="24"/>
+          <w:szCs w:val="24"/>
+          <w:lang w:val="en-US" w:eastAsia="zh"/>
+          <w:woUserID w:val="1"/>
+        </w:rPr>
+        <w:br w:type="textWrapping"/>
+      </w:r>
+      <w:r>
+        <w:rPr>
+          <w:rFonts w:hint="eastAsia" w:ascii="宋体" w:hAnsi="宋体" w:eastAsia="宋体" w:cs="宋体"/>
+          <w:sz w:val="24"/>
+          <w:szCs w:val="24"/>
+          <w:lang w:val="en-US" w:eastAsia="zh"/>
+          <w:woUserID w:val="1"/>
+        </w:rPr>
+        <w:t>——使用 Attention，并让 Action 参与 Query，使预测结果对网络参数变化更加敏感。</w:t>
+      </w:r>
+    </w:p>
+    <w:p>
+      <w:pPr>
+        <w:numPr>
+          <w:ilvl w:val="0"/>
+          <w:numId w:val="0"/>
+        </w:numPr>
+        <w:spacing w:line="360" w:lineRule="auto"/>
+        <w:ind w:leftChars="0"/>
+        <w:rPr>
+          <w:rFonts w:hint="eastAsia" w:ascii="宋体" w:hAnsi="宋体" w:eastAsia="宋体" w:cs="宋体"/>
+          <w:sz w:val="24"/>
+          <w:szCs w:val="24"/>
+          <w:lang w:val="en-US" w:eastAsia="zh"/>
+          <w:woUserID w:val="1"/>
+        </w:rPr>
+      </w:pPr>
+      <w:r>
+        <w:rPr>
+          <w:rFonts w:hint="eastAsia" w:ascii="宋体" w:hAnsi="宋体" w:eastAsia="宋体" w:cs="宋体"/>
+          <w:sz w:val="24"/>
+          <w:szCs w:val="24"/>
+          <w:lang w:val="en-US" w:eastAsia="zh"/>
+          <w:woUserID w:val="1"/>
+        </w:rPr>
+        <w:t>AttenInAtten干什么？</w:t>
+      </w:r>
+      <w:r>
+        <w:rPr>
+          <w:rFonts w:hint="eastAsia" w:ascii="宋体" w:hAnsi="宋体" w:eastAsia="宋体" w:cs="宋体"/>
+          <w:sz w:val="24"/>
+          <w:szCs w:val="24"/>
+          <w:lang w:val="en-US" w:eastAsia="zh"/>
+          <w:woUserID w:val="1"/>
+        </w:rPr>
+        <w:br w:type="textWrapping"/>
+      </w:r>
+      <w:r>
+        <w:rPr>
+          <w:rFonts w:hint="eastAsia" w:ascii="宋体" w:hAnsi="宋体" w:eastAsia="宋体" w:cs="宋体"/>
+          <w:sz w:val="24"/>
+          <w:szCs w:val="24"/>
+          <w:lang w:val="en-US" w:eastAsia="zh"/>
+          <w:woUserID w:val="1"/>
+        </w:rPr>
+        <w:t>——通过两层 Attention 和多个子预测任务帮助学习长期日级规律。</w:t>
+      </w:r>
+    </w:p>
+    <w:p>
+      <w:pPr>
+        <w:numPr>
+          <w:ilvl w:val="0"/>
+          <w:numId w:val="0"/>
+        </w:numPr>
+        <w:spacing w:line="360" w:lineRule="auto"/>
+        <w:ind w:leftChars="0"/>
+        <w:rPr>
+          <w:rFonts w:hint="eastAsia" w:ascii="宋体" w:hAnsi="宋体" w:eastAsia="宋体" w:cs="宋体"/>
+          <w:sz w:val="24"/>
+          <w:szCs w:val="24"/>
+          <w:lang w:val="en-US" w:eastAsia="zh"/>
+          <w:woUserID w:val="1"/>
+        </w:rPr>
+      </w:pPr>
+      <w:r>
+        <w:rPr>
+          <w:rFonts w:hint="eastAsia" w:ascii="宋体" w:hAnsi="宋体" w:eastAsia="宋体" w:cs="宋体"/>
+          <w:sz w:val="24"/>
+          <w:szCs w:val="24"/>
+          <w:lang w:val="en-US" w:eastAsia="zh"/>
+          <w:woUserID w:val="1"/>
+        </w:rPr>
+        <w:t>最终有什么用？</w:t>
+      </w:r>
+      <w:r>
+        <w:rPr>
+          <w:rFonts w:hint="eastAsia" w:ascii="宋体" w:hAnsi="宋体" w:eastAsia="宋体" w:cs="宋体"/>
+          <w:sz w:val="24"/>
+          <w:szCs w:val="24"/>
+          <w:lang w:val="en-US" w:eastAsia="zh"/>
+          <w:woUserID w:val="1"/>
+        </w:rPr>
+        <w:br w:type="textWrapping"/>
+      </w:r>
+      <w:r>
+        <w:rPr>
+          <w:rFonts w:hint="eastAsia" w:ascii="宋体" w:hAnsi="宋体" w:eastAsia="宋体" w:cs="宋体"/>
+          <w:sz w:val="24"/>
+          <w:szCs w:val="24"/>
+          <w:lang w:val="en-US" w:eastAsia="zh"/>
+          <w:woUserID w:val="1"/>
+        </w:rPr>
+        <w:t>——不只是问“网络未来怎么样”，还可以进一步问“在某种参数动作下，网络未来可能怎么样”。</w:t>
+      </w:r>
+    </w:p>
+    <w:p>
+      <w:pPr>
+        <w:numPr>
+          <w:ilvl w:val="0"/>
+          <w:numId w:val="0"/>
+        </w:numPr>
+        <w:spacing w:line="360" w:lineRule="auto"/>
+        <w:ind w:leftChars="0"/>
+        <w:rPr>
+          <w:rFonts w:hint="eastAsia" w:ascii="宋体" w:hAnsi="宋体" w:eastAsia="宋体" w:cs="宋体"/>
+          <w:sz w:val="24"/>
+          <w:szCs w:val="24"/>
+          <w:lang w:val="en-US" w:eastAsia="zh"/>
+          <w:woUserID w:val="1"/>
+        </w:rPr>
+      </w:pPr>
+      <w:r>
+        <w:rPr>
+          <w:rFonts w:hint="eastAsia" w:ascii="宋体" w:hAnsi="宋体" w:eastAsia="宋体" w:cs="宋体"/>
+          <w:sz w:val="24"/>
+          <w:szCs w:val="24"/>
+          <w:lang w:val="en-US" w:eastAsia="zh"/>
+          <w:woUserID w:val="1"/>
+        </w:rPr>
+        <w:t>概括：上一篇是“为 Twin 采数据”，这一篇是“让 Twin 根据历史状态和网络动作预测未来，而且既看短期波动，也看长期趋势”。</w:t>
+      </w:r>
+    </w:p>
+    <w:p>
+      <w:pPr>
+        <w:numPr>
+          <w:ilvl w:val="0"/>
+          <w:numId w:val="0"/>
+        </w:numPr>
+        <w:spacing w:line="360" w:lineRule="auto"/>
+        <w:ind w:leftChars="0"/>
+        <w:rPr>
+          <w:rFonts w:hint="eastAsia" w:ascii="宋体" w:hAnsi="宋体" w:eastAsia="宋体" w:cs="宋体"/>
+          <w:sz w:val="24"/>
+          <w:szCs w:val="24"/>
+          <w:lang w:val="en-US" w:eastAsia="zh"/>
+          <w:woUserID w:val="1"/>
+        </w:rPr>
+      </w:pPr>
+    </w:p>
+    <w:p>
+      <w:pPr>
+        <w:numPr>
+          <w:ilvl w:val="0"/>
+          <w:numId w:val="0"/>
+        </w:numPr>
+        <w:spacing w:line="360" w:lineRule="auto"/>
+        <w:ind w:leftChars="0"/>
+        <w:rPr>
+          <w:rFonts w:hint="eastAsia" w:ascii="宋体" w:hAnsi="宋体" w:eastAsia="宋体" w:cs="宋体"/>
+          <w:sz w:val="24"/>
+          <w:szCs w:val="24"/>
+          <w:lang w:val="en-US" w:eastAsia="zh"/>
+          <w:woUserID w:val="1"/>
+        </w:rPr>
+      </w:pPr>
+      <w:r>
+        <w:rPr>
+          <w:rFonts w:hint="eastAsia" w:ascii="宋体" w:hAnsi="宋体" w:eastAsia="宋体" w:cs="宋体"/>
+          <w:sz w:val="24"/>
+          <w:szCs w:val="24"/>
+          <w:lang w:val="en-US" w:eastAsia="zh"/>
+          <w:woUserID w:val="1"/>
+        </w:rPr>
+        <w:t>华为：网络管理方法与装置</w:t>
+      </w:r>
+    </w:p>
+    <w:p>
+      <w:pPr>
+        <w:numPr>
+          <w:ilvl w:val="0"/>
+          <w:numId w:val="0"/>
+        </w:numPr>
+        <w:spacing w:line="360" w:lineRule="auto"/>
+        <w:ind w:leftChars="0"/>
+        <w:rPr>
+          <w:rFonts w:hint="eastAsia" w:ascii="宋体" w:hAnsi="宋体" w:eastAsia="宋体" w:cs="宋体"/>
+          <w:sz w:val="24"/>
+          <w:szCs w:val="24"/>
+          <w:lang w:eastAsia="zh"/>
+          <w:woUserID w:val="1"/>
+        </w:rPr>
+      </w:pPr>
+      <w:r>
+        <w:rPr>
+          <w:rFonts w:hint="eastAsia" w:ascii="宋体" w:hAnsi="宋体" w:eastAsia="宋体" w:cs="宋体"/>
+          <w:sz w:val="24"/>
+          <w:szCs w:val="24"/>
+          <w:lang w:eastAsia="zh"/>
+          <w:woUserID w:val="1"/>
+        </w:rPr>
+        <w:t>两种节点：专利把网络里的角色抽象成：</w:t>
+      </w:r>
+    </w:p>
+    <w:p>
+      <w:pPr>
+        <w:numPr>
+          <w:ilvl w:val="0"/>
+          <w:numId w:val="0"/>
+        </w:numPr>
+        <w:spacing w:line="360" w:lineRule="auto"/>
+        <w:ind w:leftChars="0"/>
+        <w:rPr>
+          <w:rFonts w:hint="eastAsia" w:ascii="宋体" w:hAnsi="宋体" w:eastAsia="宋体" w:cs="宋体"/>
+          <w:b/>
+          <w:bCs/>
+          <w:sz w:val="24"/>
+          <w:szCs w:val="24"/>
+          <w:lang w:eastAsia="zh"/>
+          <w:woUserID w:val="1"/>
+        </w:rPr>
+      </w:pPr>
+      <w:r>
+        <w:rPr>
+          <w:rFonts w:hint="eastAsia" w:ascii="宋体" w:hAnsi="宋体" w:eastAsia="宋体" w:cs="宋体"/>
+          <w:b/>
+          <w:bCs/>
+          <w:sz w:val="24"/>
+          <w:szCs w:val="24"/>
+          <w:lang w:eastAsia="zh"/>
+          <w:woUserID w:val="1"/>
+        </w:rPr>
+        <w:t>第一节点：负责产生预测。</w:t>
+      </w:r>
+      <w:r>
+        <w:rPr>
+          <w:rFonts w:hint="eastAsia" w:ascii="宋体" w:hAnsi="宋体" w:eastAsia="宋体" w:cs="宋体"/>
+          <w:b/>
+          <w:bCs/>
+          <w:sz w:val="24"/>
+          <w:szCs w:val="24"/>
+          <w:lang w:eastAsia="zh"/>
+          <w:woUserID w:val="1"/>
+        </w:rPr>
+        <w:br w:type="textWrapping"/>
+      </w:r>
+      <w:r>
+        <w:rPr>
+          <w:rFonts w:hint="eastAsia" w:ascii="宋体" w:hAnsi="宋体" w:eastAsia="宋体" w:cs="宋体"/>
+          <w:b/>
+          <w:bCs/>
+          <w:sz w:val="24"/>
+          <w:szCs w:val="24"/>
+          <w:lang w:eastAsia="zh"/>
+          <w:woUserID w:val="1"/>
+        </w:rPr>
+        <w:t>第二节点：负责使用预测。</w:t>
+      </w:r>
+    </w:p>
+    <w:p>
+      <w:pPr>
+        <w:numPr>
+          <w:ilvl w:val="0"/>
+          <w:numId w:val="0"/>
+        </w:numPr>
+        <w:spacing w:line="360" w:lineRule="auto"/>
+        <w:ind w:leftChars="0"/>
+        <w:rPr>
+          <w:rFonts w:hint="eastAsia" w:ascii="宋体" w:hAnsi="宋体" w:eastAsia="宋体" w:cs="宋体"/>
+          <w:sz w:val="24"/>
+          <w:szCs w:val="24"/>
+          <w:lang w:eastAsia="zh"/>
+          <w:woUserID w:val="1"/>
+        </w:rPr>
+      </w:pPr>
+      <w:r>
+        <w:rPr>
+          <w:rFonts w:hint="eastAsia" w:ascii="宋体" w:hAnsi="宋体" w:eastAsia="宋体" w:cs="宋体"/>
+          <w:sz w:val="24"/>
+          <w:szCs w:val="24"/>
+          <w:lang w:eastAsia="zh"/>
+          <w:woUserID w:val="1"/>
+        </w:rPr>
+        <w:t>第一节点可以干什么？</w:t>
+      </w:r>
+    </w:p>
+    <w:p>
+      <w:pPr>
+        <w:numPr>
+          <w:ilvl w:val="0"/>
+          <w:numId w:val="0"/>
+        </w:numPr>
+        <w:spacing w:line="360" w:lineRule="auto"/>
+        <w:ind w:leftChars="0"/>
+        <w:rPr>
+          <w:rFonts w:hint="eastAsia" w:ascii="宋体" w:hAnsi="宋体" w:eastAsia="宋体" w:cs="宋体"/>
+          <w:b/>
+          <w:bCs/>
+          <w:sz w:val="24"/>
+          <w:szCs w:val="24"/>
+          <w:lang w:eastAsia="zh"/>
+          <w:woUserID w:val="1"/>
+        </w:rPr>
+      </w:pPr>
+      <w:r>
+        <w:rPr>
+          <w:rFonts w:hint="eastAsia" w:ascii="宋体" w:hAnsi="宋体" w:eastAsia="宋体" w:cs="宋体"/>
+          <w:b/>
+          <w:bCs/>
+          <w:sz w:val="24"/>
+          <w:szCs w:val="24"/>
+          <w:lang w:eastAsia="zh"/>
+          <w:woUserID w:val="1"/>
+        </w:rPr>
+        <w:t>收当前测量数据</w:t>
+      </w:r>
+      <w:r>
+        <w:rPr>
+          <w:rFonts w:hint="eastAsia" w:ascii="宋体" w:hAnsi="宋体" w:eastAsia="宋体" w:cs="宋体"/>
+          <w:b/>
+          <w:bCs/>
+          <w:sz w:val="24"/>
+          <w:szCs w:val="24"/>
+          <w:lang w:eastAsia="zh"/>
+          <w:woUserID w:val="1"/>
+        </w:rPr>
+        <w:br w:type="textWrapping"/>
+      </w:r>
+      <w:r>
+        <w:rPr>
+          <w:rFonts w:hint="eastAsia" w:ascii="宋体" w:hAnsi="宋体" w:eastAsia="宋体" w:cs="宋体"/>
+          <w:b/>
+          <w:bCs/>
+          <w:sz w:val="24"/>
+          <w:szCs w:val="24"/>
+          <w:lang w:eastAsia="zh"/>
+          <w:woUserID w:val="1"/>
+        </w:rPr>
+        <w:t>→ 跑一个或多个预测模型</w:t>
+      </w:r>
+      <w:r>
+        <w:rPr>
+          <w:rFonts w:hint="eastAsia" w:ascii="宋体" w:hAnsi="宋体" w:eastAsia="宋体" w:cs="宋体"/>
+          <w:b/>
+          <w:bCs/>
+          <w:sz w:val="24"/>
+          <w:szCs w:val="24"/>
+          <w:lang w:eastAsia="zh"/>
+          <w:woUserID w:val="1"/>
+        </w:rPr>
+        <w:br w:type="textWrapping"/>
+      </w:r>
+      <w:r>
+        <w:rPr>
+          <w:rFonts w:hint="eastAsia" w:ascii="宋体" w:hAnsi="宋体" w:eastAsia="宋体" w:cs="宋体"/>
+          <w:b/>
+          <w:bCs/>
+          <w:sz w:val="24"/>
+          <w:szCs w:val="24"/>
+          <w:lang w:eastAsia="zh"/>
+          <w:woUserID w:val="1"/>
+        </w:rPr>
+        <w:t>→ 得到预测结果</w:t>
+      </w:r>
+      <w:r>
+        <w:rPr>
+          <w:rFonts w:hint="eastAsia" w:ascii="宋体" w:hAnsi="宋体" w:eastAsia="宋体" w:cs="宋体"/>
+          <w:b/>
+          <w:bCs/>
+          <w:sz w:val="24"/>
+          <w:szCs w:val="24"/>
+          <w:lang w:eastAsia="zh"/>
+          <w:woUserID w:val="1"/>
+        </w:rPr>
+        <w:br w:type="textWrapping"/>
+      </w:r>
+      <w:r>
+        <w:rPr>
+          <w:rFonts w:hint="eastAsia" w:ascii="宋体" w:hAnsi="宋体" w:eastAsia="宋体" w:cs="宋体"/>
+          <w:b/>
+          <w:bCs/>
+          <w:sz w:val="24"/>
+          <w:szCs w:val="24"/>
+          <w:lang w:eastAsia="zh"/>
+          <w:woUserID w:val="1"/>
+        </w:rPr>
+        <w:t>→ 给每个预测结果算质量</w:t>
+      </w:r>
+      <w:r>
+        <w:rPr>
+          <w:rFonts w:hint="eastAsia" w:ascii="宋体" w:hAnsi="宋体" w:eastAsia="宋体" w:cs="宋体"/>
+          <w:b/>
+          <w:bCs/>
+          <w:sz w:val="24"/>
+          <w:szCs w:val="24"/>
+          <w:lang w:eastAsia="zh"/>
+          <w:woUserID w:val="1"/>
+        </w:rPr>
+        <w:br w:type="textWrapping"/>
+      </w:r>
+      <w:r>
+        <w:rPr>
+          <w:rFonts w:hint="eastAsia" w:ascii="宋体" w:hAnsi="宋体" w:eastAsia="宋体" w:cs="宋体"/>
+          <w:b/>
+          <w:bCs/>
+          <w:sz w:val="24"/>
+          <w:szCs w:val="24"/>
+          <w:lang w:eastAsia="zh"/>
+          <w:woUserID w:val="1"/>
+        </w:rPr>
+        <w:t>→ “预测 + 质量”一起发送。</w:t>
+      </w:r>
+    </w:p>
+    <w:p>
+      <w:pPr>
+        <w:numPr>
+          <w:ilvl w:val="0"/>
+          <w:numId w:val="0"/>
+        </w:numPr>
+        <w:spacing w:line="360" w:lineRule="auto"/>
+        <w:ind w:leftChars="0"/>
+        <w:rPr>
+          <w:rFonts w:hint="eastAsia" w:ascii="宋体" w:hAnsi="宋体" w:eastAsia="宋体" w:cs="宋体"/>
+          <w:sz w:val="24"/>
+          <w:szCs w:val="24"/>
+          <w:lang w:eastAsia="zh"/>
+          <w:woUserID w:val="1"/>
+        </w:rPr>
+      </w:pPr>
+      <w:r>
+        <w:rPr>
+          <w:rFonts w:hint="eastAsia" w:ascii="宋体" w:hAnsi="宋体" w:eastAsia="宋体" w:cs="宋体"/>
+          <w:sz w:val="24"/>
+          <w:szCs w:val="24"/>
+          <w:lang w:eastAsia="zh"/>
+          <w:woUserID w:val="1"/>
+        </w:rPr>
+        <w:t>第二节点干什么？</w:t>
+      </w:r>
+    </w:p>
+    <w:p>
+      <w:pPr>
+        <w:numPr>
+          <w:ilvl w:val="0"/>
+          <w:numId w:val="0"/>
+        </w:numPr>
+        <w:spacing w:line="360" w:lineRule="auto"/>
+        <w:ind w:leftChars="0"/>
+        <w:rPr>
+          <w:rFonts w:hint="eastAsia" w:ascii="宋体" w:hAnsi="宋体" w:eastAsia="宋体" w:cs="宋体"/>
+          <w:sz w:val="24"/>
+          <w:szCs w:val="24"/>
+          <w:lang w:eastAsia="zh"/>
+          <w:woUserID w:val="1"/>
+        </w:rPr>
+      </w:pPr>
+      <w:r>
+        <w:rPr>
+          <w:rFonts w:hint="eastAsia" w:ascii="宋体" w:hAnsi="宋体" w:eastAsia="宋体" w:cs="宋体"/>
+          <w:b/>
+          <w:bCs/>
+          <w:sz w:val="24"/>
+          <w:szCs w:val="24"/>
+          <w:lang w:eastAsia="zh"/>
+          <w:woUserID w:val="1"/>
+        </w:rPr>
+        <w:t>收到预测结果</w:t>
+      </w:r>
+      <w:r>
+        <w:rPr>
+          <w:rFonts w:hint="eastAsia" w:ascii="宋体" w:hAnsi="宋体" w:eastAsia="宋体" w:cs="宋体"/>
+          <w:b/>
+          <w:bCs/>
+          <w:sz w:val="24"/>
+          <w:szCs w:val="24"/>
+          <w:lang w:eastAsia="zh"/>
+          <w:woUserID w:val="1"/>
+        </w:rPr>
+        <w:br w:type="textWrapping"/>
+      </w:r>
+      <w:r>
+        <w:rPr>
+          <w:rFonts w:hint="eastAsia" w:ascii="宋体" w:hAnsi="宋体" w:eastAsia="宋体" w:cs="宋体"/>
+          <w:b/>
+          <w:bCs/>
+          <w:sz w:val="24"/>
+          <w:szCs w:val="24"/>
+          <w:lang w:eastAsia="zh"/>
+          <w:woUserID w:val="1"/>
+        </w:rPr>
+        <w:t>→ 看质量够不够</w:t>
+      </w:r>
+      <w:r>
+        <w:rPr>
+          <w:rFonts w:hint="eastAsia" w:ascii="宋体" w:hAnsi="宋体" w:eastAsia="宋体" w:cs="宋体"/>
+          <w:b/>
+          <w:bCs/>
+          <w:sz w:val="24"/>
+          <w:szCs w:val="24"/>
+          <w:lang w:eastAsia="zh"/>
+          <w:woUserID w:val="1"/>
+        </w:rPr>
+        <w:br w:type="textWrapping"/>
+      </w:r>
+      <w:r>
+        <w:rPr>
+          <w:rFonts w:hint="eastAsia" w:ascii="宋体" w:hAnsi="宋体" w:eastAsia="宋体" w:cs="宋体"/>
+          <w:b/>
+          <w:bCs/>
+          <w:sz w:val="24"/>
+          <w:szCs w:val="24"/>
+          <w:lang w:eastAsia="zh"/>
+          <w:woUserID w:val="1"/>
+        </w:rPr>
+        <w:t>→ 挑符合要求的预测</w:t>
+      </w:r>
+      <w:r>
+        <w:rPr>
+          <w:rFonts w:hint="eastAsia" w:ascii="宋体" w:hAnsi="宋体" w:eastAsia="宋体" w:cs="宋体"/>
+          <w:b/>
+          <w:bCs/>
+          <w:sz w:val="24"/>
+          <w:szCs w:val="24"/>
+          <w:lang w:eastAsia="zh"/>
+          <w:woUserID w:val="1"/>
+        </w:rPr>
+        <w:br w:type="textWrapping"/>
+      </w:r>
+      <w:r>
+        <w:rPr>
+          <w:rFonts w:hint="eastAsia" w:ascii="宋体" w:hAnsi="宋体" w:eastAsia="宋体" w:cs="宋体"/>
+          <w:b/>
+          <w:bCs/>
+          <w:sz w:val="24"/>
+          <w:szCs w:val="24"/>
+          <w:lang w:eastAsia="zh"/>
+          <w:woUserID w:val="1"/>
+        </w:rPr>
+        <w:t>→ 做网络管理。</w:t>
+      </w:r>
+    </w:p>
+    <w:p>
+      <w:pPr>
+        <w:numPr>
+          <w:ilvl w:val="0"/>
+          <w:numId w:val="0"/>
+        </w:numPr>
+        <w:spacing w:line="360" w:lineRule="auto"/>
+        <w:ind w:leftChars="0"/>
+        <w:rPr>
+          <w:rFonts w:hint="eastAsia" w:ascii="宋体" w:hAnsi="宋体" w:eastAsia="宋体" w:cs="宋体"/>
+          <w:b/>
+          <w:bCs/>
+          <w:sz w:val="24"/>
+          <w:szCs w:val="24"/>
+          <w:lang w:eastAsia="zh"/>
+          <w:woUserID w:val="1"/>
+        </w:rPr>
+      </w:pPr>
+      <w:r>
+        <w:rPr>
+          <w:rFonts w:hint="eastAsia" w:ascii="宋体" w:hAnsi="宋体" w:eastAsia="宋体" w:cs="宋体"/>
+          <w:b/>
+          <w:bCs/>
+          <w:sz w:val="24"/>
+          <w:szCs w:val="24"/>
+          <w:lang w:eastAsia="zh"/>
+          <w:woUserID w:val="1"/>
+        </w:rPr>
+        <w:t>质量指标评估的四种方式</w:t>
+      </w:r>
+    </w:p>
+    <w:tbl>
+      <w:tblPr>
+        <w:tblStyle w:val="5"/>
+        <w:tblW w:w="0" w:type="auto"/>
+        <w:tblInd w:w="108" w:type="dxa"/>
+        <w:tblBorders>
+          <w:top w:val="single" w:color="auto" w:sz="4" w:space="0"/>
+          <w:left w:val="single" w:color="auto" w:sz="4" w:space="0"/>
+          <w:bottom w:val="single" w:color="auto" w:sz="4" w:space="0"/>
+          <w:right w:val="single" w:color="auto" w:sz="4" w:space="0"/>
+          <w:insideH w:val="single" w:color="auto" w:sz="4" w:space="0"/>
+          <w:insideV w:val="single" w:color="auto" w:sz="4" w:space="0"/>
+        </w:tblBorders>
+        <w:tblLayout w:type="fixed"/>
+        <w:tblCellMar>
+          <w:left w:w="108" w:type="dxa"/>
+          <w:right w:w="108" w:type="dxa"/>
+        </w:tblCellMar>
+      </w:tblPr>
+      <w:tblGrid>
+        <w:gridCol w:w="1917"/>
+        <w:gridCol w:w="6389"/>
+      </w:tblGrid>
+      <w:tr>
+        <w:tblPrEx>
+          <w:tblBorders>
+            <w:top w:val="single" w:color="auto" w:sz="4" w:space="0"/>
+            <w:left w:val="single" w:color="auto" w:sz="4" w:space="0"/>
+            <w:bottom w:val="single" w:color="auto" w:sz="4" w:space="0"/>
+            <w:right w:val="single" w:color="auto" w:sz="4" w:space="0"/>
+            <w:insideH w:val="single" w:color="auto" w:sz="4" w:space="0"/>
+            <w:insideV w:val="single" w:color="auto" w:sz="4" w:space="0"/>
+          </w:tblBorders>
+        </w:tblPrEx>
+        <w:trPr>
+          <w:wBefore w:w="0" w:type="auto"/>
+        </w:trPr>
+        <w:tc>
+          <w:tcPr>
+            <w:tcW w:w="1917" w:type="dxa"/>
+            <w:vAlign w:val="top"/>
+          </w:tcPr>
+          <w:p>
+            <w:pPr>
+              <w:spacing w:line="360" w:lineRule="auto"/>
+              <w:jc w:val="left"/>
+              <w:rPr>
+                <w:rFonts w:hint="eastAsia" w:ascii="宋体" w:hAnsi="宋体" w:eastAsia="宋体" w:cs="宋体"/>
+                <w:b w:val="0"/>
+                <w:bCs w:val="0"/>
+                <w:sz w:val="24"/>
+                <w:szCs w:val="24"/>
+                <w:vertAlign w:val="baseline"/>
+                <w:lang w:eastAsia="zh"/>
+                <w:woUserID w:val="1"/>
+              </w:rPr>
+            </w:pPr>
+            <w:r>
+              <w:rPr>
+                <w:rFonts w:hint="eastAsia" w:ascii="宋体" w:hAnsi="宋体" w:eastAsia="宋体" w:cs="宋体"/>
+                <w:b w:val="0"/>
+                <w:bCs w:val="0"/>
+                <w:sz w:val="24"/>
+                <w:szCs w:val="24"/>
+                <w:vertAlign w:val="baseline"/>
+                <w:lang w:eastAsia="zh"/>
+                <w:woUserID w:val="1"/>
+              </w:rPr>
+              <w:t>方法</w:t>
+            </w:r>
+          </w:p>
+        </w:tc>
+        <w:tc>
+          <w:tcPr>
+            <w:tcW w:w="6389" w:type="dxa"/>
+            <w:vAlign w:val="top"/>
+          </w:tcPr>
+          <w:p>
+            <w:pPr>
+              <w:spacing w:line="360" w:lineRule="auto"/>
+              <w:jc w:val="left"/>
+              <w:rPr>
+                <w:rFonts w:hint="eastAsia" w:ascii="宋体" w:hAnsi="宋体" w:eastAsia="宋体" w:cs="宋体"/>
+                <w:b w:val="0"/>
+                <w:bCs w:val="0"/>
+                <w:sz w:val="24"/>
+                <w:szCs w:val="24"/>
+                <w:vertAlign w:val="baseline"/>
+                <w:lang w:eastAsia="zh"/>
+                <w:woUserID w:val="1"/>
+              </w:rPr>
+            </w:pPr>
+            <w:r>
+              <w:rPr>
+                <w:rFonts w:hint="eastAsia" w:ascii="宋体" w:hAnsi="宋体" w:eastAsia="宋体" w:cs="宋体"/>
+                <w:b w:val="0"/>
+                <w:bCs w:val="0"/>
+                <w:sz w:val="24"/>
+                <w:szCs w:val="24"/>
+                <w:vertAlign w:val="baseline"/>
+                <w:lang w:eastAsia="zh"/>
+                <w:woUserID w:val="1"/>
+              </w:rPr>
+              <w:t>在问什么</w:t>
+            </w:r>
+          </w:p>
+        </w:tc>
+      </w:tr>
+      <w:tr>
+        <w:tblPrEx>
+          <w:tblBorders>
+            <w:top w:val="single" w:color="auto" w:sz="4" w:space="0"/>
+            <w:left w:val="single" w:color="auto" w:sz="4" w:space="0"/>
+            <w:bottom w:val="single" w:color="auto" w:sz="4" w:space="0"/>
+            <w:right w:val="single" w:color="auto" w:sz="4" w:space="0"/>
+            <w:insideH w:val="single" w:color="auto" w:sz="4" w:space="0"/>
+            <w:insideV w:val="single" w:color="auto" w:sz="4" w:space="0"/>
+          </w:tblBorders>
+        </w:tblPrEx>
+        <w:trPr>
+          <w:wBefore w:w="0" w:type="auto"/>
+        </w:trPr>
+        <w:tc>
+          <w:tcPr>
+            <w:tcW w:w="1917" w:type="dxa"/>
+            <w:vAlign w:val="top"/>
+          </w:tcPr>
+          <w:p>
+            <w:pPr>
+              <w:spacing w:line="360" w:lineRule="auto"/>
+              <w:jc w:val="left"/>
+              <w:rPr>
+                <w:rFonts w:hint="eastAsia" w:ascii="宋体" w:hAnsi="宋体" w:eastAsia="宋体" w:cs="宋体"/>
+                <w:b w:val="0"/>
+                <w:bCs w:val="0"/>
+                <w:sz w:val="24"/>
+                <w:szCs w:val="24"/>
+                <w:vertAlign w:val="baseline"/>
+                <w:lang w:eastAsia="zh"/>
+                <w:woUserID w:val="1"/>
+              </w:rPr>
+            </w:pPr>
+            <w:r>
+              <w:rPr>
+                <w:rFonts w:hint="eastAsia" w:ascii="宋体" w:hAnsi="宋体" w:eastAsia="宋体" w:cs="宋体"/>
+                <w:b w:val="0"/>
+                <w:bCs w:val="0"/>
+                <w:sz w:val="24"/>
+                <w:szCs w:val="24"/>
+                <w:vertAlign w:val="baseline"/>
+                <w:lang w:eastAsia="zh"/>
+                <w:woUserID w:val="1"/>
+              </w:rPr>
+              <w:t>预设测试集</w:t>
+            </w:r>
+          </w:p>
+        </w:tc>
+        <w:tc>
+          <w:tcPr>
+            <w:tcW w:w="6389" w:type="dxa"/>
+            <w:vAlign w:val="top"/>
+          </w:tcPr>
+          <w:p>
+            <w:pPr>
+              <w:spacing w:line="360" w:lineRule="auto"/>
+              <w:jc w:val="left"/>
+              <w:rPr>
+                <w:rFonts w:hint="eastAsia" w:ascii="宋体" w:hAnsi="宋体" w:eastAsia="宋体" w:cs="宋体"/>
+                <w:b w:val="0"/>
+                <w:bCs w:val="0"/>
+                <w:sz w:val="24"/>
+                <w:szCs w:val="24"/>
+                <w:vertAlign w:val="baseline"/>
+                <w:lang w:eastAsia="zh"/>
+                <w:woUserID w:val="1"/>
+              </w:rPr>
+            </w:pPr>
+            <w:r>
+              <w:rPr>
+                <w:rStyle w:val="7"/>
+                <w:rFonts w:ascii="宋体" w:hAnsi="宋体" w:eastAsia="宋体" w:cs="宋体"/>
+                <w:b w:val="0"/>
+                <w:bCs w:val="0"/>
+                <w:kern w:val="0"/>
+                <w:sz w:val="24"/>
+                <w:szCs w:val="24"/>
+                <w:lang w:val="en-US" w:eastAsia="zh-CN" w:bidi="ar"/>
+                <w:woUserID w:val="1"/>
+              </w:rPr>
+              <w:t>这个模型在有标准答案的测试题上表现怎么样？</w:t>
+            </w:r>
+          </w:p>
+        </w:tc>
+      </w:tr>
+      <w:tr>
+        <w:tblPrEx>
+          <w:tblBorders>
+            <w:top w:val="single" w:color="auto" w:sz="4" w:space="0"/>
+            <w:left w:val="single" w:color="auto" w:sz="4" w:space="0"/>
+            <w:bottom w:val="single" w:color="auto" w:sz="4" w:space="0"/>
+            <w:right w:val="single" w:color="auto" w:sz="4" w:space="0"/>
+            <w:insideH w:val="single" w:color="auto" w:sz="4" w:space="0"/>
+            <w:insideV w:val="single" w:color="auto" w:sz="4" w:space="0"/>
+          </w:tblBorders>
+          <w:tblCellMar>
+            <w:left w:w="108" w:type="dxa"/>
+            <w:right w:w="108" w:type="dxa"/>
+          </w:tblCellMar>
+        </w:tblPrEx>
+        <w:trPr>
+          <w:wBefore w:w="0" w:type="auto"/>
+        </w:trPr>
+        <w:tc>
+          <w:tcPr>
+            <w:tcW w:w="1917" w:type="dxa"/>
+            <w:vAlign w:val="top"/>
+          </w:tcPr>
+          <w:p>
+            <w:pPr>
+              <w:spacing w:line="360" w:lineRule="auto"/>
+              <w:jc w:val="left"/>
+              <w:rPr>
+                <w:rFonts w:hint="eastAsia" w:ascii="宋体" w:hAnsi="宋体" w:eastAsia="宋体" w:cs="宋体"/>
+                <w:b w:val="0"/>
+                <w:bCs w:val="0"/>
+                <w:sz w:val="24"/>
+                <w:szCs w:val="24"/>
+                <w:vertAlign w:val="baseline"/>
+                <w:lang w:eastAsia="zh"/>
+                <w:woUserID w:val="1"/>
+              </w:rPr>
+            </w:pPr>
+            <w:r>
+              <w:rPr>
+                <w:rFonts w:ascii="宋体" w:hAnsi="宋体" w:eastAsia="宋体" w:cs="宋体"/>
+                <w:b w:val="0"/>
+                <w:bCs w:val="0"/>
+                <w:kern w:val="0"/>
+                <w:sz w:val="24"/>
+                <w:szCs w:val="24"/>
+                <w:lang w:val="en-US" w:eastAsia="zh-CN" w:bidi="ar"/>
+                <w:woUserID w:val="1"/>
+              </w:rPr>
+              <w:t>历史预测质量</w:t>
+            </w:r>
+          </w:p>
+        </w:tc>
+        <w:tc>
+          <w:tcPr>
+            <w:tcW w:w="6389" w:type="dxa"/>
+            <w:vAlign w:val="top"/>
+          </w:tcPr>
+          <w:p>
+            <w:pPr>
+              <w:spacing w:line="360" w:lineRule="auto"/>
+              <w:jc w:val="left"/>
+              <w:rPr>
+                <w:rFonts w:hint="eastAsia" w:ascii="宋体" w:hAnsi="宋体" w:eastAsia="宋体" w:cs="宋体"/>
+                <w:b w:val="0"/>
+                <w:bCs w:val="0"/>
+                <w:sz w:val="24"/>
+                <w:szCs w:val="24"/>
+                <w:vertAlign w:val="baseline"/>
+                <w:lang w:eastAsia="zh"/>
+                <w:woUserID w:val="1"/>
+              </w:rPr>
+            </w:pPr>
+            <w:r>
+              <w:rPr>
+                <w:rStyle w:val="7"/>
+                <w:rFonts w:ascii="宋体" w:hAnsi="宋体" w:eastAsia="宋体" w:cs="宋体"/>
+                <w:b w:val="0"/>
+                <w:bCs w:val="0"/>
+                <w:kern w:val="0"/>
+                <w:sz w:val="24"/>
+                <w:szCs w:val="24"/>
+                <w:lang w:val="en-US" w:eastAsia="zh-CN" w:bidi="ar"/>
+                <w:woUserID w:val="1"/>
+              </w:rPr>
+              <w:t>这个模型以前实际预测得准不准？</w:t>
+            </w:r>
+          </w:p>
+        </w:tc>
+      </w:tr>
+      <w:tr>
+        <w:tblPrEx>
+          <w:tblBorders>
+            <w:top w:val="single" w:color="auto" w:sz="4" w:space="0"/>
+            <w:left w:val="single" w:color="auto" w:sz="4" w:space="0"/>
+            <w:bottom w:val="single" w:color="auto" w:sz="4" w:space="0"/>
+            <w:right w:val="single" w:color="auto" w:sz="4" w:space="0"/>
+            <w:insideH w:val="single" w:color="auto" w:sz="4" w:space="0"/>
+            <w:insideV w:val="single" w:color="auto" w:sz="4" w:space="0"/>
+          </w:tblBorders>
+        </w:tblPrEx>
+        <w:trPr>
+          <w:wBefore w:w="0" w:type="auto"/>
+        </w:trPr>
+        <w:tc>
+          <w:tcPr>
+            <w:tcW w:w="1917" w:type="dxa"/>
+            <w:vAlign w:val="top"/>
+          </w:tcPr>
+          <w:p>
+            <w:pPr>
+              <w:spacing w:line="360" w:lineRule="auto"/>
+              <w:jc w:val="left"/>
+              <w:rPr>
+                <w:rFonts w:hint="eastAsia" w:ascii="宋体" w:hAnsi="宋体" w:eastAsia="宋体" w:cs="宋体"/>
+                <w:b w:val="0"/>
+                <w:bCs w:val="0"/>
+                <w:sz w:val="24"/>
+                <w:szCs w:val="24"/>
+                <w:vertAlign w:val="baseline"/>
+                <w:lang w:eastAsia="zh"/>
+                <w:woUserID w:val="1"/>
+              </w:rPr>
+            </w:pPr>
+            <w:r>
+              <w:rPr>
+                <w:rFonts w:ascii="宋体" w:hAnsi="宋体" w:eastAsia="宋体" w:cs="宋体"/>
+                <w:b w:val="0"/>
+                <w:bCs w:val="0"/>
+                <w:kern w:val="0"/>
+                <w:sz w:val="24"/>
+                <w:szCs w:val="24"/>
+                <w:lang w:val="en-US" w:eastAsia="zh-CN" w:bidi="ar"/>
+                <w:woUserID w:val="1"/>
+              </w:rPr>
+              <w:t>AI评价模型</w:t>
+            </w:r>
+          </w:p>
+        </w:tc>
+        <w:tc>
+          <w:tcPr>
+            <w:tcW w:w="6389" w:type="dxa"/>
+            <w:vAlign w:val="top"/>
+          </w:tcPr>
+          <w:p>
+            <w:pPr>
+              <w:spacing w:line="360" w:lineRule="auto"/>
+              <w:jc w:val="left"/>
+              <w:rPr>
+                <w:rFonts w:hint="eastAsia" w:ascii="宋体" w:hAnsi="宋体" w:eastAsia="宋体" w:cs="宋体"/>
+                <w:b w:val="0"/>
+                <w:bCs w:val="0"/>
+                <w:sz w:val="24"/>
+                <w:szCs w:val="24"/>
+                <w:vertAlign w:val="baseline"/>
+                <w:lang w:eastAsia="zh"/>
+                <w:woUserID w:val="1"/>
+              </w:rPr>
+            </w:pPr>
+            <w:r>
+              <w:rPr>
+                <w:rStyle w:val="7"/>
+                <w:rFonts w:ascii="宋体" w:hAnsi="宋体" w:eastAsia="宋体" w:cs="宋体"/>
+                <w:b w:val="0"/>
+                <w:bCs w:val="0"/>
+                <w:kern w:val="0"/>
+                <w:sz w:val="24"/>
+                <w:szCs w:val="24"/>
+                <w:lang w:val="en-US" w:eastAsia="zh-CN" w:bidi="ar"/>
+                <w:woUserID w:val="1"/>
+              </w:rPr>
+              <w:t>根据过去经验，能不能直接预测这一次结果靠不靠谱？</w:t>
+            </w:r>
+          </w:p>
+        </w:tc>
+      </w:tr>
+      <w:tr>
+        <w:tblPrEx>
+          <w:tblBorders>
+            <w:top w:val="single" w:color="auto" w:sz="4" w:space="0"/>
+            <w:left w:val="single" w:color="auto" w:sz="4" w:space="0"/>
+            <w:bottom w:val="single" w:color="auto" w:sz="4" w:space="0"/>
+            <w:right w:val="single" w:color="auto" w:sz="4" w:space="0"/>
+            <w:insideH w:val="single" w:color="auto" w:sz="4" w:space="0"/>
+            <w:insideV w:val="single" w:color="auto" w:sz="4" w:space="0"/>
+          </w:tblBorders>
+          <w:tblCellMar>
+            <w:left w:w="108" w:type="dxa"/>
+            <w:right w:w="108" w:type="dxa"/>
+          </w:tblCellMar>
+        </w:tblPrEx>
+        <w:trPr>
+          <w:wBefore w:w="0" w:type="auto"/>
+        </w:trPr>
+        <w:tc>
+          <w:tcPr>
+            <w:tcW w:w="1917" w:type="dxa"/>
+            <w:vAlign w:val="top"/>
+          </w:tcPr>
+          <w:p>
+            <w:pPr>
+              <w:spacing w:line="360" w:lineRule="auto"/>
+              <w:jc w:val="left"/>
+              <w:rPr>
+                <w:rFonts w:hint="eastAsia" w:ascii="宋体" w:hAnsi="宋体" w:eastAsia="宋体" w:cs="宋体"/>
+                <w:b w:val="0"/>
+                <w:bCs w:val="0"/>
+                <w:sz w:val="24"/>
+                <w:szCs w:val="24"/>
+                <w:vertAlign w:val="baseline"/>
+                <w:lang w:eastAsia="zh"/>
+                <w:woUserID w:val="1"/>
+              </w:rPr>
+            </w:pPr>
+            <w:r>
+              <w:rPr>
+                <w:rFonts w:ascii="宋体" w:hAnsi="宋体" w:eastAsia="宋体" w:cs="宋体"/>
+                <w:b w:val="0"/>
+                <w:bCs w:val="0"/>
+                <w:kern w:val="0"/>
+                <w:sz w:val="24"/>
+                <w:szCs w:val="24"/>
+                <w:lang w:val="en-US" w:eastAsia="zh-CN" w:bidi="ar"/>
+                <w:woUserID w:val="1"/>
+              </w:rPr>
+              <w:t>预测辅助信息</w:t>
+            </w:r>
+          </w:p>
+        </w:tc>
+        <w:tc>
+          <w:tcPr>
+            <w:tcW w:w="6389" w:type="dxa"/>
+            <w:vAlign w:val="top"/>
+          </w:tcPr>
+          <w:p>
+            <w:pPr>
+              <w:spacing w:line="360" w:lineRule="auto"/>
+              <w:jc w:val="left"/>
+              <w:rPr>
+                <w:rFonts w:hint="eastAsia" w:ascii="宋体" w:hAnsi="宋体" w:eastAsia="宋体" w:cs="宋体"/>
+                <w:b w:val="0"/>
+                <w:bCs w:val="0"/>
+                <w:sz w:val="24"/>
+                <w:szCs w:val="24"/>
+                <w:vertAlign w:val="baseline"/>
+                <w:lang w:eastAsia="zh"/>
+                <w:woUserID w:val="1"/>
+              </w:rPr>
+            </w:pPr>
+            <w:r>
+              <w:rPr>
+                <w:rStyle w:val="7"/>
+                <w:rFonts w:ascii="宋体" w:hAnsi="宋体" w:eastAsia="宋体" w:cs="宋体"/>
+                <w:b w:val="0"/>
+                <w:bCs w:val="0"/>
+                <w:kern w:val="0"/>
+                <w:sz w:val="24"/>
+                <w:szCs w:val="24"/>
+                <w:lang w:val="en-US" w:eastAsia="zh-CN" w:bidi="ar"/>
+                <w:woUserID w:val="1"/>
+              </w:rPr>
+              <w:t>这个模型的属性和运行环境是否适合当前任务？</w:t>
+            </w:r>
+          </w:p>
+        </w:tc>
+      </w:tr>
+    </w:tbl>
+    <w:p>
+      <w:pPr>
+        <w:numPr>
+          <w:ilvl w:val="0"/>
+          <w:numId w:val="0"/>
+        </w:numPr>
+        <w:spacing w:line="360" w:lineRule="auto"/>
+        <w:ind w:leftChars="0"/>
+        <w:rPr>
+          <w:rFonts w:ascii="宋体" w:hAnsi="宋体" w:eastAsia="宋体" w:cs="宋体"/>
+          <w:sz w:val="24"/>
+          <w:szCs w:val="24"/>
+          <w:woUserID w:val="1"/>
+        </w:rPr>
+      </w:pPr>
+      <w:r>
+        <w:rPr>
+          <w:rFonts w:ascii="宋体" w:hAnsi="宋体" w:eastAsia="宋体" w:cs="宋体"/>
+          <w:sz w:val="24"/>
+          <w:szCs w:val="24"/>
+          <w:woUserID w:val="1"/>
+        </w:rPr>
+        <w:t>华为这项专利关注的是 AI 预测结果本身的可信度。现有网络可以利用 AI 预测资源状态、UE轨迹等信息，并据此进行负载均衡、节能和移动性优化，但如果预测不准确，错误的预测可能进一步导致错误的网络动作。因此该专利提出，</w:t>
+      </w:r>
+      <w:r>
+        <w:rPr>
+          <w:rFonts w:ascii="宋体" w:hAnsi="宋体" w:eastAsia="宋体" w:cs="宋体"/>
+          <w:b/>
+          <w:bCs/>
+          <w:sz w:val="24"/>
+          <w:szCs w:val="24"/>
+          <w:woUserID w:val="1"/>
+        </w:rPr>
+        <w:t>在传递预测结果的同时增加对应的质量评价</w:t>
+      </w:r>
+      <w:r>
+        <w:rPr>
+          <w:rFonts w:ascii="宋体" w:hAnsi="宋体" w:eastAsia="宋体" w:cs="宋体"/>
+          <w:sz w:val="24"/>
+          <w:szCs w:val="24"/>
+          <w:woUserID w:val="1"/>
+        </w:rPr>
+        <w:t>，并可以</w:t>
+      </w:r>
+      <w:r>
+        <w:rPr>
+          <w:rFonts w:ascii="宋体" w:hAnsi="宋体" w:eastAsia="宋体" w:cs="宋体"/>
+          <w:b/>
+          <w:bCs/>
+          <w:sz w:val="24"/>
+          <w:szCs w:val="24"/>
+          <w:woUserID w:val="1"/>
+        </w:rPr>
+        <w:t>基于预设测试集、历史预测表现、AI评价模型或者模型属性和运行环境</w:t>
+      </w:r>
+      <w:r>
+        <w:rPr>
+          <w:rFonts w:ascii="宋体" w:hAnsi="宋体" w:eastAsia="宋体" w:cs="宋体"/>
+          <w:sz w:val="24"/>
+          <w:szCs w:val="24"/>
+          <w:woUserID w:val="1"/>
+        </w:rPr>
+        <w:t>等信息确定预测质量。网络侧只使用质量满足要求的预测结果进行后续管理，从而避免直接依据低质量 AI 预测进行网络控制。</w:t>
+      </w:r>
+    </w:p>
+    <w:p>
+      <w:pPr>
+        <w:numPr>
+          <w:ilvl w:val="0"/>
+          <w:numId w:val="0"/>
+        </w:numPr>
+        <w:spacing w:line="360" w:lineRule="auto"/>
+        <w:ind w:leftChars="0"/>
+        <w:rPr>
+          <w:rFonts w:hint="eastAsia" w:ascii="宋体" w:hAnsi="宋体" w:eastAsia="宋体" w:cs="宋体"/>
+          <w:sz w:val="24"/>
+          <w:szCs w:val="24"/>
+          <w:lang w:eastAsia="zh"/>
+          <w:woUserID w:val="1"/>
+        </w:rPr>
+      </w:pPr>
+      <w:r>
+        <w:rPr>
+          <w:rFonts w:hint="eastAsia" w:ascii="宋体" w:hAnsi="宋体" w:eastAsia="宋体" w:cs="宋体"/>
+          <w:sz w:val="24"/>
+          <w:szCs w:val="24"/>
+          <w:lang w:eastAsia="zh"/>
+          <w:woUserID w:val="1"/>
+        </w:rPr>
+        <w:t>专利思路：</w:t>
+      </w:r>
       <w:bookmarkStart w:id="0" w:name="_GoBack"/>
       <w:bookmarkEnd w:id="0"/>
+    </w:p>
+    <w:p>
+      <w:pPr>
+        <w:keepNext w:val="0"/>
+        <w:keepLines w:val="0"/>
+        <w:widowControl/>
+        <w:suppressLineNumbers w:val="0"/>
+        <w:jc w:val="left"/>
+        <w:rPr>
+          <w:woUserID w:val="1"/>
+        </w:rPr>
+      </w:pPr>
+      <w:r>
+        <w:rPr>
+          <w:rStyle w:val="7"/>
+          <w:rFonts w:ascii="宋体" w:hAnsi="宋体" w:eastAsia="宋体" w:cs="宋体"/>
+          <w:kern w:val="0"/>
+          <w:sz w:val="24"/>
+          <w:szCs w:val="24"/>
+          <w:lang w:val="en-US" w:eastAsia="zh-CN" w:bidi="ar"/>
+          <w:woUserID w:val="1"/>
+        </w:rPr>
+        <w:t>测量数据</w:t>
+      </w:r>
+      <w:r>
+        <w:rPr>
+          <w:rFonts w:ascii="宋体" w:hAnsi="宋体" w:eastAsia="宋体" w:cs="宋体"/>
+          <w:kern w:val="0"/>
+          <w:sz w:val="24"/>
+          <w:szCs w:val="24"/>
+          <w:lang w:val="en-US" w:eastAsia="zh-CN" w:bidi="ar"/>
+          <w:woUserID w:val="1"/>
+        </w:rPr>
+        <w:br w:type="textWrapping"/>
+      </w:r>
+      <w:r>
+        <w:rPr>
+          <w:rFonts w:ascii="宋体" w:hAnsi="宋体" w:eastAsia="宋体" w:cs="宋体"/>
+          <w:kern w:val="0"/>
+          <w:sz w:val="24"/>
+          <w:szCs w:val="24"/>
+          <w:lang w:val="en-US" w:eastAsia="zh-CN" w:bidi="ar"/>
+          <w:woUserID w:val="1"/>
+        </w:rPr>
+        <w:t>↓</w:t>
+      </w:r>
+      <w:r>
+        <w:rPr>
+          <w:rFonts w:ascii="宋体" w:hAnsi="宋体" w:eastAsia="宋体" w:cs="宋体"/>
+          <w:kern w:val="0"/>
+          <w:sz w:val="24"/>
+          <w:szCs w:val="24"/>
+          <w:lang w:val="en-US" w:eastAsia="zh-CN" w:bidi="ar"/>
+          <w:woUserID w:val="1"/>
+        </w:rPr>
+        <w:br w:type="textWrapping"/>
+      </w:r>
+      <w:r>
+        <w:rPr>
+          <w:rStyle w:val="7"/>
+          <w:rFonts w:ascii="宋体" w:hAnsi="宋体" w:eastAsia="宋体" w:cs="宋体"/>
+          <w:kern w:val="0"/>
+          <w:sz w:val="24"/>
+          <w:szCs w:val="24"/>
+          <w:lang w:val="en-US" w:eastAsia="zh-CN" w:bidi="ar"/>
+          <w:woUserID w:val="1"/>
+        </w:rPr>
+        <w:t>一个或多个 AI 预测模型</w:t>
+      </w:r>
+      <w:r>
+        <w:rPr>
+          <w:rFonts w:ascii="宋体" w:hAnsi="宋体" w:eastAsia="宋体" w:cs="宋体"/>
+          <w:kern w:val="0"/>
+          <w:sz w:val="24"/>
+          <w:szCs w:val="24"/>
+          <w:lang w:val="en-US" w:eastAsia="zh-CN" w:bidi="ar"/>
+          <w:woUserID w:val="1"/>
+        </w:rPr>
+        <w:br w:type="textWrapping"/>
+      </w:r>
+      <w:r>
+        <w:rPr>
+          <w:rFonts w:ascii="宋体" w:hAnsi="宋体" w:eastAsia="宋体" w:cs="宋体"/>
+          <w:kern w:val="0"/>
+          <w:sz w:val="24"/>
+          <w:szCs w:val="24"/>
+          <w:lang w:val="en-US" w:eastAsia="zh-CN" w:bidi="ar"/>
+          <w:woUserID w:val="1"/>
+        </w:rPr>
+        <w:t>↓</w:t>
+      </w:r>
+      <w:r>
+        <w:rPr>
+          <w:rFonts w:ascii="宋体" w:hAnsi="宋体" w:eastAsia="宋体" w:cs="宋体"/>
+          <w:kern w:val="0"/>
+          <w:sz w:val="24"/>
+          <w:szCs w:val="24"/>
+          <w:lang w:val="en-US" w:eastAsia="zh-CN" w:bidi="ar"/>
+          <w:woUserID w:val="1"/>
+        </w:rPr>
+        <w:br w:type="textWrapping"/>
+      </w:r>
+      <w:r>
+        <w:rPr>
+          <w:rStyle w:val="7"/>
+          <w:rFonts w:ascii="宋体" w:hAnsi="宋体" w:eastAsia="宋体" w:cs="宋体"/>
+          <w:kern w:val="0"/>
+          <w:sz w:val="24"/>
+          <w:szCs w:val="24"/>
+          <w:lang w:val="en-US" w:eastAsia="zh-CN" w:bidi="ar"/>
+          <w:woUserID w:val="1"/>
+        </w:rPr>
+        <w:t>预测结果</w:t>
+      </w:r>
+      <w:r>
+        <w:rPr>
+          <w:rFonts w:ascii="宋体" w:hAnsi="宋体" w:eastAsia="宋体" w:cs="宋体"/>
+          <w:kern w:val="0"/>
+          <w:sz w:val="24"/>
+          <w:szCs w:val="24"/>
+          <w:lang w:val="en-US" w:eastAsia="zh-CN" w:bidi="ar"/>
+          <w:woUserID w:val="1"/>
+        </w:rPr>
+        <w:br w:type="textWrapping"/>
+      </w:r>
+      <w:r>
+        <w:rPr>
+          <w:rFonts w:ascii="宋体" w:hAnsi="宋体" w:eastAsia="宋体" w:cs="宋体"/>
+          <w:kern w:val="0"/>
+          <w:sz w:val="24"/>
+          <w:szCs w:val="24"/>
+          <w:lang w:val="en-US" w:eastAsia="zh-CN" w:bidi="ar"/>
+          <w:woUserID w:val="1"/>
+        </w:rPr>
+        <w:t>↓</w:t>
+      </w:r>
+      <w:r>
+        <w:rPr>
+          <w:rFonts w:ascii="宋体" w:hAnsi="宋体" w:eastAsia="宋体" w:cs="宋体"/>
+          <w:kern w:val="0"/>
+          <w:sz w:val="24"/>
+          <w:szCs w:val="24"/>
+          <w:lang w:val="en-US" w:eastAsia="zh-CN" w:bidi="ar"/>
+          <w:woUserID w:val="1"/>
+        </w:rPr>
+        <w:br w:type="textWrapping"/>
+      </w:r>
+      <w:r>
+        <w:rPr>
+          <w:rStyle w:val="7"/>
+          <w:rFonts w:ascii="宋体" w:hAnsi="宋体" w:eastAsia="宋体" w:cs="宋体"/>
+          <w:kern w:val="0"/>
+          <w:sz w:val="24"/>
+          <w:szCs w:val="24"/>
+          <w:lang w:val="en-US" w:eastAsia="zh-CN" w:bidi="ar"/>
+          <w:woUserID w:val="1"/>
+        </w:rPr>
+        <w:t>给预测结果做质量评价</w:t>
+      </w:r>
+      <w:r>
+        <w:rPr>
+          <w:rFonts w:ascii="宋体" w:hAnsi="宋体" w:eastAsia="宋体" w:cs="宋体"/>
+          <w:kern w:val="0"/>
+          <w:sz w:val="24"/>
+          <w:szCs w:val="24"/>
+          <w:lang w:val="en-US" w:eastAsia="zh-CN" w:bidi="ar"/>
+          <w:woUserID w:val="1"/>
+        </w:rPr>
+        <w:br w:type="textWrapping"/>
+      </w:r>
+      <w:r>
+        <w:rPr>
+          <w:rFonts w:ascii="宋体" w:hAnsi="宋体" w:eastAsia="宋体" w:cs="宋体"/>
+          <w:kern w:val="0"/>
+          <w:sz w:val="24"/>
+          <w:szCs w:val="24"/>
+          <w:lang w:val="en-US" w:eastAsia="zh-CN" w:bidi="ar"/>
+          <w:woUserID w:val="1"/>
+        </w:rPr>
+        <w:t>↓</w:t>
+      </w:r>
+      <w:r>
+        <w:rPr>
+          <w:rFonts w:ascii="宋体" w:hAnsi="宋体" w:eastAsia="宋体" w:cs="宋体"/>
+          <w:kern w:val="0"/>
+          <w:sz w:val="24"/>
+          <w:szCs w:val="24"/>
+          <w:lang w:val="en-US" w:eastAsia="zh-CN" w:bidi="ar"/>
+          <w:woUserID w:val="1"/>
+        </w:rPr>
+        <w:br w:type="textWrapping"/>
+      </w:r>
+      <w:r>
+        <w:rPr>
+          <w:rStyle w:val="7"/>
+          <w:rFonts w:ascii="宋体" w:hAnsi="宋体" w:eastAsia="宋体" w:cs="宋体"/>
+          <w:kern w:val="0"/>
+          <w:sz w:val="24"/>
+          <w:szCs w:val="24"/>
+          <w:lang w:val="en-US" w:eastAsia="zh-CN" w:bidi="ar"/>
+          <w:woUserID w:val="1"/>
+        </w:rPr>
+        <w:t>预测结果 + 质量指标</w:t>
+      </w:r>
+      <w:r>
+        <w:rPr>
+          <w:rFonts w:ascii="宋体" w:hAnsi="宋体" w:eastAsia="宋体" w:cs="宋体"/>
+          <w:kern w:val="0"/>
+          <w:sz w:val="24"/>
+          <w:szCs w:val="24"/>
+          <w:lang w:val="en-US" w:eastAsia="zh-CN" w:bidi="ar"/>
+          <w:woUserID w:val="1"/>
+        </w:rPr>
+        <w:br w:type="textWrapping"/>
+      </w:r>
+      <w:r>
+        <w:rPr>
+          <w:rFonts w:ascii="宋体" w:hAnsi="宋体" w:eastAsia="宋体" w:cs="宋体"/>
+          <w:kern w:val="0"/>
+          <w:sz w:val="24"/>
+          <w:szCs w:val="24"/>
+          <w:lang w:val="en-US" w:eastAsia="zh-CN" w:bidi="ar"/>
+          <w:woUserID w:val="1"/>
+        </w:rPr>
+        <w:t>↓</w:t>
+      </w:r>
+      <w:r>
+        <w:rPr>
+          <w:rFonts w:ascii="宋体" w:hAnsi="宋体" w:eastAsia="宋体" w:cs="宋体"/>
+          <w:kern w:val="0"/>
+          <w:sz w:val="24"/>
+          <w:szCs w:val="24"/>
+          <w:lang w:val="en-US" w:eastAsia="zh-CN" w:bidi="ar"/>
+          <w:woUserID w:val="1"/>
+        </w:rPr>
+        <w:br w:type="textWrapping"/>
+      </w:r>
+      <w:r>
+        <w:rPr>
+          <w:rStyle w:val="7"/>
+          <w:rFonts w:ascii="宋体" w:hAnsi="宋体" w:eastAsia="宋体" w:cs="宋体"/>
+          <w:kern w:val="0"/>
+          <w:sz w:val="24"/>
+          <w:szCs w:val="24"/>
+          <w:lang w:val="en-US" w:eastAsia="zh-CN" w:bidi="ar"/>
+          <w:woUserID w:val="1"/>
+        </w:rPr>
+        <w:t>质量是否达到要求？</w:t>
+      </w:r>
+      <w:r>
+        <w:rPr>
+          <w:rFonts w:ascii="宋体" w:hAnsi="宋体" w:eastAsia="宋体" w:cs="宋体"/>
+          <w:kern w:val="0"/>
+          <w:sz w:val="24"/>
+          <w:szCs w:val="24"/>
+          <w:lang w:val="en-US" w:eastAsia="zh-CN" w:bidi="ar"/>
+          <w:woUserID w:val="1"/>
+        </w:rPr>
+        <w:br w:type="textWrapping"/>
+      </w:r>
+      <w:r>
+        <w:rPr>
+          <w:rFonts w:ascii="宋体" w:hAnsi="宋体" w:eastAsia="宋体" w:cs="宋体"/>
+          <w:kern w:val="0"/>
+          <w:sz w:val="24"/>
+          <w:szCs w:val="24"/>
+          <w:lang w:val="en-US" w:eastAsia="zh-CN" w:bidi="ar"/>
+          <w:woUserID w:val="1"/>
+        </w:rPr>
+        <w:t>↓</w:t>
+      </w:r>
+      <w:r>
+        <w:rPr>
+          <w:rFonts w:ascii="宋体" w:hAnsi="宋体" w:eastAsia="宋体" w:cs="宋体"/>
+          <w:kern w:val="0"/>
+          <w:sz w:val="24"/>
+          <w:szCs w:val="24"/>
+          <w:lang w:val="en-US" w:eastAsia="zh-CN" w:bidi="ar"/>
+          <w:woUserID w:val="1"/>
+        </w:rPr>
+        <w:br w:type="textWrapping"/>
+      </w:r>
+      <w:r>
+        <w:rPr>
+          <w:rFonts w:ascii="宋体" w:hAnsi="宋体" w:eastAsia="宋体" w:cs="宋体"/>
+          <w:kern w:val="0"/>
+          <w:sz w:val="24"/>
+          <w:szCs w:val="24"/>
+          <w:lang w:val="en-US" w:eastAsia="zh-CN" w:bidi="ar"/>
+          <w:woUserID w:val="1"/>
+        </w:rPr>
+        <w:t>达标 → 用于节能 / 负载均衡 / 移动性优化</w:t>
+      </w:r>
+      <w:r>
+        <w:rPr>
+          <w:rFonts w:ascii="宋体" w:hAnsi="宋体" w:eastAsia="宋体" w:cs="宋体"/>
+          <w:kern w:val="0"/>
+          <w:sz w:val="24"/>
+          <w:szCs w:val="24"/>
+          <w:lang w:val="en-US" w:eastAsia="zh-CN" w:bidi="ar"/>
+          <w:woUserID w:val="1"/>
+        </w:rPr>
+        <w:br w:type="textWrapping"/>
+      </w:r>
+      <w:r>
+        <w:rPr>
+          <w:rFonts w:ascii="宋体" w:hAnsi="宋体" w:eastAsia="宋体" w:cs="宋体"/>
+          <w:kern w:val="0"/>
+          <w:sz w:val="24"/>
+          <w:szCs w:val="24"/>
+          <w:lang w:val="en-US" w:eastAsia="zh-CN" w:bidi="ar"/>
+          <w:woUserID w:val="1"/>
+        </w:rPr>
+        <w:t>不达标 → 不直接用于网络操作</w:t>
+      </w:r>
+    </w:p>
+    <w:p>
+      <w:pPr>
+        <w:numPr>
+          <w:ilvl w:val="0"/>
+          <w:numId w:val="0"/>
+        </w:numPr>
+        <w:spacing w:line="360" w:lineRule="auto"/>
+        <w:ind w:leftChars="0"/>
+        <w:rPr>
+          <w:rFonts w:hint="eastAsia" w:ascii="宋体" w:hAnsi="宋体" w:eastAsia="宋体" w:cs="宋体"/>
+          <w:sz w:val="24"/>
+          <w:szCs w:val="24"/>
+          <w:lang w:val="en-US" w:eastAsia="zh"/>
+          <w:woUserID w:val="1"/>
+        </w:rPr>
+      </w:pPr>
     </w:p>
     <w:sectPr>
       <w:pgSz w:w="11906" w:h="16838"/>
@@ -866,7 +7465,7 @@
       <w:lang w:val="en-US" w:eastAsia="zh-CN" w:bidi="ar"/>
     </w:rPr>
   </w:style>
-  <w:style w:type="character" w:default="1" w:styleId="5">
+  <w:style w:type="character" w:default="1" w:styleId="6">
     <w:name w:val="Default Paragraph Font"/>
     <w:semiHidden/>
     <w:unhideWhenUsed/>
@@ -904,9 +7503,28 @@
       <w:lang w:val="en-US" w:eastAsia="zh-CN" w:bidi="ar"/>
     </w:rPr>
   </w:style>
-  <w:style w:type="character" w:styleId="6">
+  <w:style w:type="table" w:styleId="5">
+    <w:name w:val="Table Grid"/>
+    <w:basedOn w:val="4"/>
+    <w:uiPriority w:val="39"/>
+    <w:pPr>
+      <w:widowControl w:val="0"/>
+      <w:jc w:val="both"/>
+    </w:pPr>
+    <w:tblPr>
+      <w:tblBorders>
+        <w:top w:val="single" w:color="auto" w:sz="4" w:space="0"/>
+        <w:left w:val="single" w:color="auto" w:sz="4" w:space="0"/>
+        <w:bottom w:val="single" w:color="auto" w:sz="4" w:space="0"/>
+        <w:right w:val="single" w:color="auto" w:sz="4" w:space="0"/>
+        <w:insideH w:val="single" w:color="auto" w:sz="4" w:space="0"/>
+        <w:insideV w:val="single" w:color="auto" w:sz="4" w:space="0"/>
+      </w:tblBorders>
+    </w:tblPr>
+  </w:style>
+  <w:style w:type="character" w:styleId="7">
     <w:name w:val="Strong"/>
-    <w:basedOn w:val="5"/>
+    <w:basedOn w:val="6"/>
     <w:qFormat/>
     <w:uiPriority w:val="22"/>
     <w:rPr>

--- a/AI+通信调研汇报.docx
+++ b/AI+通信调研汇报.docx
@@ -1,6 +1,6 @@
 
 <file path=word/document.xml><?xml version="1.0" encoding="utf-8"?>
-<w:document xmlns:wpc="http://schemas.microsoft.com/office/word/2010/wordprocessingCanvas" xmlns:mc="http://schemas.openxmlformats.org/markup-compatibility/2006" xmlns:o="urn:schemas-microsoft-com:office:office" xmlns:r="http://schemas.openxmlformats.org/officeDocument/2006/relationships" xmlns:m="http://schemas.openxmlformats.org/officeDocument/2006/math" xmlns:v="urn:schemas-microsoft-com:vml" xmlns:wp14="http://schemas.microsoft.com/office/word/2010/wordprocessingDrawing" xmlns:wp="http://schemas.openxmlformats.org/drawingml/2006/wordprocessingDrawing" xmlns:w="http://schemas.openxmlformats.org/wordprocessingml/2006/main" xmlns:w14="http://schemas.microsoft.com/office/word/2010/wordml" xmlns:w10="urn:schemas-microsoft-com:office:word" xmlns:w15="http://schemas.microsoft.com/office/word/2012/wordml" xmlns:wpg="http://schemas.microsoft.com/office/word/2010/wordprocessingGroup" xmlns:wpi="http://schemas.microsoft.com/office/word/2010/wordprocessingInk" xmlns:wne="http://schemas.microsoft.com/office/word/2006/wordml" xmlns:wps="http://schemas.microsoft.com/office/word/2010/wordprocessingShape" xmlns:wpsCustomData="http://www.wps.cn/officeDocument/2013/wpsCustomData" mc:Ignorable="w14 w15 wp14">
+<w:document xmlns:wpc="http://schemas.microsoft.com/office/word/2010/wordprocessingCanvas" xmlns:cx="http://schemas.microsoft.com/office/drawing/2014/chartex" xmlns:cx1="http://schemas.microsoft.com/office/drawing/2015/9/8/chartex" xmlns:cx2="http://schemas.microsoft.com/office/drawing/2015/10/21/chartex" xmlns:cx3="http://schemas.microsoft.com/office/drawing/2016/5/9/chartex" xmlns:cx4="http://schemas.microsoft.com/office/drawing/2016/5/10/chartex" xmlns:cx5="http://schemas.microsoft.com/office/drawing/2016/5/11/chartex" xmlns:cx6="http://schemas.microsoft.com/office/drawing/2016/5/12/chartex" xmlns:cx7="http://schemas.microsoft.com/office/drawing/2016/5/13/chartex" xmlns:cx8="http://schemas.microsoft.com/office/drawing/2016/5/14/chartex" xmlns:mc="http://schemas.openxmlformats.org/markup-compatibility/2006" xmlns:o="urn:schemas-microsoft-com:office:office" xmlns:r="http://schemas.openxmlformats.org/officeDocument/2006/relationships" xmlns:m="http://schemas.openxmlformats.org/officeDocument/2006/math" xmlns:v="urn:schemas-microsoft-com:vml" xmlns:wp14="http://schemas.microsoft.com/office/word/2010/wordprocessingDrawing" xmlns:wp="http://schemas.openxmlformats.org/drawingml/2006/wordprocessingDrawing" xmlns:w="http://schemas.openxmlformats.org/wordprocessingml/2006/main" xmlns:w14="http://schemas.microsoft.com/office/word/2010/wordml" xmlns:w10="urn:schemas-microsoft-com:office:word" xmlns:w15="http://schemas.microsoft.com/office/word/2012/wordml" xmlns:wpg="http://schemas.microsoft.com/office/word/2010/wordprocessingGroup" xmlns:wpi="http://schemas.microsoft.com/office/word/2010/wordprocessingInk" xmlns:wne="http://schemas.microsoft.com/office/word/2006/wordml" xmlns:wps="http://schemas.microsoft.com/office/word/2010/wordprocessingShape" xmlns:wpsCustomData="http://www.wps.cn/officeDocument/2013/wpsCustomData" mc:Ignorable="w14 w15 wp14">
   <w:body>
     <w:p>
       <w:pPr>
@@ -12,6 +12,8 @@
           <w:woUserID w:val="1"/>
         </w:rPr>
       </w:pPr>
+      <w:bookmarkStart w:id="0" w:name="_GoBack"/>
+      <w:bookmarkEnd w:id="0"/>
       <w:r>
         <w:rPr>
           <w:rFonts w:hint="eastAsia" w:ascii="微软雅黑" w:hAnsi="微软雅黑" w:eastAsia="微软雅黑" w:cs="微软雅黑"/>
@@ -607,7 +609,7 @@
         <w:spacing w:line="360" w:lineRule="auto"/>
         <w:ind w:leftChars="0" w:firstLine="420" w:firstLineChars="0"/>
         <w:rPr>
-          <w:rStyle w:val="7"/>
+          <w:rStyle w:val="8"/>
           <w:rFonts w:ascii="宋体" w:hAnsi="宋体" w:eastAsia="宋体" w:cs="宋体"/>
           <w:sz w:val="24"/>
           <w:szCs w:val="24"/>
@@ -625,7 +627,7 @@
       </w:r>
       <w:r>
         <w:rPr>
-          <w:rStyle w:val="7"/>
+          <w:rStyle w:val="8"/>
           <w:rFonts w:ascii="宋体" w:hAnsi="宋体" w:eastAsia="宋体" w:cs="宋体"/>
           <w:sz w:val="24"/>
           <w:szCs w:val="24"/>
@@ -643,19 +645,19 @@
         <w:spacing w:line="360" w:lineRule="auto"/>
         <w:ind w:leftChars="0" w:firstLine="420" w:firstLineChars="0"/>
         <w:rPr>
-          <w:rStyle w:val="7"/>
-          <w:rFonts w:hint="eastAsia" w:ascii="宋体" w:hAnsi="宋体" w:eastAsia="宋体" w:cs="宋体"/>
-          <w:b w:val="0"/>
-          <w:bCs w:val="0"/>
-          <w:sz w:val="24"/>
-          <w:szCs w:val="24"/>
-          <w:lang w:val="en-US" w:eastAsia="zh"/>
-          <w:woUserID w:val="1"/>
-        </w:rPr>
-      </w:pPr>
-      <w:r>
-        <w:rPr>
-          <w:rStyle w:val="7"/>
+          <w:rStyle w:val="8"/>
+          <w:rFonts w:hint="eastAsia" w:ascii="宋体" w:hAnsi="宋体" w:eastAsia="宋体" w:cs="宋体"/>
+          <w:b w:val="0"/>
+          <w:bCs w:val="0"/>
+          <w:sz w:val="24"/>
+          <w:szCs w:val="24"/>
+          <w:lang w:val="en-US" w:eastAsia="zh"/>
+          <w:woUserID w:val="1"/>
+        </w:rPr>
+      </w:pPr>
+      <w:r>
+        <w:rPr>
+          <w:rStyle w:val="8"/>
           <w:rFonts w:hint="eastAsia" w:ascii="宋体" w:hAnsi="宋体" w:eastAsia="宋体" w:cs="宋体"/>
           <w:b w:val="0"/>
           <w:bCs w:val="0"/>
@@ -676,19 +678,19 @@
         <w:spacing w:line="360" w:lineRule="auto"/>
         <w:ind w:leftChars="0" w:firstLine="420" w:firstLineChars="0"/>
         <w:rPr>
-          <w:rStyle w:val="7"/>
-          <w:rFonts w:hint="eastAsia" w:ascii="宋体" w:hAnsi="宋体" w:eastAsia="宋体" w:cs="宋体"/>
-          <w:b w:val="0"/>
-          <w:bCs w:val="0"/>
-          <w:sz w:val="24"/>
-          <w:szCs w:val="24"/>
-          <w:lang w:val="en-US" w:eastAsia="zh"/>
-          <w:woUserID w:val="1"/>
-        </w:rPr>
-      </w:pPr>
-      <w:r>
-        <w:rPr>
-          <w:rStyle w:val="7"/>
+          <w:rStyle w:val="8"/>
+          <w:rFonts w:hint="eastAsia" w:ascii="宋体" w:hAnsi="宋体" w:eastAsia="宋体" w:cs="宋体"/>
+          <w:b w:val="0"/>
+          <w:bCs w:val="0"/>
+          <w:sz w:val="24"/>
+          <w:szCs w:val="24"/>
+          <w:lang w:val="en-US" w:eastAsia="zh"/>
+          <w:woUserID w:val="1"/>
+        </w:rPr>
+      </w:pPr>
+      <w:r>
+        <w:rPr>
+          <w:rStyle w:val="8"/>
           <w:rFonts w:hint="eastAsia" w:ascii="宋体" w:hAnsi="宋体" w:eastAsia="宋体" w:cs="宋体"/>
           <w:b/>
           <w:bCs/>
@@ -701,7 +703,7 @@
       </w:r>
       <w:r>
         <w:rPr>
-          <w:rStyle w:val="7"/>
+          <w:rStyle w:val="8"/>
           <w:rFonts w:hint="eastAsia" w:ascii="宋体" w:hAnsi="宋体" w:eastAsia="宋体" w:cs="宋体"/>
           <w:b w:val="0"/>
           <w:bCs w:val="0"/>
@@ -722,19 +724,19 @@
         <w:spacing w:line="360" w:lineRule="auto"/>
         <w:ind w:leftChars="0" w:firstLine="420" w:firstLineChars="0"/>
         <w:rPr>
-          <w:rStyle w:val="7"/>
-          <w:rFonts w:hint="eastAsia" w:ascii="宋体" w:hAnsi="宋体" w:eastAsia="宋体" w:cs="宋体"/>
-          <w:b w:val="0"/>
-          <w:bCs w:val="0"/>
-          <w:sz w:val="24"/>
-          <w:szCs w:val="24"/>
-          <w:lang w:val="en-US" w:eastAsia="zh"/>
-          <w:woUserID w:val="1"/>
-        </w:rPr>
-      </w:pPr>
-      <w:r>
-        <w:rPr>
-          <w:rStyle w:val="7"/>
+          <w:rStyle w:val="8"/>
+          <w:rFonts w:hint="eastAsia" w:ascii="宋体" w:hAnsi="宋体" w:eastAsia="宋体" w:cs="宋体"/>
+          <w:b w:val="0"/>
+          <w:bCs w:val="0"/>
+          <w:sz w:val="24"/>
+          <w:szCs w:val="24"/>
+          <w:lang w:val="en-US" w:eastAsia="zh"/>
+          <w:woUserID w:val="1"/>
+        </w:rPr>
+      </w:pPr>
+      <w:r>
+        <w:rPr>
+          <w:rStyle w:val="8"/>
           <w:rFonts w:hint="eastAsia" w:ascii="宋体" w:hAnsi="宋体" w:eastAsia="宋体" w:cs="宋体"/>
           <w:b/>
           <w:bCs/>
@@ -747,7 +749,7 @@
       </w:r>
       <w:r>
         <w:rPr>
-          <w:rStyle w:val="7"/>
+          <w:rStyle w:val="8"/>
           <w:rFonts w:hint="eastAsia" w:ascii="宋体" w:hAnsi="宋体" w:eastAsia="宋体" w:cs="宋体"/>
           <w:b w:val="0"/>
           <w:bCs w:val="0"/>
@@ -777,19 +779,19 @@
         <w:spacing w:line="360" w:lineRule="auto"/>
         <w:ind w:leftChars="0" w:firstLine="420" w:firstLineChars="0"/>
         <w:rPr>
-          <w:rStyle w:val="7"/>
-          <w:rFonts w:hint="eastAsia" w:ascii="宋体" w:hAnsi="宋体" w:eastAsia="宋体" w:cs="宋体"/>
-          <w:b w:val="0"/>
-          <w:bCs w:val="0"/>
-          <w:sz w:val="24"/>
-          <w:szCs w:val="24"/>
-          <w:lang w:val="en-US" w:eastAsia="zh"/>
-          <w:woUserID w:val="1"/>
-        </w:rPr>
-      </w:pPr>
-      <w:r>
-        <w:rPr>
-          <w:rStyle w:val="7"/>
+          <w:rStyle w:val="8"/>
+          <w:rFonts w:hint="eastAsia" w:ascii="宋体" w:hAnsi="宋体" w:eastAsia="宋体" w:cs="宋体"/>
+          <w:b w:val="0"/>
+          <w:bCs w:val="0"/>
+          <w:sz w:val="24"/>
+          <w:szCs w:val="24"/>
+          <w:lang w:val="en-US" w:eastAsia="zh"/>
+          <w:woUserID w:val="1"/>
+        </w:rPr>
+      </w:pPr>
+      <w:r>
+        <w:rPr>
+          <w:rStyle w:val="8"/>
           <w:rFonts w:hint="eastAsia" w:ascii="宋体" w:hAnsi="宋体" w:eastAsia="宋体" w:cs="宋体"/>
           <w:b w:val="0"/>
           <w:bCs w:val="0"/>
@@ -810,19 +812,19 @@
         <w:spacing w:line="360" w:lineRule="auto"/>
         <w:ind w:leftChars="0" w:firstLine="420" w:firstLineChars="0"/>
         <w:rPr>
-          <w:rStyle w:val="7"/>
-          <w:rFonts w:hint="eastAsia" w:ascii="宋体" w:hAnsi="宋体" w:eastAsia="宋体" w:cs="宋体"/>
-          <w:b w:val="0"/>
-          <w:bCs w:val="0"/>
-          <w:sz w:val="24"/>
-          <w:szCs w:val="24"/>
-          <w:lang w:val="en-US" w:eastAsia="zh"/>
-          <w:woUserID w:val="1"/>
-        </w:rPr>
-      </w:pPr>
-      <w:r>
-        <w:rPr>
-          <w:rStyle w:val="7"/>
+          <w:rStyle w:val="8"/>
+          <w:rFonts w:hint="eastAsia" w:ascii="宋体" w:hAnsi="宋体" w:eastAsia="宋体" w:cs="宋体"/>
+          <w:b w:val="0"/>
+          <w:bCs w:val="0"/>
+          <w:sz w:val="24"/>
+          <w:szCs w:val="24"/>
+          <w:lang w:val="en-US" w:eastAsia="zh"/>
+          <w:woUserID w:val="1"/>
+        </w:rPr>
+      </w:pPr>
+      <w:r>
+        <w:rPr>
+          <w:rStyle w:val="8"/>
           <w:rFonts w:hint="eastAsia" w:ascii="宋体" w:hAnsi="宋体" w:eastAsia="宋体" w:cs="宋体"/>
           <w:b w:val="0"/>
           <w:bCs w:val="0"/>
@@ -843,19 +845,19 @@
         <w:spacing w:line="360" w:lineRule="auto"/>
         <w:ind w:leftChars="0" w:firstLine="420" w:firstLineChars="0"/>
         <w:rPr>
-          <w:rStyle w:val="7"/>
-          <w:rFonts w:hint="eastAsia" w:ascii="宋体" w:hAnsi="宋体" w:eastAsia="宋体" w:cs="宋体"/>
-          <w:b w:val="0"/>
-          <w:bCs w:val="0"/>
-          <w:sz w:val="24"/>
-          <w:szCs w:val="24"/>
-          <w:lang w:val="en-US" w:eastAsia="zh"/>
-          <w:woUserID w:val="1"/>
-        </w:rPr>
-      </w:pPr>
-      <w:r>
-        <w:rPr>
-          <w:rStyle w:val="7"/>
+          <w:rStyle w:val="8"/>
+          <w:rFonts w:hint="eastAsia" w:ascii="宋体" w:hAnsi="宋体" w:eastAsia="宋体" w:cs="宋体"/>
+          <w:b w:val="0"/>
+          <w:bCs w:val="0"/>
+          <w:sz w:val="24"/>
+          <w:szCs w:val="24"/>
+          <w:lang w:val="en-US" w:eastAsia="zh"/>
+          <w:woUserID w:val="1"/>
+        </w:rPr>
+      </w:pPr>
+      <w:r>
+        <w:rPr>
+          <w:rStyle w:val="8"/>
           <w:rFonts w:hint="eastAsia" w:ascii="宋体" w:hAnsi="宋体" w:eastAsia="宋体" w:cs="宋体"/>
           <w:b w:val="0"/>
           <w:bCs w:val="0"/>
@@ -868,7 +870,7 @@
       </w:r>
       <w:r>
         <w:rPr>
-          <w:rStyle w:val="7"/>
+          <w:rStyle w:val="8"/>
           <w:rFonts w:hint="eastAsia" w:ascii="宋体" w:hAnsi="宋体" w:eastAsia="宋体" w:cs="宋体"/>
           <w:b/>
           <w:bCs/>
@@ -881,7 +883,7 @@
       </w:r>
       <w:r>
         <w:rPr>
-          <w:rStyle w:val="7"/>
+          <w:rStyle w:val="8"/>
           <w:rFonts w:hint="eastAsia" w:ascii="宋体" w:hAnsi="宋体" w:eastAsia="宋体" w:cs="宋体"/>
           <w:b w:val="0"/>
           <w:bCs w:val="0"/>
@@ -902,19 +904,19 @@
         <w:spacing w:line="360" w:lineRule="auto"/>
         <w:ind w:leftChars="0" w:firstLine="420" w:firstLineChars="0"/>
         <w:rPr>
-          <w:rStyle w:val="7"/>
-          <w:rFonts w:hint="eastAsia" w:ascii="宋体" w:hAnsi="宋体" w:eastAsia="宋体" w:cs="宋体"/>
-          <w:b w:val="0"/>
-          <w:bCs w:val="0"/>
-          <w:sz w:val="24"/>
-          <w:szCs w:val="24"/>
-          <w:lang w:val="en-US" w:eastAsia="zh"/>
-          <w:woUserID w:val="1"/>
-        </w:rPr>
-      </w:pPr>
-      <w:r>
-        <w:rPr>
-          <w:rStyle w:val="7"/>
+          <w:rStyle w:val="8"/>
+          <w:rFonts w:hint="eastAsia" w:ascii="宋体" w:hAnsi="宋体" w:eastAsia="宋体" w:cs="宋体"/>
+          <w:b w:val="0"/>
+          <w:bCs w:val="0"/>
+          <w:sz w:val="24"/>
+          <w:szCs w:val="24"/>
+          <w:lang w:val="en-US" w:eastAsia="zh"/>
+          <w:woUserID w:val="1"/>
+        </w:rPr>
+      </w:pPr>
+      <w:r>
+        <w:rPr>
+          <w:rStyle w:val="8"/>
           <w:rFonts w:hint="eastAsia" w:ascii="宋体" w:hAnsi="宋体" w:eastAsia="宋体" w:cs="宋体"/>
           <w:b w:val="0"/>
           <w:bCs w:val="0"/>
@@ -935,19 +937,19 @@
         <w:spacing w:line="360" w:lineRule="auto"/>
         <w:ind w:leftChars="0" w:firstLine="420" w:firstLineChars="0"/>
         <w:rPr>
-          <w:rStyle w:val="7"/>
-          <w:rFonts w:hint="eastAsia" w:ascii="宋体" w:hAnsi="宋体" w:eastAsia="宋体" w:cs="宋体"/>
-          <w:b w:val="0"/>
-          <w:bCs w:val="0"/>
-          <w:sz w:val="24"/>
-          <w:szCs w:val="24"/>
-          <w:lang w:val="en-US" w:eastAsia="zh"/>
-          <w:woUserID w:val="1"/>
-        </w:rPr>
-      </w:pPr>
-      <w:r>
-        <w:rPr>
-          <w:rStyle w:val="7"/>
+          <w:rStyle w:val="8"/>
+          <w:rFonts w:hint="eastAsia" w:ascii="宋体" w:hAnsi="宋体" w:eastAsia="宋体" w:cs="宋体"/>
+          <w:b w:val="0"/>
+          <w:bCs w:val="0"/>
+          <w:sz w:val="24"/>
+          <w:szCs w:val="24"/>
+          <w:lang w:val="en-US" w:eastAsia="zh"/>
+          <w:woUserID w:val="1"/>
+        </w:rPr>
+      </w:pPr>
+      <w:r>
+        <w:rPr>
+          <w:rStyle w:val="8"/>
           <w:rFonts w:hint="eastAsia" w:ascii="宋体" w:hAnsi="宋体" w:eastAsia="宋体" w:cs="宋体"/>
           <w:b w:val="0"/>
           <w:bCs w:val="0"/>
@@ -968,19 +970,19 @@
         <w:spacing w:line="360" w:lineRule="auto"/>
         <w:ind w:leftChars="0" w:firstLine="420" w:firstLineChars="0"/>
         <w:rPr>
-          <w:rStyle w:val="7"/>
-          <w:rFonts w:hint="eastAsia" w:ascii="宋体" w:hAnsi="宋体" w:eastAsia="宋体" w:cs="宋体"/>
-          <w:b w:val="0"/>
-          <w:bCs w:val="0"/>
-          <w:sz w:val="24"/>
-          <w:szCs w:val="24"/>
-          <w:lang w:val="en-US" w:eastAsia="zh"/>
-          <w:woUserID w:val="1"/>
-        </w:rPr>
-      </w:pPr>
-      <w:r>
-        <w:rPr>
-          <w:rStyle w:val="7"/>
+          <w:rStyle w:val="8"/>
+          <w:rFonts w:hint="eastAsia" w:ascii="宋体" w:hAnsi="宋体" w:eastAsia="宋体" w:cs="宋体"/>
+          <w:b w:val="0"/>
+          <w:bCs w:val="0"/>
+          <w:sz w:val="24"/>
+          <w:szCs w:val="24"/>
+          <w:lang w:val="en-US" w:eastAsia="zh"/>
+          <w:woUserID w:val="1"/>
+        </w:rPr>
+      </w:pPr>
+      <w:r>
+        <w:rPr>
+          <w:rStyle w:val="8"/>
           <w:rFonts w:hint="eastAsia" w:ascii="宋体" w:hAnsi="宋体" w:eastAsia="宋体" w:cs="宋体"/>
           <w:b w:val="0"/>
           <w:bCs w:val="0"/>
@@ -1001,19 +1003,19 @@
         <w:spacing w:line="360" w:lineRule="auto"/>
         <w:ind w:leftChars="0" w:firstLine="420" w:firstLineChars="0"/>
         <w:rPr>
-          <w:rStyle w:val="7"/>
-          <w:rFonts w:hint="eastAsia" w:ascii="宋体" w:hAnsi="宋体" w:eastAsia="宋体" w:cs="宋体"/>
-          <w:b w:val="0"/>
-          <w:bCs w:val="0"/>
-          <w:sz w:val="24"/>
-          <w:szCs w:val="24"/>
-          <w:lang w:val="en-US" w:eastAsia="zh"/>
-          <w:woUserID w:val="1"/>
-        </w:rPr>
-      </w:pPr>
-      <w:r>
-        <w:rPr>
-          <w:rStyle w:val="7"/>
+          <w:rStyle w:val="8"/>
+          <w:rFonts w:hint="eastAsia" w:ascii="宋体" w:hAnsi="宋体" w:eastAsia="宋体" w:cs="宋体"/>
+          <w:b w:val="0"/>
+          <w:bCs w:val="0"/>
+          <w:sz w:val="24"/>
+          <w:szCs w:val="24"/>
+          <w:lang w:val="en-US" w:eastAsia="zh"/>
+          <w:woUserID w:val="1"/>
+        </w:rPr>
+      </w:pPr>
+      <w:r>
+        <w:rPr>
+          <w:rStyle w:val="8"/>
           <w:rFonts w:hint="eastAsia" w:ascii="宋体" w:hAnsi="宋体" w:eastAsia="宋体" w:cs="宋体"/>
           <w:b w:val="0"/>
           <w:bCs w:val="0"/>
@@ -1034,19 +1036,19 @@
         <w:spacing w:line="360" w:lineRule="auto"/>
         <w:ind w:leftChars="0" w:firstLine="420" w:firstLineChars="0"/>
         <w:rPr>
-          <w:rStyle w:val="7"/>
-          <w:rFonts w:hint="eastAsia" w:ascii="宋体" w:hAnsi="宋体" w:eastAsia="宋体" w:cs="宋体"/>
-          <w:b w:val="0"/>
-          <w:bCs w:val="0"/>
-          <w:sz w:val="24"/>
-          <w:szCs w:val="24"/>
-          <w:lang w:val="en-US" w:eastAsia="zh"/>
-          <w:woUserID w:val="1"/>
-        </w:rPr>
-      </w:pPr>
-      <w:r>
-        <w:rPr>
-          <w:rStyle w:val="7"/>
+          <w:rStyle w:val="8"/>
+          <w:rFonts w:hint="eastAsia" w:ascii="宋体" w:hAnsi="宋体" w:eastAsia="宋体" w:cs="宋体"/>
+          <w:b w:val="0"/>
+          <w:bCs w:val="0"/>
+          <w:sz w:val="24"/>
+          <w:szCs w:val="24"/>
+          <w:lang w:val="en-US" w:eastAsia="zh"/>
+          <w:woUserID w:val="1"/>
+        </w:rPr>
+      </w:pPr>
+      <w:r>
+        <w:rPr>
+          <w:rStyle w:val="8"/>
           <w:rFonts w:hint="eastAsia" w:ascii="宋体" w:hAnsi="宋体" w:eastAsia="宋体" w:cs="宋体"/>
           <w:b w:val="0"/>
           <w:bCs w:val="0"/>
@@ -1067,19 +1069,19 @@
         <w:spacing w:line="360" w:lineRule="auto"/>
         <w:ind w:leftChars="0" w:firstLine="420" w:firstLineChars="0"/>
         <w:rPr>
-          <w:rStyle w:val="7"/>
-          <w:rFonts w:hint="eastAsia" w:ascii="宋体" w:hAnsi="宋体" w:eastAsia="宋体" w:cs="宋体"/>
-          <w:b w:val="0"/>
-          <w:bCs w:val="0"/>
-          <w:sz w:val="24"/>
-          <w:szCs w:val="24"/>
-          <w:lang w:val="en-US" w:eastAsia="zh"/>
-          <w:woUserID w:val="1"/>
-        </w:rPr>
-      </w:pPr>
-      <w:r>
-        <w:rPr>
-          <w:rStyle w:val="7"/>
+          <w:rStyle w:val="8"/>
+          <w:rFonts w:hint="eastAsia" w:ascii="宋体" w:hAnsi="宋体" w:eastAsia="宋体" w:cs="宋体"/>
+          <w:b w:val="0"/>
+          <w:bCs w:val="0"/>
+          <w:sz w:val="24"/>
+          <w:szCs w:val="24"/>
+          <w:lang w:val="en-US" w:eastAsia="zh"/>
+          <w:woUserID w:val="1"/>
+        </w:rPr>
+      </w:pPr>
+      <w:r>
+        <w:rPr>
+          <w:rStyle w:val="8"/>
           <w:rFonts w:hint="eastAsia" w:ascii="宋体" w:hAnsi="宋体" w:eastAsia="宋体" w:cs="宋体"/>
           <w:b w:val="0"/>
           <w:bCs w:val="0"/>
@@ -1100,19 +1102,19 @@
         <w:spacing w:line="360" w:lineRule="auto"/>
         <w:ind w:leftChars="0" w:firstLine="420" w:firstLineChars="0"/>
         <w:rPr>
-          <w:rStyle w:val="7"/>
-          <w:rFonts w:hint="eastAsia" w:ascii="宋体" w:hAnsi="宋体" w:eastAsia="宋体" w:cs="宋体"/>
-          <w:b w:val="0"/>
-          <w:bCs w:val="0"/>
-          <w:sz w:val="24"/>
-          <w:szCs w:val="24"/>
-          <w:lang w:val="en-US" w:eastAsia="zh"/>
-          <w:woUserID w:val="1"/>
-        </w:rPr>
-      </w:pPr>
-      <w:r>
-        <w:rPr>
-          <w:rStyle w:val="7"/>
+          <w:rStyle w:val="8"/>
+          <w:rFonts w:hint="eastAsia" w:ascii="宋体" w:hAnsi="宋体" w:eastAsia="宋体" w:cs="宋体"/>
+          <w:b w:val="0"/>
+          <w:bCs w:val="0"/>
+          <w:sz w:val="24"/>
+          <w:szCs w:val="24"/>
+          <w:lang w:val="en-US" w:eastAsia="zh"/>
+          <w:woUserID w:val="1"/>
+        </w:rPr>
+      </w:pPr>
+      <w:r>
+        <w:rPr>
+          <w:rStyle w:val="8"/>
           <w:rFonts w:hint="eastAsia" w:ascii="宋体" w:hAnsi="宋体" w:eastAsia="宋体" w:cs="宋体"/>
           <w:b w:val="0"/>
           <w:bCs w:val="0"/>
@@ -1133,7 +1135,7 @@
         <w:spacing w:line="360" w:lineRule="auto"/>
         <w:ind w:leftChars="0" w:firstLine="420" w:firstLineChars="0"/>
         <w:rPr>
-          <w:rStyle w:val="7"/>
+          <w:rStyle w:val="8"/>
           <w:rFonts w:ascii="宋体" w:hAnsi="宋体" w:eastAsia="宋体" w:cs="宋体"/>
           <w:sz w:val="24"/>
           <w:szCs w:val="24"/>
@@ -1151,7 +1153,7 @@
       </w:r>
       <w:r>
         <w:rPr>
-          <w:rStyle w:val="7"/>
+          <w:rStyle w:val="8"/>
           <w:rFonts w:ascii="宋体" w:hAnsi="宋体" w:eastAsia="宋体" w:cs="宋体"/>
           <w:sz w:val="24"/>
           <w:szCs w:val="24"/>
@@ -1169,19 +1171,19 @@
         <w:spacing w:line="360" w:lineRule="auto"/>
         <w:ind w:leftChars="0" w:firstLine="420" w:firstLineChars="0"/>
         <w:rPr>
-          <w:rStyle w:val="7"/>
-          <w:rFonts w:hint="eastAsia" w:ascii="宋体" w:hAnsi="宋体" w:eastAsia="宋体" w:cs="宋体"/>
-          <w:b w:val="0"/>
-          <w:bCs w:val="0"/>
-          <w:sz w:val="24"/>
-          <w:szCs w:val="24"/>
-          <w:lang w:val="en-US" w:eastAsia="zh"/>
-          <w:woUserID w:val="1"/>
-        </w:rPr>
-      </w:pPr>
-      <w:r>
-        <w:rPr>
-          <w:rStyle w:val="7"/>
+          <w:rStyle w:val="8"/>
+          <w:rFonts w:hint="eastAsia" w:ascii="宋体" w:hAnsi="宋体" w:eastAsia="宋体" w:cs="宋体"/>
+          <w:b w:val="0"/>
+          <w:bCs w:val="0"/>
+          <w:sz w:val="24"/>
+          <w:szCs w:val="24"/>
+          <w:lang w:val="en-US" w:eastAsia="zh"/>
+          <w:woUserID w:val="1"/>
+        </w:rPr>
+      </w:pPr>
+      <w:r>
+        <w:rPr>
+          <w:rStyle w:val="8"/>
           <w:rFonts w:hint="eastAsia" w:ascii="宋体" w:hAnsi="宋体" w:eastAsia="宋体" w:cs="宋体"/>
           <w:b w:val="0"/>
           <w:bCs w:val="0"/>
@@ -1202,19 +1204,19 @@
         <w:spacing w:line="360" w:lineRule="auto"/>
         <w:ind w:leftChars="0" w:firstLine="420" w:firstLineChars="0"/>
         <w:rPr>
-          <w:rStyle w:val="7"/>
-          <w:rFonts w:hint="eastAsia" w:ascii="宋体" w:hAnsi="宋体" w:eastAsia="宋体" w:cs="宋体"/>
-          <w:b w:val="0"/>
-          <w:bCs w:val="0"/>
-          <w:sz w:val="24"/>
-          <w:szCs w:val="24"/>
-          <w:lang w:val="en-US" w:eastAsia="zh"/>
-          <w:woUserID w:val="1"/>
-        </w:rPr>
-      </w:pPr>
-      <w:r>
-        <w:rPr>
-          <w:rStyle w:val="7"/>
+          <w:rStyle w:val="8"/>
+          <w:rFonts w:hint="eastAsia" w:ascii="宋体" w:hAnsi="宋体" w:eastAsia="宋体" w:cs="宋体"/>
+          <w:b w:val="0"/>
+          <w:bCs w:val="0"/>
+          <w:sz w:val="24"/>
+          <w:szCs w:val="24"/>
+          <w:lang w:val="en-US" w:eastAsia="zh"/>
+          <w:woUserID w:val="1"/>
+        </w:rPr>
+      </w:pPr>
+      <w:r>
+        <w:rPr>
+          <w:rStyle w:val="8"/>
           <w:rFonts w:hint="eastAsia" w:ascii="宋体" w:hAnsi="宋体" w:eastAsia="宋体" w:cs="宋体"/>
           <w:b w:val="0"/>
           <w:bCs w:val="0"/>
@@ -1235,17 +1237,17 @@
         <w:spacing w:line="360" w:lineRule="auto"/>
         <w:ind w:leftChars="0" w:firstLine="420" w:firstLineChars="0"/>
         <w:rPr>
-          <w:rStyle w:val="7"/>
-          <w:rFonts w:hint="eastAsia" w:ascii="宋体" w:hAnsi="宋体" w:eastAsia="宋体" w:cs="宋体"/>
-          <w:sz w:val="24"/>
-          <w:szCs w:val="24"/>
-          <w:lang w:val="en-US" w:eastAsia="zh"/>
-          <w:woUserID w:val="1"/>
-        </w:rPr>
-      </w:pPr>
-      <w:r>
-        <w:rPr>
-          <w:rStyle w:val="7"/>
+          <w:rStyle w:val="8"/>
+          <w:rFonts w:hint="eastAsia" w:ascii="宋体" w:hAnsi="宋体" w:eastAsia="宋体" w:cs="宋体"/>
+          <w:sz w:val="24"/>
+          <w:szCs w:val="24"/>
+          <w:lang w:val="en-US" w:eastAsia="zh"/>
+          <w:woUserID w:val="1"/>
+        </w:rPr>
+      </w:pPr>
+      <w:r>
+        <w:rPr>
+          <w:rStyle w:val="8"/>
           <w:rFonts w:hint="eastAsia" w:ascii="宋体" w:hAnsi="宋体" w:eastAsia="宋体" w:cs="宋体"/>
           <w:b w:val="0"/>
           <w:bCs w:val="0"/>
@@ -1258,7 +1260,7 @@
       </w:r>
       <w:r>
         <w:rPr>
-          <w:rStyle w:val="7"/>
+          <w:rStyle w:val="8"/>
           <w:rFonts w:hint="eastAsia" w:ascii="宋体" w:hAnsi="宋体" w:eastAsia="宋体" w:cs="宋体"/>
           <w:sz w:val="24"/>
           <w:szCs w:val="24"/>
@@ -1277,19 +1279,19 @@
         <w:spacing w:line="360" w:lineRule="auto"/>
         <w:ind w:leftChars="0" w:firstLine="420" w:firstLineChars="0"/>
         <w:rPr>
-          <w:rStyle w:val="7"/>
-          <w:rFonts w:hint="eastAsia" w:ascii="宋体" w:hAnsi="宋体" w:eastAsia="宋体" w:cs="宋体"/>
-          <w:b w:val="0"/>
-          <w:bCs w:val="0"/>
-          <w:sz w:val="24"/>
-          <w:szCs w:val="24"/>
-          <w:lang w:val="en-US" w:eastAsia="zh"/>
-          <w:woUserID w:val="1"/>
-        </w:rPr>
-      </w:pPr>
-      <w:r>
-        <w:rPr>
-          <w:rStyle w:val="7"/>
+          <w:rStyle w:val="8"/>
+          <w:rFonts w:hint="eastAsia" w:ascii="宋体" w:hAnsi="宋体" w:eastAsia="宋体" w:cs="宋体"/>
+          <w:b w:val="0"/>
+          <w:bCs w:val="0"/>
+          <w:sz w:val="24"/>
+          <w:szCs w:val="24"/>
+          <w:lang w:val="en-US" w:eastAsia="zh"/>
+          <w:woUserID w:val="1"/>
+        </w:rPr>
+      </w:pPr>
+      <w:r>
+        <w:rPr>
+          <w:rStyle w:val="8"/>
           <w:rFonts w:hint="eastAsia" w:ascii="宋体" w:hAnsi="宋体" w:eastAsia="宋体" w:cs="宋体"/>
           <w:b w:val="0"/>
           <w:bCs w:val="0"/>
@@ -1310,17 +1312,17 @@
         <w:spacing w:line="360" w:lineRule="auto"/>
         <w:ind w:leftChars="0" w:firstLine="420" w:firstLineChars="0"/>
         <w:rPr>
-          <w:rStyle w:val="7"/>
-          <w:rFonts w:hint="eastAsia" w:ascii="宋体" w:hAnsi="宋体" w:eastAsia="宋体" w:cs="宋体"/>
-          <w:sz w:val="24"/>
-          <w:szCs w:val="24"/>
-          <w:lang w:val="en-US" w:eastAsia="zh"/>
-          <w:woUserID w:val="1"/>
-        </w:rPr>
-      </w:pPr>
-      <w:r>
-        <w:rPr>
-          <w:rStyle w:val="7"/>
+          <w:rStyle w:val="8"/>
+          <w:rFonts w:hint="eastAsia" w:ascii="宋体" w:hAnsi="宋体" w:eastAsia="宋体" w:cs="宋体"/>
+          <w:sz w:val="24"/>
+          <w:szCs w:val="24"/>
+          <w:lang w:val="en-US" w:eastAsia="zh"/>
+          <w:woUserID w:val="1"/>
+        </w:rPr>
+      </w:pPr>
+      <w:r>
+        <w:rPr>
+          <w:rStyle w:val="8"/>
           <w:rFonts w:hint="eastAsia" w:ascii="宋体" w:hAnsi="宋体" w:eastAsia="宋体" w:cs="宋体"/>
           <w:b w:val="0"/>
           <w:bCs w:val="0"/>
@@ -1333,7 +1335,7 @@
       </w:r>
       <w:r>
         <w:rPr>
-          <w:rStyle w:val="7"/>
+          <w:rStyle w:val="8"/>
           <w:rFonts w:hint="eastAsia" w:ascii="宋体" w:hAnsi="宋体" w:eastAsia="宋体" w:cs="宋体"/>
           <w:b/>
           <w:bCs/>
@@ -1346,7 +1348,7 @@
       </w:r>
       <w:r>
         <w:rPr>
-          <w:rStyle w:val="7"/>
+          <w:rStyle w:val="8"/>
           <w:rFonts w:hint="eastAsia" w:ascii="宋体" w:hAnsi="宋体" w:eastAsia="宋体" w:cs="宋体"/>
           <w:b w:val="0"/>
           <w:bCs w:val="0"/>
@@ -1367,19 +1369,19 @@
         <w:spacing w:line="360" w:lineRule="auto"/>
         <w:ind w:leftChars="0" w:firstLine="420" w:firstLineChars="0"/>
         <w:rPr>
-          <w:rStyle w:val="7"/>
-          <w:rFonts w:hint="eastAsia" w:ascii="宋体" w:hAnsi="宋体" w:eastAsia="宋体" w:cs="宋体"/>
-          <w:b w:val="0"/>
-          <w:bCs w:val="0"/>
-          <w:sz w:val="24"/>
-          <w:szCs w:val="24"/>
-          <w:lang w:val="en-US" w:eastAsia="zh"/>
-          <w:woUserID w:val="1"/>
-        </w:rPr>
-      </w:pPr>
-      <w:r>
-        <w:rPr>
-          <w:rStyle w:val="7"/>
+          <w:rStyle w:val="8"/>
+          <w:rFonts w:hint="eastAsia" w:ascii="宋体" w:hAnsi="宋体" w:eastAsia="宋体" w:cs="宋体"/>
+          <w:b w:val="0"/>
+          <w:bCs w:val="0"/>
+          <w:sz w:val="24"/>
+          <w:szCs w:val="24"/>
+          <w:lang w:val="en-US" w:eastAsia="zh"/>
+          <w:woUserID w:val="1"/>
+        </w:rPr>
+      </w:pPr>
+      <w:r>
+        <w:rPr>
+          <w:rStyle w:val="8"/>
           <w:rFonts w:hint="eastAsia" w:ascii="宋体" w:hAnsi="宋体" w:eastAsia="宋体" w:cs="宋体"/>
           <w:b w:val="0"/>
           <w:bCs w:val="0"/>
@@ -1400,19 +1402,19 @@
         <w:spacing w:line="360" w:lineRule="auto"/>
         <w:ind w:leftChars="0" w:firstLine="420" w:firstLineChars="0"/>
         <w:rPr>
-          <w:rStyle w:val="7"/>
-          <w:rFonts w:hint="eastAsia" w:ascii="宋体" w:hAnsi="宋体" w:eastAsia="宋体" w:cs="宋体"/>
-          <w:b w:val="0"/>
-          <w:bCs w:val="0"/>
-          <w:sz w:val="24"/>
-          <w:szCs w:val="24"/>
-          <w:lang w:val="en-US" w:eastAsia="zh"/>
-          <w:woUserID w:val="1"/>
-        </w:rPr>
-      </w:pPr>
-      <w:r>
-        <w:rPr>
-          <w:rStyle w:val="7"/>
+          <w:rStyle w:val="8"/>
+          <w:rFonts w:hint="eastAsia" w:ascii="宋体" w:hAnsi="宋体" w:eastAsia="宋体" w:cs="宋体"/>
+          <w:b w:val="0"/>
+          <w:bCs w:val="0"/>
+          <w:sz w:val="24"/>
+          <w:szCs w:val="24"/>
+          <w:lang w:val="en-US" w:eastAsia="zh"/>
+          <w:woUserID w:val="1"/>
+        </w:rPr>
+      </w:pPr>
+      <w:r>
+        <w:rPr>
+          <w:rStyle w:val="8"/>
           <w:rFonts w:hint="eastAsia" w:ascii="宋体" w:hAnsi="宋体" w:eastAsia="宋体" w:cs="宋体"/>
           <w:b w:val="0"/>
           <w:bCs w:val="0"/>
@@ -1433,19 +1435,19 @@
         <w:spacing w:line="360" w:lineRule="auto"/>
         <w:ind w:leftChars="0" w:firstLine="420" w:firstLineChars="0"/>
         <w:rPr>
-          <w:rStyle w:val="7"/>
-          <w:rFonts w:hint="eastAsia" w:ascii="宋体" w:hAnsi="宋体" w:eastAsia="宋体" w:cs="宋体"/>
-          <w:b w:val="0"/>
-          <w:bCs w:val="0"/>
-          <w:sz w:val="24"/>
-          <w:szCs w:val="24"/>
-          <w:lang w:val="en-US" w:eastAsia="zh"/>
-          <w:woUserID w:val="1"/>
-        </w:rPr>
-      </w:pPr>
-      <w:r>
-        <w:rPr>
-          <w:rStyle w:val="7"/>
+          <w:rStyle w:val="8"/>
+          <w:rFonts w:hint="eastAsia" w:ascii="宋体" w:hAnsi="宋体" w:eastAsia="宋体" w:cs="宋体"/>
+          <w:b w:val="0"/>
+          <w:bCs w:val="0"/>
+          <w:sz w:val="24"/>
+          <w:szCs w:val="24"/>
+          <w:lang w:val="en-US" w:eastAsia="zh"/>
+          <w:woUserID w:val="1"/>
+        </w:rPr>
+      </w:pPr>
+      <w:r>
+        <w:rPr>
+          <w:rStyle w:val="8"/>
           <w:rFonts w:hint="eastAsia" w:ascii="宋体" w:hAnsi="宋体" w:eastAsia="宋体" w:cs="宋体"/>
           <w:b w:val="0"/>
           <w:bCs w:val="0"/>
@@ -1466,7 +1468,7 @@
         <w:spacing w:line="360" w:lineRule="auto"/>
         <w:ind w:leftChars="0" w:firstLine="420" w:firstLineChars="0"/>
         <w:rPr>
-          <w:rStyle w:val="7"/>
+          <w:rStyle w:val="8"/>
           <w:rFonts w:hint="eastAsia" w:ascii="宋体" w:hAnsi="宋体" w:eastAsia="宋体" w:cs="宋体"/>
           <w:b w:val="0"/>
           <w:bCs w:val="0"/>
@@ -1486,7 +1488,7 @@
         <w:spacing w:line="360" w:lineRule="auto"/>
         <w:ind w:leftChars="0" w:firstLine="420" w:firstLineChars="0"/>
         <w:rPr>
-          <w:rStyle w:val="7"/>
+          <w:rStyle w:val="8"/>
           <w:rFonts w:hint="eastAsia" w:ascii="宋体" w:hAnsi="宋体" w:eastAsia="宋体" w:cs="宋体"/>
           <w:sz w:val="24"/>
           <w:szCs w:val="24"/>
@@ -1577,7 +1579,7 @@
       </w:r>
       <w:r>
         <w:rPr>
-          <w:rStyle w:val="7"/>
+          <w:rStyle w:val="8"/>
           <w:rFonts w:ascii="宋体" w:hAnsi="宋体" w:eastAsia="宋体" w:cs="宋体"/>
           <w:sz w:val="24"/>
           <w:szCs w:val="24"/>
@@ -1587,7 +1589,7 @@
       </w:r>
       <w:r>
         <w:rPr>
-          <w:rStyle w:val="7"/>
+          <w:rStyle w:val="8"/>
           <w:rFonts w:hint="eastAsia" w:ascii="宋体" w:hAnsi="宋体" w:eastAsia="宋体" w:cs="宋体"/>
           <w:b w:val="0"/>
           <w:bCs w:val="0"/>
@@ -1877,7 +1879,7 @@
         <w:spacing w:line="360" w:lineRule="auto"/>
         <w:ind w:leftChars="0" w:firstLine="420" w:firstLineChars="0"/>
         <w:rPr>
-          <w:rStyle w:val="7"/>
+          <w:rStyle w:val="8"/>
           <w:rFonts w:ascii="宋体" w:hAnsi="宋体" w:eastAsia="宋体" w:cs="宋体"/>
           <w:sz w:val="24"/>
           <w:szCs w:val="24"/>
@@ -1895,7 +1897,7 @@
       </w:r>
       <w:r>
         <w:rPr>
-          <w:rStyle w:val="7"/>
+          <w:rStyle w:val="8"/>
           <w:rFonts w:ascii="宋体" w:hAnsi="宋体" w:eastAsia="宋体" w:cs="宋体"/>
           <w:sz w:val="24"/>
           <w:szCs w:val="24"/>
@@ -2298,7 +2300,7 @@
       </w:r>
       <w:r>
         <w:rPr>
-          <w:rStyle w:val="7"/>
+          <w:rStyle w:val="8"/>
           <w:rFonts w:ascii="宋体" w:hAnsi="宋体" w:eastAsia="宋体" w:cs="宋体"/>
           <w:sz w:val="24"/>
           <w:szCs w:val="24"/>
@@ -3979,7 +3981,7 @@
     </w:p>
     <w:tbl>
       <w:tblPr>
-        <w:tblStyle w:val="5"/>
+        <w:tblStyle w:val="6"/>
         <w:tblW w:w="0" w:type="auto"/>
         <w:tblInd w:w="108" w:type="dxa"/>
         <w:tblBorders>
@@ -3992,7 +3994,9 @@
         </w:tblBorders>
         <w:tblLayout w:type="fixed"/>
         <w:tblCellMar>
+          <w:top w:w="0" w:type="dxa"/>
           <w:left w:w="108" w:type="dxa"/>
+          <w:bottom w:w="0" w:type="dxa"/>
           <w:right w:w="108" w:type="dxa"/>
         </w:tblCellMar>
       </w:tblPr>
@@ -4012,7 +4016,9 @@
             <w:insideV w:val="single" w:color="auto" w:sz="4" w:space="0"/>
           </w:tblBorders>
           <w:tblCellMar>
+            <w:top w:w="0" w:type="dxa"/>
             <w:left w:w="108" w:type="dxa"/>
+            <w:bottom w:w="0" w:type="dxa"/>
             <w:right w:w="108" w:type="dxa"/>
           </w:tblCellMar>
         </w:tblPrEx>
@@ -4132,6 +4138,12 @@
             <w:insideH w:val="single" w:color="auto" w:sz="4" w:space="0"/>
             <w:insideV w:val="single" w:color="auto" w:sz="4" w:space="0"/>
           </w:tblBorders>
+          <w:tblCellMar>
+            <w:top w:w="0" w:type="dxa"/>
+            <w:left w:w="108" w:type="dxa"/>
+            <w:bottom w:w="0" w:type="dxa"/>
+            <w:right w:w="108" w:type="dxa"/>
+          </w:tblCellMar>
         </w:tblPrEx>
         <w:tc>
           <w:tcPr>
@@ -4250,7 +4262,9 @@
             <w:insideV w:val="single" w:color="auto" w:sz="4" w:space="0"/>
           </w:tblBorders>
           <w:tblCellMar>
+            <w:top w:w="0" w:type="dxa"/>
             <w:left w:w="108" w:type="dxa"/>
+            <w:bottom w:w="0" w:type="dxa"/>
             <w:right w:w="108" w:type="dxa"/>
           </w:tblCellMar>
         </w:tblPrEx>
@@ -4371,7 +4385,9 @@
             <w:insideV w:val="single" w:color="auto" w:sz="4" w:space="0"/>
           </w:tblBorders>
           <w:tblCellMar>
+            <w:top w:w="0" w:type="dxa"/>
             <w:left w:w="108" w:type="dxa"/>
+            <w:bottom w:w="0" w:type="dxa"/>
             <w:right w:w="108" w:type="dxa"/>
           </w:tblCellMar>
         </w:tblPrEx>
@@ -4492,7 +4508,9 @@
             <w:insideV w:val="single" w:color="auto" w:sz="4" w:space="0"/>
           </w:tblBorders>
           <w:tblCellMar>
+            <w:top w:w="0" w:type="dxa"/>
             <w:left w:w="108" w:type="dxa"/>
+            <w:bottom w:w="0" w:type="dxa"/>
             <w:right w:w="108" w:type="dxa"/>
           </w:tblCellMar>
         </w:tblPrEx>
@@ -6201,7 +6219,7 @@
     </w:p>
     <w:tbl>
       <w:tblPr>
-        <w:tblStyle w:val="5"/>
+        <w:tblStyle w:val="6"/>
         <w:tblW w:w="0" w:type="auto"/>
         <w:tblInd w:w="108" w:type="dxa"/>
         <w:tblBorders>
@@ -6214,7 +6232,9 @@
         </w:tblBorders>
         <w:tblLayout w:type="fixed"/>
         <w:tblCellMar>
+          <w:top w:w="0" w:type="dxa"/>
           <w:left w:w="108" w:type="dxa"/>
+          <w:bottom w:w="0" w:type="dxa"/>
           <w:right w:w="108" w:type="dxa"/>
         </w:tblCellMar>
       </w:tblPr>
@@ -6232,10 +6252,13 @@
             <w:insideH w:val="single" w:color="auto" w:sz="4" w:space="0"/>
             <w:insideV w:val="single" w:color="auto" w:sz="4" w:space="0"/>
           </w:tblBorders>
+          <w:tblCellMar>
+            <w:top w:w="0" w:type="dxa"/>
+            <w:left w:w="108" w:type="dxa"/>
+            <w:bottom w:w="0" w:type="dxa"/>
+            <w:right w:w="108" w:type="dxa"/>
+          </w:tblCellMar>
         </w:tblPrEx>
-        <w:trPr>
-          <w:wBefore w:w="0" w:type="auto"/>
-        </w:trPr>
         <w:tc>
           <w:tcPr>
             <w:tcW w:w="1917" w:type="dxa"/>
@@ -6317,10 +6340,13 @@
             <w:insideH w:val="single" w:color="auto" w:sz="4" w:space="0"/>
             <w:insideV w:val="single" w:color="auto" w:sz="4" w:space="0"/>
           </w:tblBorders>
+          <w:tblCellMar>
+            <w:top w:w="0" w:type="dxa"/>
+            <w:left w:w="108" w:type="dxa"/>
+            <w:bottom w:w="0" w:type="dxa"/>
+            <w:right w:w="108" w:type="dxa"/>
+          </w:tblCellMar>
         </w:tblPrEx>
-        <w:trPr>
-          <w:wBefore w:w="0" w:type="auto"/>
-        </w:trPr>
         <w:tc>
           <w:tcPr>
             <w:tcW w:w="1917" w:type="dxa"/>
@@ -6378,7 +6404,7 @@
             </w:pPr>
             <w:r>
               <w:rPr>
-                <w:rStyle w:val="7"/>
+                <w:rStyle w:val="8"/>
                 <w:rFonts w:ascii="宋体" w:hAnsi="宋体" w:eastAsia="宋体" w:cs="宋体"/>
                 <w:b w:val="0"/>
                 <w:bCs w:val="0"/>
@@ -6404,13 +6430,12 @@
             <w:insideV w:val="single" w:color="auto" w:sz="4" w:space="0"/>
           </w:tblBorders>
           <w:tblCellMar>
+            <w:top w:w="0" w:type="dxa"/>
             <w:left w:w="108" w:type="dxa"/>
+            <w:bottom w:w="0" w:type="dxa"/>
             <w:right w:w="108" w:type="dxa"/>
           </w:tblCellMar>
         </w:tblPrEx>
-        <w:trPr>
-          <w:wBefore w:w="0" w:type="auto"/>
-        </w:trPr>
         <w:tc>
           <w:tcPr>
             <w:tcW w:w="1917" w:type="dxa"/>
@@ -6468,7 +6493,7 @@
             </w:pPr>
             <w:r>
               <w:rPr>
-                <w:rStyle w:val="7"/>
+                <w:rStyle w:val="8"/>
                 <w:rFonts w:ascii="宋体" w:hAnsi="宋体" w:eastAsia="宋体" w:cs="宋体"/>
                 <w:b w:val="0"/>
                 <w:bCs w:val="0"/>
@@ -6493,10 +6518,13 @@
             <w:insideH w:val="single" w:color="auto" w:sz="4" w:space="0"/>
             <w:insideV w:val="single" w:color="auto" w:sz="4" w:space="0"/>
           </w:tblBorders>
+          <w:tblCellMar>
+            <w:top w:w="0" w:type="dxa"/>
+            <w:left w:w="108" w:type="dxa"/>
+            <w:bottom w:w="0" w:type="dxa"/>
+            <w:right w:w="108" w:type="dxa"/>
+          </w:tblCellMar>
         </w:tblPrEx>
-        <w:trPr>
-          <w:wBefore w:w="0" w:type="auto"/>
-        </w:trPr>
         <w:tc>
           <w:tcPr>
             <w:tcW w:w="1917" w:type="dxa"/>
@@ -6554,7 +6582,7 @@
             </w:pPr>
             <w:r>
               <w:rPr>
-                <w:rStyle w:val="7"/>
+                <w:rStyle w:val="8"/>
                 <w:rFonts w:ascii="宋体" w:hAnsi="宋体" w:eastAsia="宋体" w:cs="宋体"/>
                 <w:b w:val="0"/>
                 <w:bCs w:val="0"/>
@@ -6580,13 +6608,12 @@
             <w:insideV w:val="single" w:color="auto" w:sz="4" w:space="0"/>
           </w:tblBorders>
           <w:tblCellMar>
+            <w:top w:w="0" w:type="dxa"/>
             <w:left w:w="108" w:type="dxa"/>
+            <w:bottom w:w="0" w:type="dxa"/>
             <w:right w:w="108" w:type="dxa"/>
           </w:tblCellMar>
         </w:tblPrEx>
-        <w:trPr>
-          <w:wBefore w:w="0" w:type="auto"/>
-        </w:trPr>
         <w:tc>
           <w:tcPr>
             <w:tcW w:w="1917" w:type="dxa"/>
@@ -6644,7 +6671,7 @@
             </w:pPr>
             <w:r>
               <w:rPr>
-                <w:rStyle w:val="7"/>
+                <w:rStyle w:val="8"/>
                 <w:rFonts w:ascii="宋体" w:hAnsi="宋体" w:eastAsia="宋体" w:cs="宋体"/>
                 <w:b w:val="0"/>
                 <w:bCs w:val="0"/>
@@ -6751,8 +6778,6 @@
         </w:rPr>
         <w:t>专利思路：</w:t>
       </w:r>
-      <w:bookmarkStart w:id="0" w:name="_GoBack"/>
-      <w:bookmarkEnd w:id="0"/>
     </w:p>
     <w:p>
       <w:pPr>
@@ -6767,7 +6792,7 @@
       </w:pPr>
       <w:r>
         <w:rPr>
-          <w:rStyle w:val="7"/>
+          <w:rStyle w:val="8"/>
           <w:rFonts w:ascii="宋体" w:hAnsi="宋体" w:eastAsia="宋体" w:cs="宋体"/>
           <w:kern w:val="0"/>
           <w:sz w:val="24"/>
@@ -6812,7 +6837,7 @@
       </w:r>
       <w:r>
         <w:rPr>
-          <w:rStyle w:val="7"/>
+          <w:rStyle w:val="8"/>
           <w:rFonts w:ascii="宋体" w:hAnsi="宋体" w:eastAsia="宋体" w:cs="宋体"/>
           <w:kern w:val="0"/>
           <w:sz w:val="24"/>
@@ -6857,7 +6882,7 @@
       </w:r>
       <w:r>
         <w:rPr>
-          <w:rStyle w:val="7"/>
+          <w:rStyle w:val="8"/>
           <w:rFonts w:ascii="宋体" w:hAnsi="宋体" w:eastAsia="宋体" w:cs="宋体"/>
           <w:kern w:val="0"/>
           <w:sz w:val="24"/>
@@ -6902,7 +6927,7 @@
       </w:r>
       <w:r>
         <w:rPr>
-          <w:rStyle w:val="7"/>
+          <w:rStyle w:val="8"/>
           <w:rFonts w:ascii="宋体" w:hAnsi="宋体" w:eastAsia="宋体" w:cs="宋体"/>
           <w:kern w:val="0"/>
           <w:sz w:val="24"/>
@@ -6947,7 +6972,7 @@
       </w:r>
       <w:r>
         <w:rPr>
-          <w:rStyle w:val="7"/>
+          <w:rStyle w:val="8"/>
           <w:rFonts w:ascii="宋体" w:hAnsi="宋体" w:eastAsia="宋体" w:cs="宋体"/>
           <w:kern w:val="0"/>
           <w:sz w:val="24"/>
@@ -6992,7 +7017,7 @@
       </w:r>
       <w:r>
         <w:rPr>
-          <w:rStyle w:val="7"/>
+          <w:rStyle w:val="8"/>
           <w:rFonts w:ascii="宋体" w:hAnsi="宋体" w:eastAsia="宋体" w:cs="宋体"/>
           <w:kern w:val="0"/>
           <w:sz w:val="24"/>
@@ -7082,6 +7107,1920 @@
           <w:sz w:val="24"/>
           <w:szCs w:val="24"/>
           <w:lang w:val="en-US" w:eastAsia="zh"/>
+          <w:woUserID w:val="1"/>
+        </w:rPr>
+      </w:pPr>
+    </w:p>
+    <w:p>
+      <w:pPr>
+        <w:numPr>
+          <w:ilvl w:val="0"/>
+          <w:numId w:val="0"/>
+        </w:numPr>
+        <w:spacing w:line="360" w:lineRule="auto"/>
+        <w:ind w:leftChars="0"/>
+        <w:rPr>
+          <w:rFonts w:hint="eastAsia" w:ascii="宋体" w:hAnsi="宋体" w:eastAsia="宋体" w:cs="宋体"/>
+          <w:sz w:val="24"/>
+          <w:szCs w:val="24"/>
+          <w:lang w:val="en-US" w:eastAsia="zh-CN"/>
+          <w:woUserID w:val="1"/>
+        </w:rPr>
+      </w:pPr>
+      <w:r>
+        <w:rPr>
+          <w:rFonts w:hint="eastAsia" w:ascii="宋体" w:hAnsi="宋体" w:eastAsia="宋体" w:cs="宋体"/>
+          <w:sz w:val="24"/>
+          <w:szCs w:val="24"/>
+          <w:lang w:val="en-US" w:eastAsia="zh-CN"/>
+          <w:woUserID w:val="1"/>
+        </w:rPr>
+        <w:t>高通：面向网络模型训练的事件驱动数据采集</w:t>
+      </w:r>
+    </w:p>
+    <w:p>
+      <w:pPr>
+        <w:numPr>
+          <w:ilvl w:val="0"/>
+          <w:numId w:val="0"/>
+        </w:numPr>
+        <w:spacing w:line="360" w:lineRule="auto"/>
+        <w:ind w:leftChars="0"/>
+        <w:rPr>
+          <w:rFonts w:hint="eastAsia" w:ascii="宋体" w:hAnsi="宋体" w:eastAsia="宋体" w:cs="宋体"/>
+          <w:b w:val="0"/>
+          <w:bCs w:val="0"/>
+          <w:sz w:val="24"/>
+          <w:szCs w:val="24"/>
+          <w:lang w:val="en-US" w:eastAsia="zh-CN"/>
+          <w:woUserID w:val="1"/>
+        </w:rPr>
+      </w:pPr>
+      <w:r>
+        <w:rPr>
+          <w:rFonts w:hint="eastAsia" w:ascii="宋体" w:hAnsi="宋体" w:eastAsia="宋体" w:cs="宋体"/>
+          <w:b w:val="0"/>
+          <w:bCs w:val="0"/>
+          <w:sz w:val="24"/>
+          <w:szCs w:val="24"/>
+          <w:lang w:val="en-US" w:eastAsia="zh-CN"/>
+          <w:woUserID w:val="1"/>
+        </w:rPr>
+        <w:t>主要解决的是网络侧 AI 模型训练数据怎么采的问题。对于移动性事件预测，如果把所有 UE 测量都持续作为训练数据上报，会包含大量与目标事件关系不强的数据；而只保留事件发生那一刻，又缺少事件发生前后的演化过程。因此高通提出给 UE 配置专门面向 ML 训练的数据采集和报告参数，在 RLF、切换、波束失败、RSRP 变化等事件附近获取并可记录事件前后的测量数据，再作为训练样本上报给网络，</w:t>
+      </w:r>
+      <w:r>
+        <w:rPr>
+          <w:rFonts w:hint="eastAsia" w:ascii="宋体" w:hAnsi="宋体" w:eastAsia="宋体" w:cs="宋体"/>
+          <w:b/>
+          <w:bCs/>
+          <w:sz w:val="24"/>
+          <w:szCs w:val="24"/>
+          <w:lang w:val="en-US" w:eastAsia="zh-CN"/>
+          <w:woUserID w:val="1"/>
+        </w:rPr>
+        <w:t>用于训练移动性事件预测模型</w:t>
+      </w:r>
+      <w:r>
+        <w:rPr>
+          <w:rFonts w:hint="eastAsia" w:ascii="宋体" w:hAnsi="宋体" w:eastAsia="宋体" w:cs="宋体"/>
+          <w:b w:val="0"/>
+          <w:bCs w:val="0"/>
+          <w:sz w:val="24"/>
+          <w:szCs w:val="24"/>
+          <w:lang w:val="en-US" w:eastAsia="zh-CN"/>
+          <w:woUserID w:val="1"/>
+        </w:rPr>
+        <w:t>。</w:t>
+      </w:r>
+    </w:p>
+    <w:p>
+      <w:pPr>
+        <w:numPr>
+          <w:ilvl w:val="0"/>
+          <w:numId w:val="0"/>
+        </w:numPr>
+        <w:spacing w:line="360" w:lineRule="auto"/>
+        <w:ind w:leftChars="0"/>
+        <w:rPr>
+          <w:rFonts w:hint="eastAsia" w:ascii="宋体" w:hAnsi="宋体" w:eastAsia="宋体" w:cs="宋体"/>
+          <w:b/>
+          <w:bCs/>
+          <w:sz w:val="24"/>
+          <w:szCs w:val="24"/>
+          <w:lang w:val="en-US" w:eastAsia="zh-CN"/>
+          <w:woUserID w:val="1"/>
+        </w:rPr>
+      </w:pPr>
+      <w:r>
+        <w:rPr>
+          <w:rFonts w:hint="eastAsia" w:ascii="宋体" w:hAnsi="宋体" w:eastAsia="宋体" w:cs="宋体"/>
+          <w:b/>
+          <w:bCs/>
+          <w:sz w:val="24"/>
+          <w:szCs w:val="24"/>
+          <w:lang w:val="en-US" w:eastAsia="zh-CN"/>
+          <w:woUserID w:val="1"/>
+        </w:rPr>
+        <w:t>第一步：网络先告诉 UE，“我要采什么”</w:t>
+      </w:r>
+    </w:p>
+    <w:p>
+      <w:pPr>
+        <w:numPr>
+          <w:ilvl w:val="0"/>
+          <w:numId w:val="0"/>
+        </w:numPr>
+        <w:spacing w:line="360" w:lineRule="auto"/>
+        <w:ind w:leftChars="0"/>
+        <w:rPr>
+          <w:rFonts w:hint="eastAsia" w:ascii="宋体" w:hAnsi="宋体" w:eastAsia="宋体" w:cs="宋体"/>
+          <w:sz w:val="24"/>
+          <w:szCs w:val="24"/>
+          <w:lang w:val="en-US" w:eastAsia="zh-CN"/>
+          <w:woUserID w:val="1"/>
+        </w:rPr>
+      </w:pPr>
+      <w:r>
+        <w:rPr>
+          <w:rFonts w:hint="eastAsia" w:ascii="宋体" w:hAnsi="宋体" w:eastAsia="宋体" w:cs="宋体"/>
+          <w:sz w:val="24"/>
+          <w:szCs w:val="24"/>
+          <w:lang w:val="en-US" w:eastAsia="zh-CN"/>
+          <w:woUserID w:val="1"/>
+        </w:rPr>
+        <w:t>Network Entity 给 UE 发：Control Message</w:t>
+      </w:r>
+    </w:p>
+    <w:p>
+      <w:pPr>
+        <w:numPr>
+          <w:ilvl w:val="0"/>
+          <w:numId w:val="0"/>
+        </w:numPr>
+        <w:spacing w:line="360" w:lineRule="auto"/>
+        <w:ind w:leftChars="0"/>
+        <w:rPr>
+          <w:rFonts w:hint="eastAsia" w:ascii="宋体" w:hAnsi="宋体" w:eastAsia="宋体" w:cs="宋体"/>
+          <w:sz w:val="24"/>
+          <w:szCs w:val="24"/>
+          <w:lang w:val="en-US" w:eastAsia="zh-CN"/>
+          <w:woUserID w:val="1"/>
+        </w:rPr>
+      </w:pPr>
+      <w:r>
+        <w:rPr>
+          <w:rFonts w:hint="eastAsia" w:ascii="宋体" w:hAnsi="宋体" w:eastAsia="宋体" w:cs="宋体"/>
+          <w:sz w:val="24"/>
+          <w:szCs w:val="24"/>
+          <w:lang w:val="en-US" w:eastAsia="zh-CN"/>
+          <w:woUserID w:val="1"/>
+        </w:rPr>
+        <w:t>里面包含：</w:t>
+      </w:r>
+      <w:r>
+        <w:rPr>
+          <w:rFonts w:hint="eastAsia" w:ascii="宋体" w:hAnsi="宋体" w:eastAsia="宋体" w:cs="宋体"/>
+          <w:b/>
+          <w:bCs/>
+          <w:sz w:val="24"/>
+          <w:szCs w:val="24"/>
+          <w:lang w:val="en-US" w:eastAsia="zh-CN"/>
+          <w:woUserID w:val="1"/>
+        </w:rPr>
+        <w:t>reporting parameters</w:t>
+      </w:r>
+      <w:r>
+        <w:rPr>
+          <w:rFonts w:hint="eastAsia" w:ascii="宋体" w:hAnsi="宋体" w:eastAsia="宋体" w:cs="宋体"/>
+          <w:sz w:val="24"/>
+          <w:szCs w:val="24"/>
+          <w:lang w:val="en-US" w:eastAsia="zh-CN"/>
+          <w:woUserID w:val="1"/>
+        </w:rPr>
+        <w:t xml:space="preserve">同时明确这些 reporting parameters 是不是用于 ML model training data collection。 </w:t>
+      </w:r>
+    </w:p>
+    <w:p>
+      <w:pPr>
+        <w:numPr>
+          <w:ilvl w:val="0"/>
+          <w:numId w:val="0"/>
+        </w:numPr>
+        <w:spacing w:line="360" w:lineRule="auto"/>
+        <w:ind w:leftChars="0"/>
+        <w:rPr>
+          <w:rFonts w:hint="eastAsia" w:ascii="宋体" w:hAnsi="宋体" w:eastAsia="宋体" w:cs="宋体"/>
+          <w:b/>
+          <w:bCs/>
+          <w:sz w:val="24"/>
+          <w:szCs w:val="24"/>
+          <w:lang w:val="en-US" w:eastAsia="zh-CN"/>
+          <w:woUserID w:val="1"/>
+        </w:rPr>
+      </w:pPr>
+      <w:r>
+        <w:rPr>
+          <w:rFonts w:hint="eastAsia" w:ascii="宋体" w:hAnsi="宋体" w:eastAsia="宋体" w:cs="宋体"/>
+          <w:sz w:val="24"/>
+          <w:szCs w:val="24"/>
+          <w:lang w:val="en-US" w:eastAsia="zh-CN"/>
+          <w:woUserID w:val="1"/>
+        </w:rPr>
+        <w:t>你可以理解成</w:t>
+      </w:r>
+      <w:r>
+        <w:rPr>
+          <w:rFonts w:hint="eastAsia" w:ascii="宋体" w:hAnsi="宋体" w:eastAsia="宋体" w:cs="宋体"/>
+          <w:b/>
+          <w:bCs/>
+          <w:sz w:val="24"/>
+          <w:szCs w:val="24"/>
+          <w:lang w:val="en-US" w:eastAsia="zh-CN"/>
+          <w:woUserID w:val="1"/>
+        </w:rPr>
+        <w:t>网络先配置好：</w:t>
+      </w:r>
+    </w:p>
+    <w:p>
+      <w:pPr>
+        <w:numPr>
+          <w:ilvl w:val="0"/>
+          <w:numId w:val="0"/>
+        </w:numPr>
+        <w:spacing w:line="360" w:lineRule="auto"/>
+        <w:ind w:leftChars="0"/>
+        <w:rPr>
+          <w:rFonts w:hint="eastAsia" w:ascii="宋体" w:hAnsi="宋体" w:eastAsia="宋体" w:cs="宋体"/>
+          <w:sz w:val="24"/>
+          <w:szCs w:val="24"/>
+          <w:lang w:val="en-US" w:eastAsia="zh-CN"/>
+          <w:woUserID w:val="1"/>
+        </w:rPr>
+      </w:pPr>
+      <w:r>
+        <w:rPr>
+          <w:rFonts w:hint="eastAsia" w:ascii="宋体" w:hAnsi="宋体" w:eastAsia="宋体" w:cs="宋体"/>
+          <w:b/>
+          <w:bCs/>
+          <w:sz w:val="24"/>
+          <w:szCs w:val="24"/>
+          <w:lang w:val="en-US" w:eastAsia="zh-CN"/>
+          <w:woUserID w:val="1"/>
+        </w:rPr>
+        <w:t>关注什么事件？</w:t>
+      </w:r>
+      <w:r>
+        <w:rPr>
+          <w:rFonts w:hint="eastAsia" w:ascii="宋体" w:hAnsi="宋体" w:eastAsia="宋体" w:cs="宋体"/>
+          <w:b/>
+          <w:bCs/>
+          <w:sz w:val="24"/>
+          <w:szCs w:val="24"/>
+          <w:lang w:val="en-US" w:eastAsia="zh-CN"/>
+          <w:woUserID w:val="1"/>
+        </w:rPr>
+        <w:br w:type="textWrapping"/>
+      </w:r>
+      <w:r>
+        <w:rPr>
+          <w:rFonts w:hint="eastAsia" w:ascii="宋体" w:hAnsi="宋体" w:eastAsia="宋体" w:cs="宋体"/>
+          <w:b/>
+          <w:bCs/>
+          <w:sz w:val="24"/>
+          <w:szCs w:val="24"/>
+          <w:lang w:val="en-US" w:eastAsia="zh-CN"/>
+          <w:woUserID w:val="1"/>
+        </w:rPr>
+        <w:t>什么阈值触发？</w:t>
+      </w:r>
+      <w:r>
+        <w:rPr>
+          <w:rFonts w:hint="eastAsia" w:ascii="宋体" w:hAnsi="宋体" w:eastAsia="宋体" w:cs="宋体"/>
+          <w:b/>
+          <w:bCs/>
+          <w:sz w:val="24"/>
+          <w:szCs w:val="24"/>
+          <w:lang w:val="en-US" w:eastAsia="zh-CN"/>
+          <w:woUserID w:val="1"/>
+        </w:rPr>
+        <w:br w:type="textWrapping"/>
+      </w:r>
+      <w:r>
+        <w:rPr>
+          <w:rFonts w:hint="eastAsia" w:ascii="宋体" w:hAnsi="宋体" w:eastAsia="宋体" w:cs="宋体"/>
+          <w:b/>
+          <w:bCs/>
+          <w:sz w:val="24"/>
+          <w:szCs w:val="24"/>
+          <w:lang w:val="en-US" w:eastAsia="zh-CN"/>
+          <w:woUserID w:val="1"/>
+        </w:rPr>
+        <w:t>要不要 Logging？</w:t>
+      </w:r>
+      <w:r>
+        <w:rPr>
+          <w:rFonts w:hint="eastAsia" w:ascii="宋体" w:hAnsi="宋体" w:eastAsia="宋体" w:cs="宋体"/>
+          <w:b/>
+          <w:bCs/>
+          <w:sz w:val="24"/>
+          <w:szCs w:val="24"/>
+          <w:lang w:val="en-US" w:eastAsia="zh-CN"/>
+          <w:woUserID w:val="1"/>
+        </w:rPr>
+        <w:br w:type="textWrapping"/>
+      </w:r>
+      <w:r>
+        <w:rPr>
+          <w:rFonts w:hint="eastAsia" w:ascii="宋体" w:hAnsi="宋体" w:eastAsia="宋体" w:cs="宋体"/>
+          <w:b/>
+          <w:bCs/>
+          <w:sz w:val="24"/>
+          <w:szCs w:val="24"/>
+          <w:lang w:val="en-US" w:eastAsia="zh-CN"/>
+          <w:woUserID w:val="1"/>
+        </w:rPr>
+        <w:t>事件前后采多长？</w:t>
+      </w:r>
+      <w:r>
+        <w:rPr>
+          <w:rFonts w:hint="eastAsia" w:ascii="宋体" w:hAnsi="宋体" w:eastAsia="宋体" w:cs="宋体"/>
+          <w:b/>
+          <w:bCs/>
+          <w:sz w:val="24"/>
+          <w:szCs w:val="24"/>
+          <w:lang w:val="en-US" w:eastAsia="zh-CN"/>
+          <w:woUserID w:val="1"/>
+        </w:rPr>
+        <w:br w:type="textWrapping"/>
+      </w:r>
+      <w:r>
+        <w:rPr>
+          <w:rFonts w:hint="eastAsia" w:ascii="宋体" w:hAnsi="宋体" w:eastAsia="宋体" w:cs="宋体"/>
+          <w:b/>
+          <w:bCs/>
+          <w:sz w:val="24"/>
+          <w:szCs w:val="24"/>
+          <w:lang w:val="en-US" w:eastAsia="zh-CN"/>
+          <w:woUserID w:val="1"/>
+        </w:rPr>
+        <w:t>怎么报告？</w:t>
+      </w:r>
+    </w:p>
+    <w:p>
+      <w:pPr>
+        <w:numPr>
+          <w:ilvl w:val="0"/>
+          <w:numId w:val="0"/>
+        </w:numPr>
+        <w:spacing w:line="360" w:lineRule="auto"/>
+        <w:ind w:leftChars="0"/>
+        <w:rPr>
+          <w:rFonts w:hint="eastAsia" w:ascii="宋体" w:hAnsi="宋体" w:eastAsia="宋体" w:cs="宋体"/>
+          <w:b/>
+          <w:bCs/>
+          <w:sz w:val="24"/>
+          <w:szCs w:val="24"/>
+          <w:lang w:val="en-US" w:eastAsia="zh-CN"/>
+          <w:woUserID w:val="1"/>
+        </w:rPr>
+      </w:pPr>
+      <w:r>
+        <w:rPr>
+          <w:rFonts w:hint="eastAsia" w:ascii="宋体" w:hAnsi="宋体" w:eastAsia="宋体" w:cs="宋体"/>
+          <w:b/>
+          <w:bCs/>
+          <w:sz w:val="24"/>
+          <w:szCs w:val="24"/>
+          <w:lang w:val="en-US" w:eastAsia="zh-CN"/>
+          <w:woUserID w:val="1"/>
+        </w:rPr>
+        <w:t>第二步：UE按照配置观察事件</w:t>
+      </w:r>
+    </w:p>
+    <w:p>
+      <w:pPr>
+        <w:numPr>
+          <w:ilvl w:val="0"/>
+          <w:numId w:val="0"/>
+        </w:numPr>
+        <w:spacing w:line="360" w:lineRule="auto"/>
+        <w:ind w:leftChars="0"/>
+        <w:rPr>
+          <w:rFonts w:hint="eastAsia" w:ascii="宋体" w:hAnsi="宋体" w:eastAsia="宋体" w:cs="宋体"/>
+          <w:sz w:val="24"/>
+          <w:szCs w:val="24"/>
+          <w:lang w:val="en-US" w:eastAsia="zh-CN"/>
+          <w:woUserID w:val="1"/>
+        </w:rPr>
+      </w:pPr>
+      <w:r>
+        <w:rPr>
+          <w:rFonts w:hint="eastAsia" w:ascii="宋体" w:hAnsi="宋体" w:eastAsia="宋体" w:cs="宋体"/>
+          <w:sz w:val="24"/>
+          <w:szCs w:val="24"/>
+          <w:lang w:val="en-US" w:eastAsia="zh-CN"/>
+          <w:woUserID w:val="1"/>
+        </w:rPr>
+        <w:t>例如配置的是：RLF Handover RSRP变化超过阈值</w:t>
+      </w:r>
+    </w:p>
+    <w:p>
+      <w:pPr>
+        <w:numPr>
+          <w:ilvl w:val="0"/>
+          <w:numId w:val="0"/>
+        </w:numPr>
+        <w:spacing w:line="360" w:lineRule="auto"/>
+        <w:ind w:leftChars="0"/>
+        <w:rPr>
+          <w:rFonts w:hint="eastAsia" w:ascii="宋体" w:hAnsi="宋体" w:eastAsia="宋体" w:cs="宋体"/>
+          <w:sz w:val="24"/>
+          <w:szCs w:val="24"/>
+          <w:lang w:val="en-US" w:eastAsia="zh-CN"/>
+          <w:woUserID w:val="1"/>
+        </w:rPr>
+      </w:pPr>
+      <w:r>
+        <w:rPr>
+          <w:rFonts w:hint="eastAsia" w:ascii="宋体" w:hAnsi="宋体" w:eastAsia="宋体" w:cs="宋体"/>
+          <w:sz w:val="24"/>
+          <w:szCs w:val="24"/>
+          <w:lang w:val="en-US" w:eastAsia="zh-CN"/>
+          <w:woUserID w:val="1"/>
+        </w:rPr>
+        <w:t>UE就按照相应条件执行测量。</w:t>
+      </w:r>
+    </w:p>
+    <w:p>
+      <w:pPr>
+        <w:numPr>
+          <w:ilvl w:val="0"/>
+          <w:numId w:val="0"/>
+        </w:numPr>
+        <w:spacing w:line="360" w:lineRule="auto"/>
+        <w:ind w:leftChars="0"/>
+        <w:rPr>
+          <w:rFonts w:hint="eastAsia" w:ascii="宋体" w:hAnsi="宋体" w:eastAsia="宋体" w:cs="宋体"/>
+          <w:sz w:val="24"/>
+          <w:szCs w:val="24"/>
+          <w:lang w:val="en-US" w:eastAsia="zh-CN"/>
+          <w:woUserID w:val="1"/>
+        </w:rPr>
+      </w:pPr>
+      <w:r>
+        <w:rPr>
+          <w:rFonts w:hint="eastAsia" w:ascii="宋体" w:hAnsi="宋体" w:eastAsia="宋体" w:cs="宋体"/>
+          <w:b/>
+          <w:bCs/>
+          <w:sz w:val="24"/>
+          <w:szCs w:val="24"/>
+          <w:lang w:val="en-US" w:eastAsia="zh-CN"/>
+          <w:woUserID w:val="1"/>
+        </w:rPr>
+        <w:t>第三步：事件出现</w:t>
+      </w:r>
+    </w:p>
+    <w:p>
+      <w:pPr>
+        <w:numPr>
+          <w:ilvl w:val="0"/>
+          <w:numId w:val="0"/>
+        </w:numPr>
+        <w:spacing w:line="360" w:lineRule="auto"/>
+        <w:ind w:leftChars="0"/>
+        <w:rPr>
+          <w:rFonts w:hint="eastAsia" w:ascii="宋体" w:hAnsi="宋体" w:eastAsia="宋体" w:cs="宋体"/>
+          <w:sz w:val="24"/>
+          <w:szCs w:val="24"/>
+          <w:lang w:val="en-US" w:eastAsia="zh-CN"/>
+          <w:woUserID w:val="1"/>
+        </w:rPr>
+      </w:pPr>
+      <w:r>
+        <w:rPr>
+          <w:rFonts w:hint="eastAsia" w:ascii="宋体" w:hAnsi="宋体" w:eastAsia="宋体" w:cs="宋体"/>
+          <w:sz w:val="24"/>
+          <w:szCs w:val="24"/>
+          <w:lang w:val="en-US" w:eastAsia="zh-CN"/>
+          <w:woUserID w:val="1"/>
+        </w:rPr>
+        <w:t>例如：发生 Handover。</w:t>
+      </w:r>
+    </w:p>
+    <w:p>
+      <w:pPr>
+        <w:numPr>
+          <w:ilvl w:val="0"/>
+          <w:numId w:val="0"/>
+        </w:numPr>
+        <w:spacing w:line="360" w:lineRule="auto"/>
+        <w:ind w:leftChars="0"/>
+        <w:rPr>
+          <w:rFonts w:hint="eastAsia" w:ascii="宋体" w:hAnsi="宋体" w:eastAsia="宋体" w:cs="宋体"/>
+          <w:sz w:val="24"/>
+          <w:szCs w:val="24"/>
+          <w:lang w:val="en-US" w:eastAsia="zh-CN"/>
+          <w:woUserID w:val="1"/>
+        </w:rPr>
+      </w:pPr>
+      <w:r>
+        <w:rPr>
+          <w:rFonts w:hint="eastAsia" w:ascii="宋体" w:hAnsi="宋体" w:eastAsia="宋体" w:cs="宋体"/>
+          <w:sz w:val="24"/>
+          <w:szCs w:val="24"/>
+          <w:lang w:val="en-US" w:eastAsia="zh-CN"/>
+          <w:woUserID w:val="1"/>
+        </w:rPr>
+        <w:t>这时候：event condition 成立。</w:t>
+      </w:r>
+    </w:p>
+    <w:p>
+      <w:pPr>
+        <w:numPr>
+          <w:ilvl w:val="0"/>
+          <w:numId w:val="0"/>
+        </w:numPr>
+        <w:spacing w:line="360" w:lineRule="auto"/>
+        <w:ind w:leftChars="0"/>
+        <w:rPr>
+          <w:rFonts w:hint="eastAsia" w:ascii="宋体" w:hAnsi="宋体" w:eastAsia="宋体" w:cs="宋体"/>
+          <w:b/>
+          <w:bCs/>
+          <w:sz w:val="24"/>
+          <w:szCs w:val="24"/>
+          <w:lang w:val="en-US" w:eastAsia="zh-CN"/>
+          <w:woUserID w:val="1"/>
+        </w:rPr>
+      </w:pPr>
+      <w:r>
+        <w:rPr>
+          <w:rFonts w:hint="eastAsia" w:ascii="宋体" w:hAnsi="宋体" w:eastAsia="宋体" w:cs="宋体"/>
+          <w:b/>
+          <w:bCs/>
+          <w:sz w:val="24"/>
+          <w:szCs w:val="24"/>
+          <w:lang w:val="en-US" w:eastAsia="zh-CN"/>
+          <w:woUserID w:val="1"/>
+        </w:rPr>
+        <w:t>第四步：获得对应 measurement</w:t>
+      </w:r>
+    </w:p>
+    <w:p>
+      <w:pPr>
+        <w:numPr>
+          <w:ilvl w:val="0"/>
+          <w:numId w:val="0"/>
+        </w:numPr>
+        <w:spacing w:line="360" w:lineRule="auto"/>
+        <w:ind w:leftChars="0"/>
+        <w:rPr>
+          <w:rFonts w:hint="eastAsia" w:ascii="宋体" w:hAnsi="宋体" w:eastAsia="宋体" w:cs="宋体"/>
+          <w:sz w:val="24"/>
+          <w:szCs w:val="24"/>
+          <w:lang w:val="en-US" w:eastAsia="zh-CN"/>
+          <w:woUserID w:val="1"/>
+        </w:rPr>
+      </w:pPr>
+      <w:r>
+        <w:rPr>
+          <w:rFonts w:hint="eastAsia" w:ascii="宋体" w:hAnsi="宋体" w:eastAsia="宋体" w:cs="宋体"/>
+          <w:sz w:val="24"/>
+          <w:szCs w:val="24"/>
+          <w:lang w:val="en-US" w:eastAsia="zh-CN"/>
+          <w:woUserID w:val="1"/>
+        </w:rPr>
+        <w:t>根据配置，可以得到：事件前测量、事件后的测量、或两者都有。</w:t>
+      </w:r>
+    </w:p>
+    <w:p>
+      <w:pPr>
+        <w:numPr>
+          <w:ilvl w:val="0"/>
+          <w:numId w:val="0"/>
+        </w:numPr>
+        <w:spacing w:line="360" w:lineRule="auto"/>
+        <w:ind w:leftChars="0"/>
+        <w:rPr>
+          <w:rFonts w:hint="eastAsia" w:ascii="宋体" w:hAnsi="宋体" w:eastAsia="宋体" w:cs="宋体"/>
+          <w:sz w:val="24"/>
+          <w:szCs w:val="24"/>
+          <w:lang w:val="en-US" w:eastAsia="zh-CN"/>
+          <w:woUserID w:val="1"/>
+        </w:rPr>
+      </w:pPr>
+      <w:r>
+        <w:rPr>
+          <w:rFonts w:hint="eastAsia" w:ascii="宋体" w:hAnsi="宋体" w:eastAsia="宋体" w:cs="宋体"/>
+          <w:sz w:val="24"/>
+          <w:szCs w:val="24"/>
+          <w:lang w:val="en-US" w:eastAsia="zh-CN"/>
+          <w:woUserID w:val="1"/>
+        </w:rPr>
+        <w:t>如果 UE 支持 Logging：事件前已经记录下来的测量可以一起取出来。</w:t>
+      </w:r>
+    </w:p>
+    <w:p>
+      <w:pPr>
+        <w:numPr>
+          <w:ilvl w:val="0"/>
+          <w:numId w:val="0"/>
+        </w:numPr>
+        <w:spacing w:line="360" w:lineRule="auto"/>
+        <w:ind w:leftChars="0"/>
+        <w:rPr>
+          <w:rFonts w:hint="eastAsia" w:ascii="宋体" w:hAnsi="宋体" w:eastAsia="宋体" w:cs="宋体"/>
+          <w:b/>
+          <w:bCs/>
+          <w:sz w:val="24"/>
+          <w:szCs w:val="24"/>
+          <w:lang w:val="en-US" w:eastAsia="zh-CN"/>
+          <w:woUserID w:val="1"/>
+        </w:rPr>
+      </w:pPr>
+      <w:r>
+        <w:rPr>
+          <w:rFonts w:hint="eastAsia" w:ascii="宋体" w:hAnsi="宋体" w:eastAsia="宋体" w:cs="宋体"/>
+          <w:b/>
+          <w:bCs/>
+          <w:sz w:val="24"/>
+          <w:szCs w:val="24"/>
+          <w:lang w:val="en-US" w:eastAsia="zh-CN"/>
+          <w:woUserID w:val="1"/>
+        </w:rPr>
+        <w:t>第五步：形成 Report</w:t>
+      </w:r>
+    </w:p>
+    <w:p>
+      <w:pPr>
+        <w:numPr>
+          <w:ilvl w:val="0"/>
+          <w:numId w:val="0"/>
+        </w:numPr>
+        <w:spacing w:line="360" w:lineRule="auto"/>
+        <w:ind w:leftChars="0"/>
+        <w:rPr>
+          <w:rFonts w:hint="eastAsia" w:ascii="宋体" w:hAnsi="宋体" w:eastAsia="宋体" w:cs="宋体"/>
+          <w:sz w:val="24"/>
+          <w:szCs w:val="24"/>
+          <w:lang w:val="en-US" w:eastAsia="zh-CN"/>
+          <w:woUserID w:val="1"/>
+        </w:rPr>
+      </w:pPr>
+      <w:r>
+        <w:rPr>
+          <w:rFonts w:hint="eastAsia" w:ascii="宋体" w:hAnsi="宋体" w:eastAsia="宋体" w:cs="宋体"/>
+          <w:sz w:val="24"/>
+          <w:szCs w:val="24"/>
+          <w:lang w:val="en-US" w:eastAsia="zh-CN"/>
+          <w:woUserID w:val="1"/>
+        </w:rPr>
+        <w:t>Report 里面包括：对应 measurement以及通过</w:t>
+      </w:r>
+      <w:r>
+        <w:rPr>
+          <w:rFonts w:hint="eastAsia" w:ascii="宋体" w:hAnsi="宋体" w:eastAsia="宋体" w:cs="宋体"/>
+          <w:b/>
+          <w:bCs/>
+          <w:sz w:val="24"/>
+          <w:szCs w:val="24"/>
+          <w:lang w:val="en-US" w:eastAsia="zh-CN"/>
+          <w:woUserID w:val="1"/>
+        </w:rPr>
+        <w:t xml:space="preserve">配置 ID </w:t>
+      </w:r>
+      <w:r>
+        <w:rPr>
+          <w:rFonts w:hint="eastAsia" w:ascii="宋体" w:hAnsi="宋体" w:eastAsia="宋体" w:cs="宋体"/>
+          <w:sz w:val="24"/>
+          <w:szCs w:val="24"/>
+          <w:lang w:val="en-US" w:eastAsia="zh-CN"/>
+          <w:woUserID w:val="1"/>
+        </w:rPr>
+        <w:t>等机制可以让网络知道：</w:t>
+      </w:r>
+    </w:p>
+    <w:p>
+      <w:pPr>
+        <w:numPr>
+          <w:ilvl w:val="0"/>
+          <w:numId w:val="0"/>
+        </w:numPr>
+        <w:spacing w:line="360" w:lineRule="auto"/>
+        <w:ind w:leftChars="0"/>
+        <w:rPr>
+          <w:rFonts w:hint="eastAsia" w:ascii="宋体" w:hAnsi="宋体" w:eastAsia="宋体" w:cs="宋体"/>
+          <w:sz w:val="24"/>
+          <w:szCs w:val="24"/>
+          <w:lang w:val="en-US" w:eastAsia="zh-CN"/>
+          <w:woUserID w:val="1"/>
+        </w:rPr>
+      </w:pPr>
+      <w:r>
+        <w:rPr>
+          <w:rFonts w:hint="eastAsia" w:ascii="宋体" w:hAnsi="宋体" w:eastAsia="宋体" w:cs="宋体"/>
+          <w:sz w:val="24"/>
+          <w:szCs w:val="24"/>
+          <w:lang w:val="en-US" w:eastAsia="zh-CN"/>
+          <w:woUserID w:val="1"/>
+        </w:rPr>
+        <w:t xml:space="preserve">这是一份给 ML model training 用的数据。 </w:t>
+      </w:r>
+    </w:p>
+    <w:p>
+      <w:pPr>
+        <w:numPr>
+          <w:ilvl w:val="0"/>
+          <w:numId w:val="0"/>
+        </w:numPr>
+        <w:spacing w:line="360" w:lineRule="auto"/>
+        <w:ind w:leftChars="0"/>
+        <w:rPr>
+          <w:rFonts w:hint="eastAsia" w:ascii="宋体" w:hAnsi="宋体" w:eastAsia="宋体" w:cs="宋体"/>
+          <w:b/>
+          <w:bCs/>
+          <w:sz w:val="24"/>
+          <w:szCs w:val="24"/>
+          <w:lang w:val="en-US" w:eastAsia="zh-CN"/>
+          <w:woUserID w:val="1"/>
+        </w:rPr>
+      </w:pPr>
+      <w:r>
+        <w:rPr>
+          <w:rFonts w:hint="eastAsia" w:ascii="宋体" w:hAnsi="宋体" w:eastAsia="宋体" w:cs="宋体"/>
+          <w:b/>
+          <w:bCs/>
+          <w:sz w:val="24"/>
+          <w:szCs w:val="24"/>
+          <w:lang w:val="en-US" w:eastAsia="zh-CN"/>
+          <w:woUserID w:val="1"/>
+        </w:rPr>
+        <w:t>第六步：网络拿去训练 AI</w:t>
+      </w:r>
+    </w:p>
+    <w:p>
+      <w:pPr>
+        <w:numPr>
+          <w:ilvl w:val="0"/>
+          <w:numId w:val="0"/>
+        </w:numPr>
+        <w:spacing w:line="360" w:lineRule="auto"/>
+        <w:ind w:leftChars="0"/>
+        <w:rPr>
+          <w:rFonts w:hint="eastAsia" w:ascii="宋体" w:hAnsi="宋体" w:eastAsia="宋体" w:cs="宋体"/>
+          <w:sz w:val="24"/>
+          <w:szCs w:val="24"/>
+          <w:lang w:val="en-US" w:eastAsia="zh-CN"/>
+          <w:woUserID w:val="1"/>
+        </w:rPr>
+      </w:pPr>
+      <w:r>
+        <w:rPr>
+          <w:rFonts w:hint="eastAsia" w:ascii="宋体" w:hAnsi="宋体" w:eastAsia="宋体" w:cs="宋体"/>
+          <w:sz w:val="24"/>
+          <w:szCs w:val="24"/>
+          <w:lang w:val="en-US" w:eastAsia="zh-CN"/>
+          <w:woUserID w:val="1"/>
+        </w:rPr>
+        <w:t>专利明确指出，这些数据可以支持：mobility event prediction ML model</w:t>
+      </w:r>
+    </w:p>
+    <w:p>
+      <w:pPr>
+        <w:numPr>
+          <w:ilvl w:val="0"/>
+          <w:numId w:val="0"/>
+        </w:numPr>
+        <w:spacing w:line="360" w:lineRule="auto"/>
+        <w:ind w:leftChars="0"/>
+        <w:rPr>
+          <w:rFonts w:hint="eastAsia" w:ascii="宋体" w:hAnsi="宋体" w:eastAsia="宋体" w:cs="宋体"/>
+          <w:sz w:val="24"/>
+          <w:szCs w:val="24"/>
+          <w:lang w:val="en-US" w:eastAsia="zh-CN"/>
+          <w:woUserID w:val="1"/>
+        </w:rPr>
+      </w:pPr>
+      <w:r>
+        <w:rPr>
+          <w:rFonts w:hint="eastAsia" w:ascii="宋体" w:hAnsi="宋体" w:eastAsia="宋体" w:cs="宋体"/>
+          <w:sz w:val="24"/>
+          <w:szCs w:val="24"/>
+          <w:lang w:val="en-US" w:eastAsia="zh-CN"/>
+          <w:woUserID w:val="1"/>
+        </w:rPr>
+        <w:t>的训练，提高模型预测准确度，进一步改善移动性流程。</w:t>
+      </w:r>
+    </w:p>
+    <w:p>
+      <w:pPr>
+        <w:numPr>
+          <w:ilvl w:val="0"/>
+          <w:numId w:val="0"/>
+        </w:numPr>
+        <w:spacing w:line="360" w:lineRule="auto"/>
+        <w:ind w:leftChars="0"/>
+        <w:rPr>
+          <w:rFonts w:hint="eastAsia" w:ascii="宋体" w:hAnsi="宋体" w:eastAsia="宋体" w:cs="宋体"/>
+          <w:sz w:val="24"/>
+          <w:szCs w:val="24"/>
+          <w:lang w:val="en-US" w:eastAsia="zh-CN"/>
+          <w:woUserID w:val="1"/>
+        </w:rPr>
+      </w:pPr>
+      <w:r>
+        <w:rPr>
+          <w:rFonts w:hint="eastAsia" w:ascii="宋体" w:hAnsi="宋体" w:eastAsia="宋体" w:cs="宋体"/>
+          <w:sz w:val="24"/>
+          <w:szCs w:val="24"/>
+          <w:lang w:val="en-US" w:eastAsia="zh-CN"/>
+          <w:woUserID w:val="1"/>
+        </w:rPr>
+        <w:t>专利链路：</w:t>
+      </w:r>
+    </w:p>
+    <w:p>
+      <w:pPr>
+        <w:numPr>
+          <w:ilvl w:val="0"/>
+          <w:numId w:val="0"/>
+        </w:numPr>
+        <w:spacing w:line="360" w:lineRule="auto"/>
+        <w:ind w:leftChars="0"/>
+        <w:rPr>
+          <w:rFonts w:hint="eastAsia" w:ascii="宋体" w:hAnsi="宋体" w:eastAsia="宋体" w:cs="宋体"/>
+          <w:b/>
+          <w:bCs/>
+          <w:sz w:val="24"/>
+          <w:szCs w:val="24"/>
+          <w:lang w:val="en-US" w:eastAsia="zh-CN"/>
+          <w:woUserID w:val="1"/>
+        </w:rPr>
+      </w:pPr>
+      <w:r>
+        <w:rPr>
+          <w:rFonts w:hint="eastAsia" w:ascii="宋体" w:hAnsi="宋体" w:eastAsia="宋体" w:cs="宋体"/>
+          <w:b/>
+          <w:bCs/>
+          <w:sz w:val="24"/>
+          <w:szCs w:val="24"/>
+          <w:lang w:val="en-US" w:eastAsia="zh-CN"/>
+          <w:woUserID w:val="1"/>
+        </w:rPr>
+        <w:t>网络配置训练数据采集规则</w:t>
+      </w:r>
+      <w:r>
+        <w:rPr>
+          <w:rFonts w:hint="eastAsia" w:ascii="宋体" w:hAnsi="宋体" w:eastAsia="宋体" w:cs="宋体"/>
+          <w:b/>
+          <w:bCs/>
+          <w:sz w:val="24"/>
+          <w:szCs w:val="24"/>
+          <w:lang w:val="en-US" w:eastAsia="zh-CN"/>
+          <w:woUserID w:val="1"/>
+        </w:rPr>
+        <w:br w:type="textWrapping"/>
+      </w:r>
+      <w:r>
+        <w:rPr>
+          <w:rFonts w:hint="eastAsia" w:ascii="宋体" w:hAnsi="宋体" w:eastAsia="宋体" w:cs="宋体"/>
+          <w:b/>
+          <w:bCs/>
+          <w:sz w:val="24"/>
+          <w:szCs w:val="24"/>
+          <w:lang w:val="en-US" w:eastAsia="zh-CN"/>
+          <w:woUserID w:val="1"/>
+        </w:rPr>
+        <w:t>↓</w:t>
+      </w:r>
+      <w:r>
+        <w:rPr>
+          <w:rFonts w:hint="eastAsia" w:ascii="宋体" w:hAnsi="宋体" w:eastAsia="宋体" w:cs="宋体"/>
+          <w:b/>
+          <w:bCs/>
+          <w:sz w:val="24"/>
+          <w:szCs w:val="24"/>
+          <w:lang w:val="en-US" w:eastAsia="zh-CN"/>
+          <w:woUserID w:val="1"/>
+        </w:rPr>
+        <w:br w:type="textWrapping"/>
+      </w:r>
+      <w:r>
+        <w:rPr>
+          <w:rFonts w:hint="eastAsia" w:ascii="宋体" w:hAnsi="宋体" w:eastAsia="宋体" w:cs="宋体"/>
+          <w:b/>
+          <w:bCs/>
+          <w:sz w:val="24"/>
+          <w:szCs w:val="24"/>
+          <w:lang w:val="en-US" w:eastAsia="zh-CN"/>
+          <w:woUserID w:val="1"/>
+        </w:rPr>
+        <w:t>UE监测相关事件</w:t>
+      </w:r>
+      <w:r>
+        <w:rPr>
+          <w:rFonts w:hint="eastAsia" w:ascii="宋体" w:hAnsi="宋体" w:eastAsia="宋体" w:cs="宋体"/>
+          <w:b/>
+          <w:bCs/>
+          <w:sz w:val="24"/>
+          <w:szCs w:val="24"/>
+          <w:lang w:val="en-US" w:eastAsia="zh-CN"/>
+          <w:woUserID w:val="1"/>
+        </w:rPr>
+        <w:br w:type="textWrapping"/>
+      </w:r>
+      <w:r>
+        <w:rPr>
+          <w:rFonts w:hint="eastAsia" w:ascii="宋体" w:hAnsi="宋体" w:eastAsia="宋体" w:cs="宋体"/>
+          <w:b/>
+          <w:bCs/>
+          <w:sz w:val="24"/>
+          <w:szCs w:val="24"/>
+          <w:lang w:val="en-US" w:eastAsia="zh-CN"/>
+          <w:woUserID w:val="1"/>
+        </w:rPr>
+        <w:t>↓</w:t>
+      </w:r>
+      <w:r>
+        <w:rPr>
+          <w:rFonts w:hint="eastAsia" w:ascii="宋体" w:hAnsi="宋体" w:eastAsia="宋体" w:cs="宋体"/>
+          <w:b/>
+          <w:bCs/>
+          <w:sz w:val="24"/>
+          <w:szCs w:val="24"/>
+          <w:lang w:val="en-US" w:eastAsia="zh-CN"/>
+          <w:woUserID w:val="1"/>
+        </w:rPr>
+        <w:br w:type="textWrapping"/>
+      </w:r>
+      <w:r>
+        <w:rPr>
+          <w:rFonts w:hint="eastAsia" w:ascii="宋体" w:hAnsi="宋体" w:eastAsia="宋体" w:cs="宋体"/>
+          <w:b/>
+          <w:bCs/>
+          <w:sz w:val="24"/>
+          <w:szCs w:val="24"/>
+          <w:lang w:val="en-US" w:eastAsia="zh-CN"/>
+          <w:woUserID w:val="1"/>
+        </w:rPr>
+        <w:t>事件触发</w:t>
+      </w:r>
+      <w:r>
+        <w:rPr>
+          <w:rFonts w:hint="eastAsia" w:ascii="宋体" w:hAnsi="宋体" w:eastAsia="宋体" w:cs="宋体"/>
+          <w:b/>
+          <w:bCs/>
+          <w:sz w:val="24"/>
+          <w:szCs w:val="24"/>
+          <w:lang w:val="en-US" w:eastAsia="zh-CN"/>
+          <w:woUserID w:val="1"/>
+        </w:rPr>
+        <w:br w:type="textWrapping"/>
+      </w:r>
+      <w:r>
+        <w:rPr>
+          <w:rFonts w:hint="eastAsia" w:ascii="宋体" w:hAnsi="宋体" w:eastAsia="宋体" w:cs="宋体"/>
+          <w:b/>
+          <w:bCs/>
+          <w:sz w:val="24"/>
+          <w:szCs w:val="24"/>
+          <w:lang w:val="en-US" w:eastAsia="zh-CN"/>
+          <w:woUserID w:val="1"/>
+        </w:rPr>
+        <w:t>↓</w:t>
+      </w:r>
+      <w:r>
+        <w:rPr>
+          <w:rFonts w:hint="eastAsia" w:ascii="宋体" w:hAnsi="宋体" w:eastAsia="宋体" w:cs="宋体"/>
+          <w:b/>
+          <w:bCs/>
+          <w:sz w:val="24"/>
+          <w:szCs w:val="24"/>
+          <w:lang w:val="en-US" w:eastAsia="zh-CN"/>
+          <w:woUserID w:val="1"/>
+        </w:rPr>
+        <w:br w:type="textWrapping"/>
+      </w:r>
+      <w:r>
+        <w:rPr>
+          <w:rFonts w:hint="eastAsia" w:ascii="宋体" w:hAnsi="宋体" w:eastAsia="宋体" w:cs="宋体"/>
+          <w:b/>
+          <w:bCs/>
+          <w:sz w:val="24"/>
+          <w:szCs w:val="24"/>
+          <w:lang w:val="en-US" w:eastAsia="zh-CN"/>
+          <w:woUserID w:val="1"/>
+        </w:rPr>
+        <w:t>获取/记录事件前后测量</w:t>
+      </w:r>
+      <w:r>
+        <w:rPr>
+          <w:rFonts w:hint="eastAsia" w:ascii="宋体" w:hAnsi="宋体" w:eastAsia="宋体" w:cs="宋体"/>
+          <w:b/>
+          <w:bCs/>
+          <w:sz w:val="24"/>
+          <w:szCs w:val="24"/>
+          <w:lang w:val="en-US" w:eastAsia="zh-CN"/>
+          <w:woUserID w:val="1"/>
+        </w:rPr>
+        <w:br w:type="textWrapping"/>
+      </w:r>
+      <w:r>
+        <w:rPr>
+          <w:rFonts w:hint="eastAsia" w:ascii="宋体" w:hAnsi="宋体" w:eastAsia="宋体" w:cs="宋体"/>
+          <w:b/>
+          <w:bCs/>
+          <w:sz w:val="24"/>
+          <w:szCs w:val="24"/>
+          <w:lang w:val="en-US" w:eastAsia="zh-CN"/>
+          <w:woUserID w:val="1"/>
+        </w:rPr>
+        <w:t>↓</w:t>
+      </w:r>
+      <w:r>
+        <w:rPr>
+          <w:rFonts w:hint="eastAsia" w:ascii="宋体" w:hAnsi="宋体" w:eastAsia="宋体" w:cs="宋体"/>
+          <w:b/>
+          <w:bCs/>
+          <w:sz w:val="24"/>
+          <w:szCs w:val="24"/>
+          <w:lang w:val="en-US" w:eastAsia="zh-CN"/>
+          <w:woUserID w:val="1"/>
+        </w:rPr>
+        <w:br w:type="textWrapping"/>
+      </w:r>
+      <w:r>
+        <w:rPr>
+          <w:rFonts w:hint="eastAsia" w:ascii="宋体" w:hAnsi="宋体" w:eastAsia="宋体" w:cs="宋体"/>
+          <w:b/>
+          <w:bCs/>
+          <w:sz w:val="24"/>
+          <w:szCs w:val="24"/>
+          <w:lang w:val="en-US" w:eastAsia="zh-CN"/>
+          <w:woUserID w:val="1"/>
+        </w:rPr>
+        <w:t>形成专门的 ML training report</w:t>
+      </w:r>
+      <w:r>
+        <w:rPr>
+          <w:rFonts w:hint="eastAsia" w:ascii="宋体" w:hAnsi="宋体" w:eastAsia="宋体" w:cs="宋体"/>
+          <w:b/>
+          <w:bCs/>
+          <w:sz w:val="24"/>
+          <w:szCs w:val="24"/>
+          <w:lang w:val="en-US" w:eastAsia="zh-CN"/>
+          <w:woUserID w:val="1"/>
+        </w:rPr>
+        <w:br w:type="textWrapping"/>
+      </w:r>
+      <w:r>
+        <w:rPr>
+          <w:rFonts w:hint="eastAsia" w:ascii="宋体" w:hAnsi="宋体" w:eastAsia="宋体" w:cs="宋体"/>
+          <w:b/>
+          <w:bCs/>
+          <w:sz w:val="24"/>
+          <w:szCs w:val="24"/>
+          <w:lang w:val="en-US" w:eastAsia="zh-CN"/>
+          <w:woUserID w:val="1"/>
+        </w:rPr>
+        <w:t>↓</w:t>
+      </w:r>
+      <w:r>
+        <w:rPr>
+          <w:rFonts w:hint="eastAsia" w:ascii="宋体" w:hAnsi="宋体" w:eastAsia="宋体" w:cs="宋体"/>
+          <w:b/>
+          <w:bCs/>
+          <w:sz w:val="24"/>
+          <w:szCs w:val="24"/>
+          <w:lang w:val="en-US" w:eastAsia="zh-CN"/>
+          <w:woUserID w:val="1"/>
+        </w:rPr>
+        <w:br w:type="textWrapping"/>
+      </w:r>
+      <w:r>
+        <w:rPr>
+          <w:rFonts w:hint="eastAsia" w:ascii="宋体" w:hAnsi="宋体" w:eastAsia="宋体" w:cs="宋体"/>
+          <w:b/>
+          <w:bCs/>
+          <w:sz w:val="24"/>
+          <w:szCs w:val="24"/>
+          <w:lang w:val="en-US" w:eastAsia="zh-CN"/>
+          <w:woUserID w:val="1"/>
+        </w:rPr>
+        <w:t>上传网络</w:t>
+      </w:r>
+      <w:r>
+        <w:rPr>
+          <w:rFonts w:hint="eastAsia" w:ascii="宋体" w:hAnsi="宋体" w:eastAsia="宋体" w:cs="宋体"/>
+          <w:b/>
+          <w:bCs/>
+          <w:sz w:val="24"/>
+          <w:szCs w:val="24"/>
+          <w:lang w:val="en-US" w:eastAsia="zh-CN"/>
+          <w:woUserID w:val="1"/>
+        </w:rPr>
+        <w:br w:type="textWrapping"/>
+      </w:r>
+      <w:r>
+        <w:rPr>
+          <w:rFonts w:hint="eastAsia" w:ascii="宋体" w:hAnsi="宋体" w:eastAsia="宋体" w:cs="宋体"/>
+          <w:b/>
+          <w:bCs/>
+          <w:sz w:val="24"/>
+          <w:szCs w:val="24"/>
+          <w:lang w:val="en-US" w:eastAsia="zh-CN"/>
+          <w:woUserID w:val="1"/>
+        </w:rPr>
+        <w:t>↓</w:t>
+      </w:r>
+      <w:r>
+        <w:rPr>
+          <w:rFonts w:hint="eastAsia" w:ascii="宋体" w:hAnsi="宋体" w:eastAsia="宋体" w:cs="宋体"/>
+          <w:b/>
+          <w:bCs/>
+          <w:sz w:val="24"/>
+          <w:szCs w:val="24"/>
+          <w:lang w:val="en-US" w:eastAsia="zh-CN"/>
+          <w:woUserID w:val="1"/>
+        </w:rPr>
+        <w:br w:type="textWrapping"/>
+      </w:r>
+      <w:r>
+        <w:rPr>
+          <w:rFonts w:hint="eastAsia" w:ascii="宋体" w:hAnsi="宋体" w:eastAsia="宋体" w:cs="宋体"/>
+          <w:b/>
+          <w:bCs/>
+          <w:sz w:val="24"/>
+          <w:szCs w:val="24"/>
+          <w:lang w:val="en-US" w:eastAsia="zh-CN"/>
+          <w:woUserID w:val="1"/>
+        </w:rPr>
+        <w:t>训练 mobility prediction model</w:t>
+      </w:r>
+    </w:p>
+    <w:p>
+      <w:pPr>
+        <w:numPr>
+          <w:ilvl w:val="0"/>
+          <w:numId w:val="0"/>
+        </w:numPr>
+        <w:spacing w:line="360" w:lineRule="auto"/>
+        <w:ind w:leftChars="0"/>
+        <w:rPr>
+          <w:rFonts w:hint="default" w:ascii="宋体" w:hAnsi="宋体" w:eastAsia="宋体" w:cs="宋体"/>
+          <w:sz w:val="24"/>
+          <w:szCs w:val="24"/>
+          <w:lang w:val="en-US" w:eastAsia="zh-CN"/>
+          <w:woUserID w:val="1"/>
+        </w:rPr>
+      </w:pPr>
+      <w:r>
+        <w:rPr>
+          <w:rFonts w:hint="eastAsia" w:ascii="宋体" w:hAnsi="宋体" w:eastAsia="宋体" w:cs="宋体"/>
+          <w:sz w:val="24"/>
+          <w:szCs w:val="24"/>
+          <w:lang w:val="en-US" w:eastAsia="zh-CN"/>
+          <w:woUserID w:val="1"/>
+        </w:rPr>
+        <w:t>总结</w:t>
+      </w:r>
+    </w:p>
+    <w:p>
+      <w:pPr>
+        <w:numPr>
+          <w:ilvl w:val="0"/>
+          <w:numId w:val="0"/>
+        </w:numPr>
+        <w:spacing w:line="360" w:lineRule="auto"/>
+        <w:ind w:leftChars="0"/>
+        <w:rPr>
+          <w:rFonts w:hint="eastAsia" w:ascii="宋体" w:hAnsi="宋体" w:eastAsia="宋体" w:cs="宋体"/>
+          <w:sz w:val="24"/>
+          <w:szCs w:val="24"/>
+          <w:lang w:val="en-US" w:eastAsia="zh-CN"/>
+          <w:woUserID w:val="1"/>
+        </w:rPr>
+      </w:pPr>
+      <w:r>
+        <w:rPr>
+          <w:rFonts w:hint="eastAsia" w:ascii="宋体" w:hAnsi="宋体" w:eastAsia="宋体" w:cs="宋体"/>
+          <w:sz w:val="24"/>
+          <w:szCs w:val="24"/>
+          <w:lang w:val="en-US" w:eastAsia="zh-CN"/>
+          <w:woUserID w:val="1"/>
+        </w:rPr>
+        <w:t>为什么做？</w:t>
+      </w:r>
+      <w:r>
+        <w:rPr>
+          <w:rFonts w:hint="eastAsia" w:ascii="宋体" w:hAnsi="宋体" w:eastAsia="宋体" w:cs="宋体"/>
+          <w:sz w:val="24"/>
+          <w:szCs w:val="24"/>
+          <w:lang w:val="en-US" w:eastAsia="zh-CN"/>
+          <w:woUserID w:val="1"/>
+        </w:rPr>
+        <w:br w:type="textWrapping"/>
+      </w:r>
+      <w:r>
+        <w:rPr>
+          <w:rFonts w:hint="eastAsia" w:ascii="宋体" w:hAnsi="宋体" w:eastAsia="宋体" w:cs="宋体"/>
+          <w:sz w:val="24"/>
+          <w:szCs w:val="24"/>
+          <w:lang w:val="en-US" w:eastAsia="zh-CN"/>
+          <w:woUserID w:val="1"/>
+        </w:rPr>
+        <w:t>——Mobility prediction AI需要高质量训练数据。</w:t>
+      </w:r>
+    </w:p>
+    <w:p>
+      <w:pPr>
+        <w:numPr>
+          <w:ilvl w:val="0"/>
+          <w:numId w:val="0"/>
+        </w:numPr>
+        <w:spacing w:line="360" w:lineRule="auto"/>
+        <w:ind w:leftChars="0"/>
+        <w:rPr>
+          <w:rFonts w:hint="eastAsia" w:ascii="宋体" w:hAnsi="宋体" w:eastAsia="宋体" w:cs="宋体"/>
+          <w:sz w:val="24"/>
+          <w:szCs w:val="24"/>
+          <w:lang w:val="en-US" w:eastAsia="zh-CN"/>
+          <w:woUserID w:val="1"/>
+        </w:rPr>
+      </w:pPr>
+      <w:r>
+        <w:rPr>
+          <w:rFonts w:hint="eastAsia" w:ascii="宋体" w:hAnsi="宋体" w:eastAsia="宋体" w:cs="宋体"/>
+          <w:sz w:val="24"/>
+          <w:szCs w:val="24"/>
+          <w:lang w:val="en-US" w:eastAsia="zh-CN"/>
+          <w:woUserID w:val="1"/>
+        </w:rPr>
+        <w:t>传统问题是什么？</w:t>
+      </w:r>
+      <w:r>
+        <w:rPr>
+          <w:rFonts w:hint="eastAsia" w:ascii="宋体" w:hAnsi="宋体" w:eastAsia="宋体" w:cs="宋体"/>
+          <w:sz w:val="24"/>
+          <w:szCs w:val="24"/>
+          <w:lang w:val="en-US" w:eastAsia="zh-CN"/>
+          <w:woUserID w:val="1"/>
+        </w:rPr>
+        <w:br w:type="textWrapping"/>
+      </w:r>
+      <w:r>
+        <w:rPr>
+          <w:rFonts w:hint="eastAsia" w:ascii="宋体" w:hAnsi="宋体" w:eastAsia="宋体" w:cs="宋体"/>
+          <w:sz w:val="24"/>
+          <w:szCs w:val="24"/>
+          <w:lang w:val="en-US" w:eastAsia="zh-CN"/>
+          <w:woUserID w:val="1"/>
+        </w:rPr>
+        <w:t>——日常网络测量本来主要服务实时网络运行，不一定天然适合 ML 训练。</w:t>
+      </w:r>
+    </w:p>
+    <w:p>
+      <w:pPr>
+        <w:numPr>
+          <w:ilvl w:val="0"/>
+          <w:numId w:val="0"/>
+        </w:numPr>
+        <w:spacing w:line="360" w:lineRule="auto"/>
+        <w:ind w:leftChars="0"/>
+        <w:rPr>
+          <w:rFonts w:hint="eastAsia" w:ascii="宋体" w:hAnsi="宋体" w:eastAsia="宋体" w:cs="宋体"/>
+          <w:sz w:val="24"/>
+          <w:szCs w:val="24"/>
+          <w:lang w:val="en-US" w:eastAsia="zh-CN"/>
+          <w:woUserID w:val="1"/>
+        </w:rPr>
+      </w:pPr>
+      <w:r>
+        <w:rPr>
+          <w:rFonts w:hint="eastAsia" w:ascii="宋体" w:hAnsi="宋体" w:eastAsia="宋体" w:cs="宋体"/>
+          <w:sz w:val="24"/>
+          <w:szCs w:val="24"/>
+          <w:lang w:val="en-US" w:eastAsia="zh-CN"/>
+          <w:woUserID w:val="1"/>
+        </w:rPr>
+        <w:t>网络先做什么？</w:t>
+      </w:r>
+      <w:r>
+        <w:rPr>
+          <w:rFonts w:hint="eastAsia" w:ascii="宋体" w:hAnsi="宋体" w:eastAsia="宋体" w:cs="宋体"/>
+          <w:sz w:val="24"/>
+          <w:szCs w:val="24"/>
+          <w:lang w:val="en-US" w:eastAsia="zh-CN"/>
+          <w:woUserID w:val="1"/>
+        </w:rPr>
+        <w:br w:type="textWrapping"/>
+      </w:r>
+      <w:r>
+        <w:rPr>
+          <w:rFonts w:hint="eastAsia" w:ascii="宋体" w:hAnsi="宋体" w:eastAsia="宋体" w:cs="宋体"/>
+          <w:sz w:val="24"/>
+          <w:szCs w:val="24"/>
+          <w:lang w:val="en-US" w:eastAsia="zh-CN"/>
+          <w:woUserID w:val="1"/>
+        </w:rPr>
+        <w:t>——给 UE 下发专门用于 ML training collection 的 reporting parameters。</w:t>
+      </w:r>
+    </w:p>
+    <w:p>
+      <w:pPr>
+        <w:numPr>
+          <w:ilvl w:val="0"/>
+          <w:numId w:val="0"/>
+        </w:numPr>
+        <w:spacing w:line="360" w:lineRule="auto"/>
+        <w:ind w:leftChars="0"/>
+        <w:rPr>
+          <w:rFonts w:hint="eastAsia" w:ascii="宋体" w:hAnsi="宋体" w:eastAsia="宋体" w:cs="宋体"/>
+          <w:sz w:val="24"/>
+          <w:szCs w:val="24"/>
+          <w:lang w:val="en-US" w:eastAsia="zh-CN"/>
+          <w:woUserID w:val="1"/>
+        </w:rPr>
+      </w:pPr>
+      <w:r>
+        <w:rPr>
+          <w:rFonts w:hint="eastAsia" w:ascii="宋体" w:hAnsi="宋体" w:eastAsia="宋体" w:cs="宋体"/>
+          <w:sz w:val="24"/>
+          <w:szCs w:val="24"/>
+          <w:lang w:val="en-US" w:eastAsia="zh-CN"/>
+          <w:woUserID w:val="1"/>
+        </w:rPr>
+        <w:t>什么触发？</w:t>
+      </w:r>
+      <w:r>
+        <w:rPr>
+          <w:rFonts w:hint="eastAsia" w:ascii="宋体" w:hAnsi="宋体" w:eastAsia="宋体" w:cs="宋体"/>
+          <w:sz w:val="24"/>
+          <w:szCs w:val="24"/>
+          <w:lang w:val="en-US" w:eastAsia="zh-CN"/>
+          <w:woUserID w:val="1"/>
+        </w:rPr>
+        <w:br w:type="textWrapping"/>
+      </w:r>
+      <w:r>
+        <w:rPr>
+          <w:rFonts w:hint="eastAsia" w:ascii="宋体" w:hAnsi="宋体" w:eastAsia="宋体" w:cs="宋体"/>
+          <w:sz w:val="24"/>
+          <w:szCs w:val="24"/>
+          <w:lang w:val="en-US" w:eastAsia="zh-CN"/>
+          <w:woUserID w:val="1"/>
+        </w:rPr>
+        <w:t>——RSRP变化、RLF、Beam Failure、Handover、RLC异常、Doppler、Delay Spread 等事件。</w:t>
+      </w:r>
+    </w:p>
+    <w:p>
+      <w:pPr>
+        <w:numPr>
+          <w:ilvl w:val="0"/>
+          <w:numId w:val="0"/>
+        </w:numPr>
+        <w:spacing w:line="360" w:lineRule="auto"/>
+        <w:ind w:leftChars="0"/>
+        <w:rPr>
+          <w:rFonts w:hint="eastAsia" w:ascii="宋体" w:hAnsi="宋体" w:eastAsia="宋体" w:cs="宋体"/>
+          <w:sz w:val="24"/>
+          <w:szCs w:val="24"/>
+          <w:lang w:val="en-US" w:eastAsia="zh-CN"/>
+          <w:woUserID w:val="1"/>
+        </w:rPr>
+      </w:pPr>
+      <w:r>
+        <w:rPr>
+          <w:rFonts w:hint="eastAsia" w:ascii="宋体" w:hAnsi="宋体" w:eastAsia="宋体" w:cs="宋体"/>
+          <w:sz w:val="24"/>
+          <w:szCs w:val="24"/>
+          <w:lang w:val="en-US" w:eastAsia="zh-CN"/>
+          <w:woUserID w:val="1"/>
+        </w:rPr>
+        <w:t>采什么时间范围？</w:t>
+      </w:r>
+      <w:r>
+        <w:rPr>
+          <w:rFonts w:hint="eastAsia" w:ascii="宋体" w:hAnsi="宋体" w:eastAsia="宋体" w:cs="宋体"/>
+          <w:sz w:val="24"/>
+          <w:szCs w:val="24"/>
+          <w:lang w:val="en-US" w:eastAsia="zh-CN"/>
+          <w:woUserID w:val="1"/>
+        </w:rPr>
+        <w:br w:type="textWrapping"/>
+      </w:r>
+      <w:r>
+        <w:rPr>
+          <w:rFonts w:hint="eastAsia" w:ascii="宋体" w:hAnsi="宋体" w:eastAsia="宋体" w:cs="宋体"/>
+          <w:sz w:val="24"/>
+          <w:szCs w:val="24"/>
+          <w:lang w:val="en-US" w:eastAsia="zh-CN"/>
+          <w:woUserID w:val="1"/>
+        </w:rPr>
+        <w:t>——可以配置事件前和事件后的 measurement 时间窗口或数量。</w:t>
+      </w:r>
+    </w:p>
+    <w:p>
+      <w:pPr>
+        <w:numPr>
+          <w:ilvl w:val="0"/>
+          <w:numId w:val="0"/>
+        </w:numPr>
+        <w:spacing w:line="360" w:lineRule="auto"/>
+        <w:ind w:leftChars="0"/>
+        <w:rPr>
+          <w:rFonts w:hint="eastAsia" w:ascii="宋体" w:hAnsi="宋体" w:eastAsia="宋体" w:cs="宋体"/>
+          <w:sz w:val="24"/>
+          <w:szCs w:val="24"/>
+          <w:lang w:val="en-US" w:eastAsia="zh-CN"/>
+          <w:woUserID w:val="1"/>
+        </w:rPr>
+      </w:pPr>
+      <w:r>
+        <w:rPr>
+          <w:rFonts w:hint="eastAsia" w:ascii="宋体" w:hAnsi="宋体" w:eastAsia="宋体" w:cs="宋体"/>
+          <w:sz w:val="24"/>
+          <w:szCs w:val="24"/>
+          <w:lang w:val="en-US" w:eastAsia="zh-CN"/>
+          <w:woUserID w:val="1"/>
+        </w:rPr>
+        <w:t>UE能不能缓存？</w:t>
+      </w:r>
+      <w:r>
+        <w:rPr>
+          <w:rFonts w:hint="eastAsia" w:ascii="宋体" w:hAnsi="宋体" w:eastAsia="宋体" w:cs="宋体"/>
+          <w:sz w:val="24"/>
+          <w:szCs w:val="24"/>
+          <w:lang w:val="en-US" w:eastAsia="zh-CN"/>
+          <w:woUserID w:val="1"/>
+        </w:rPr>
+        <w:br w:type="textWrapping"/>
+      </w:r>
+      <w:r>
+        <w:rPr>
+          <w:rFonts w:hint="eastAsia" w:ascii="宋体" w:hAnsi="宋体" w:eastAsia="宋体" w:cs="宋体"/>
+          <w:sz w:val="24"/>
+          <w:szCs w:val="24"/>
+          <w:lang w:val="en-US" w:eastAsia="zh-CN"/>
+          <w:woUserID w:val="1"/>
+        </w:rPr>
+        <w:t>——可以；支持 logging 的 UE 可以本地记录。也兼容不支持 logging 的 UE。</w:t>
+      </w:r>
+    </w:p>
+    <w:p>
+      <w:pPr>
+        <w:numPr>
+          <w:ilvl w:val="0"/>
+          <w:numId w:val="0"/>
+        </w:numPr>
+        <w:spacing w:line="360" w:lineRule="auto"/>
+        <w:ind w:leftChars="0"/>
+        <w:rPr>
+          <w:rFonts w:hint="eastAsia" w:ascii="宋体" w:hAnsi="宋体" w:eastAsia="宋体" w:cs="宋体"/>
+          <w:sz w:val="24"/>
+          <w:szCs w:val="24"/>
+          <w:lang w:val="en-US" w:eastAsia="zh-CN"/>
+          <w:woUserID w:val="1"/>
+        </w:rPr>
+      </w:pPr>
+      <w:r>
+        <w:rPr>
+          <w:rFonts w:hint="eastAsia" w:ascii="宋体" w:hAnsi="宋体" w:eastAsia="宋体" w:cs="宋体"/>
+          <w:sz w:val="24"/>
+          <w:szCs w:val="24"/>
+          <w:lang w:val="en-US" w:eastAsia="zh-CN"/>
+          <w:woUserID w:val="1"/>
+        </w:rPr>
+        <w:t>什么时候报？</w:t>
+      </w:r>
+      <w:r>
+        <w:rPr>
+          <w:rFonts w:hint="eastAsia" w:ascii="宋体" w:hAnsi="宋体" w:eastAsia="宋体" w:cs="宋体"/>
+          <w:sz w:val="24"/>
+          <w:szCs w:val="24"/>
+          <w:lang w:val="en-US" w:eastAsia="zh-CN"/>
+          <w:woUserID w:val="1"/>
+        </w:rPr>
+        <w:br w:type="textWrapping"/>
+      </w:r>
+      <w:r>
+        <w:rPr>
+          <w:rFonts w:hint="eastAsia" w:ascii="宋体" w:hAnsi="宋体" w:eastAsia="宋体" w:cs="宋体"/>
+          <w:sz w:val="24"/>
+          <w:szCs w:val="24"/>
+          <w:lang w:val="en-US" w:eastAsia="zh-CN"/>
+          <w:woUserID w:val="1"/>
+        </w:rPr>
+        <w:t>——根据专门的 reporting configuration 形成报告并上传。</w:t>
+      </w:r>
+    </w:p>
+    <w:p>
+      <w:pPr>
+        <w:numPr>
+          <w:ilvl w:val="0"/>
+          <w:numId w:val="0"/>
+        </w:numPr>
+        <w:spacing w:line="360" w:lineRule="auto"/>
+        <w:ind w:leftChars="0"/>
+        <w:rPr>
+          <w:rFonts w:hint="eastAsia" w:ascii="宋体" w:hAnsi="宋体" w:eastAsia="宋体" w:cs="宋体"/>
+          <w:sz w:val="24"/>
+          <w:szCs w:val="24"/>
+          <w:lang w:val="en-US" w:eastAsia="zh-CN"/>
+          <w:woUserID w:val="1"/>
+        </w:rPr>
+      </w:pPr>
+      <w:r>
+        <w:rPr>
+          <w:rFonts w:hint="eastAsia" w:ascii="宋体" w:hAnsi="宋体" w:eastAsia="宋体" w:cs="宋体"/>
+          <w:sz w:val="24"/>
+          <w:szCs w:val="24"/>
+          <w:lang w:val="en-US" w:eastAsia="zh-CN"/>
+          <w:woUserID w:val="1"/>
+        </w:rPr>
+        <w:t>数据干什么？</w:t>
+      </w:r>
+      <w:r>
+        <w:rPr>
+          <w:rFonts w:hint="eastAsia" w:ascii="宋体" w:hAnsi="宋体" w:eastAsia="宋体" w:cs="宋体"/>
+          <w:sz w:val="24"/>
+          <w:szCs w:val="24"/>
+          <w:lang w:val="en-US" w:eastAsia="zh-CN"/>
+          <w:woUserID w:val="1"/>
+        </w:rPr>
+        <w:br w:type="textWrapping"/>
+      </w:r>
+      <w:r>
+        <w:rPr>
+          <w:rFonts w:hint="eastAsia" w:ascii="宋体" w:hAnsi="宋体" w:eastAsia="宋体" w:cs="宋体"/>
+          <w:sz w:val="24"/>
+          <w:szCs w:val="24"/>
+          <w:lang w:val="en-US" w:eastAsia="zh-CN"/>
+          <w:woUserID w:val="1"/>
+        </w:rPr>
+        <w:t>——用于训练 mobility event prediction ML model。</w:t>
+      </w:r>
+    </w:p>
+    <w:p>
+      <w:pPr>
+        <w:numPr>
+          <w:ilvl w:val="0"/>
+          <w:numId w:val="0"/>
+        </w:numPr>
+        <w:spacing w:line="360" w:lineRule="auto"/>
+        <w:ind w:leftChars="0"/>
+        <w:rPr>
+          <w:rFonts w:hint="eastAsia" w:ascii="宋体" w:hAnsi="宋体" w:eastAsia="宋体" w:cs="宋体"/>
+          <w:sz w:val="24"/>
+          <w:szCs w:val="24"/>
+          <w:lang w:val="en-US" w:eastAsia="zh-CN"/>
+          <w:woUserID w:val="1"/>
+        </w:rPr>
+      </w:pPr>
+      <w:r>
+        <w:rPr>
+          <w:rFonts w:hint="eastAsia" w:ascii="宋体" w:hAnsi="宋体" w:eastAsia="宋体" w:cs="宋体"/>
+          <w:sz w:val="24"/>
+          <w:szCs w:val="24"/>
+          <w:lang w:val="en-US" w:eastAsia="zh-CN"/>
+          <w:woUserID w:val="1"/>
+        </w:rPr>
+        <w:t>最核心思想？</w:t>
+      </w:r>
+      <w:r>
+        <w:rPr>
+          <w:rFonts w:hint="eastAsia" w:ascii="宋体" w:hAnsi="宋体" w:eastAsia="宋体" w:cs="宋体"/>
+          <w:sz w:val="24"/>
+          <w:szCs w:val="24"/>
+          <w:lang w:val="en-US" w:eastAsia="zh-CN"/>
+          <w:woUserID w:val="1"/>
+        </w:rPr>
+        <w:br w:type="textWrapping"/>
+      </w:r>
+      <w:r>
+        <w:rPr>
+          <w:rFonts w:hint="eastAsia" w:ascii="宋体" w:hAnsi="宋体" w:eastAsia="宋体" w:cs="宋体"/>
+          <w:sz w:val="24"/>
+          <w:szCs w:val="24"/>
+          <w:lang w:val="en-US" w:eastAsia="zh-CN"/>
+          <w:woUserID w:val="1"/>
+        </w:rPr>
+        <w:t>——围绕关键事件，把最有训练价值的上下文组织成专门的 AI 训练数据。</w:t>
+      </w:r>
+    </w:p>
+    <w:p>
+      <w:pPr>
+        <w:numPr>
+          <w:ilvl w:val="0"/>
+          <w:numId w:val="0"/>
+        </w:numPr>
+        <w:spacing w:line="360" w:lineRule="auto"/>
+        <w:ind w:leftChars="0"/>
+        <w:rPr>
+          <w:rFonts w:hint="eastAsia" w:ascii="宋体" w:hAnsi="宋体" w:eastAsia="宋体" w:cs="宋体"/>
+          <w:sz w:val="24"/>
+          <w:szCs w:val="24"/>
+          <w:lang w:val="en-US" w:eastAsia="zh-CN"/>
+          <w:woUserID w:val="1"/>
+        </w:rPr>
+      </w:pPr>
+    </w:p>
+    <w:p>
+      <w:pPr>
+        <w:numPr>
+          <w:ilvl w:val="0"/>
+          <w:numId w:val="0"/>
+        </w:numPr>
+        <w:spacing w:line="360" w:lineRule="auto"/>
+        <w:ind w:leftChars="0"/>
+        <w:rPr>
+          <w:rFonts w:hint="eastAsia" w:ascii="宋体" w:hAnsi="宋体" w:eastAsia="宋体" w:cs="宋体"/>
+          <w:sz w:val="24"/>
+          <w:szCs w:val="24"/>
+          <w:lang w:val="en-US" w:eastAsia="zh-CN"/>
+          <w:woUserID w:val="1"/>
+        </w:rPr>
+      </w:pPr>
+      <w:r>
+        <w:rPr>
+          <w:rFonts w:hint="eastAsia" w:ascii="宋体" w:hAnsi="宋体" w:eastAsia="宋体" w:cs="宋体"/>
+          <w:sz w:val="24"/>
+          <w:szCs w:val="24"/>
+          <w:lang w:val="en-US" w:eastAsia="zh-CN"/>
+          <w:woUserID w:val="1"/>
+        </w:rPr>
+        <w:t>高通：基于 AI/ML 的定位或感知场景中的信道测量质量</w:t>
+      </w:r>
+    </w:p>
+    <w:p>
+      <w:pPr>
+        <w:numPr>
+          <w:ilvl w:val="0"/>
+          <w:numId w:val="0"/>
+        </w:numPr>
+        <w:spacing w:line="360" w:lineRule="auto"/>
+        <w:ind w:leftChars="0"/>
+        <w:rPr>
+          <w:rFonts w:hint="default" w:ascii="宋体" w:hAnsi="宋体" w:eastAsia="宋体" w:cs="宋体"/>
+          <w:sz w:val="24"/>
+          <w:szCs w:val="24"/>
+          <w:lang w:val="en-US" w:eastAsia="zh-CN"/>
+          <w:woUserID w:val="1"/>
+        </w:rPr>
+      </w:pPr>
+      <w:r>
+        <w:rPr>
+          <w:rFonts w:hint="default" w:ascii="宋体" w:hAnsi="宋体" w:eastAsia="宋体" w:cs="宋体"/>
+          <w:b/>
+          <w:bCs/>
+          <w:sz w:val="24"/>
+          <w:szCs w:val="24"/>
+          <w:lang w:val="en-US" w:eastAsia="zh-CN"/>
+          <w:woUserID w:val="1"/>
+        </w:rPr>
+        <w:t>Channel Measurement</w:t>
+      </w:r>
+      <w:r>
+        <w:rPr>
+          <w:rFonts w:hint="default" w:ascii="宋体" w:hAnsi="宋体" w:eastAsia="宋体" w:cs="宋体"/>
+          <w:sz w:val="24"/>
+          <w:szCs w:val="24"/>
+          <w:lang w:val="en-US" w:eastAsia="zh-CN"/>
+          <w:woUserID w:val="1"/>
+        </w:rPr>
+        <w:t xml:space="preserve"> 就是</w:t>
+      </w:r>
+      <w:r>
+        <w:rPr>
+          <w:rFonts w:hint="default" w:ascii="宋体" w:hAnsi="宋体" w:eastAsia="宋体" w:cs="宋体"/>
+          <w:b/>
+          <w:bCs/>
+          <w:sz w:val="24"/>
+          <w:szCs w:val="24"/>
+          <w:lang w:val="en-US" w:eastAsia="zh-CN"/>
+          <w:woUserID w:val="1"/>
+        </w:rPr>
+        <w:t>对无线信道进行的测量</w:t>
+      </w:r>
+      <w:r>
+        <w:rPr>
+          <w:rFonts w:hint="default" w:ascii="宋体" w:hAnsi="宋体" w:eastAsia="宋体" w:cs="宋体"/>
+          <w:sz w:val="24"/>
+          <w:szCs w:val="24"/>
+          <w:lang w:val="en-US" w:eastAsia="zh-CN"/>
+          <w:woUserID w:val="1"/>
+        </w:rPr>
+        <w:t>。</w:t>
+      </w:r>
+    </w:p>
+    <w:p>
+      <w:pPr>
+        <w:numPr>
+          <w:ilvl w:val="0"/>
+          <w:numId w:val="0"/>
+        </w:numPr>
+        <w:spacing w:line="360" w:lineRule="auto"/>
+        <w:ind w:leftChars="0"/>
+        <w:rPr>
+          <w:rFonts w:hint="default" w:ascii="宋体" w:hAnsi="宋体" w:eastAsia="宋体" w:cs="宋体"/>
+          <w:sz w:val="24"/>
+          <w:szCs w:val="24"/>
+          <w:lang w:val="en-US" w:eastAsia="zh-CN"/>
+          <w:woUserID w:val="1"/>
+        </w:rPr>
+      </w:pPr>
+      <w:r>
+        <w:rPr>
+          <w:rFonts w:hint="default" w:ascii="宋体" w:hAnsi="宋体" w:eastAsia="宋体" w:cs="宋体"/>
+          <w:sz w:val="24"/>
+          <w:szCs w:val="24"/>
+          <w:lang w:val="en-US" w:eastAsia="zh-CN"/>
+          <w:woUserID w:val="1"/>
+        </w:rPr>
+        <w:t>在这项专利针对的</w:t>
+      </w:r>
+      <w:r>
+        <w:rPr>
+          <w:rFonts w:hint="default" w:ascii="宋体" w:hAnsi="宋体" w:eastAsia="宋体" w:cs="宋体"/>
+          <w:b/>
+          <w:bCs/>
+          <w:sz w:val="24"/>
+          <w:szCs w:val="24"/>
+          <w:lang w:val="en-US" w:eastAsia="zh-CN"/>
+          <w:woUserID w:val="1"/>
+        </w:rPr>
+        <w:t>定位 / 感知场景</w:t>
+      </w:r>
+      <w:r>
+        <w:rPr>
+          <w:rFonts w:hint="default" w:ascii="宋体" w:hAnsi="宋体" w:eastAsia="宋体" w:cs="宋体"/>
+          <w:sz w:val="24"/>
+          <w:szCs w:val="24"/>
+          <w:lang w:val="en-US" w:eastAsia="zh-CN"/>
+          <w:woUserID w:val="1"/>
+        </w:rPr>
+        <w:t>里，可以涉及：</w:t>
+      </w:r>
+      <w:r>
+        <w:rPr>
+          <w:rFonts w:hint="default" w:ascii="宋体" w:hAnsi="宋体" w:eastAsia="宋体" w:cs="宋体"/>
+          <w:b/>
+          <w:bCs/>
+          <w:sz w:val="24"/>
+          <w:szCs w:val="24"/>
+          <w:lang w:val="en-US" w:eastAsia="zh-CN"/>
+          <w:woUserID w:val="1"/>
+        </w:rPr>
+        <w:t>时间相关测量、功率相关测量、相位信息、信道响应、不同传播路径的信息</w:t>
+      </w:r>
+      <w:r>
+        <w:rPr>
+          <w:rFonts w:hint="default" w:ascii="宋体" w:hAnsi="宋体" w:eastAsia="宋体" w:cs="宋体"/>
+          <w:sz w:val="24"/>
+          <w:szCs w:val="24"/>
+          <w:lang w:val="en-US" w:eastAsia="zh-CN"/>
+          <w:woUserID w:val="1"/>
+        </w:rPr>
+        <w:t>等。</w:t>
+      </w:r>
+    </w:p>
+    <w:p>
+      <w:pPr>
+        <w:numPr>
+          <w:ilvl w:val="0"/>
+          <w:numId w:val="0"/>
+        </w:numPr>
+        <w:spacing w:line="360" w:lineRule="auto"/>
+        <w:ind w:leftChars="0"/>
+        <w:rPr>
+          <w:rFonts w:hint="default" w:ascii="宋体" w:hAnsi="宋体" w:eastAsia="宋体" w:cs="宋体"/>
+          <w:sz w:val="24"/>
+          <w:szCs w:val="24"/>
+          <w:lang w:val="en-US" w:eastAsia="zh-CN"/>
+          <w:woUserID w:val="1"/>
+        </w:rPr>
+      </w:pPr>
+      <w:r>
+        <w:rPr>
+          <w:rFonts w:hint="default" w:ascii="宋体" w:hAnsi="宋体" w:eastAsia="宋体" w:cs="宋体"/>
+          <w:sz w:val="24"/>
+          <w:szCs w:val="24"/>
+          <w:lang w:val="en-US" w:eastAsia="zh-CN"/>
+          <w:woUserID w:val="1"/>
+        </w:rPr>
+        <w:t>比如做无线定位时，可以利用：</w:t>
+      </w:r>
+      <w:r>
+        <w:rPr>
+          <w:rFonts w:hint="default" w:ascii="宋体" w:hAnsi="宋体" w:eastAsia="宋体" w:cs="宋体"/>
+          <w:b/>
+          <w:bCs/>
+          <w:sz w:val="24"/>
+          <w:szCs w:val="24"/>
+          <w:lang w:val="en-US" w:eastAsia="zh-CN"/>
+          <w:woUserID w:val="1"/>
+        </w:rPr>
+        <w:t>信号什么时候到达；信号有多强；不同基站/TRP测到的信号特征</w:t>
+      </w:r>
+      <w:r>
+        <w:rPr>
+          <w:rFonts w:hint="default" w:ascii="宋体" w:hAnsi="宋体" w:eastAsia="宋体" w:cs="宋体"/>
+          <w:sz w:val="24"/>
+          <w:szCs w:val="24"/>
+          <w:lang w:val="en-US" w:eastAsia="zh-CN"/>
+          <w:woUserID w:val="1"/>
+        </w:rPr>
+        <w:t>来推断 UE 的位置。</w:t>
+      </w:r>
+    </w:p>
+    <w:p>
+      <w:pPr>
+        <w:numPr>
+          <w:ilvl w:val="0"/>
+          <w:numId w:val="0"/>
+        </w:numPr>
+        <w:spacing w:line="360" w:lineRule="auto"/>
+        <w:ind w:leftChars="0"/>
+        <w:rPr>
+          <w:rFonts w:hint="default" w:ascii="宋体" w:hAnsi="宋体" w:eastAsia="宋体" w:cs="宋体"/>
+          <w:sz w:val="24"/>
+          <w:szCs w:val="24"/>
+          <w:lang w:val="en-US" w:eastAsia="zh-CN"/>
+          <w:woUserID w:val="1"/>
+        </w:rPr>
+      </w:pPr>
+      <w:r>
+        <w:rPr>
+          <w:rFonts w:hint="default" w:ascii="宋体" w:hAnsi="宋体" w:eastAsia="宋体" w:cs="宋体"/>
+          <w:sz w:val="24"/>
+          <w:szCs w:val="24"/>
+          <w:lang w:val="en-US" w:eastAsia="zh-CN"/>
+          <w:woUserID w:val="1"/>
+        </w:rPr>
+        <w:t>所以这项专利不是说：“给所有网络 KPI 加一个可信度。”</w:t>
+      </w:r>
+    </w:p>
+    <w:p>
+      <w:pPr>
+        <w:numPr>
+          <w:ilvl w:val="0"/>
+          <w:numId w:val="0"/>
+        </w:numPr>
+        <w:spacing w:line="360" w:lineRule="auto"/>
+        <w:ind w:leftChars="0"/>
+        <w:rPr>
+          <w:rFonts w:hint="default" w:ascii="宋体" w:hAnsi="宋体" w:eastAsia="宋体" w:cs="宋体"/>
+          <w:sz w:val="24"/>
+          <w:szCs w:val="24"/>
+          <w:lang w:val="en-US" w:eastAsia="zh-CN"/>
+          <w:woUserID w:val="1"/>
+        </w:rPr>
+      </w:pPr>
+      <w:r>
+        <w:rPr>
+          <w:rFonts w:hint="default" w:ascii="宋体" w:hAnsi="宋体" w:eastAsia="宋体" w:cs="宋体"/>
+          <w:sz w:val="24"/>
+          <w:szCs w:val="24"/>
+          <w:lang w:val="en-US" w:eastAsia="zh-CN"/>
+          <w:woUserID w:val="1"/>
+        </w:rPr>
+        <w:t>它更准确的对象是：</w:t>
+      </w:r>
+      <w:r>
+        <w:rPr>
+          <w:rFonts w:hint="default" w:ascii="宋体" w:hAnsi="宋体" w:eastAsia="宋体" w:cs="宋体"/>
+          <w:b/>
+          <w:bCs/>
+          <w:sz w:val="24"/>
+          <w:szCs w:val="24"/>
+          <w:lang w:val="en-US" w:eastAsia="zh-CN"/>
+          <w:woUserID w:val="1"/>
+        </w:rPr>
+        <w:t>用于 AI/ML 定位或感知的无线信道测量</w:t>
+      </w:r>
+      <w:r>
+        <w:rPr>
+          <w:rFonts w:hint="default" w:ascii="宋体" w:hAnsi="宋体" w:eastAsia="宋体" w:cs="宋体"/>
+          <w:sz w:val="24"/>
+          <w:szCs w:val="24"/>
+          <w:lang w:val="en-US" w:eastAsia="zh-CN"/>
+          <w:woUserID w:val="1"/>
+        </w:rPr>
+        <w:t>。</w:t>
+      </w:r>
+    </w:p>
+    <w:p>
+      <w:pPr>
+        <w:numPr>
+          <w:ilvl w:val="0"/>
+          <w:numId w:val="0"/>
+        </w:numPr>
+        <w:spacing w:line="360" w:lineRule="auto"/>
+        <w:ind w:leftChars="0"/>
+        <w:rPr>
+          <w:rFonts w:hint="default" w:ascii="宋体" w:hAnsi="宋体" w:eastAsia="宋体" w:cs="宋体"/>
+          <w:sz w:val="24"/>
+          <w:szCs w:val="24"/>
+          <w:lang w:val="en-US" w:eastAsia="zh-CN"/>
           <w:woUserID w:val="1"/>
         </w:rPr>
       </w:pPr>
@@ -7269,7 +9208,7 @@
     <w:lsdException w:uiPriority="99" w:name="Document Map"/>
     <w:lsdException w:uiPriority="99" w:name="Plain Text"/>
     <w:lsdException w:uiPriority="99" w:name="E-mail Signature"/>
-    <w:lsdException w:uiPriority="99" w:name="Normal (Web)"/>
+    <w:lsdException w:qFormat="1" w:uiPriority="99" w:name="Normal (Web)"/>
     <w:lsdException w:uiPriority="99" w:name="HTML Acronym"/>
     <w:lsdException w:uiPriority="99" w:name="HTML Address"/>
     <w:lsdException w:uiPriority="99" w:name="HTML Cite"/>
@@ -7280,7 +9219,7 @@
     <w:lsdException w:uiPriority="99" w:name="HTML Sample"/>
     <w:lsdException w:uiPriority="99" w:name="HTML Typewriter"/>
     <w:lsdException w:uiPriority="99" w:name="HTML Variable"/>
-    <w:lsdException w:uiPriority="99" w:name="Normal Table"/>
+    <w:lsdException w:qFormat="1" w:uiPriority="99" w:name="Normal Table"/>
     <w:lsdException w:uiPriority="99" w:name="annotation subject"/>
     <w:lsdException w:uiPriority="99" w:name="Table Simple 1"/>
     <w:lsdException w:uiPriority="99" w:name="Table Simple 2"/>
@@ -7325,7 +9264,7 @@
     <w:lsdException w:uiPriority="99" w:name="Table Web 2"/>
     <w:lsdException w:uiPriority="99" w:name="Table Web 3"/>
     <w:lsdException w:uiPriority="99" w:name="Balloon Text"/>
-    <w:lsdException w:unhideWhenUsed="0" w:uiPriority="39" w:semiHidden="0" w:name="Table Grid"/>
+    <w:lsdException w:qFormat="1" w:unhideWhenUsed="0" w:uiPriority="39" w:semiHidden="0" w:name="Table Grid"/>
     <w:lsdException w:uiPriority="99" w:name="Table Theme"/>
     <w:lsdException w:unhideWhenUsed="0" w:uiPriority="60" w:semiHidden="0" w:name="Light Shading"/>
     <w:lsdException w:unhideWhenUsed="0" w:uiPriority="61" w:semiHidden="0" w:name="Light List"/>
@@ -7444,6 +9383,28 @@
     </w:rPr>
   </w:style>
   <w:style w:type="paragraph" w:styleId="2">
+    <w:name w:val="heading 2"/>
+    <w:basedOn w:val="1"/>
+    <w:next w:val="1"/>
+    <w:semiHidden/>
+    <w:unhideWhenUsed/>
+    <w:qFormat/>
+    <w:uiPriority w:val="9"/>
+    <w:pPr>
+      <w:spacing w:before="0" w:beforeAutospacing="1" w:after="0" w:afterAutospacing="1"/>
+      <w:jc w:val="left"/>
+    </w:pPr>
+    <w:rPr>
+      <w:rFonts w:hint="eastAsia" w:ascii="宋体" w:hAnsi="宋体" w:eastAsia="宋体" w:cs="宋体"/>
+      <w:b/>
+      <w:bCs/>
+      <w:kern w:val="0"/>
+      <w:sz w:val="36"/>
+      <w:szCs w:val="36"/>
+      <w:lang w:val="en-US" w:eastAsia="zh-CN" w:bidi="ar"/>
+    </w:rPr>
+  </w:style>
+  <w:style w:type="paragraph" w:styleId="3">
     <w:name w:val="heading 5"/>
     <w:basedOn w:val="1"/>
     <w:next w:val="1"/>
@@ -7465,17 +9426,18 @@
       <w:lang w:val="en-US" w:eastAsia="zh-CN" w:bidi="ar"/>
     </w:rPr>
   </w:style>
-  <w:style w:type="character" w:default="1" w:styleId="6">
+  <w:style w:type="character" w:default="1" w:styleId="7">
     <w:name w:val="Default Paragraph Font"/>
     <w:semiHidden/>
     <w:unhideWhenUsed/>
     <w:qFormat/>
     <w:uiPriority w:val="1"/>
   </w:style>
-  <w:style w:type="table" w:default="1" w:styleId="4">
+  <w:style w:type="table" w:default="1" w:styleId="5">
     <w:name w:val="Normal Table"/>
     <w:semiHidden/>
     <w:unhideWhenUsed/>
+    <w:qFormat/>
     <w:uiPriority w:val="99"/>
     <w:tblPr>
       <w:tblCellMar>
@@ -7486,11 +9448,12 @@
       </w:tblCellMar>
     </w:tblPr>
   </w:style>
-  <w:style w:type="paragraph" w:styleId="3">
+  <w:style w:type="paragraph" w:styleId="4">
     <w:name w:val="Normal (Web)"/>
     <w:basedOn w:val="1"/>
     <w:semiHidden/>
     <w:unhideWhenUsed/>
+    <w:qFormat/>
     <w:uiPriority w:val="99"/>
     <w:pPr>
       <w:spacing w:before="0" w:beforeAutospacing="1" w:after="0" w:afterAutospacing="1"/>
@@ -7503,9 +9466,10 @@
       <w:lang w:val="en-US" w:eastAsia="zh-CN" w:bidi="ar"/>
     </w:rPr>
   </w:style>
-  <w:style w:type="table" w:styleId="5">
+  <w:style w:type="table" w:styleId="6">
     <w:name w:val="Table Grid"/>
-    <w:basedOn w:val="4"/>
+    <w:basedOn w:val="5"/>
+    <w:qFormat/>
     <w:uiPriority w:val="39"/>
     <w:pPr>
       <w:widowControl w:val="0"/>
@@ -7522,9 +9486,9 @@
       </w:tblBorders>
     </w:tblPr>
   </w:style>
-  <w:style w:type="character" w:styleId="7">
+  <w:style w:type="character" w:styleId="8">
     <w:name w:val="Strong"/>
-    <w:basedOn w:val="6"/>
+    <w:basedOn w:val="7"/>
     <w:qFormat/>
     <w:uiPriority w:val="22"/>
     <w:rPr>
